--- a/HRCP-KKU-Academic/src/main/resources/templates/docx/Phase2/p2doc_7.docx
+++ b/HRCP-KKU-Academic/src/main/resources/templates/docx/Phase2/p2doc_7.docx
@@ -397,7 +397,7 @@
     </w:p>
     <w:tbl>
       <w:tblPr>
-        <w:tblStyle w:val="a7"/>
+        <w:tblStyle w:val="TableGrid"/>
         <w:tblpPr w:leftFromText="180" w:rightFromText="180" w:vertAnchor="text" w:horzAnchor="margin" w:tblpY="1"/>
         <w:tblW w:w="9776" w:type="dxa"/>
         <w:tblLook w:val="04A0" w:firstRow="1" w:lastRow="0" w:firstColumn="1" w:lastColumn="0" w:noHBand="0" w:noVBand="1"/>
@@ -884,99 +884,6 @@
                 <w:rFonts w:ascii="TH Sarabun New" w:hAnsi="TH Sarabun New" w:cs="TH Sarabun New"/>
                 <w:b/>
                 <w:bCs/>
-                <w:noProof/>
-                <w:sz w:val="30"/>
-                <w:szCs w:val="30"/>
-                <w:lang w:val="en-GB" w:eastAsia="en-GB"/>
-              </w:rPr>
-              <mc:AlternateContent>
-                <mc:Choice Requires="wps">
-                  <w:drawing>
-                    <wp:anchor distT="0" distB="0" distL="114300" distR="114300" simplePos="0" relativeHeight="251659264" behindDoc="0" locked="0" layoutInCell="1" allowOverlap="1" wp14:anchorId="1FA55F3F" wp14:editId="574C0C9E">
-                      <wp:simplePos x="0" y="0"/>
-                      <wp:positionH relativeFrom="column">
-                        <wp:posOffset>710895</wp:posOffset>
-                      </wp:positionH>
-                      <wp:positionV relativeFrom="paragraph">
-                        <wp:posOffset>41910</wp:posOffset>
-                      </wp:positionV>
-                      <wp:extent cx="153036" cy="153036"/>
-                      <wp:effectExtent l="38100" t="38100" r="56515" b="113665"/>
-                      <wp:wrapNone/>
-                      <wp:docPr id="3" name="Oval 3"/>
-                      <wp:cNvGraphicFramePr/>
-                      <a:graphic xmlns:a="http://schemas.openxmlformats.org/drawingml/2006/main">
-                        <a:graphicData uri="http://schemas.microsoft.com/office/word/2010/wordprocessingShape">
-                          <wps:wsp>
-                            <wps:cNvSpPr/>
-                            <wps:spPr>
-                              <a:xfrm>
-                                <a:off x="0" y="0"/>
-                                <a:ext cx="153036" cy="153036"/>
-                              </a:xfrm>
-                              <a:prstGeom prst="ellipse">
-                                <a:avLst/>
-                              </a:prstGeom>
-                              <a:noFill/>
-                              <a:ln>
-                                <a:solidFill>
-                                  <a:schemeClr val="tx1"/>
-                                </a:solidFill>
-                              </a:ln>
-                              <a:effectLst>
-                                <a:outerShdw blurRad="50800" dist="38100" dir="2700000" algn="tl" rotWithShape="0">
-                                  <a:prstClr val="black">
-                                    <a:alpha val="40000"/>
-                                  </a:prstClr>
-                                </a:outerShdw>
-                              </a:effectLst>
-                            </wps:spPr>
-                            <wps:style>
-                              <a:lnRef idx="2">
-                                <a:schemeClr val="accent1">
-                                  <a:shade val="50000"/>
-                                </a:schemeClr>
-                              </a:lnRef>
-                              <a:fillRef idx="1">
-                                <a:schemeClr val="accent1"/>
-                              </a:fillRef>
-                              <a:effectRef idx="0">
-                                <a:schemeClr val="accent1"/>
-                              </a:effectRef>
-                              <a:fontRef idx="minor">
-                                <a:schemeClr val="lt1"/>
-                              </a:fontRef>
-                            </wps:style>
-                            <wps:bodyPr rot="0" spcFirstLastPara="0" vertOverflow="overflow" horzOverflow="overflow" vert="horz" wrap="square" lIns="91440" tIns="45720" rIns="91440" bIns="45720" numCol="1" spcCol="0" rtlCol="0" fromWordArt="0" anchor="ctr" anchorCtr="0" forceAA="0" compatLnSpc="1">
-                              <a:prstTxWarp prst="textNoShape">
-                                <a:avLst/>
-                              </a:prstTxWarp>
-                              <a:noAutofit/>
-                            </wps:bodyPr>
-                          </wps:wsp>
-                        </a:graphicData>
-                      </a:graphic>
-                      <wp14:sizeRelH relativeFrom="margin">
-                        <wp14:pctWidth>0</wp14:pctWidth>
-                      </wp14:sizeRelH>
-                    </wp:anchor>
-                  </w:drawing>
-                </mc:Choice>
-                <mc:Fallback>
-                  <w:pict>
-                    <v:oval w14:anchorId="749A0404" id="Oval 3" o:spid="_x0000_s1026" style="position:absolute;margin-left:56pt;margin-top:3.3pt;width:12.05pt;height:12.05pt;z-index:251659264;visibility:visible;mso-wrap-style:square;mso-width-percent:0;mso-wrap-distance-left:9pt;mso-wrap-distance-top:0;mso-wrap-distance-right:9pt;mso-wrap-distance-bottom:0;mso-position-horizontal:absolute;mso-position-horizontal-relative:text;mso-position-vertical:absolute;mso-position-vertical-relative:text;mso-width-percent:0;mso-width-relative:margin;v-text-anchor:middle" o:gfxdata="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" filled="f" strokecolor="black [3213]" strokeweight="1pt">
-                      <v:stroke joinstyle="miter"/>
-                      <v:shadow on="t" color="black" opacity="26214f" origin="-.5,-.5" offset=".74836mm,.74836mm"/>
-                    </v:oval>
-                  </w:pict>
-                </mc:Fallback>
-              </mc:AlternateContent>
-            </w:r>
-            <w:r>
-              <w:rPr>
-                <w:rFonts w:ascii="TH Sarabun New" w:hAnsi="TH Sarabun New" w:cs="TH Sarabun New"/>
-                <w:b/>
-                <w:bCs/>
                 <w:sz w:val="30"/>
                 <w:szCs w:val="30"/>
                 <w:cs/>
@@ -1063,99 +970,6 @@
             <w:r>
               <w:rPr>
                 <w:rFonts w:ascii="TH Sarabun New" w:hAnsi="TH Sarabun New" w:cs="TH Sarabun New"/>
-                <w:b/>
-                <w:bCs/>
-                <w:noProof/>
-                <w:sz w:val="30"/>
-                <w:szCs w:val="30"/>
-                <w:lang w:val="en-GB" w:eastAsia="en-GB"/>
-              </w:rPr>
-              <mc:AlternateContent>
-                <mc:Choice Requires="wps">
-                  <w:drawing>
-                    <wp:anchor distT="0" distB="0" distL="114300" distR="114300" simplePos="0" relativeHeight="251663360" behindDoc="0" locked="0" layoutInCell="1" allowOverlap="1" wp14:anchorId="0C7B4C55" wp14:editId="712C07C8">
-                      <wp:simplePos x="0" y="0"/>
-                      <wp:positionH relativeFrom="column">
-                        <wp:posOffset>702310</wp:posOffset>
-                      </wp:positionH>
-                      <wp:positionV relativeFrom="paragraph">
-                        <wp:posOffset>35230</wp:posOffset>
-                      </wp:positionV>
-                      <wp:extent cx="153036" cy="153036"/>
-                      <wp:effectExtent l="38100" t="38100" r="56515" b="113665"/>
-                      <wp:wrapNone/>
-                      <wp:docPr id="5" name="Oval 5"/>
-                      <wp:cNvGraphicFramePr/>
-                      <a:graphic xmlns:a="http://schemas.openxmlformats.org/drawingml/2006/main">
-                        <a:graphicData uri="http://schemas.microsoft.com/office/word/2010/wordprocessingShape">
-                          <wps:wsp>
-                            <wps:cNvSpPr/>
-                            <wps:spPr>
-                              <a:xfrm>
-                                <a:off x="0" y="0"/>
-                                <a:ext cx="153036" cy="153036"/>
-                              </a:xfrm>
-                              <a:prstGeom prst="ellipse">
-                                <a:avLst/>
-                              </a:prstGeom>
-                              <a:noFill/>
-                              <a:ln>
-                                <a:solidFill>
-                                  <a:schemeClr val="tx1"/>
-                                </a:solidFill>
-                              </a:ln>
-                              <a:effectLst>
-                                <a:outerShdw blurRad="50800" dist="38100" dir="2700000" algn="tl" rotWithShape="0">
-                                  <a:prstClr val="black">
-                                    <a:alpha val="40000"/>
-                                  </a:prstClr>
-                                </a:outerShdw>
-                              </a:effectLst>
-                            </wps:spPr>
-                            <wps:style>
-                              <a:lnRef idx="2">
-                                <a:schemeClr val="accent1">
-                                  <a:shade val="50000"/>
-                                </a:schemeClr>
-                              </a:lnRef>
-                              <a:fillRef idx="1">
-                                <a:schemeClr val="accent1"/>
-                              </a:fillRef>
-                              <a:effectRef idx="0">
-                                <a:schemeClr val="accent1"/>
-                              </a:effectRef>
-                              <a:fontRef idx="minor">
-                                <a:schemeClr val="lt1"/>
-                              </a:fontRef>
-                            </wps:style>
-                            <wps:bodyPr rot="0" spcFirstLastPara="0" vertOverflow="overflow" horzOverflow="overflow" vert="horz" wrap="square" lIns="91440" tIns="45720" rIns="91440" bIns="45720" numCol="1" spcCol="0" rtlCol="0" fromWordArt="0" anchor="ctr" anchorCtr="0" forceAA="0" compatLnSpc="1">
-                              <a:prstTxWarp prst="textNoShape">
-                                <a:avLst/>
-                              </a:prstTxWarp>
-                              <a:noAutofit/>
-                            </wps:bodyPr>
-                          </wps:wsp>
-                        </a:graphicData>
-                      </a:graphic>
-                      <wp14:sizeRelH relativeFrom="margin">
-                        <wp14:pctWidth>0</wp14:pctWidth>
-                      </wp14:sizeRelH>
-                    </wp:anchor>
-                  </w:drawing>
-                </mc:Choice>
-                <mc:Fallback>
-                  <w:pict>
-                    <v:oval w14:anchorId="15B6CF30" id="Oval 5" o:spid="_x0000_s1026" style="position:absolute;margin-left:55.3pt;margin-top:2.75pt;width:12.05pt;height:12.05pt;z-index:251663360;visibility:visible;mso-wrap-style:square;mso-width-percent:0;mso-wrap-distance-left:9pt;mso-wrap-distance-top:0;mso-wrap-distance-right:9pt;mso-wrap-distance-bottom:0;mso-position-horizontal:absolute;mso-position-horizontal-relative:text;mso-position-vertical:absolute;mso-position-vertical-relative:text;mso-width-percent:0;mso-width-relative:margin;v-text-anchor:middle" o:gfxdata="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" filled="f" strokecolor="black [3213]" strokeweight="1pt">
-                      <v:stroke joinstyle="miter"/>
-                      <v:shadow on="t" color="black" opacity="26214f" origin="-.5,-.5" offset=".74836mm,.74836mm"/>
-                    </v:oval>
-                  </w:pict>
-                </mc:Fallback>
-              </mc:AlternateContent>
-            </w:r>
-            <w:r>
-              <w:rPr>
-                <w:rFonts w:ascii="TH Sarabun New" w:hAnsi="TH Sarabun New" w:cs="TH Sarabun New"/>
                 <w:sz w:val="30"/>
                 <w:szCs w:val="30"/>
                 <w:cs/>
@@ -1241,99 +1055,6 @@
             <w:r>
               <w:rPr>
                 <w:rFonts w:ascii="TH Sarabun New" w:hAnsi="TH Sarabun New" w:cs="TH Sarabun New"/>
-                <w:b/>
-                <w:bCs/>
-                <w:noProof/>
-                <w:sz w:val="30"/>
-                <w:szCs w:val="30"/>
-                <w:lang w:val="en-GB" w:eastAsia="en-GB"/>
-              </w:rPr>
-              <mc:AlternateContent>
-                <mc:Choice Requires="wps">
-                  <w:drawing>
-                    <wp:anchor distT="0" distB="0" distL="114300" distR="114300" simplePos="0" relativeHeight="251665408" behindDoc="0" locked="0" layoutInCell="1" allowOverlap="1" wp14:anchorId="4133789F" wp14:editId="6EA73411">
-                      <wp:simplePos x="0" y="0"/>
-                      <wp:positionH relativeFrom="column">
-                        <wp:posOffset>709134</wp:posOffset>
-                      </wp:positionH>
-                      <wp:positionV relativeFrom="paragraph">
-                        <wp:posOffset>34925</wp:posOffset>
-                      </wp:positionV>
-                      <wp:extent cx="153036" cy="153036"/>
-                      <wp:effectExtent l="38100" t="38100" r="56515" b="113665"/>
-                      <wp:wrapNone/>
-                      <wp:docPr id="6" name="Oval 6"/>
-                      <wp:cNvGraphicFramePr/>
-                      <a:graphic xmlns:a="http://schemas.openxmlformats.org/drawingml/2006/main">
-                        <a:graphicData uri="http://schemas.microsoft.com/office/word/2010/wordprocessingShape">
-                          <wps:wsp>
-                            <wps:cNvSpPr/>
-                            <wps:spPr>
-                              <a:xfrm>
-                                <a:off x="0" y="0"/>
-                                <a:ext cx="153036" cy="153036"/>
-                              </a:xfrm>
-                              <a:prstGeom prst="ellipse">
-                                <a:avLst/>
-                              </a:prstGeom>
-                              <a:noFill/>
-                              <a:ln>
-                                <a:solidFill>
-                                  <a:schemeClr val="tx1"/>
-                                </a:solidFill>
-                              </a:ln>
-                              <a:effectLst>
-                                <a:outerShdw blurRad="50800" dist="38100" dir="2700000" algn="tl" rotWithShape="0">
-                                  <a:prstClr val="black">
-                                    <a:alpha val="40000"/>
-                                  </a:prstClr>
-                                </a:outerShdw>
-                              </a:effectLst>
-                            </wps:spPr>
-                            <wps:style>
-                              <a:lnRef idx="2">
-                                <a:schemeClr val="accent1">
-                                  <a:shade val="50000"/>
-                                </a:schemeClr>
-                              </a:lnRef>
-                              <a:fillRef idx="1">
-                                <a:schemeClr val="accent1"/>
-                              </a:fillRef>
-                              <a:effectRef idx="0">
-                                <a:schemeClr val="accent1"/>
-                              </a:effectRef>
-                              <a:fontRef idx="minor">
-                                <a:schemeClr val="lt1"/>
-                              </a:fontRef>
-                            </wps:style>
-                            <wps:bodyPr rot="0" spcFirstLastPara="0" vertOverflow="overflow" horzOverflow="overflow" vert="horz" wrap="square" lIns="91440" tIns="45720" rIns="91440" bIns="45720" numCol="1" spcCol="0" rtlCol="0" fromWordArt="0" anchor="ctr" anchorCtr="0" forceAA="0" compatLnSpc="1">
-                              <a:prstTxWarp prst="textNoShape">
-                                <a:avLst/>
-                              </a:prstTxWarp>
-                              <a:noAutofit/>
-                            </wps:bodyPr>
-                          </wps:wsp>
-                        </a:graphicData>
-                      </a:graphic>
-                      <wp14:sizeRelH relativeFrom="margin">
-                        <wp14:pctWidth>0</wp14:pctWidth>
-                      </wp14:sizeRelH>
-                    </wp:anchor>
-                  </w:drawing>
-                </mc:Choice>
-                <mc:Fallback>
-                  <w:pict>
-                    <v:oval w14:anchorId="4F663A6A" id="Oval 6" o:spid="_x0000_s1026" style="position:absolute;margin-left:55.85pt;margin-top:2.75pt;width:12.05pt;height:12.05pt;z-index:251665408;visibility:visible;mso-wrap-style:square;mso-width-percent:0;mso-wrap-distance-left:9pt;mso-wrap-distance-top:0;mso-wrap-distance-right:9pt;mso-wrap-distance-bottom:0;mso-position-horizontal:absolute;mso-position-horizontal-relative:text;mso-position-vertical:absolute;mso-position-vertical-relative:text;mso-width-percent:0;mso-width-relative:margin;v-text-anchor:middle" o:gfxdata="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" filled="f" strokecolor="black [3213]" strokeweight="1pt">
-                      <v:stroke joinstyle="miter"/>
-                      <v:shadow on="t" color="black" opacity="26214f" origin="-.5,-.5" offset=".74836mm,.74836mm"/>
-                    </v:oval>
-                  </w:pict>
-                </mc:Fallback>
-              </mc:AlternateContent>
-            </w:r>
-            <w:r>
-              <w:rPr>
-                <w:rFonts w:ascii="TH Sarabun New" w:hAnsi="TH Sarabun New" w:cs="TH Sarabun New"/>
                 <w:sz w:val="30"/>
                 <w:szCs w:val="30"/>
                 <w:cs/>
@@ -1417,99 +1138,6 @@
                 <w:cs/>
               </w:rPr>
             </w:pPr>
-            <w:r>
-              <w:rPr>
-                <w:rFonts w:ascii="TH Sarabun New" w:hAnsi="TH Sarabun New" w:cs="TH Sarabun New"/>
-                <w:b/>
-                <w:bCs/>
-                <w:noProof/>
-                <w:sz w:val="30"/>
-                <w:szCs w:val="30"/>
-                <w:lang w:val="en-GB" w:eastAsia="en-GB"/>
-              </w:rPr>
-              <mc:AlternateContent>
-                <mc:Choice Requires="wps">
-                  <w:drawing>
-                    <wp:anchor distT="0" distB="0" distL="114300" distR="114300" simplePos="0" relativeHeight="251667456" behindDoc="0" locked="0" layoutInCell="1" allowOverlap="1" wp14:anchorId="1F8554E2" wp14:editId="59161A5F">
-                      <wp:simplePos x="0" y="0"/>
-                      <wp:positionH relativeFrom="column">
-                        <wp:posOffset>709295</wp:posOffset>
-                      </wp:positionH>
-                      <wp:positionV relativeFrom="paragraph">
-                        <wp:posOffset>12395</wp:posOffset>
-                      </wp:positionV>
-                      <wp:extent cx="153035" cy="153035"/>
-                      <wp:effectExtent l="38100" t="38100" r="56515" b="113665"/>
-                      <wp:wrapNone/>
-                      <wp:docPr id="7" name="Oval 7"/>
-                      <wp:cNvGraphicFramePr/>
-                      <a:graphic xmlns:a="http://schemas.openxmlformats.org/drawingml/2006/main">
-                        <a:graphicData uri="http://schemas.microsoft.com/office/word/2010/wordprocessingShape">
-                          <wps:wsp>
-                            <wps:cNvSpPr/>
-                            <wps:spPr>
-                              <a:xfrm>
-                                <a:off x="0" y="0"/>
-                                <a:ext cx="153035" cy="153035"/>
-                              </a:xfrm>
-                              <a:prstGeom prst="ellipse">
-                                <a:avLst/>
-                              </a:prstGeom>
-                              <a:noFill/>
-                              <a:ln>
-                                <a:solidFill>
-                                  <a:schemeClr val="tx1"/>
-                                </a:solidFill>
-                              </a:ln>
-                              <a:effectLst>
-                                <a:outerShdw blurRad="50800" dist="38100" dir="2700000" algn="tl" rotWithShape="0">
-                                  <a:prstClr val="black">
-                                    <a:alpha val="40000"/>
-                                  </a:prstClr>
-                                </a:outerShdw>
-                              </a:effectLst>
-                            </wps:spPr>
-                            <wps:style>
-                              <a:lnRef idx="2">
-                                <a:schemeClr val="accent1">
-                                  <a:shade val="50000"/>
-                                </a:schemeClr>
-                              </a:lnRef>
-                              <a:fillRef idx="1">
-                                <a:schemeClr val="accent1"/>
-                              </a:fillRef>
-                              <a:effectRef idx="0">
-                                <a:schemeClr val="accent1"/>
-                              </a:effectRef>
-                              <a:fontRef idx="minor">
-                                <a:schemeClr val="lt1"/>
-                              </a:fontRef>
-                            </wps:style>
-                            <wps:bodyPr rot="0" spcFirstLastPara="0" vertOverflow="overflow" horzOverflow="overflow" vert="horz" wrap="square" lIns="91440" tIns="45720" rIns="91440" bIns="45720" numCol="1" spcCol="0" rtlCol="0" fromWordArt="0" anchor="ctr" anchorCtr="0" forceAA="0" compatLnSpc="1">
-                              <a:prstTxWarp prst="textNoShape">
-                                <a:avLst/>
-                              </a:prstTxWarp>
-                              <a:noAutofit/>
-                            </wps:bodyPr>
-                          </wps:wsp>
-                        </a:graphicData>
-                      </a:graphic>
-                      <wp14:sizeRelH relativeFrom="margin">
-                        <wp14:pctWidth>0</wp14:pctWidth>
-                      </wp14:sizeRelH>
-                    </wp:anchor>
-                  </w:drawing>
-                </mc:Choice>
-                <mc:Fallback>
-                  <w:pict>
-                    <v:oval w14:anchorId="66D949A0" id="Oval 7" o:spid="_x0000_s1026" style="position:absolute;margin-left:55.85pt;margin-top:1pt;width:12.05pt;height:12.05pt;z-index:251667456;visibility:visible;mso-wrap-style:square;mso-width-percent:0;mso-wrap-distance-left:9pt;mso-wrap-distance-top:0;mso-wrap-distance-right:9pt;mso-wrap-distance-bottom:0;mso-position-horizontal:absolute;mso-position-horizontal-relative:text;mso-position-vertical:absolute;mso-position-vertical-relative:text;mso-width-percent:0;mso-width-relative:margin;v-text-anchor:middle" o:gfxdata="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" filled="f" strokecolor="black [3213]" strokeweight="1pt">
-                      <v:stroke joinstyle="miter"/>
-                      <v:shadow on="t" color="black" opacity="26214f" origin="-.5,-.5" offset=".74836mm,.74836mm"/>
-                    </v:oval>
-                  </w:pict>
-                </mc:Fallback>
-              </mc:AlternateContent>
-            </w:r>
             <w:r>
               <w:rPr>
                 <w:rFonts w:ascii="TH Sarabun New" w:hAnsi="TH Sarabun New" w:cs="TH Sarabun New"/>
@@ -1644,289 +1272,10 @@
             <w:r>
               <w:rPr>
                 <w:rFonts w:ascii="TH Sarabun New" w:hAnsi="TH Sarabun New" w:cs="TH Sarabun New"/>
-                <w:b/>
-                <w:bCs/>
-                <w:noProof/>
-                <w:sz w:val="30"/>
-                <w:szCs w:val="30"/>
-                <w:lang w:val="en-GB" w:eastAsia="en-GB"/>
-              </w:rPr>
-              <mc:AlternateContent>
-                <mc:Choice Requires="wps">
-                  <w:drawing>
-                    <wp:anchor distT="0" distB="0" distL="114300" distR="114300" simplePos="0" relativeHeight="251909120" behindDoc="0" locked="0" layoutInCell="1" allowOverlap="1" wp14:anchorId="3FFE9829" wp14:editId="25203B15">
-                      <wp:simplePos x="0" y="0"/>
-                      <wp:positionH relativeFrom="column">
-                        <wp:posOffset>-11100</wp:posOffset>
-                      </wp:positionH>
-                      <wp:positionV relativeFrom="paragraph">
-                        <wp:posOffset>28575</wp:posOffset>
-                      </wp:positionV>
-                      <wp:extent cx="153035" cy="153035"/>
-                      <wp:effectExtent l="38100" t="38100" r="56515" b="113665"/>
-                      <wp:wrapNone/>
-                      <wp:docPr id="8" name="Oval 8"/>
-                      <wp:cNvGraphicFramePr/>
-                      <a:graphic xmlns:a="http://schemas.openxmlformats.org/drawingml/2006/main">
-                        <a:graphicData uri="http://schemas.microsoft.com/office/word/2010/wordprocessingShape">
-                          <wps:wsp>
-                            <wps:cNvSpPr/>
-                            <wps:spPr>
-                              <a:xfrm>
-                                <a:off x="0" y="0"/>
-                                <a:ext cx="153035" cy="153035"/>
-                              </a:xfrm>
-                              <a:prstGeom prst="ellipse">
-                                <a:avLst/>
-                              </a:prstGeom>
-                              <a:noFill/>
-                              <a:ln>
-                                <a:solidFill>
-                                  <a:schemeClr val="tx1"/>
-                                </a:solidFill>
-                              </a:ln>
-                              <a:effectLst>
-                                <a:outerShdw blurRad="50800" dist="38100" dir="2700000" algn="tl" rotWithShape="0">
-                                  <a:prstClr val="black">
-                                    <a:alpha val="40000"/>
-                                  </a:prstClr>
-                                </a:outerShdw>
-                              </a:effectLst>
-                            </wps:spPr>
-                            <wps:style>
-                              <a:lnRef idx="2">
-                                <a:schemeClr val="accent1">
-                                  <a:shade val="50000"/>
-                                </a:schemeClr>
-                              </a:lnRef>
-                              <a:fillRef idx="1">
-                                <a:schemeClr val="accent1"/>
-                              </a:fillRef>
-                              <a:effectRef idx="0">
-                                <a:schemeClr val="accent1"/>
-                              </a:effectRef>
-                              <a:fontRef idx="minor">
-                                <a:schemeClr val="lt1"/>
-                              </a:fontRef>
-                            </wps:style>
-                            <wps:bodyPr rot="0" spcFirstLastPara="0" vertOverflow="overflow" horzOverflow="overflow" vert="horz" wrap="square" lIns="91440" tIns="45720" rIns="91440" bIns="45720" numCol="1" spcCol="0" rtlCol="0" fromWordArt="0" anchor="ctr" anchorCtr="0" forceAA="0" compatLnSpc="1">
-                              <a:prstTxWarp prst="textNoShape">
-                                <a:avLst/>
-                              </a:prstTxWarp>
-                              <a:noAutofit/>
-                            </wps:bodyPr>
-                          </wps:wsp>
-                        </a:graphicData>
-                      </a:graphic>
-                      <wp14:sizeRelH relativeFrom="margin">
-                        <wp14:pctWidth>0</wp14:pctWidth>
-                      </wp14:sizeRelH>
-                    </wp:anchor>
-                  </w:drawing>
-                </mc:Choice>
-                <mc:Fallback>
-                  <w:pict>
-                    <v:oval w14:anchorId="371590B8" id="Oval 8" o:spid="_x0000_s1026" style="position:absolute;margin-left:-.85pt;margin-top:2.25pt;width:12.05pt;height:12.05pt;z-index:251909120;visibility:visible;mso-wrap-style:square;mso-width-percent:0;mso-wrap-distance-left:9pt;mso-wrap-distance-top:0;mso-wrap-distance-right:9pt;mso-wrap-distance-bottom:0;mso-position-horizontal:absolute;mso-position-horizontal-relative:text;mso-position-vertical:absolute;mso-position-vertical-relative:text;mso-width-percent:0;mso-width-relative:margin;v-text-anchor:middle" o:gfxdata="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" filled="f" strokecolor="black [3213]" strokeweight="1pt">
-                      <v:stroke joinstyle="miter"/>
-                      <v:shadow on="t" color="black" opacity="26214f" origin="-.5,-.5" offset=".74836mm,.74836mm"/>
-                    </v:oval>
-                  </w:pict>
-                </mc:Fallback>
-              </mc:AlternateContent>
-            </w:r>
-            <w:r>
-              <w:rPr>
-                <w:rFonts w:ascii="TH Sarabun New" w:hAnsi="TH Sarabun New" w:cs="TH Sarabun New"/>
-                <w:b/>
-                <w:bCs/>
-                <w:noProof/>
-                <w:sz w:val="30"/>
-                <w:szCs w:val="30"/>
-                <w:lang w:val="en-GB" w:eastAsia="en-GB"/>
-              </w:rPr>
-              <mc:AlternateContent>
-                <mc:Choice Requires="wps">
-                  <w:drawing>
-                    <wp:anchor distT="0" distB="0" distL="114300" distR="114300" simplePos="0" relativeHeight="251911168" behindDoc="0" locked="0" layoutInCell="1" allowOverlap="1" wp14:anchorId="60875477" wp14:editId="42C05024">
-                      <wp:simplePos x="0" y="0"/>
-                      <wp:positionH relativeFrom="column">
-                        <wp:posOffset>1736877</wp:posOffset>
-                      </wp:positionH>
-                      <wp:positionV relativeFrom="paragraph">
-                        <wp:posOffset>40005</wp:posOffset>
-                      </wp:positionV>
-                      <wp:extent cx="153036" cy="153036"/>
-                      <wp:effectExtent l="38100" t="38100" r="56515" b="113665"/>
-                      <wp:wrapNone/>
-                      <wp:docPr id="10" name="Oval 10"/>
-                      <wp:cNvGraphicFramePr/>
-                      <a:graphic xmlns:a="http://schemas.openxmlformats.org/drawingml/2006/main">
-                        <a:graphicData uri="http://schemas.microsoft.com/office/word/2010/wordprocessingShape">
-                          <wps:wsp>
-                            <wps:cNvSpPr/>
-                            <wps:spPr>
-                              <a:xfrm>
-                                <a:off x="0" y="0"/>
-                                <a:ext cx="153036" cy="153036"/>
-                              </a:xfrm>
-                              <a:prstGeom prst="ellipse">
-                                <a:avLst/>
-                              </a:prstGeom>
-                              <a:noFill/>
-                              <a:ln>
-                                <a:solidFill>
-                                  <a:schemeClr val="tx1"/>
-                                </a:solidFill>
-                              </a:ln>
-                              <a:effectLst>
-                                <a:outerShdw blurRad="50800" dist="38100" dir="2700000" algn="tl" rotWithShape="0">
-                                  <a:prstClr val="black">
-                                    <a:alpha val="40000"/>
-                                  </a:prstClr>
-                                </a:outerShdw>
-                              </a:effectLst>
-                            </wps:spPr>
-                            <wps:style>
-                              <a:lnRef idx="2">
-                                <a:schemeClr val="accent1">
-                                  <a:shade val="50000"/>
-                                </a:schemeClr>
-                              </a:lnRef>
-                              <a:fillRef idx="1">
-                                <a:schemeClr val="accent1"/>
-                              </a:fillRef>
-                              <a:effectRef idx="0">
-                                <a:schemeClr val="accent1"/>
-                              </a:effectRef>
-                              <a:fontRef idx="minor">
-                                <a:schemeClr val="lt1"/>
-                              </a:fontRef>
-                            </wps:style>
-                            <wps:bodyPr rot="0" spcFirstLastPara="0" vertOverflow="overflow" horzOverflow="overflow" vert="horz" wrap="square" lIns="91440" tIns="45720" rIns="91440" bIns="45720" numCol="1" spcCol="0" rtlCol="0" fromWordArt="0" anchor="ctr" anchorCtr="0" forceAA="0" compatLnSpc="1">
-                              <a:prstTxWarp prst="textNoShape">
-                                <a:avLst/>
-                              </a:prstTxWarp>
-                              <a:noAutofit/>
-                            </wps:bodyPr>
-                          </wps:wsp>
-                        </a:graphicData>
-                      </a:graphic>
-                      <wp14:sizeRelH relativeFrom="margin">
-                        <wp14:pctWidth>0</wp14:pctWidth>
-                      </wp14:sizeRelH>
-                    </wp:anchor>
-                  </w:drawing>
-                </mc:Choice>
-                <mc:Fallback>
-                  <w:pict>
-                    <v:oval w14:anchorId="45DF2032" id="Oval 10" o:spid="_x0000_s1026" style="position:absolute;margin-left:136.75pt;margin-top:3.15pt;width:12.05pt;height:12.05pt;z-index:251911168;visibility:visible;mso-wrap-style:square;mso-width-percent:0;mso-wrap-distance-left:9pt;mso-wrap-distance-top:0;mso-wrap-distance-right:9pt;mso-wrap-distance-bottom:0;mso-position-horizontal:absolute;mso-position-horizontal-relative:text;mso-position-vertical:absolute;mso-position-vertical-relative:text;mso-width-percent:0;mso-width-relative:margin;v-text-anchor:middle" o:gfxdata="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" filled="f" strokecolor="black [3213]" strokeweight="1pt">
-                      <v:stroke joinstyle="miter"/>
-                      <v:shadow on="t" color="black" opacity="26214f" origin="-.5,-.5" offset=".74836mm,.74836mm"/>
-                    </v:oval>
-                  </w:pict>
-                </mc:Fallback>
-              </mc:AlternateContent>
-            </w:r>
-            <w:r>
-              <w:rPr>
-                <w:rFonts w:ascii="TH Sarabun New" w:hAnsi="TH Sarabun New" w:cs="TH Sarabun New"/>
-                <w:b/>
-                <w:bCs/>
-                <w:noProof/>
-                <w:sz w:val="30"/>
-                <w:szCs w:val="30"/>
-                <w:lang w:val="en-GB" w:eastAsia="en-GB"/>
-              </w:rPr>
-              <mc:AlternateContent>
-                <mc:Choice Requires="wps">
-                  <w:drawing>
-                    <wp:anchor distT="0" distB="0" distL="114300" distR="114300" simplePos="0" relativeHeight="251910144" behindDoc="0" locked="0" layoutInCell="1" allowOverlap="1" wp14:anchorId="66CF5908" wp14:editId="3B976D96">
-                      <wp:simplePos x="0" y="0"/>
-                      <wp:positionH relativeFrom="column">
-                        <wp:posOffset>859003</wp:posOffset>
-                      </wp:positionH>
-                      <wp:positionV relativeFrom="paragraph">
-                        <wp:posOffset>40005</wp:posOffset>
-                      </wp:positionV>
-                      <wp:extent cx="153036" cy="153036"/>
-                      <wp:effectExtent l="38100" t="38100" r="56515" b="113665"/>
-                      <wp:wrapNone/>
-                      <wp:docPr id="9" name="Oval 9"/>
-                      <wp:cNvGraphicFramePr/>
-                      <a:graphic xmlns:a="http://schemas.openxmlformats.org/drawingml/2006/main">
-                        <a:graphicData uri="http://schemas.microsoft.com/office/word/2010/wordprocessingShape">
-                          <wps:wsp>
-                            <wps:cNvSpPr/>
-                            <wps:spPr>
-                              <a:xfrm>
-                                <a:off x="0" y="0"/>
-                                <a:ext cx="153036" cy="153036"/>
-                              </a:xfrm>
-                              <a:prstGeom prst="ellipse">
-                                <a:avLst/>
-                              </a:prstGeom>
-                              <a:noFill/>
-                              <a:ln>
-                                <a:solidFill>
-                                  <a:schemeClr val="tx1"/>
-                                </a:solidFill>
-                              </a:ln>
-                              <a:effectLst>
-                                <a:outerShdw blurRad="50800" dist="38100" dir="2700000" algn="tl" rotWithShape="0">
-                                  <a:prstClr val="black">
-                                    <a:alpha val="40000"/>
-                                  </a:prstClr>
-                                </a:outerShdw>
-                              </a:effectLst>
-                            </wps:spPr>
-                            <wps:style>
-                              <a:lnRef idx="2">
-                                <a:schemeClr val="accent1">
-                                  <a:shade val="50000"/>
-                                </a:schemeClr>
-                              </a:lnRef>
-                              <a:fillRef idx="1">
-                                <a:schemeClr val="accent1"/>
-                              </a:fillRef>
-                              <a:effectRef idx="0">
-                                <a:schemeClr val="accent1"/>
-                              </a:effectRef>
-                              <a:fontRef idx="minor">
-                                <a:schemeClr val="lt1"/>
-                              </a:fontRef>
-                            </wps:style>
-                            <wps:bodyPr rot="0" spcFirstLastPara="0" vertOverflow="overflow" horzOverflow="overflow" vert="horz" wrap="square" lIns="91440" tIns="45720" rIns="91440" bIns="45720" numCol="1" spcCol="0" rtlCol="0" fromWordArt="0" anchor="ctr" anchorCtr="0" forceAA="0" compatLnSpc="1">
-                              <a:prstTxWarp prst="textNoShape">
-                                <a:avLst/>
-                              </a:prstTxWarp>
-                              <a:noAutofit/>
-                            </wps:bodyPr>
-                          </wps:wsp>
-                        </a:graphicData>
-                      </a:graphic>
-                      <wp14:sizeRelH relativeFrom="margin">
-                        <wp14:pctWidth>0</wp14:pctWidth>
-                      </wp14:sizeRelH>
-                    </wp:anchor>
-                  </w:drawing>
-                </mc:Choice>
-                <mc:Fallback>
-                  <w:pict>
-                    <v:oval w14:anchorId="2D02FCC3" id="Oval 9" o:spid="_x0000_s1026" style="position:absolute;margin-left:67.65pt;margin-top:3.15pt;width:12.05pt;height:12.05pt;z-index:251910144;visibility:visible;mso-wrap-style:square;mso-width-percent:0;mso-wrap-distance-left:9pt;mso-wrap-distance-top:0;mso-wrap-distance-right:9pt;mso-wrap-distance-bottom:0;mso-position-horizontal:absolute;mso-position-horizontal-relative:text;mso-position-vertical:absolute;mso-position-vertical-relative:text;mso-width-percent:0;mso-width-relative:margin;v-text-anchor:middle" o:gfxdata="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" filled="f" strokecolor="black [3213]" strokeweight="1pt">
-                      <v:stroke joinstyle="miter"/>
-                      <v:shadow on="t" color="black" opacity="26214f" origin="-.5,-.5" offset=".74836mm,.74836mm"/>
-                    </v:oval>
-                  </w:pict>
-                </mc:Fallback>
-              </mc:AlternateContent>
-            </w:r>
-            <w:r>
-              <w:rPr>
-                <w:rFonts w:ascii="TH Sarabun New" w:hAnsi="TH Sarabun New" w:cs="TH Sarabun New"/>
-                <w:sz w:val="28"/>
-                <w:cs/>
-              </w:rPr>
-              <w:t xml:space="preserve">     </w:t>
+                <w:sz w:val="28"/>
+                <w:cs/>
+              </w:rPr>
+              <w:t xml:space="preserve"> </w:t>
             </w:r>
             <w:r>
               <w:rPr>
@@ -2023,16 +1372,7 @@
                 <w:sz w:val="28"/>
                 <w:cs/>
               </w:rPr>
-              <w:t>ก.พ.อ.04</w:t>
-            </w:r>
-            <w:r>
-              <w:rPr>
-                <w:rFonts w:ascii="TH Sarabun New" w:hAnsi="TH Sarabun New" w:cs="TH Sarabun New"/>
-                <w:sz w:val="28"/>
-                <w:cs/>
-              </w:rPr>
-              <w:tab/>
-              <w:t xml:space="preserve">   </w:t>
+              <w:t xml:space="preserve">ก.พ.อ.04   </w:t>
             </w:r>
             <w:r>
               <w:rPr>
@@ -2301,296 +1641,6 @@
             <w:r>
               <w:rPr>
                 <w:rFonts w:ascii="TH Sarabun New" w:hAnsi="TH Sarabun New" w:cs="TH Sarabun New"/>
-                <w:b/>
-                <w:bCs/>
-                <w:noProof/>
-                <w:sz w:val="30"/>
-                <w:szCs w:val="30"/>
-                <w:lang w:val="en-GB" w:eastAsia="en-GB"/>
-              </w:rPr>
-              <mc:AlternateContent>
-                <mc:Choice Requires="wps">
-                  <w:drawing>
-                    <wp:anchor distT="0" distB="0" distL="114300" distR="114300" simplePos="0" relativeHeight="251916288" behindDoc="0" locked="0" layoutInCell="1" allowOverlap="1" wp14:anchorId="3B53D9A0" wp14:editId="1AD0A991">
-                      <wp:simplePos x="0" y="0"/>
-                      <wp:positionH relativeFrom="column">
-                        <wp:posOffset>1487221</wp:posOffset>
-                      </wp:positionH>
-                      <wp:positionV relativeFrom="paragraph">
-                        <wp:posOffset>35230</wp:posOffset>
-                      </wp:positionV>
-                      <wp:extent cx="153035" cy="153035"/>
-                      <wp:effectExtent l="38100" t="38100" r="56515" b="113665"/>
-                      <wp:wrapNone/>
-                      <wp:docPr id="23" name="Oval 23"/>
-                      <wp:cNvGraphicFramePr/>
-                      <a:graphic xmlns:a="http://schemas.openxmlformats.org/drawingml/2006/main">
-                        <a:graphicData uri="http://schemas.microsoft.com/office/word/2010/wordprocessingShape">
-                          <wps:wsp>
-                            <wps:cNvSpPr/>
-                            <wps:spPr>
-                              <a:xfrm>
-                                <a:off x="0" y="0"/>
-                                <a:ext cx="153035" cy="153035"/>
-                              </a:xfrm>
-                              <a:prstGeom prst="ellipse">
-                                <a:avLst/>
-                              </a:prstGeom>
-                              <a:noFill/>
-                              <a:ln>
-                                <a:solidFill>
-                                  <a:schemeClr val="tx1"/>
-                                </a:solidFill>
-                              </a:ln>
-                              <a:effectLst>
-                                <a:outerShdw blurRad="50800" dist="38100" dir="2700000" algn="tl" rotWithShape="0">
-                                  <a:prstClr val="black">
-                                    <a:alpha val="40000"/>
-                                  </a:prstClr>
-                                </a:outerShdw>
-                              </a:effectLst>
-                            </wps:spPr>
-                            <wps:style>
-                              <a:lnRef idx="2">
-                                <a:schemeClr val="accent1">
-                                  <a:shade val="50000"/>
-                                </a:schemeClr>
-                              </a:lnRef>
-                              <a:fillRef idx="1">
-                                <a:schemeClr val="accent1"/>
-                              </a:fillRef>
-                              <a:effectRef idx="0">
-                                <a:schemeClr val="accent1"/>
-                              </a:effectRef>
-                              <a:fontRef idx="minor">
-                                <a:schemeClr val="lt1"/>
-                              </a:fontRef>
-                            </wps:style>
-                            <wps:bodyPr rot="0" spcFirstLastPara="0" vertOverflow="overflow" horzOverflow="overflow" vert="horz" wrap="square" lIns="91440" tIns="45720" rIns="91440" bIns="45720" numCol="1" spcCol="0" rtlCol="0" fromWordArt="0" anchor="ctr" anchorCtr="0" forceAA="0" compatLnSpc="1">
-                              <a:prstTxWarp prst="textNoShape">
-                                <a:avLst/>
-                              </a:prstTxWarp>
-                              <a:noAutofit/>
-                            </wps:bodyPr>
-                          </wps:wsp>
-                        </a:graphicData>
-                      </a:graphic>
-                      <wp14:sizeRelH relativeFrom="margin">
-                        <wp14:pctWidth>0</wp14:pctWidth>
-                      </wp14:sizeRelH>
-                    </wp:anchor>
-                  </w:drawing>
-                </mc:Choice>
-                <mc:Fallback>
-                  <w:pict>
-                    <v:oval w14:anchorId="457E358D" id="Oval 23" o:spid="_x0000_s1026" style="position:absolute;margin-left:117.1pt;margin-top:2.75pt;width:12.05pt;height:12.05pt;z-index:251916288;visibility:visible;mso-wrap-style:square;mso-width-percent:0;mso-wrap-distance-left:9pt;mso-wrap-distance-top:0;mso-wrap-distance-right:9pt;mso-wrap-distance-bottom:0;mso-position-horizontal:absolute;mso-position-horizontal-relative:text;mso-position-vertical:absolute;mso-position-vertical-relative:text;mso-width-percent:0;mso-width-relative:margin;v-text-anchor:middle" o:gfxdata="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" filled="f" strokecolor="black [3213]" strokeweight="1pt">
-                      <v:stroke joinstyle="miter"/>
-                      <v:shadow on="t" color="black" opacity="26214f" origin="-.5,-.5" offset=".74836mm,.74836mm"/>
-                    </v:oval>
-                  </w:pict>
-                </mc:Fallback>
-              </mc:AlternateContent>
-            </w:r>
-            <w:r>
-              <w:rPr>
-                <w:rFonts w:ascii="TH Sarabun New" w:hAnsi="TH Sarabun New" w:cs="TH Sarabun New"/>
-                <w:b/>
-                <w:bCs/>
-                <w:noProof/>
-                <w:sz w:val="30"/>
-                <w:szCs w:val="30"/>
-                <w:lang w:val="en-GB" w:eastAsia="en-GB"/>
-              </w:rPr>
-              <mc:AlternateContent>
-                <mc:Choice Requires="wps">
-                  <w:drawing>
-                    <wp:anchor distT="0" distB="0" distL="114300" distR="114300" simplePos="0" relativeHeight="251915264" behindDoc="0" locked="0" layoutInCell="1" allowOverlap="1" wp14:anchorId="5205DC5E" wp14:editId="45E3E0EF">
-                      <wp:simplePos x="0" y="0"/>
-                      <wp:positionH relativeFrom="column">
-                        <wp:posOffset>836143</wp:posOffset>
-                      </wp:positionH>
-                      <wp:positionV relativeFrom="paragraph">
-                        <wp:posOffset>41910</wp:posOffset>
-                      </wp:positionV>
-                      <wp:extent cx="153035" cy="153035"/>
-                      <wp:effectExtent l="38100" t="38100" r="56515" b="113665"/>
-                      <wp:wrapNone/>
-                      <wp:docPr id="22" name="Oval 22"/>
-                      <wp:cNvGraphicFramePr/>
-                      <a:graphic xmlns:a="http://schemas.openxmlformats.org/drawingml/2006/main">
-                        <a:graphicData uri="http://schemas.microsoft.com/office/word/2010/wordprocessingShape">
-                          <wps:wsp>
-                            <wps:cNvSpPr/>
-                            <wps:spPr>
-                              <a:xfrm>
-                                <a:off x="0" y="0"/>
-                                <a:ext cx="153035" cy="153035"/>
-                              </a:xfrm>
-                              <a:prstGeom prst="ellipse">
-                                <a:avLst/>
-                              </a:prstGeom>
-                              <a:noFill/>
-                              <a:ln>
-                                <a:solidFill>
-                                  <a:schemeClr val="tx1"/>
-                                </a:solidFill>
-                              </a:ln>
-                              <a:effectLst>
-                                <a:outerShdw blurRad="50800" dist="38100" dir="2700000" algn="tl" rotWithShape="0">
-                                  <a:prstClr val="black">
-                                    <a:alpha val="40000"/>
-                                  </a:prstClr>
-                                </a:outerShdw>
-                              </a:effectLst>
-                            </wps:spPr>
-                            <wps:style>
-                              <a:lnRef idx="2">
-                                <a:schemeClr val="accent1">
-                                  <a:shade val="50000"/>
-                                </a:schemeClr>
-                              </a:lnRef>
-                              <a:fillRef idx="1">
-                                <a:schemeClr val="accent1"/>
-                              </a:fillRef>
-                              <a:effectRef idx="0">
-                                <a:schemeClr val="accent1"/>
-                              </a:effectRef>
-                              <a:fontRef idx="minor">
-                                <a:schemeClr val="lt1"/>
-                              </a:fontRef>
-                            </wps:style>
-                            <wps:bodyPr rot="0" spcFirstLastPara="0" vertOverflow="overflow" horzOverflow="overflow" vert="horz" wrap="square" lIns="91440" tIns="45720" rIns="91440" bIns="45720" numCol="1" spcCol="0" rtlCol="0" fromWordArt="0" anchor="ctr" anchorCtr="0" forceAA="0" compatLnSpc="1">
-                              <a:prstTxWarp prst="textNoShape">
-                                <a:avLst/>
-                              </a:prstTxWarp>
-                              <a:noAutofit/>
-                            </wps:bodyPr>
-                          </wps:wsp>
-                        </a:graphicData>
-                      </a:graphic>
-                      <wp14:sizeRelH relativeFrom="margin">
-                        <wp14:pctWidth>0</wp14:pctWidth>
-                      </wp14:sizeRelH>
-                    </wp:anchor>
-                  </w:drawing>
-                </mc:Choice>
-                <mc:Fallback>
-                  <w:pict>
-                    <v:oval w14:anchorId="2943FADB" id="Oval 22" o:spid="_x0000_s1026" style="position:absolute;margin-left:65.85pt;margin-top:3.3pt;width:12.05pt;height:12.05pt;z-index:251915264;visibility:visible;mso-wrap-style:square;mso-width-percent:0;mso-wrap-distance-left:9pt;mso-wrap-distance-top:0;mso-wrap-distance-right:9pt;mso-wrap-distance-bottom:0;mso-position-horizontal:absolute;mso-position-horizontal-relative:text;mso-position-vertical:absolute;mso-position-vertical-relative:text;mso-width-percent:0;mso-width-relative:margin;v-text-anchor:middle" o:gfxdata="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" filled="f" strokecolor="black [3213]" strokeweight="1pt">
-                      <v:stroke joinstyle="miter"/>
-                      <v:shadow on="t" color="black" opacity="26214f" origin="-.5,-.5" offset=".74836mm,.74836mm"/>
-                    </v:oval>
-                  </w:pict>
-                </mc:Fallback>
-              </mc:AlternateContent>
-            </w:r>
-            <w:r>
-              <w:rPr>
-                <w:rFonts w:ascii="TH Sarabun New" w:hAnsi="TH Sarabun New" w:cs="TH Sarabun New"/>
-                <w:b/>
-                <w:bCs/>
-                <w:noProof/>
-                <w:sz w:val="30"/>
-                <w:szCs w:val="30"/>
-                <w:lang w:val="en-GB" w:eastAsia="en-GB"/>
-              </w:rPr>
-              <mc:AlternateContent>
-                <mc:Choice Requires="wps">
-                  <w:drawing>
-                    <wp:anchor distT="0" distB="0" distL="114300" distR="114300" simplePos="0" relativeHeight="251914240" behindDoc="0" locked="0" layoutInCell="1" allowOverlap="1" wp14:anchorId="5239020C" wp14:editId="70105C4D">
-                      <wp:simplePos x="0" y="0"/>
-                      <wp:positionH relativeFrom="column">
-                        <wp:posOffset>236321</wp:posOffset>
-                      </wp:positionH>
-                      <wp:positionV relativeFrom="paragraph">
-                        <wp:posOffset>42545</wp:posOffset>
-                      </wp:positionV>
-                      <wp:extent cx="153035" cy="153035"/>
-                      <wp:effectExtent l="38100" t="38100" r="56515" b="113665"/>
-                      <wp:wrapNone/>
-                      <wp:docPr id="21" name="Oval 21"/>
-                      <wp:cNvGraphicFramePr/>
-                      <a:graphic xmlns:a="http://schemas.openxmlformats.org/drawingml/2006/main">
-                        <a:graphicData uri="http://schemas.microsoft.com/office/word/2010/wordprocessingShape">
-                          <wps:wsp>
-                            <wps:cNvSpPr/>
-                            <wps:spPr>
-                              <a:xfrm>
-                                <a:off x="0" y="0"/>
-                                <a:ext cx="153035" cy="153035"/>
-                              </a:xfrm>
-                              <a:prstGeom prst="ellipse">
-                                <a:avLst/>
-                              </a:prstGeom>
-                              <a:noFill/>
-                              <a:ln>
-                                <a:solidFill>
-                                  <a:schemeClr val="tx1"/>
-                                </a:solidFill>
-                              </a:ln>
-                              <a:effectLst>
-                                <a:outerShdw blurRad="50800" dist="38100" dir="2700000" algn="tl" rotWithShape="0">
-                                  <a:prstClr val="black">
-                                    <a:alpha val="40000"/>
-                                  </a:prstClr>
-                                </a:outerShdw>
-                              </a:effectLst>
-                            </wps:spPr>
-                            <wps:style>
-                              <a:lnRef idx="2">
-                                <a:schemeClr val="accent1">
-                                  <a:shade val="50000"/>
-                                </a:schemeClr>
-                              </a:lnRef>
-                              <a:fillRef idx="1">
-                                <a:schemeClr val="accent1"/>
-                              </a:fillRef>
-                              <a:effectRef idx="0">
-                                <a:schemeClr val="accent1"/>
-                              </a:effectRef>
-                              <a:fontRef idx="minor">
-                                <a:schemeClr val="lt1"/>
-                              </a:fontRef>
-                            </wps:style>
-                            <wps:bodyPr rot="0" spcFirstLastPara="0" vertOverflow="overflow" horzOverflow="overflow" vert="horz" wrap="square" lIns="91440" tIns="45720" rIns="91440" bIns="45720" numCol="1" spcCol="0" rtlCol="0" fromWordArt="0" anchor="ctr" anchorCtr="0" forceAA="0" compatLnSpc="1">
-                              <a:prstTxWarp prst="textNoShape">
-                                <a:avLst/>
-                              </a:prstTxWarp>
-                              <a:noAutofit/>
-                            </wps:bodyPr>
-                          </wps:wsp>
-                        </a:graphicData>
-                      </a:graphic>
-                      <wp14:sizeRelH relativeFrom="margin">
-                        <wp14:pctWidth>0</wp14:pctWidth>
-                      </wp14:sizeRelH>
-                    </wp:anchor>
-                  </w:drawing>
-                </mc:Choice>
-                <mc:Fallback>
-                  <w:pict>
-                    <v:oval w14:anchorId="35D83B06" id="Oval 21" o:spid="_x0000_s1026" style="position:absolute;margin-left:18.6pt;margin-top:3.35pt;width:12.05pt;height:12.05pt;z-index:251914240;visibility:visible;mso-wrap-style:square;mso-width-percent:0;mso-wrap-distance-left:9pt;mso-wrap-distance-top:0;mso-wrap-distance-right:9pt;mso-wrap-distance-bottom:0;mso-position-horizontal:absolute;mso-position-horizontal-relative:text;mso-position-vertical:absolute;mso-position-vertical-relative:text;mso-width-percent:0;mso-width-relative:margin;v-text-anchor:middle" o:gfxdata="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" filled="f" strokecolor="black [3213]" strokeweight="1pt">
-                      <v:stroke joinstyle="miter"/>
-                      <v:shadow on="t" color="black" opacity="26214f" origin="-.5,-.5" offset=".74836mm,.74836mm"/>
-                    </v:oval>
-                  </w:pict>
-                </mc:Fallback>
-              </mc:AlternateContent>
-            </w:r>
-            <w:r>
-              <w:rPr>
-                <w:rFonts w:ascii="TH Sarabun New" w:hAnsi="TH Sarabun New" w:cs="TH Sarabun New"/>
-                <w:b/>
-                <w:bCs/>
-                <w:sz w:val="30"/>
-                <w:szCs w:val="30"/>
-                <w:cs/>
-              </w:rPr>
-              <w:tab/>
-            </w:r>
-            <w:r>
-              <w:rPr>
-                <w:rFonts w:ascii="TH Sarabun New" w:hAnsi="TH Sarabun New" w:cs="TH Sarabun New"/>
                 <w:sz w:val="30"/>
                 <w:szCs w:val="30"/>
               </w:rPr>
@@ -2688,7 +1738,7 @@
                 <w:cs/>
               </w:rPr>
               <w:tab/>
-              <w:t xml:space="preserve">        </w:t>
+              <w:t xml:space="preserve">       </w:t>
             </w:r>
             <w:r>
               <w:rPr>
@@ -3387,7 +2437,6 @@
                 <w:sz w:val="28"/>
                 <w:cs/>
               </w:rPr>
-              <w:lastRenderedPageBreak/>
               <w:t>หนังสือรับรองจริยธรรมและจรรยาบรรณทางวิชาการ</w:t>
             </w:r>
             <w:r>
@@ -3442,190 +2491,6 @@
                 <w:sz w:val="28"/>
               </w:rPr>
             </w:pPr>
-            <w:r>
-              <w:rPr>
-                <w:rFonts w:ascii="TH Sarabun New" w:hAnsi="TH Sarabun New" w:cs="TH Sarabun New"/>
-                <w:b/>
-                <w:bCs/>
-                <w:noProof/>
-                <w:sz w:val="28"/>
-                <w:lang w:val="en-GB" w:eastAsia="en-GB"/>
-              </w:rPr>
-              <mc:AlternateContent>
-                <mc:Choice Requires="wps">
-                  <w:drawing>
-                    <wp:anchor distT="0" distB="0" distL="114300" distR="114300" simplePos="0" relativeHeight="251921408" behindDoc="0" locked="0" layoutInCell="1" allowOverlap="1" wp14:anchorId="2F153467" wp14:editId="5B881F52">
-                      <wp:simplePos x="0" y="0"/>
-                      <wp:positionH relativeFrom="column">
-                        <wp:posOffset>1165529</wp:posOffset>
-                      </wp:positionH>
-                      <wp:positionV relativeFrom="paragraph">
-                        <wp:posOffset>23571</wp:posOffset>
-                      </wp:positionV>
-                      <wp:extent cx="153035" cy="153035"/>
-                      <wp:effectExtent l="38100" t="38100" r="56515" b="113665"/>
-                      <wp:wrapNone/>
-                      <wp:docPr id="14" name="Oval 14"/>
-                      <wp:cNvGraphicFramePr/>
-                      <a:graphic xmlns:a="http://schemas.openxmlformats.org/drawingml/2006/main">
-                        <a:graphicData uri="http://schemas.microsoft.com/office/word/2010/wordprocessingShape">
-                          <wps:wsp>
-                            <wps:cNvSpPr/>
-                            <wps:spPr>
-                              <a:xfrm>
-                                <a:off x="0" y="0"/>
-                                <a:ext cx="153035" cy="153035"/>
-                              </a:xfrm>
-                              <a:prstGeom prst="ellipse">
-                                <a:avLst/>
-                              </a:prstGeom>
-                              <a:noFill/>
-                              <a:ln>
-                                <a:solidFill>
-                                  <a:schemeClr val="tx1"/>
-                                </a:solidFill>
-                              </a:ln>
-                              <a:effectLst>
-                                <a:outerShdw blurRad="50800" dist="38100" dir="2700000" algn="tl" rotWithShape="0">
-                                  <a:prstClr val="black">
-                                    <a:alpha val="40000"/>
-                                  </a:prstClr>
-                                </a:outerShdw>
-                              </a:effectLst>
-                            </wps:spPr>
-                            <wps:style>
-                              <a:lnRef idx="2">
-                                <a:schemeClr val="accent1">
-                                  <a:shade val="50000"/>
-                                </a:schemeClr>
-                              </a:lnRef>
-                              <a:fillRef idx="1">
-                                <a:schemeClr val="accent1"/>
-                              </a:fillRef>
-                              <a:effectRef idx="0">
-                                <a:schemeClr val="accent1"/>
-                              </a:effectRef>
-                              <a:fontRef idx="minor">
-                                <a:schemeClr val="lt1"/>
-                              </a:fontRef>
-                            </wps:style>
-                            <wps:bodyPr rot="0" spcFirstLastPara="0" vertOverflow="overflow" horzOverflow="overflow" vert="horz" wrap="square" lIns="91440" tIns="45720" rIns="91440" bIns="45720" numCol="1" spcCol="0" rtlCol="0" fromWordArt="0" anchor="ctr" anchorCtr="0" forceAA="0" compatLnSpc="1">
-                              <a:prstTxWarp prst="textNoShape">
-                                <a:avLst/>
-                              </a:prstTxWarp>
-                              <a:noAutofit/>
-                            </wps:bodyPr>
-                          </wps:wsp>
-                        </a:graphicData>
-                      </a:graphic>
-                      <wp14:sizeRelH relativeFrom="margin">
-                        <wp14:pctWidth>0</wp14:pctWidth>
-                      </wp14:sizeRelH>
-                    </wp:anchor>
-                  </w:drawing>
-                </mc:Choice>
-                <mc:Fallback>
-                  <w:pict>
-                    <v:oval w14:anchorId="4FAABD6B" id="Oval 14" o:spid="_x0000_s1026" style="position:absolute;margin-left:91.75pt;margin-top:1.85pt;width:12.05pt;height:12.05pt;z-index:251921408;visibility:visible;mso-wrap-style:square;mso-width-percent:0;mso-wrap-distance-left:9pt;mso-wrap-distance-top:0;mso-wrap-distance-right:9pt;mso-wrap-distance-bottom:0;mso-position-horizontal:absolute;mso-position-horizontal-relative:text;mso-position-vertical:absolute;mso-position-vertical-relative:text;mso-width-percent:0;mso-width-relative:margin;v-text-anchor:middle" o:gfxdata="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" filled="f" strokecolor="black [3213]" strokeweight="1pt">
-                      <v:stroke joinstyle="miter"/>
-                      <v:shadow on="t" color="black" opacity="26214f" origin="-.5,-.5" offset=".74836mm,.74836mm"/>
-                    </v:oval>
-                  </w:pict>
-                </mc:Fallback>
-              </mc:AlternateContent>
-            </w:r>
-            <w:r>
-              <w:rPr>
-                <w:rFonts w:ascii="TH Sarabun New" w:hAnsi="TH Sarabun New" w:cs="TH Sarabun New"/>
-                <w:b/>
-                <w:bCs/>
-                <w:noProof/>
-                <w:sz w:val="28"/>
-                <w:lang w:val="en-GB" w:eastAsia="en-GB"/>
-              </w:rPr>
-              <mc:AlternateContent>
-                <mc:Choice Requires="wps">
-                  <w:drawing>
-                    <wp:anchor distT="0" distB="0" distL="114300" distR="114300" simplePos="0" relativeHeight="251920384" behindDoc="0" locked="0" layoutInCell="1" allowOverlap="1" wp14:anchorId="102666B5" wp14:editId="2C3EE008">
-                      <wp:simplePos x="0" y="0"/>
-                      <wp:positionH relativeFrom="column">
-                        <wp:posOffset>236499</wp:posOffset>
-                      </wp:positionH>
-                      <wp:positionV relativeFrom="paragraph">
-                        <wp:posOffset>23571</wp:posOffset>
-                      </wp:positionV>
-                      <wp:extent cx="153035" cy="153035"/>
-                      <wp:effectExtent l="38100" t="38100" r="56515" b="113665"/>
-                      <wp:wrapNone/>
-                      <wp:docPr id="13" name="Oval 13"/>
-                      <wp:cNvGraphicFramePr/>
-                      <a:graphic xmlns:a="http://schemas.openxmlformats.org/drawingml/2006/main">
-                        <a:graphicData uri="http://schemas.microsoft.com/office/word/2010/wordprocessingShape">
-                          <wps:wsp>
-                            <wps:cNvSpPr/>
-                            <wps:spPr>
-                              <a:xfrm>
-                                <a:off x="0" y="0"/>
-                                <a:ext cx="153035" cy="153035"/>
-                              </a:xfrm>
-                              <a:prstGeom prst="ellipse">
-                                <a:avLst/>
-                              </a:prstGeom>
-                              <a:noFill/>
-                              <a:ln>
-                                <a:solidFill>
-                                  <a:schemeClr val="tx1"/>
-                                </a:solidFill>
-                              </a:ln>
-                              <a:effectLst>
-                                <a:outerShdw blurRad="50800" dist="38100" dir="2700000" algn="tl" rotWithShape="0">
-                                  <a:prstClr val="black">
-                                    <a:alpha val="40000"/>
-                                  </a:prstClr>
-                                </a:outerShdw>
-                              </a:effectLst>
-                            </wps:spPr>
-                            <wps:style>
-                              <a:lnRef idx="2">
-                                <a:schemeClr val="accent1">
-                                  <a:shade val="50000"/>
-                                </a:schemeClr>
-                              </a:lnRef>
-                              <a:fillRef idx="1">
-                                <a:schemeClr val="accent1"/>
-                              </a:fillRef>
-                              <a:effectRef idx="0">
-                                <a:schemeClr val="accent1"/>
-                              </a:effectRef>
-                              <a:fontRef idx="minor">
-                                <a:schemeClr val="lt1"/>
-                              </a:fontRef>
-                            </wps:style>
-                            <wps:bodyPr rot="0" spcFirstLastPara="0" vertOverflow="overflow" horzOverflow="overflow" vert="horz" wrap="square" lIns="91440" tIns="45720" rIns="91440" bIns="45720" numCol="1" spcCol="0" rtlCol="0" fromWordArt="0" anchor="ctr" anchorCtr="0" forceAA="0" compatLnSpc="1">
-                              <a:prstTxWarp prst="textNoShape">
-                                <a:avLst/>
-                              </a:prstTxWarp>
-                              <a:noAutofit/>
-                            </wps:bodyPr>
-                          </wps:wsp>
-                        </a:graphicData>
-                      </a:graphic>
-                      <wp14:sizeRelH relativeFrom="margin">
-                        <wp14:pctWidth>0</wp14:pctWidth>
-                      </wp14:sizeRelH>
-                    </wp:anchor>
-                  </w:drawing>
-                </mc:Choice>
-                <mc:Fallback>
-                  <w:pict>
-                    <v:oval w14:anchorId="48C25130" id="Oval 13" o:spid="_x0000_s1026" style="position:absolute;margin-left:18.6pt;margin-top:1.85pt;width:12.05pt;height:12.05pt;z-index:251920384;visibility:visible;mso-wrap-style:square;mso-width-percent:0;mso-wrap-distance-left:9pt;mso-wrap-distance-top:0;mso-wrap-distance-right:9pt;mso-wrap-distance-bottom:0;mso-position-horizontal:absolute;mso-position-horizontal-relative:text;mso-position-vertical:absolute;mso-position-vertical-relative:text;mso-width-percent:0;mso-width-relative:margin;v-text-anchor:middle" o:gfxdata="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" filled="f" strokecolor="black [3213]" strokeweight="1pt">
-                      <v:stroke joinstyle="miter"/>
-                      <v:shadow on="t" color="black" opacity="26214f" origin="-.5,-.5" offset=".74836mm,.74836mm"/>
-                    </v:oval>
-                  </w:pict>
-                </mc:Fallback>
-              </mc:AlternateContent>
-            </w:r>
             <w:r>
               <w:rPr>
                 <w:rFonts w:ascii="TH Sarabun New" w:hAnsi="TH Sarabun New" w:cs="TH Sarabun New"/>
@@ -3753,6 +2618,7 @@
                 <w:sz w:val="28"/>
                 <w:cs/>
               </w:rPr>
+              <w:lastRenderedPageBreak/>
               <w:t>แบบประเมินผลการสอน</w:t>
             </w:r>
             <w:r>
@@ -3807,190 +2673,6 @@
                 <w:sz w:val="28"/>
               </w:rPr>
             </w:pPr>
-            <w:r>
-              <w:rPr>
-                <w:rFonts w:ascii="TH Sarabun New" w:hAnsi="TH Sarabun New" w:cs="TH Sarabun New"/>
-                <w:b/>
-                <w:bCs/>
-                <w:noProof/>
-                <w:sz w:val="28"/>
-                <w:lang w:val="en-GB" w:eastAsia="en-GB"/>
-              </w:rPr>
-              <mc:AlternateContent>
-                <mc:Choice Requires="wps">
-                  <w:drawing>
-                    <wp:anchor distT="0" distB="0" distL="114300" distR="114300" simplePos="0" relativeHeight="251930624" behindDoc="0" locked="0" layoutInCell="1" allowOverlap="1" wp14:anchorId="0325682E" wp14:editId="4D1A54F2">
-                      <wp:simplePos x="0" y="0"/>
-                      <wp:positionH relativeFrom="column">
-                        <wp:posOffset>210185</wp:posOffset>
-                      </wp:positionH>
-                      <wp:positionV relativeFrom="paragraph">
-                        <wp:posOffset>46355</wp:posOffset>
-                      </wp:positionV>
-                      <wp:extent cx="153035" cy="153035"/>
-                      <wp:effectExtent l="38100" t="38100" r="56515" b="113665"/>
-                      <wp:wrapNone/>
-                      <wp:docPr id="98" name="Oval 13"/>
-                      <wp:cNvGraphicFramePr/>
-                      <a:graphic xmlns:a="http://schemas.openxmlformats.org/drawingml/2006/main">
-                        <a:graphicData uri="http://schemas.microsoft.com/office/word/2010/wordprocessingShape">
-                          <wps:wsp>
-                            <wps:cNvSpPr/>
-                            <wps:spPr>
-                              <a:xfrm>
-                                <a:off x="0" y="0"/>
-                                <a:ext cx="153035" cy="153035"/>
-                              </a:xfrm>
-                              <a:prstGeom prst="ellipse">
-                                <a:avLst/>
-                              </a:prstGeom>
-                              <a:noFill/>
-                              <a:ln>
-                                <a:solidFill>
-                                  <a:schemeClr val="tx1"/>
-                                </a:solidFill>
-                              </a:ln>
-                              <a:effectLst>
-                                <a:outerShdw blurRad="50800" dist="38100" dir="2700000" algn="tl" rotWithShape="0">
-                                  <a:prstClr val="black">
-                                    <a:alpha val="40000"/>
-                                  </a:prstClr>
-                                </a:outerShdw>
-                              </a:effectLst>
-                            </wps:spPr>
-                            <wps:style>
-                              <a:lnRef idx="2">
-                                <a:schemeClr val="accent1">
-                                  <a:shade val="50000"/>
-                                </a:schemeClr>
-                              </a:lnRef>
-                              <a:fillRef idx="1">
-                                <a:schemeClr val="accent1"/>
-                              </a:fillRef>
-                              <a:effectRef idx="0">
-                                <a:schemeClr val="accent1"/>
-                              </a:effectRef>
-                              <a:fontRef idx="minor">
-                                <a:schemeClr val="lt1"/>
-                              </a:fontRef>
-                            </wps:style>
-                            <wps:bodyPr rot="0" spcFirstLastPara="0" vertOverflow="overflow" horzOverflow="overflow" vert="horz" wrap="square" lIns="91440" tIns="45720" rIns="91440" bIns="45720" numCol="1" spcCol="0" rtlCol="0" fromWordArt="0" anchor="ctr" anchorCtr="0" forceAA="0" compatLnSpc="1">
-                              <a:prstTxWarp prst="textNoShape">
-                                <a:avLst/>
-                              </a:prstTxWarp>
-                              <a:noAutofit/>
-                            </wps:bodyPr>
-                          </wps:wsp>
-                        </a:graphicData>
-                      </a:graphic>
-                      <wp14:sizeRelH relativeFrom="margin">
-                        <wp14:pctWidth>0</wp14:pctWidth>
-                      </wp14:sizeRelH>
-                    </wp:anchor>
-                  </w:drawing>
-                </mc:Choice>
-                <mc:Fallback>
-                  <w:pict>
-                    <v:oval w14:anchorId="161B48A2" id="Oval 13" o:spid="_x0000_s1026" style="position:absolute;margin-left:16.55pt;margin-top:3.65pt;width:12.05pt;height:12.05pt;z-index:251930624;visibility:visible;mso-wrap-style:square;mso-width-percent:0;mso-wrap-distance-left:9pt;mso-wrap-distance-top:0;mso-wrap-distance-right:9pt;mso-wrap-distance-bottom:0;mso-position-horizontal:absolute;mso-position-horizontal-relative:text;mso-position-vertical:absolute;mso-position-vertical-relative:text;mso-width-percent:0;mso-width-relative:margin;v-text-anchor:middle" o:gfxdata="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" filled="f" strokecolor="black [3213]" strokeweight="1pt">
-                      <v:stroke joinstyle="miter"/>
-                      <v:shadow on="t" color="black" opacity="26214f" origin="-.5,-.5" offset=".74836mm,.74836mm"/>
-                    </v:oval>
-                  </w:pict>
-                </mc:Fallback>
-              </mc:AlternateContent>
-            </w:r>
-            <w:r>
-              <w:rPr>
-                <w:rFonts w:ascii="TH Sarabun New" w:hAnsi="TH Sarabun New" w:cs="TH Sarabun New"/>
-                <w:b/>
-                <w:bCs/>
-                <w:noProof/>
-                <w:sz w:val="28"/>
-                <w:lang w:val="en-GB" w:eastAsia="en-GB"/>
-              </w:rPr>
-              <mc:AlternateContent>
-                <mc:Choice Requires="wps">
-                  <w:drawing>
-                    <wp:anchor distT="0" distB="0" distL="114300" distR="114300" simplePos="0" relativeHeight="251932672" behindDoc="0" locked="0" layoutInCell="1" allowOverlap="1" wp14:anchorId="0639B684" wp14:editId="6F1B8DF6">
-                      <wp:simplePos x="0" y="0"/>
-                      <wp:positionH relativeFrom="column">
-                        <wp:posOffset>1136650</wp:posOffset>
-                      </wp:positionH>
-                      <wp:positionV relativeFrom="paragraph">
-                        <wp:posOffset>59690</wp:posOffset>
-                      </wp:positionV>
-                      <wp:extent cx="153035" cy="153035"/>
-                      <wp:effectExtent l="38100" t="38100" r="56515" b="113665"/>
-                      <wp:wrapNone/>
-                      <wp:docPr id="99" name="Oval 13"/>
-                      <wp:cNvGraphicFramePr/>
-                      <a:graphic xmlns:a="http://schemas.openxmlformats.org/drawingml/2006/main">
-                        <a:graphicData uri="http://schemas.microsoft.com/office/word/2010/wordprocessingShape">
-                          <wps:wsp>
-                            <wps:cNvSpPr/>
-                            <wps:spPr>
-                              <a:xfrm>
-                                <a:off x="0" y="0"/>
-                                <a:ext cx="153035" cy="153035"/>
-                              </a:xfrm>
-                              <a:prstGeom prst="ellipse">
-                                <a:avLst/>
-                              </a:prstGeom>
-                              <a:noFill/>
-                              <a:ln>
-                                <a:solidFill>
-                                  <a:schemeClr val="tx1"/>
-                                </a:solidFill>
-                              </a:ln>
-                              <a:effectLst>
-                                <a:outerShdw blurRad="50800" dist="38100" dir="2700000" algn="tl" rotWithShape="0">
-                                  <a:prstClr val="black">
-                                    <a:alpha val="40000"/>
-                                  </a:prstClr>
-                                </a:outerShdw>
-                              </a:effectLst>
-                            </wps:spPr>
-                            <wps:style>
-                              <a:lnRef idx="2">
-                                <a:schemeClr val="accent1">
-                                  <a:shade val="50000"/>
-                                </a:schemeClr>
-                              </a:lnRef>
-                              <a:fillRef idx="1">
-                                <a:schemeClr val="accent1"/>
-                              </a:fillRef>
-                              <a:effectRef idx="0">
-                                <a:schemeClr val="accent1"/>
-                              </a:effectRef>
-                              <a:fontRef idx="minor">
-                                <a:schemeClr val="lt1"/>
-                              </a:fontRef>
-                            </wps:style>
-                            <wps:bodyPr rot="0" spcFirstLastPara="0" vertOverflow="overflow" horzOverflow="overflow" vert="horz" wrap="square" lIns="91440" tIns="45720" rIns="91440" bIns="45720" numCol="1" spcCol="0" rtlCol="0" fromWordArt="0" anchor="ctr" anchorCtr="0" forceAA="0" compatLnSpc="1">
-                              <a:prstTxWarp prst="textNoShape">
-                                <a:avLst/>
-                              </a:prstTxWarp>
-                              <a:noAutofit/>
-                            </wps:bodyPr>
-                          </wps:wsp>
-                        </a:graphicData>
-                      </a:graphic>
-                      <wp14:sizeRelH relativeFrom="margin">
-                        <wp14:pctWidth>0</wp14:pctWidth>
-                      </wp14:sizeRelH>
-                    </wp:anchor>
-                  </w:drawing>
-                </mc:Choice>
-                <mc:Fallback>
-                  <w:pict>
-                    <v:oval w14:anchorId="03FB3297" id="Oval 13" o:spid="_x0000_s1026" style="position:absolute;margin-left:89.5pt;margin-top:4.7pt;width:12.05pt;height:12.05pt;z-index:251932672;visibility:visible;mso-wrap-style:square;mso-width-percent:0;mso-wrap-distance-left:9pt;mso-wrap-distance-top:0;mso-wrap-distance-right:9pt;mso-wrap-distance-bottom:0;mso-position-horizontal:absolute;mso-position-horizontal-relative:text;mso-position-vertical:absolute;mso-position-vertical-relative:text;mso-width-percent:0;mso-width-relative:margin;v-text-anchor:middle" o:gfxdata="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" filled="f" strokecolor="black [3213]" strokeweight="1pt">
-                      <v:stroke joinstyle="miter"/>
-                      <v:shadow on="t" color="black" opacity="26214f" origin="-.5,-.5" offset=".74836mm,.74836mm"/>
-                    </v:oval>
-                  </w:pict>
-                </mc:Fallback>
-              </mc:AlternateContent>
-            </w:r>
             <w:r>
               <w:rPr>
                 <w:rFonts w:ascii="TH Sarabun New" w:hAnsi="TH Sarabun New" w:cs="TH Sarabun New"/>
@@ -4110,7 +2792,7 @@
           </w:tcPr>
           <w:p>
             <w:pPr>
-              <w:pStyle w:val="5"/>
+              <w:pStyle w:val="Heading5"/>
               <w:ind w:firstLine="0"/>
               <w:rPr>
                 <w:rFonts w:ascii="TH Sarabun New" w:hAnsi="TH Sarabun New" w:cs="TH Sarabun New"/>
@@ -4177,190 +2859,6 @@
                 <w:sz w:val="28"/>
               </w:rPr>
             </w:pPr>
-            <w:r>
-              <w:rPr>
-                <w:rFonts w:ascii="TH Sarabun New" w:hAnsi="TH Sarabun New" w:cs="TH Sarabun New"/>
-                <w:b/>
-                <w:bCs/>
-                <w:noProof/>
-                <w:sz w:val="28"/>
-                <w:lang w:val="en-GB" w:eastAsia="en-GB"/>
-              </w:rPr>
-              <mc:AlternateContent>
-                <mc:Choice Requires="wps">
-                  <w:drawing>
-                    <wp:anchor distT="0" distB="0" distL="114300" distR="114300" simplePos="0" relativeHeight="251926528" behindDoc="0" locked="0" layoutInCell="1" allowOverlap="1" wp14:anchorId="0F22166C" wp14:editId="29C2F10C">
-                      <wp:simplePos x="0" y="0"/>
-                      <wp:positionH relativeFrom="column">
-                        <wp:posOffset>203200</wp:posOffset>
-                      </wp:positionH>
-                      <wp:positionV relativeFrom="paragraph">
-                        <wp:posOffset>34925</wp:posOffset>
-                      </wp:positionV>
-                      <wp:extent cx="153035" cy="153035"/>
-                      <wp:effectExtent l="38100" t="38100" r="56515" b="113665"/>
-                      <wp:wrapNone/>
-                      <wp:docPr id="19" name="Oval 13"/>
-                      <wp:cNvGraphicFramePr/>
-                      <a:graphic xmlns:a="http://schemas.openxmlformats.org/drawingml/2006/main">
-                        <a:graphicData uri="http://schemas.microsoft.com/office/word/2010/wordprocessingShape">
-                          <wps:wsp>
-                            <wps:cNvSpPr/>
-                            <wps:spPr>
-                              <a:xfrm>
-                                <a:off x="0" y="0"/>
-                                <a:ext cx="153035" cy="153035"/>
-                              </a:xfrm>
-                              <a:prstGeom prst="ellipse">
-                                <a:avLst/>
-                              </a:prstGeom>
-                              <a:noFill/>
-                              <a:ln>
-                                <a:solidFill>
-                                  <a:schemeClr val="tx1"/>
-                                </a:solidFill>
-                              </a:ln>
-                              <a:effectLst>
-                                <a:outerShdw blurRad="50800" dist="38100" dir="2700000" algn="tl" rotWithShape="0">
-                                  <a:prstClr val="black">
-                                    <a:alpha val="40000"/>
-                                  </a:prstClr>
-                                </a:outerShdw>
-                              </a:effectLst>
-                            </wps:spPr>
-                            <wps:style>
-                              <a:lnRef idx="2">
-                                <a:schemeClr val="accent1">
-                                  <a:shade val="50000"/>
-                                </a:schemeClr>
-                              </a:lnRef>
-                              <a:fillRef idx="1">
-                                <a:schemeClr val="accent1"/>
-                              </a:fillRef>
-                              <a:effectRef idx="0">
-                                <a:schemeClr val="accent1"/>
-                              </a:effectRef>
-                              <a:fontRef idx="minor">
-                                <a:schemeClr val="lt1"/>
-                              </a:fontRef>
-                            </wps:style>
-                            <wps:bodyPr rot="0" spcFirstLastPara="0" vertOverflow="overflow" horzOverflow="overflow" vert="horz" wrap="square" lIns="91440" tIns="45720" rIns="91440" bIns="45720" numCol="1" spcCol="0" rtlCol="0" fromWordArt="0" anchor="ctr" anchorCtr="0" forceAA="0" compatLnSpc="1">
-                              <a:prstTxWarp prst="textNoShape">
-                                <a:avLst/>
-                              </a:prstTxWarp>
-                              <a:noAutofit/>
-                            </wps:bodyPr>
-                          </wps:wsp>
-                        </a:graphicData>
-                      </a:graphic>
-                      <wp14:sizeRelH relativeFrom="margin">
-                        <wp14:pctWidth>0</wp14:pctWidth>
-                      </wp14:sizeRelH>
-                    </wp:anchor>
-                  </w:drawing>
-                </mc:Choice>
-                <mc:Fallback>
-                  <w:pict>
-                    <v:oval w14:anchorId="1540606B" id="Oval 13" o:spid="_x0000_s1026" style="position:absolute;margin-left:16pt;margin-top:2.75pt;width:12.05pt;height:12.05pt;z-index:251926528;visibility:visible;mso-wrap-style:square;mso-width-percent:0;mso-wrap-distance-left:9pt;mso-wrap-distance-top:0;mso-wrap-distance-right:9pt;mso-wrap-distance-bottom:0;mso-position-horizontal:absolute;mso-position-horizontal-relative:text;mso-position-vertical:absolute;mso-position-vertical-relative:text;mso-width-percent:0;mso-width-relative:margin;v-text-anchor:middle" o:gfxdata="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" filled="f" strokecolor="black [3213]" strokeweight="1pt">
-                      <v:stroke joinstyle="miter"/>
-                      <v:shadow on="t" color="black" opacity="26214f" origin="-.5,-.5" offset=".74836mm,.74836mm"/>
-                    </v:oval>
-                  </w:pict>
-                </mc:Fallback>
-              </mc:AlternateContent>
-            </w:r>
-            <w:r>
-              <w:rPr>
-                <w:rFonts w:ascii="TH Sarabun New" w:hAnsi="TH Sarabun New" w:cs="TH Sarabun New"/>
-                <w:b/>
-                <w:bCs/>
-                <w:noProof/>
-                <w:sz w:val="28"/>
-                <w:lang w:val="en-GB" w:eastAsia="en-GB"/>
-              </w:rPr>
-              <mc:AlternateContent>
-                <mc:Choice Requires="wps">
-                  <w:drawing>
-                    <wp:anchor distT="0" distB="0" distL="114300" distR="114300" simplePos="0" relativeHeight="251928576" behindDoc="0" locked="0" layoutInCell="1" allowOverlap="1" wp14:anchorId="36A61B99" wp14:editId="1D7D85F0">
-                      <wp:simplePos x="0" y="0"/>
-                      <wp:positionH relativeFrom="column">
-                        <wp:posOffset>1117600</wp:posOffset>
-                      </wp:positionH>
-                      <wp:positionV relativeFrom="paragraph">
-                        <wp:posOffset>73025</wp:posOffset>
-                      </wp:positionV>
-                      <wp:extent cx="153035" cy="153035"/>
-                      <wp:effectExtent l="38100" t="38100" r="56515" b="113665"/>
-                      <wp:wrapNone/>
-                      <wp:docPr id="20" name="Oval 13"/>
-                      <wp:cNvGraphicFramePr/>
-                      <a:graphic xmlns:a="http://schemas.openxmlformats.org/drawingml/2006/main">
-                        <a:graphicData uri="http://schemas.microsoft.com/office/word/2010/wordprocessingShape">
-                          <wps:wsp>
-                            <wps:cNvSpPr/>
-                            <wps:spPr>
-                              <a:xfrm>
-                                <a:off x="0" y="0"/>
-                                <a:ext cx="153035" cy="153035"/>
-                              </a:xfrm>
-                              <a:prstGeom prst="ellipse">
-                                <a:avLst/>
-                              </a:prstGeom>
-                              <a:noFill/>
-                              <a:ln>
-                                <a:solidFill>
-                                  <a:schemeClr val="tx1"/>
-                                </a:solidFill>
-                              </a:ln>
-                              <a:effectLst>
-                                <a:outerShdw blurRad="50800" dist="38100" dir="2700000" algn="tl" rotWithShape="0">
-                                  <a:prstClr val="black">
-                                    <a:alpha val="40000"/>
-                                  </a:prstClr>
-                                </a:outerShdw>
-                              </a:effectLst>
-                            </wps:spPr>
-                            <wps:style>
-                              <a:lnRef idx="2">
-                                <a:schemeClr val="accent1">
-                                  <a:shade val="50000"/>
-                                </a:schemeClr>
-                              </a:lnRef>
-                              <a:fillRef idx="1">
-                                <a:schemeClr val="accent1"/>
-                              </a:fillRef>
-                              <a:effectRef idx="0">
-                                <a:schemeClr val="accent1"/>
-                              </a:effectRef>
-                              <a:fontRef idx="minor">
-                                <a:schemeClr val="lt1"/>
-                              </a:fontRef>
-                            </wps:style>
-                            <wps:bodyPr rot="0" spcFirstLastPara="0" vertOverflow="overflow" horzOverflow="overflow" vert="horz" wrap="square" lIns="91440" tIns="45720" rIns="91440" bIns="45720" numCol="1" spcCol="0" rtlCol="0" fromWordArt="0" anchor="ctr" anchorCtr="0" forceAA="0" compatLnSpc="1">
-                              <a:prstTxWarp prst="textNoShape">
-                                <a:avLst/>
-                              </a:prstTxWarp>
-                              <a:noAutofit/>
-                            </wps:bodyPr>
-                          </wps:wsp>
-                        </a:graphicData>
-                      </a:graphic>
-                      <wp14:sizeRelH relativeFrom="margin">
-                        <wp14:pctWidth>0</wp14:pctWidth>
-                      </wp14:sizeRelH>
-                    </wp:anchor>
-                  </w:drawing>
-                </mc:Choice>
-                <mc:Fallback>
-                  <w:pict>
-                    <v:oval w14:anchorId="55FCA498" id="Oval 13" o:spid="_x0000_s1026" style="position:absolute;margin-left:88pt;margin-top:5.75pt;width:12.05pt;height:12.05pt;z-index:251928576;visibility:visible;mso-wrap-style:square;mso-width-percent:0;mso-wrap-distance-left:9pt;mso-wrap-distance-top:0;mso-wrap-distance-right:9pt;mso-wrap-distance-bottom:0;mso-position-horizontal:absolute;mso-position-horizontal-relative:text;mso-position-vertical:absolute;mso-position-vertical-relative:text;mso-width-percent:0;mso-width-relative:margin;v-text-anchor:middle" o:gfxdata="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" filled="f" strokecolor="black [3213]" strokeweight="1pt">
-                      <v:stroke joinstyle="miter"/>
-                      <v:shadow on="t" color="black" opacity="26214f" origin="-.5,-.5" offset=".74836mm,.74836mm"/>
-                    </v:oval>
-                  </w:pict>
-                </mc:Fallback>
-              </mc:AlternateContent>
-            </w:r>
             <w:r>
               <w:rPr>
                 <w:rFonts w:ascii="TH Sarabun New" w:hAnsi="TH Sarabun New" w:cs="TH Sarabun New"/>
@@ -4472,7 +2970,7 @@
           </w:tcPr>
           <w:p>
             <w:pPr>
-              <w:pStyle w:val="5"/>
+              <w:pStyle w:val="Heading5"/>
               <w:ind w:firstLine="0"/>
               <w:rPr>
                 <w:rFonts w:ascii="TH Sarabun New" w:hAnsi="TH Sarabun New" w:cs="TH Sarabun New"/>
@@ -4548,190 +3046,6 @@
                 <w:sz w:val="28"/>
               </w:rPr>
             </w:pPr>
-            <w:r>
-              <w:rPr>
-                <w:rFonts w:ascii="TH Sarabun New" w:hAnsi="TH Sarabun New" w:cs="TH Sarabun New"/>
-                <w:b/>
-                <w:bCs/>
-                <w:noProof/>
-                <w:sz w:val="28"/>
-                <w:lang w:val="en-GB" w:eastAsia="en-GB"/>
-              </w:rPr>
-              <mc:AlternateContent>
-                <mc:Choice Requires="wps">
-                  <w:drawing>
-                    <wp:anchor distT="0" distB="0" distL="114300" distR="114300" simplePos="0" relativeHeight="251939840" behindDoc="0" locked="0" layoutInCell="1" allowOverlap="1" wp14:anchorId="73881B5B" wp14:editId="478E63BA">
-                      <wp:simplePos x="0" y="0"/>
-                      <wp:positionH relativeFrom="column">
-                        <wp:posOffset>203200</wp:posOffset>
-                      </wp:positionH>
-                      <wp:positionV relativeFrom="paragraph">
-                        <wp:posOffset>34925</wp:posOffset>
-                      </wp:positionV>
-                      <wp:extent cx="153035" cy="153035"/>
-                      <wp:effectExtent l="38100" t="38100" r="56515" b="113665"/>
-                      <wp:wrapNone/>
-                      <wp:docPr id="100" name="Oval 13"/>
-                      <wp:cNvGraphicFramePr/>
-                      <a:graphic xmlns:a="http://schemas.openxmlformats.org/drawingml/2006/main">
-                        <a:graphicData uri="http://schemas.microsoft.com/office/word/2010/wordprocessingShape">
-                          <wps:wsp>
-                            <wps:cNvSpPr/>
-                            <wps:spPr>
-                              <a:xfrm>
-                                <a:off x="0" y="0"/>
-                                <a:ext cx="153035" cy="153035"/>
-                              </a:xfrm>
-                              <a:prstGeom prst="ellipse">
-                                <a:avLst/>
-                              </a:prstGeom>
-                              <a:noFill/>
-                              <a:ln>
-                                <a:solidFill>
-                                  <a:schemeClr val="tx1"/>
-                                </a:solidFill>
-                              </a:ln>
-                              <a:effectLst>
-                                <a:outerShdw blurRad="50800" dist="38100" dir="2700000" algn="tl" rotWithShape="0">
-                                  <a:prstClr val="black">
-                                    <a:alpha val="40000"/>
-                                  </a:prstClr>
-                                </a:outerShdw>
-                              </a:effectLst>
-                            </wps:spPr>
-                            <wps:style>
-                              <a:lnRef idx="2">
-                                <a:schemeClr val="accent1">
-                                  <a:shade val="50000"/>
-                                </a:schemeClr>
-                              </a:lnRef>
-                              <a:fillRef idx="1">
-                                <a:schemeClr val="accent1"/>
-                              </a:fillRef>
-                              <a:effectRef idx="0">
-                                <a:schemeClr val="accent1"/>
-                              </a:effectRef>
-                              <a:fontRef idx="minor">
-                                <a:schemeClr val="lt1"/>
-                              </a:fontRef>
-                            </wps:style>
-                            <wps:bodyPr rot="0" spcFirstLastPara="0" vertOverflow="overflow" horzOverflow="overflow" vert="horz" wrap="square" lIns="91440" tIns="45720" rIns="91440" bIns="45720" numCol="1" spcCol="0" rtlCol="0" fromWordArt="0" anchor="ctr" anchorCtr="0" forceAA="0" compatLnSpc="1">
-                              <a:prstTxWarp prst="textNoShape">
-                                <a:avLst/>
-                              </a:prstTxWarp>
-                              <a:noAutofit/>
-                            </wps:bodyPr>
-                          </wps:wsp>
-                        </a:graphicData>
-                      </a:graphic>
-                      <wp14:sizeRelH relativeFrom="margin">
-                        <wp14:pctWidth>0</wp14:pctWidth>
-                      </wp14:sizeRelH>
-                    </wp:anchor>
-                  </w:drawing>
-                </mc:Choice>
-                <mc:Fallback>
-                  <w:pict>
-                    <v:oval w14:anchorId="67F7255B" id="Oval 13" o:spid="_x0000_s1026" style="position:absolute;margin-left:16pt;margin-top:2.75pt;width:12.05pt;height:12.05pt;z-index:251939840;visibility:visible;mso-wrap-style:square;mso-width-percent:0;mso-wrap-distance-left:9pt;mso-wrap-distance-top:0;mso-wrap-distance-right:9pt;mso-wrap-distance-bottom:0;mso-position-horizontal:absolute;mso-position-horizontal-relative:text;mso-position-vertical:absolute;mso-position-vertical-relative:text;mso-width-percent:0;mso-width-relative:margin;v-text-anchor:middle" o:gfxdata="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" filled="f" strokecolor="black [3213]" strokeweight="1pt">
-                      <v:stroke joinstyle="miter"/>
-                      <v:shadow on="t" color="black" opacity="26214f" origin="-.5,-.5" offset=".74836mm,.74836mm"/>
-                    </v:oval>
-                  </w:pict>
-                </mc:Fallback>
-              </mc:AlternateContent>
-            </w:r>
-            <w:r>
-              <w:rPr>
-                <w:rFonts w:ascii="TH Sarabun New" w:hAnsi="TH Sarabun New" w:cs="TH Sarabun New"/>
-                <w:b/>
-                <w:bCs/>
-                <w:noProof/>
-                <w:sz w:val="28"/>
-                <w:lang w:val="en-GB" w:eastAsia="en-GB"/>
-              </w:rPr>
-              <mc:AlternateContent>
-                <mc:Choice Requires="wps">
-                  <w:drawing>
-                    <wp:anchor distT="0" distB="0" distL="114300" distR="114300" simplePos="0" relativeHeight="251940864" behindDoc="0" locked="0" layoutInCell="1" allowOverlap="1" wp14:anchorId="3C949F2D" wp14:editId="2CAB5B90">
-                      <wp:simplePos x="0" y="0"/>
-                      <wp:positionH relativeFrom="column">
-                        <wp:posOffset>1117600</wp:posOffset>
-                      </wp:positionH>
-                      <wp:positionV relativeFrom="paragraph">
-                        <wp:posOffset>73025</wp:posOffset>
-                      </wp:positionV>
-                      <wp:extent cx="153035" cy="153035"/>
-                      <wp:effectExtent l="38100" t="38100" r="56515" b="113665"/>
-                      <wp:wrapNone/>
-                      <wp:docPr id="101" name="Oval 13"/>
-                      <wp:cNvGraphicFramePr/>
-                      <a:graphic xmlns:a="http://schemas.openxmlformats.org/drawingml/2006/main">
-                        <a:graphicData uri="http://schemas.microsoft.com/office/word/2010/wordprocessingShape">
-                          <wps:wsp>
-                            <wps:cNvSpPr/>
-                            <wps:spPr>
-                              <a:xfrm>
-                                <a:off x="0" y="0"/>
-                                <a:ext cx="153035" cy="153035"/>
-                              </a:xfrm>
-                              <a:prstGeom prst="ellipse">
-                                <a:avLst/>
-                              </a:prstGeom>
-                              <a:noFill/>
-                              <a:ln>
-                                <a:solidFill>
-                                  <a:schemeClr val="tx1"/>
-                                </a:solidFill>
-                              </a:ln>
-                              <a:effectLst>
-                                <a:outerShdw blurRad="50800" dist="38100" dir="2700000" algn="tl" rotWithShape="0">
-                                  <a:prstClr val="black">
-                                    <a:alpha val="40000"/>
-                                  </a:prstClr>
-                                </a:outerShdw>
-                              </a:effectLst>
-                            </wps:spPr>
-                            <wps:style>
-                              <a:lnRef idx="2">
-                                <a:schemeClr val="accent1">
-                                  <a:shade val="50000"/>
-                                </a:schemeClr>
-                              </a:lnRef>
-                              <a:fillRef idx="1">
-                                <a:schemeClr val="accent1"/>
-                              </a:fillRef>
-                              <a:effectRef idx="0">
-                                <a:schemeClr val="accent1"/>
-                              </a:effectRef>
-                              <a:fontRef idx="minor">
-                                <a:schemeClr val="lt1"/>
-                              </a:fontRef>
-                            </wps:style>
-                            <wps:bodyPr rot="0" spcFirstLastPara="0" vertOverflow="overflow" horzOverflow="overflow" vert="horz" wrap="square" lIns="91440" tIns="45720" rIns="91440" bIns="45720" numCol="1" spcCol="0" rtlCol="0" fromWordArt="0" anchor="ctr" anchorCtr="0" forceAA="0" compatLnSpc="1">
-                              <a:prstTxWarp prst="textNoShape">
-                                <a:avLst/>
-                              </a:prstTxWarp>
-                              <a:noAutofit/>
-                            </wps:bodyPr>
-                          </wps:wsp>
-                        </a:graphicData>
-                      </a:graphic>
-                      <wp14:sizeRelH relativeFrom="margin">
-                        <wp14:pctWidth>0</wp14:pctWidth>
-                      </wp14:sizeRelH>
-                    </wp:anchor>
-                  </w:drawing>
-                </mc:Choice>
-                <mc:Fallback>
-                  <w:pict>
-                    <v:oval w14:anchorId="6B789C2C" id="Oval 13" o:spid="_x0000_s1026" style="position:absolute;margin-left:88pt;margin-top:5.75pt;width:12.05pt;height:12.05pt;z-index:251940864;visibility:visible;mso-wrap-style:square;mso-width-percent:0;mso-wrap-distance-left:9pt;mso-wrap-distance-top:0;mso-wrap-distance-right:9pt;mso-wrap-distance-bottom:0;mso-position-horizontal:absolute;mso-position-horizontal-relative:text;mso-position-vertical:absolute;mso-position-vertical-relative:text;mso-width-percent:0;mso-width-relative:margin;v-text-anchor:middle" o:gfxdata="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" filled="f" strokecolor="black [3213]" strokeweight="1pt">
-                      <v:stroke joinstyle="miter"/>
-                      <v:shadow on="t" color="black" opacity="26214f" origin="-.5,-.5" offset=".74836mm,.74836mm"/>
-                    </v:oval>
-                  </w:pict>
-                </mc:Fallback>
-              </mc:AlternateContent>
-            </w:r>
             <w:r>
               <w:rPr>
                 <w:rFonts w:ascii="TH Sarabun New" w:hAnsi="TH Sarabun New" w:cs="TH Sarabun New"/>
@@ -4970,99 +3284,6 @@
                 <w:rFonts w:ascii="TH Sarabun New" w:hAnsi="TH Sarabun New" w:cs="TH Sarabun New"/>
                 <w:b/>
                 <w:bCs/>
-                <w:noProof/>
-                <w:sz w:val="30"/>
-                <w:szCs w:val="30"/>
-                <w:lang w:val="en-GB" w:eastAsia="en-GB"/>
-              </w:rPr>
-              <mc:AlternateContent>
-                <mc:Choice Requires="wps">
-                  <w:drawing>
-                    <wp:anchor distT="0" distB="0" distL="114300" distR="114300" simplePos="0" relativeHeight="251934720" behindDoc="0" locked="0" layoutInCell="1" allowOverlap="1" wp14:anchorId="44E47176" wp14:editId="0AE1A705">
-                      <wp:simplePos x="0" y="0"/>
-                      <wp:positionH relativeFrom="column">
-                        <wp:posOffset>235051</wp:posOffset>
-                      </wp:positionH>
-                      <wp:positionV relativeFrom="paragraph">
-                        <wp:posOffset>23698</wp:posOffset>
-                      </wp:positionV>
-                      <wp:extent cx="153035" cy="153035"/>
-                      <wp:effectExtent l="38100" t="38100" r="56515" b="113665"/>
-                      <wp:wrapNone/>
-                      <wp:docPr id="15" name="Oval 15"/>
-                      <wp:cNvGraphicFramePr/>
-                      <a:graphic xmlns:a="http://schemas.openxmlformats.org/drawingml/2006/main">
-                        <a:graphicData uri="http://schemas.microsoft.com/office/word/2010/wordprocessingShape">
-                          <wps:wsp>
-                            <wps:cNvSpPr/>
-                            <wps:spPr>
-                              <a:xfrm>
-                                <a:off x="0" y="0"/>
-                                <a:ext cx="153035" cy="153035"/>
-                              </a:xfrm>
-                              <a:prstGeom prst="ellipse">
-                                <a:avLst/>
-                              </a:prstGeom>
-                              <a:noFill/>
-                              <a:ln>
-                                <a:solidFill>
-                                  <a:schemeClr val="tx1"/>
-                                </a:solidFill>
-                              </a:ln>
-                              <a:effectLst>
-                                <a:outerShdw blurRad="50800" dist="38100" dir="2700000" algn="tl" rotWithShape="0">
-                                  <a:prstClr val="black">
-                                    <a:alpha val="40000"/>
-                                  </a:prstClr>
-                                </a:outerShdw>
-                              </a:effectLst>
-                            </wps:spPr>
-                            <wps:style>
-                              <a:lnRef idx="2">
-                                <a:schemeClr val="accent1">
-                                  <a:shade val="50000"/>
-                                </a:schemeClr>
-                              </a:lnRef>
-                              <a:fillRef idx="1">
-                                <a:schemeClr val="accent1"/>
-                              </a:fillRef>
-                              <a:effectRef idx="0">
-                                <a:schemeClr val="accent1"/>
-                              </a:effectRef>
-                              <a:fontRef idx="minor">
-                                <a:schemeClr val="lt1"/>
-                              </a:fontRef>
-                            </wps:style>
-                            <wps:bodyPr rot="0" spcFirstLastPara="0" vertOverflow="overflow" horzOverflow="overflow" vert="horz" wrap="square" lIns="91440" tIns="45720" rIns="91440" bIns="45720" numCol="1" spcCol="0" rtlCol="0" fromWordArt="0" anchor="ctr" anchorCtr="0" forceAA="0" compatLnSpc="1">
-                              <a:prstTxWarp prst="textNoShape">
-                                <a:avLst/>
-                              </a:prstTxWarp>
-                              <a:noAutofit/>
-                            </wps:bodyPr>
-                          </wps:wsp>
-                        </a:graphicData>
-                      </a:graphic>
-                      <wp14:sizeRelH relativeFrom="margin">
-                        <wp14:pctWidth>0</wp14:pctWidth>
-                      </wp14:sizeRelH>
-                    </wp:anchor>
-                  </w:drawing>
-                </mc:Choice>
-                <mc:Fallback>
-                  <w:pict>
-                    <v:oval w14:anchorId="5CD5F4DB" id="Oval 15" o:spid="_x0000_s1026" style="position:absolute;margin-left:18.5pt;margin-top:1.85pt;width:12.05pt;height:12.05pt;z-index:251934720;visibility:visible;mso-wrap-style:square;mso-width-percent:0;mso-wrap-distance-left:9pt;mso-wrap-distance-top:0;mso-wrap-distance-right:9pt;mso-wrap-distance-bottom:0;mso-position-horizontal:absolute;mso-position-horizontal-relative:text;mso-position-vertical:absolute;mso-position-vertical-relative:text;mso-width-percent:0;mso-width-relative:margin;v-text-anchor:middle" o:gfxdata="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" filled="f" strokecolor="black [3213]" strokeweight="1pt">
-                      <v:stroke joinstyle="miter"/>
-                      <v:shadow on="t" color="black" opacity="26214f" origin="-.5,-.5" offset=".74836mm,.74836mm"/>
-                    </v:oval>
-                  </w:pict>
-                </mc:Fallback>
-              </mc:AlternateContent>
-            </w:r>
-            <w:r>
-              <w:rPr>
-                <w:rFonts w:ascii="TH Sarabun New" w:hAnsi="TH Sarabun New" w:cs="TH Sarabun New"/>
-                <w:b/>
-                <w:bCs/>
                 <w:sz w:val="28"/>
                 <w:cs/>
               </w:rPr>
@@ -5211,99 +3432,6 @@
             <w:r>
               <w:rPr>
                 <w:rFonts w:ascii="TH Sarabun New" w:hAnsi="TH Sarabun New" w:cs="TH Sarabun New"/>
-                <w:b/>
-                <w:bCs/>
-                <w:noProof/>
-                <w:sz w:val="30"/>
-                <w:szCs w:val="30"/>
-                <w:lang w:val="en-GB" w:eastAsia="en-GB"/>
-              </w:rPr>
-              <mc:AlternateContent>
-                <mc:Choice Requires="wps">
-                  <w:drawing>
-                    <wp:anchor distT="0" distB="0" distL="114300" distR="114300" simplePos="0" relativeHeight="251935744" behindDoc="0" locked="0" layoutInCell="1" allowOverlap="1" wp14:anchorId="0DD1148E" wp14:editId="290E45BB">
-                      <wp:simplePos x="0" y="0"/>
-                      <wp:positionH relativeFrom="column">
-                        <wp:posOffset>235051</wp:posOffset>
-                      </wp:positionH>
-                      <wp:positionV relativeFrom="paragraph">
-                        <wp:posOffset>40005</wp:posOffset>
-                      </wp:positionV>
-                      <wp:extent cx="153035" cy="153035"/>
-                      <wp:effectExtent l="38100" t="38100" r="56515" b="113665"/>
-                      <wp:wrapNone/>
-                      <wp:docPr id="16" name="Oval 16"/>
-                      <wp:cNvGraphicFramePr/>
-                      <a:graphic xmlns:a="http://schemas.openxmlformats.org/drawingml/2006/main">
-                        <a:graphicData uri="http://schemas.microsoft.com/office/word/2010/wordprocessingShape">
-                          <wps:wsp>
-                            <wps:cNvSpPr/>
-                            <wps:spPr>
-                              <a:xfrm>
-                                <a:off x="0" y="0"/>
-                                <a:ext cx="153035" cy="153035"/>
-                              </a:xfrm>
-                              <a:prstGeom prst="ellipse">
-                                <a:avLst/>
-                              </a:prstGeom>
-                              <a:noFill/>
-                              <a:ln>
-                                <a:solidFill>
-                                  <a:schemeClr val="tx1"/>
-                                </a:solidFill>
-                              </a:ln>
-                              <a:effectLst>
-                                <a:outerShdw blurRad="50800" dist="38100" dir="2700000" algn="tl" rotWithShape="0">
-                                  <a:prstClr val="black">
-                                    <a:alpha val="40000"/>
-                                  </a:prstClr>
-                                </a:outerShdw>
-                              </a:effectLst>
-                            </wps:spPr>
-                            <wps:style>
-                              <a:lnRef idx="2">
-                                <a:schemeClr val="accent1">
-                                  <a:shade val="50000"/>
-                                </a:schemeClr>
-                              </a:lnRef>
-                              <a:fillRef idx="1">
-                                <a:schemeClr val="accent1"/>
-                              </a:fillRef>
-                              <a:effectRef idx="0">
-                                <a:schemeClr val="accent1"/>
-                              </a:effectRef>
-                              <a:fontRef idx="minor">
-                                <a:schemeClr val="lt1"/>
-                              </a:fontRef>
-                            </wps:style>
-                            <wps:bodyPr rot="0" spcFirstLastPara="0" vertOverflow="overflow" horzOverflow="overflow" vert="horz" wrap="square" lIns="91440" tIns="45720" rIns="91440" bIns="45720" numCol="1" spcCol="0" rtlCol="0" fromWordArt="0" anchor="ctr" anchorCtr="0" forceAA="0" compatLnSpc="1">
-                              <a:prstTxWarp prst="textNoShape">
-                                <a:avLst/>
-                              </a:prstTxWarp>
-                              <a:noAutofit/>
-                            </wps:bodyPr>
-                          </wps:wsp>
-                        </a:graphicData>
-                      </a:graphic>
-                      <wp14:sizeRelH relativeFrom="margin">
-                        <wp14:pctWidth>0</wp14:pctWidth>
-                      </wp14:sizeRelH>
-                    </wp:anchor>
-                  </w:drawing>
-                </mc:Choice>
-                <mc:Fallback>
-                  <w:pict>
-                    <v:oval w14:anchorId="75F6EFE6" id="Oval 16" o:spid="_x0000_s1026" style="position:absolute;margin-left:18.5pt;margin-top:3.15pt;width:12.05pt;height:12.05pt;z-index:251935744;visibility:visible;mso-wrap-style:square;mso-width-percent:0;mso-wrap-distance-left:9pt;mso-wrap-distance-top:0;mso-wrap-distance-right:9pt;mso-wrap-distance-bottom:0;mso-position-horizontal:absolute;mso-position-horizontal-relative:text;mso-position-vertical:absolute;mso-position-vertical-relative:text;mso-width-percent:0;mso-width-relative:margin;v-text-anchor:middle" o:gfxdata="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" filled="f" strokecolor="black [3213]" strokeweight="1pt">
-                      <v:stroke joinstyle="miter"/>
-                      <v:shadow on="t" color="black" opacity="26214f" origin="-.5,-.5" offset=".74836mm,.74836mm"/>
-                    </v:oval>
-                  </w:pict>
-                </mc:Fallback>
-              </mc:AlternateContent>
-            </w:r>
-            <w:r>
-              <w:rPr>
-                <w:rFonts w:ascii="TH Sarabun New" w:hAnsi="TH Sarabun New" w:cs="TH Sarabun New"/>
                 <w:sz w:val="28"/>
                 <w:cs/>
               </w:rPr>
@@ -5446,99 +3574,6 @@
             <w:r>
               <w:rPr>
                 <w:rFonts w:ascii="TH Sarabun New" w:hAnsi="TH Sarabun New" w:cs="TH Sarabun New"/>
-                <w:b/>
-                <w:bCs/>
-                <w:noProof/>
-                <w:sz w:val="30"/>
-                <w:szCs w:val="30"/>
-                <w:lang w:val="en-GB" w:eastAsia="en-GB"/>
-              </w:rPr>
-              <mc:AlternateContent>
-                <mc:Choice Requires="wps">
-                  <w:drawing>
-                    <wp:anchor distT="0" distB="0" distL="114300" distR="114300" simplePos="0" relativeHeight="251936768" behindDoc="0" locked="0" layoutInCell="1" allowOverlap="1" wp14:anchorId="2395EEFA" wp14:editId="49FDB0B4">
-                      <wp:simplePos x="0" y="0"/>
-                      <wp:positionH relativeFrom="column">
-                        <wp:posOffset>235051</wp:posOffset>
-                      </wp:positionH>
-                      <wp:positionV relativeFrom="paragraph">
-                        <wp:posOffset>40005</wp:posOffset>
-                      </wp:positionV>
-                      <wp:extent cx="153035" cy="153035"/>
-                      <wp:effectExtent l="38100" t="38100" r="56515" b="113665"/>
-                      <wp:wrapNone/>
-                      <wp:docPr id="17" name="Oval 17"/>
-                      <wp:cNvGraphicFramePr/>
-                      <a:graphic xmlns:a="http://schemas.openxmlformats.org/drawingml/2006/main">
-                        <a:graphicData uri="http://schemas.microsoft.com/office/word/2010/wordprocessingShape">
-                          <wps:wsp>
-                            <wps:cNvSpPr/>
-                            <wps:spPr>
-                              <a:xfrm>
-                                <a:off x="0" y="0"/>
-                                <a:ext cx="153035" cy="153035"/>
-                              </a:xfrm>
-                              <a:prstGeom prst="ellipse">
-                                <a:avLst/>
-                              </a:prstGeom>
-                              <a:noFill/>
-                              <a:ln>
-                                <a:solidFill>
-                                  <a:schemeClr val="tx1"/>
-                                </a:solidFill>
-                              </a:ln>
-                              <a:effectLst>
-                                <a:outerShdw blurRad="50800" dist="38100" dir="2700000" algn="tl" rotWithShape="0">
-                                  <a:prstClr val="black">
-                                    <a:alpha val="40000"/>
-                                  </a:prstClr>
-                                </a:outerShdw>
-                              </a:effectLst>
-                            </wps:spPr>
-                            <wps:style>
-                              <a:lnRef idx="2">
-                                <a:schemeClr val="accent1">
-                                  <a:shade val="50000"/>
-                                </a:schemeClr>
-                              </a:lnRef>
-                              <a:fillRef idx="1">
-                                <a:schemeClr val="accent1"/>
-                              </a:fillRef>
-                              <a:effectRef idx="0">
-                                <a:schemeClr val="accent1"/>
-                              </a:effectRef>
-                              <a:fontRef idx="minor">
-                                <a:schemeClr val="lt1"/>
-                              </a:fontRef>
-                            </wps:style>
-                            <wps:bodyPr rot="0" spcFirstLastPara="0" vertOverflow="overflow" horzOverflow="overflow" vert="horz" wrap="square" lIns="91440" tIns="45720" rIns="91440" bIns="45720" numCol="1" spcCol="0" rtlCol="0" fromWordArt="0" anchor="ctr" anchorCtr="0" forceAA="0" compatLnSpc="1">
-                              <a:prstTxWarp prst="textNoShape">
-                                <a:avLst/>
-                              </a:prstTxWarp>
-                              <a:noAutofit/>
-                            </wps:bodyPr>
-                          </wps:wsp>
-                        </a:graphicData>
-                      </a:graphic>
-                      <wp14:sizeRelH relativeFrom="margin">
-                        <wp14:pctWidth>0</wp14:pctWidth>
-                      </wp14:sizeRelH>
-                    </wp:anchor>
-                  </w:drawing>
-                </mc:Choice>
-                <mc:Fallback>
-                  <w:pict>
-                    <v:oval w14:anchorId="4EE29F8B" id="Oval 17" o:spid="_x0000_s1026" style="position:absolute;margin-left:18.5pt;margin-top:3.15pt;width:12.05pt;height:12.05pt;z-index:251936768;visibility:visible;mso-wrap-style:square;mso-width-percent:0;mso-wrap-distance-left:9pt;mso-wrap-distance-top:0;mso-wrap-distance-right:9pt;mso-wrap-distance-bottom:0;mso-position-horizontal:absolute;mso-position-horizontal-relative:text;mso-position-vertical:absolute;mso-position-vertical-relative:text;mso-width-percent:0;mso-width-relative:margin;v-text-anchor:middle" o:gfxdata="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" filled="f" strokecolor="black [3213]" strokeweight="1pt">
-                      <v:stroke joinstyle="miter"/>
-                      <v:shadow on="t" color="black" opacity="26214f" origin="-.5,-.5" offset=".74836mm,.74836mm"/>
-                    </v:oval>
-                  </w:pict>
-                </mc:Fallback>
-              </mc:AlternateContent>
-            </w:r>
-            <w:r>
-              <w:rPr>
-                <w:rFonts w:ascii="TH Sarabun New" w:hAnsi="TH Sarabun New" w:cs="TH Sarabun New"/>
                 <w:sz w:val="28"/>
                 <w:cs/>
               </w:rPr>
@@ -5685,99 +3720,6 @@
                 <w:cs/>
               </w:rPr>
             </w:pPr>
-            <w:r>
-              <w:rPr>
-                <w:rFonts w:ascii="TH Sarabun New" w:hAnsi="TH Sarabun New" w:cs="TH Sarabun New"/>
-                <w:b/>
-                <w:bCs/>
-                <w:noProof/>
-                <w:sz w:val="30"/>
-                <w:szCs w:val="30"/>
-                <w:lang w:val="en-GB" w:eastAsia="en-GB"/>
-              </w:rPr>
-              <mc:AlternateContent>
-                <mc:Choice Requires="wps">
-                  <w:drawing>
-                    <wp:anchor distT="0" distB="0" distL="114300" distR="114300" simplePos="0" relativeHeight="251937792" behindDoc="0" locked="0" layoutInCell="1" allowOverlap="1" wp14:anchorId="2470D8F6" wp14:editId="18401A9B">
-                      <wp:simplePos x="0" y="0"/>
-                      <wp:positionH relativeFrom="column">
-                        <wp:posOffset>235051</wp:posOffset>
-                      </wp:positionH>
-                      <wp:positionV relativeFrom="paragraph">
-                        <wp:posOffset>40005</wp:posOffset>
-                      </wp:positionV>
-                      <wp:extent cx="153035" cy="153035"/>
-                      <wp:effectExtent l="38100" t="38100" r="56515" b="113665"/>
-                      <wp:wrapNone/>
-                      <wp:docPr id="18" name="Oval 18"/>
-                      <wp:cNvGraphicFramePr/>
-                      <a:graphic xmlns:a="http://schemas.openxmlformats.org/drawingml/2006/main">
-                        <a:graphicData uri="http://schemas.microsoft.com/office/word/2010/wordprocessingShape">
-                          <wps:wsp>
-                            <wps:cNvSpPr/>
-                            <wps:spPr>
-                              <a:xfrm>
-                                <a:off x="0" y="0"/>
-                                <a:ext cx="153035" cy="153035"/>
-                              </a:xfrm>
-                              <a:prstGeom prst="ellipse">
-                                <a:avLst/>
-                              </a:prstGeom>
-                              <a:noFill/>
-                              <a:ln>
-                                <a:solidFill>
-                                  <a:schemeClr val="tx1"/>
-                                </a:solidFill>
-                              </a:ln>
-                              <a:effectLst>
-                                <a:outerShdw blurRad="50800" dist="38100" dir="2700000" algn="tl" rotWithShape="0">
-                                  <a:prstClr val="black">
-                                    <a:alpha val="40000"/>
-                                  </a:prstClr>
-                                </a:outerShdw>
-                              </a:effectLst>
-                            </wps:spPr>
-                            <wps:style>
-                              <a:lnRef idx="2">
-                                <a:schemeClr val="accent1">
-                                  <a:shade val="50000"/>
-                                </a:schemeClr>
-                              </a:lnRef>
-                              <a:fillRef idx="1">
-                                <a:schemeClr val="accent1"/>
-                              </a:fillRef>
-                              <a:effectRef idx="0">
-                                <a:schemeClr val="accent1"/>
-                              </a:effectRef>
-                              <a:fontRef idx="minor">
-                                <a:schemeClr val="lt1"/>
-                              </a:fontRef>
-                            </wps:style>
-                            <wps:bodyPr rot="0" spcFirstLastPara="0" vertOverflow="overflow" horzOverflow="overflow" vert="horz" wrap="square" lIns="91440" tIns="45720" rIns="91440" bIns="45720" numCol="1" spcCol="0" rtlCol="0" fromWordArt="0" anchor="ctr" anchorCtr="0" forceAA="0" compatLnSpc="1">
-                              <a:prstTxWarp prst="textNoShape">
-                                <a:avLst/>
-                              </a:prstTxWarp>
-                              <a:noAutofit/>
-                            </wps:bodyPr>
-                          </wps:wsp>
-                        </a:graphicData>
-                      </a:graphic>
-                      <wp14:sizeRelH relativeFrom="margin">
-                        <wp14:pctWidth>0</wp14:pctWidth>
-                      </wp14:sizeRelH>
-                    </wp:anchor>
-                  </w:drawing>
-                </mc:Choice>
-                <mc:Fallback>
-                  <w:pict>
-                    <v:oval w14:anchorId="64E7DE07" id="Oval 18" o:spid="_x0000_s1026" style="position:absolute;margin-left:18.5pt;margin-top:3.15pt;width:12.05pt;height:12.05pt;z-index:251937792;visibility:visible;mso-wrap-style:square;mso-width-percent:0;mso-wrap-distance-left:9pt;mso-wrap-distance-top:0;mso-wrap-distance-right:9pt;mso-wrap-distance-bottom:0;mso-position-horizontal:absolute;mso-position-horizontal-relative:text;mso-position-vertical:absolute;mso-position-vertical-relative:text;mso-width-percent:0;mso-width-relative:margin;v-text-anchor:middle" o:gfxdata="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" filled="f" strokecolor="black [3213]" strokeweight="1pt">
-                      <v:stroke joinstyle="miter"/>
-                      <v:shadow on="t" color="black" opacity="26214f" origin="-.5,-.5" offset=".74836mm,.74836mm"/>
-                    </v:oval>
-                  </w:pict>
-                </mc:Fallback>
-              </mc:AlternateContent>
-            </w:r>
             <w:r>
               <w:rPr>
                 <w:rFonts w:ascii="TH Sarabun New" w:hAnsi="TH Sarabun New" w:cs="TH Sarabun New"/>
@@ -5934,99 +3876,6 @@
                 <w:cs/>
               </w:rPr>
             </w:pPr>
-            <w:r>
-              <w:rPr>
-                <w:rFonts w:ascii="TH Sarabun New" w:hAnsi="TH Sarabun New" w:cs="TH Sarabun New"/>
-                <w:b/>
-                <w:bCs/>
-                <w:noProof/>
-                <w:sz w:val="30"/>
-                <w:szCs w:val="30"/>
-                <w:lang w:val="en-GB" w:eastAsia="en-GB"/>
-              </w:rPr>
-              <mc:AlternateContent>
-                <mc:Choice Requires="wps">
-                  <w:drawing>
-                    <wp:anchor distT="0" distB="0" distL="114300" distR="114300" simplePos="0" relativeHeight="251938816" behindDoc="0" locked="0" layoutInCell="1" allowOverlap="1" wp14:anchorId="6E49597D" wp14:editId="0EFAFE8F">
-                      <wp:simplePos x="0" y="0"/>
-                      <wp:positionH relativeFrom="column">
-                        <wp:posOffset>234950</wp:posOffset>
-                      </wp:positionH>
-                      <wp:positionV relativeFrom="paragraph">
-                        <wp:posOffset>38100</wp:posOffset>
-                      </wp:positionV>
-                      <wp:extent cx="153035" cy="153035"/>
-                      <wp:effectExtent l="38100" t="38100" r="56515" b="113665"/>
-                      <wp:wrapNone/>
-                      <wp:docPr id="95" name="Oval 95"/>
-                      <wp:cNvGraphicFramePr/>
-                      <a:graphic xmlns:a="http://schemas.openxmlformats.org/drawingml/2006/main">
-                        <a:graphicData uri="http://schemas.microsoft.com/office/word/2010/wordprocessingShape">
-                          <wps:wsp>
-                            <wps:cNvSpPr/>
-                            <wps:spPr>
-                              <a:xfrm>
-                                <a:off x="0" y="0"/>
-                                <a:ext cx="153035" cy="153035"/>
-                              </a:xfrm>
-                              <a:prstGeom prst="ellipse">
-                                <a:avLst/>
-                              </a:prstGeom>
-                              <a:noFill/>
-                              <a:ln>
-                                <a:solidFill>
-                                  <a:schemeClr val="tx1"/>
-                                </a:solidFill>
-                              </a:ln>
-                              <a:effectLst>
-                                <a:outerShdw blurRad="50800" dist="38100" dir="2700000" algn="tl" rotWithShape="0">
-                                  <a:prstClr val="black">
-                                    <a:alpha val="40000"/>
-                                  </a:prstClr>
-                                </a:outerShdw>
-                              </a:effectLst>
-                            </wps:spPr>
-                            <wps:style>
-                              <a:lnRef idx="2">
-                                <a:schemeClr val="accent1">
-                                  <a:shade val="50000"/>
-                                </a:schemeClr>
-                              </a:lnRef>
-                              <a:fillRef idx="1">
-                                <a:schemeClr val="accent1"/>
-                              </a:fillRef>
-                              <a:effectRef idx="0">
-                                <a:schemeClr val="accent1"/>
-                              </a:effectRef>
-                              <a:fontRef idx="minor">
-                                <a:schemeClr val="lt1"/>
-                              </a:fontRef>
-                            </wps:style>
-                            <wps:bodyPr rot="0" spcFirstLastPara="0" vertOverflow="overflow" horzOverflow="overflow" vert="horz" wrap="square" lIns="91440" tIns="45720" rIns="91440" bIns="45720" numCol="1" spcCol="0" rtlCol="0" fromWordArt="0" anchor="ctr" anchorCtr="0" forceAA="0" compatLnSpc="1">
-                              <a:prstTxWarp prst="textNoShape">
-                                <a:avLst/>
-                              </a:prstTxWarp>
-                              <a:noAutofit/>
-                            </wps:bodyPr>
-                          </wps:wsp>
-                        </a:graphicData>
-                      </a:graphic>
-                      <wp14:sizeRelH relativeFrom="margin">
-                        <wp14:pctWidth>0</wp14:pctWidth>
-                      </wp14:sizeRelH>
-                    </wp:anchor>
-                  </w:drawing>
-                </mc:Choice>
-                <mc:Fallback>
-                  <w:pict>
-                    <v:oval w14:anchorId="797773C6" id="Oval 95" o:spid="_x0000_s1026" style="position:absolute;margin-left:18.5pt;margin-top:3pt;width:12.05pt;height:12.05pt;z-index:251938816;visibility:visible;mso-wrap-style:square;mso-width-percent:0;mso-wrap-distance-left:9pt;mso-wrap-distance-top:0;mso-wrap-distance-right:9pt;mso-wrap-distance-bottom:0;mso-position-horizontal:absolute;mso-position-horizontal-relative:text;mso-position-vertical:absolute;mso-position-vertical-relative:text;mso-width-percent:0;mso-width-relative:margin;v-text-anchor:middle" o:gfxdata="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" filled="f" strokecolor="black [3213]" strokeweight="1pt">
-                      <v:stroke joinstyle="miter"/>
-                      <v:shadow on="t" color="black" opacity="26214f" origin="-.5,-.5" offset=".74836mm,.74836mm"/>
-                    </v:oval>
-                  </w:pict>
-                </mc:Fallback>
-              </mc:AlternateContent>
-            </w:r>
             <w:r>
               <w:rPr>
                 <w:rFonts w:ascii="TH Sarabun New" w:hAnsi="TH Sarabun New" w:cs="TH Sarabun New"/>
@@ -6209,7 +4058,7 @@
     </w:p>
     <w:tbl>
       <w:tblPr>
-        <w:tblStyle w:val="a7"/>
+        <w:tblStyle w:val="TableGrid"/>
         <w:tblW w:w="9776" w:type="dxa"/>
         <w:tblLook w:val="04A0" w:firstRow="1" w:lastRow="0" w:firstColumn="1" w:lastColumn="0" w:noHBand="0" w:noVBand="1"/>
       </w:tblPr>
@@ -6503,99 +4352,6 @@
             <w:r>
               <w:rPr>
                 <w:rFonts w:ascii="TH Sarabun New" w:hAnsi="TH Sarabun New" w:cs="TH Sarabun New"/>
-                <w:b/>
-                <w:bCs/>
-                <w:noProof/>
-                <w:sz w:val="30"/>
-                <w:szCs w:val="30"/>
-                <w:lang w:val="en-GB" w:eastAsia="en-GB"/>
-              </w:rPr>
-              <mc:AlternateContent>
-                <mc:Choice Requires="wps">
-                  <w:drawing>
-                    <wp:anchor distT="0" distB="0" distL="114300" distR="114300" simplePos="0" relativeHeight="251702272" behindDoc="0" locked="0" layoutInCell="1" allowOverlap="1" wp14:anchorId="4E046806" wp14:editId="1A17913D">
-                      <wp:simplePos x="0" y="0"/>
-                      <wp:positionH relativeFrom="column">
-                        <wp:posOffset>232189</wp:posOffset>
-                      </wp:positionH>
-                      <wp:positionV relativeFrom="paragraph">
-                        <wp:posOffset>46990</wp:posOffset>
-                      </wp:positionV>
-                      <wp:extent cx="153035" cy="153035"/>
-                      <wp:effectExtent l="38100" t="38100" r="56515" b="113665"/>
-                      <wp:wrapNone/>
-                      <wp:docPr id="25" name="Oval 25"/>
-                      <wp:cNvGraphicFramePr/>
-                      <a:graphic xmlns:a="http://schemas.openxmlformats.org/drawingml/2006/main">
-                        <a:graphicData uri="http://schemas.microsoft.com/office/word/2010/wordprocessingShape">
-                          <wps:wsp>
-                            <wps:cNvSpPr/>
-                            <wps:spPr>
-                              <a:xfrm>
-                                <a:off x="0" y="0"/>
-                                <a:ext cx="153035" cy="153035"/>
-                              </a:xfrm>
-                              <a:prstGeom prst="ellipse">
-                                <a:avLst/>
-                              </a:prstGeom>
-                              <a:noFill/>
-                              <a:ln>
-                                <a:solidFill>
-                                  <a:schemeClr val="tx1"/>
-                                </a:solidFill>
-                              </a:ln>
-                              <a:effectLst>
-                                <a:outerShdw blurRad="50800" dist="38100" dir="2700000" algn="tl" rotWithShape="0">
-                                  <a:prstClr val="black">
-                                    <a:alpha val="40000"/>
-                                  </a:prstClr>
-                                </a:outerShdw>
-                              </a:effectLst>
-                            </wps:spPr>
-                            <wps:style>
-                              <a:lnRef idx="2">
-                                <a:schemeClr val="accent1">
-                                  <a:shade val="50000"/>
-                                </a:schemeClr>
-                              </a:lnRef>
-                              <a:fillRef idx="1">
-                                <a:schemeClr val="accent1"/>
-                              </a:fillRef>
-                              <a:effectRef idx="0">
-                                <a:schemeClr val="accent1"/>
-                              </a:effectRef>
-                              <a:fontRef idx="minor">
-                                <a:schemeClr val="lt1"/>
-                              </a:fontRef>
-                            </wps:style>
-                            <wps:bodyPr rot="0" spcFirstLastPara="0" vertOverflow="overflow" horzOverflow="overflow" vert="horz" wrap="square" lIns="91440" tIns="45720" rIns="91440" bIns="45720" numCol="1" spcCol="0" rtlCol="0" fromWordArt="0" anchor="ctr" anchorCtr="0" forceAA="0" compatLnSpc="1">
-                              <a:prstTxWarp prst="textNoShape">
-                                <a:avLst/>
-                              </a:prstTxWarp>
-                              <a:noAutofit/>
-                            </wps:bodyPr>
-                          </wps:wsp>
-                        </a:graphicData>
-                      </a:graphic>
-                      <wp14:sizeRelH relativeFrom="margin">
-                        <wp14:pctWidth>0</wp14:pctWidth>
-                      </wp14:sizeRelH>
-                    </wp:anchor>
-                  </w:drawing>
-                </mc:Choice>
-                <mc:Fallback>
-                  <w:pict>
-                    <v:oval w14:anchorId="228A6858" id="Oval 25" o:spid="_x0000_s1026" style="position:absolute;margin-left:18.3pt;margin-top:3.7pt;width:12.05pt;height:12.05pt;z-index:251702272;visibility:visible;mso-wrap-style:square;mso-width-percent:0;mso-wrap-distance-left:9pt;mso-wrap-distance-top:0;mso-wrap-distance-right:9pt;mso-wrap-distance-bottom:0;mso-position-horizontal:absolute;mso-position-horizontal-relative:text;mso-position-vertical:absolute;mso-position-vertical-relative:text;mso-width-percent:0;mso-width-relative:margin;v-text-anchor:middle" o:gfxdata="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" filled="f" strokecolor="black [3213]" strokeweight="1pt">
-                      <v:stroke joinstyle="miter"/>
-                      <v:shadow on="t" color="black" opacity="26214f" origin="-.5,-.5" offset=".74836mm,.74836mm"/>
-                    </v:oval>
-                  </w:pict>
-                </mc:Fallback>
-              </mc:AlternateContent>
-            </w:r>
-            <w:r>
-              <w:rPr>
-                <w:rFonts w:ascii="TH Sarabun New" w:hAnsi="TH Sarabun New" w:cs="TH Sarabun New"/>
                 <w:sz w:val="30"/>
                 <w:szCs w:val="30"/>
                 <w:cs/>
@@ -6651,99 +4407,6 @@
                 <w:szCs w:val="30"/>
               </w:rPr>
             </w:pPr>
-            <w:r>
-              <w:rPr>
-                <w:rFonts w:ascii="TH Sarabun New" w:hAnsi="TH Sarabun New" w:cs="TH Sarabun New"/>
-                <w:b/>
-                <w:bCs/>
-                <w:noProof/>
-                <w:sz w:val="30"/>
-                <w:szCs w:val="30"/>
-                <w:lang w:val="en-GB" w:eastAsia="en-GB"/>
-              </w:rPr>
-              <mc:AlternateContent>
-                <mc:Choice Requires="wps">
-                  <w:drawing>
-                    <wp:anchor distT="0" distB="0" distL="114300" distR="114300" simplePos="0" relativeHeight="251704320" behindDoc="0" locked="0" layoutInCell="1" allowOverlap="1" wp14:anchorId="152B8996" wp14:editId="4249EA5A">
-                      <wp:simplePos x="0" y="0"/>
-                      <wp:positionH relativeFrom="column">
-                        <wp:posOffset>232190</wp:posOffset>
-                      </wp:positionH>
-                      <wp:positionV relativeFrom="paragraph">
-                        <wp:posOffset>46990</wp:posOffset>
-                      </wp:positionV>
-                      <wp:extent cx="153035" cy="153035"/>
-                      <wp:effectExtent l="38100" t="38100" r="56515" b="113665"/>
-                      <wp:wrapNone/>
-                      <wp:docPr id="26" name="Oval 26"/>
-                      <wp:cNvGraphicFramePr/>
-                      <a:graphic xmlns:a="http://schemas.openxmlformats.org/drawingml/2006/main">
-                        <a:graphicData uri="http://schemas.microsoft.com/office/word/2010/wordprocessingShape">
-                          <wps:wsp>
-                            <wps:cNvSpPr/>
-                            <wps:spPr>
-                              <a:xfrm>
-                                <a:off x="0" y="0"/>
-                                <a:ext cx="153035" cy="153035"/>
-                              </a:xfrm>
-                              <a:prstGeom prst="ellipse">
-                                <a:avLst/>
-                              </a:prstGeom>
-                              <a:noFill/>
-                              <a:ln>
-                                <a:solidFill>
-                                  <a:schemeClr val="tx1"/>
-                                </a:solidFill>
-                              </a:ln>
-                              <a:effectLst>
-                                <a:outerShdw blurRad="50800" dist="38100" dir="2700000" algn="tl" rotWithShape="0">
-                                  <a:prstClr val="black">
-                                    <a:alpha val="40000"/>
-                                  </a:prstClr>
-                                </a:outerShdw>
-                              </a:effectLst>
-                            </wps:spPr>
-                            <wps:style>
-                              <a:lnRef idx="2">
-                                <a:schemeClr val="accent1">
-                                  <a:shade val="50000"/>
-                                </a:schemeClr>
-                              </a:lnRef>
-                              <a:fillRef idx="1">
-                                <a:schemeClr val="accent1"/>
-                              </a:fillRef>
-                              <a:effectRef idx="0">
-                                <a:schemeClr val="accent1"/>
-                              </a:effectRef>
-                              <a:fontRef idx="minor">
-                                <a:schemeClr val="lt1"/>
-                              </a:fontRef>
-                            </wps:style>
-                            <wps:bodyPr rot="0" spcFirstLastPara="0" vertOverflow="overflow" horzOverflow="overflow" vert="horz" wrap="square" lIns="91440" tIns="45720" rIns="91440" bIns="45720" numCol="1" spcCol="0" rtlCol="0" fromWordArt="0" anchor="ctr" anchorCtr="0" forceAA="0" compatLnSpc="1">
-                              <a:prstTxWarp prst="textNoShape">
-                                <a:avLst/>
-                              </a:prstTxWarp>
-                              <a:noAutofit/>
-                            </wps:bodyPr>
-                          </wps:wsp>
-                        </a:graphicData>
-                      </a:graphic>
-                      <wp14:sizeRelH relativeFrom="margin">
-                        <wp14:pctWidth>0</wp14:pctWidth>
-                      </wp14:sizeRelH>
-                    </wp:anchor>
-                  </w:drawing>
-                </mc:Choice>
-                <mc:Fallback>
-                  <w:pict>
-                    <v:oval w14:anchorId="0734673A" id="Oval 26" o:spid="_x0000_s1026" style="position:absolute;margin-left:18.3pt;margin-top:3.7pt;width:12.05pt;height:12.05pt;z-index:251704320;visibility:visible;mso-wrap-style:square;mso-width-percent:0;mso-wrap-distance-left:9pt;mso-wrap-distance-top:0;mso-wrap-distance-right:9pt;mso-wrap-distance-bottom:0;mso-position-horizontal:absolute;mso-position-horizontal-relative:text;mso-position-vertical:absolute;mso-position-vertical-relative:text;mso-width-percent:0;mso-width-relative:margin;v-text-anchor:middle" o:gfxdata="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" filled="f" strokecolor="black [3213]" strokeweight="1pt">
-                      <v:stroke joinstyle="miter"/>
-                      <v:shadow on="t" color="black" opacity="26214f" origin="-.5,-.5" offset=".74836mm,.74836mm"/>
-                    </v:oval>
-                  </w:pict>
-                </mc:Fallback>
-              </mc:AlternateContent>
-            </w:r>
             <w:r>
               <w:rPr>
                 <w:rFonts w:ascii="TH Sarabun New" w:hAnsi="TH Sarabun New" w:cs="TH Sarabun New"/>
@@ -7201,99 +4864,6 @@
                 <w:rFonts w:ascii="TH Sarabun New" w:hAnsi="TH Sarabun New" w:cs="TH Sarabun New"/>
                 <w:b/>
                 <w:bCs/>
-                <w:noProof/>
-                <w:sz w:val="30"/>
-                <w:szCs w:val="30"/>
-                <w:lang w:val="en-GB" w:eastAsia="en-GB"/>
-              </w:rPr>
-              <mc:AlternateContent>
-                <mc:Choice Requires="wps">
-                  <w:drawing>
-                    <wp:anchor distT="0" distB="0" distL="114300" distR="114300" simplePos="0" relativeHeight="251709440" behindDoc="0" locked="0" layoutInCell="1" allowOverlap="1" wp14:anchorId="20DFF65C" wp14:editId="4AFAF0B4">
-                      <wp:simplePos x="0" y="0"/>
-                      <wp:positionH relativeFrom="column">
-                        <wp:posOffset>-3810</wp:posOffset>
-                      </wp:positionH>
-                      <wp:positionV relativeFrom="paragraph">
-                        <wp:posOffset>48194</wp:posOffset>
-                      </wp:positionV>
-                      <wp:extent cx="153035" cy="153035"/>
-                      <wp:effectExtent l="38100" t="38100" r="56515" b="113665"/>
-                      <wp:wrapNone/>
-                      <wp:docPr id="29" name="Oval 29"/>
-                      <wp:cNvGraphicFramePr/>
-                      <a:graphic xmlns:a="http://schemas.openxmlformats.org/drawingml/2006/main">
-                        <a:graphicData uri="http://schemas.microsoft.com/office/word/2010/wordprocessingShape">
-                          <wps:wsp>
-                            <wps:cNvSpPr/>
-                            <wps:spPr>
-                              <a:xfrm>
-                                <a:off x="0" y="0"/>
-                                <a:ext cx="153035" cy="153035"/>
-                              </a:xfrm>
-                              <a:prstGeom prst="ellipse">
-                                <a:avLst/>
-                              </a:prstGeom>
-                              <a:noFill/>
-                              <a:ln>
-                                <a:solidFill>
-                                  <a:schemeClr val="tx1"/>
-                                </a:solidFill>
-                              </a:ln>
-                              <a:effectLst>
-                                <a:outerShdw blurRad="50800" dist="38100" dir="2700000" algn="tl" rotWithShape="0">
-                                  <a:prstClr val="black">
-                                    <a:alpha val="40000"/>
-                                  </a:prstClr>
-                                </a:outerShdw>
-                              </a:effectLst>
-                            </wps:spPr>
-                            <wps:style>
-                              <a:lnRef idx="2">
-                                <a:schemeClr val="accent1">
-                                  <a:shade val="50000"/>
-                                </a:schemeClr>
-                              </a:lnRef>
-                              <a:fillRef idx="1">
-                                <a:schemeClr val="accent1"/>
-                              </a:fillRef>
-                              <a:effectRef idx="0">
-                                <a:schemeClr val="accent1"/>
-                              </a:effectRef>
-                              <a:fontRef idx="minor">
-                                <a:schemeClr val="lt1"/>
-                              </a:fontRef>
-                            </wps:style>
-                            <wps:bodyPr rot="0" spcFirstLastPara="0" vertOverflow="overflow" horzOverflow="overflow" vert="horz" wrap="square" lIns="91440" tIns="45720" rIns="91440" bIns="45720" numCol="1" spcCol="0" rtlCol="0" fromWordArt="0" anchor="ctr" anchorCtr="0" forceAA="0" compatLnSpc="1">
-                              <a:prstTxWarp prst="textNoShape">
-                                <a:avLst/>
-                              </a:prstTxWarp>
-                              <a:noAutofit/>
-                            </wps:bodyPr>
-                          </wps:wsp>
-                        </a:graphicData>
-                      </a:graphic>
-                      <wp14:sizeRelH relativeFrom="margin">
-                        <wp14:pctWidth>0</wp14:pctWidth>
-                      </wp14:sizeRelH>
-                    </wp:anchor>
-                  </w:drawing>
-                </mc:Choice>
-                <mc:Fallback>
-                  <w:pict>
-                    <v:oval w14:anchorId="0A30696A" id="Oval 29" o:spid="_x0000_s1026" style="position:absolute;margin-left:-.3pt;margin-top:3.8pt;width:12.05pt;height:12.05pt;z-index:251709440;visibility:visible;mso-wrap-style:square;mso-width-percent:0;mso-wrap-distance-left:9pt;mso-wrap-distance-top:0;mso-wrap-distance-right:9pt;mso-wrap-distance-bottom:0;mso-position-horizontal:absolute;mso-position-horizontal-relative:text;mso-position-vertical:absolute;mso-position-vertical-relative:text;mso-width-percent:0;mso-width-relative:margin;v-text-anchor:middle" o:gfxdata="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" filled="f" strokecolor="black [3213]" strokeweight="1pt">
-                      <v:stroke joinstyle="miter"/>
-                      <v:shadow on="t" color="black" opacity="26214f" origin="-.5,-.5" offset=".74836mm,.74836mm"/>
-                    </v:oval>
-                  </w:pict>
-                </mc:Fallback>
-              </mc:AlternateContent>
-            </w:r>
-            <w:r>
-              <w:rPr>
-                <w:rFonts w:ascii="TH Sarabun New" w:hAnsi="TH Sarabun New" w:cs="TH Sarabun New"/>
-                <w:b/>
-                <w:bCs/>
                 <w:sz w:val="30"/>
                 <w:szCs w:val="30"/>
               </w:rPr>
@@ -7397,99 +4967,6 @@
             <w:r>
               <w:rPr>
                 <w:rFonts w:ascii="TH Sarabun New" w:hAnsi="TH Sarabun New" w:cs="TH Sarabun New"/>
-                <w:b/>
-                <w:bCs/>
-                <w:noProof/>
-                <w:sz w:val="30"/>
-                <w:szCs w:val="30"/>
-                <w:lang w:val="en-GB" w:eastAsia="en-GB"/>
-              </w:rPr>
-              <mc:AlternateContent>
-                <mc:Choice Requires="wps">
-                  <w:drawing>
-                    <wp:anchor distT="0" distB="0" distL="114300" distR="114300" simplePos="0" relativeHeight="251711488" behindDoc="0" locked="0" layoutInCell="1" allowOverlap="1" wp14:anchorId="17F0F598" wp14:editId="120A97A5">
-                      <wp:simplePos x="0" y="0"/>
-                      <wp:positionH relativeFrom="column">
-                        <wp:posOffset>-3810</wp:posOffset>
-                      </wp:positionH>
-                      <wp:positionV relativeFrom="paragraph">
-                        <wp:posOffset>22207</wp:posOffset>
-                      </wp:positionV>
-                      <wp:extent cx="153035" cy="153035"/>
-                      <wp:effectExtent l="38100" t="38100" r="56515" b="113665"/>
-                      <wp:wrapNone/>
-                      <wp:docPr id="30" name="Oval 30"/>
-                      <wp:cNvGraphicFramePr/>
-                      <a:graphic xmlns:a="http://schemas.openxmlformats.org/drawingml/2006/main">
-                        <a:graphicData uri="http://schemas.microsoft.com/office/word/2010/wordprocessingShape">
-                          <wps:wsp>
-                            <wps:cNvSpPr/>
-                            <wps:spPr>
-                              <a:xfrm>
-                                <a:off x="0" y="0"/>
-                                <a:ext cx="153035" cy="153035"/>
-                              </a:xfrm>
-                              <a:prstGeom prst="ellipse">
-                                <a:avLst/>
-                              </a:prstGeom>
-                              <a:noFill/>
-                              <a:ln>
-                                <a:solidFill>
-                                  <a:schemeClr val="tx1"/>
-                                </a:solidFill>
-                              </a:ln>
-                              <a:effectLst>
-                                <a:outerShdw blurRad="50800" dist="38100" dir="2700000" algn="tl" rotWithShape="0">
-                                  <a:prstClr val="black">
-                                    <a:alpha val="40000"/>
-                                  </a:prstClr>
-                                </a:outerShdw>
-                              </a:effectLst>
-                            </wps:spPr>
-                            <wps:style>
-                              <a:lnRef idx="2">
-                                <a:schemeClr val="accent1">
-                                  <a:shade val="50000"/>
-                                </a:schemeClr>
-                              </a:lnRef>
-                              <a:fillRef idx="1">
-                                <a:schemeClr val="accent1"/>
-                              </a:fillRef>
-                              <a:effectRef idx="0">
-                                <a:schemeClr val="accent1"/>
-                              </a:effectRef>
-                              <a:fontRef idx="minor">
-                                <a:schemeClr val="lt1"/>
-                              </a:fontRef>
-                            </wps:style>
-                            <wps:bodyPr rot="0" spcFirstLastPara="0" vertOverflow="overflow" horzOverflow="overflow" vert="horz" wrap="square" lIns="91440" tIns="45720" rIns="91440" bIns="45720" numCol="1" spcCol="0" rtlCol="0" fromWordArt="0" anchor="ctr" anchorCtr="0" forceAA="0" compatLnSpc="1">
-                              <a:prstTxWarp prst="textNoShape">
-                                <a:avLst/>
-                              </a:prstTxWarp>
-                              <a:noAutofit/>
-                            </wps:bodyPr>
-                          </wps:wsp>
-                        </a:graphicData>
-                      </a:graphic>
-                      <wp14:sizeRelH relativeFrom="margin">
-                        <wp14:pctWidth>0</wp14:pctWidth>
-                      </wp14:sizeRelH>
-                    </wp:anchor>
-                  </w:drawing>
-                </mc:Choice>
-                <mc:Fallback>
-                  <w:pict>
-                    <v:oval w14:anchorId="235FB06E" id="Oval 30" o:spid="_x0000_s1026" style="position:absolute;margin-left:-.3pt;margin-top:1.75pt;width:12.05pt;height:12.05pt;z-index:251711488;visibility:visible;mso-wrap-style:square;mso-width-percent:0;mso-wrap-distance-left:9pt;mso-wrap-distance-top:0;mso-wrap-distance-right:9pt;mso-wrap-distance-bottom:0;mso-position-horizontal:absolute;mso-position-horizontal-relative:text;mso-position-vertical:absolute;mso-position-vertical-relative:text;mso-width-percent:0;mso-width-relative:margin;v-text-anchor:middle" o:gfxdata="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" filled="f" strokecolor="black [3213]" strokeweight="1pt">
-                      <v:stroke joinstyle="miter"/>
-                      <v:shadow on="t" color="black" opacity="26214f" origin="-.5,-.5" offset=".74836mm,.74836mm"/>
-                    </v:oval>
-                  </w:pict>
-                </mc:Fallback>
-              </mc:AlternateContent>
-            </w:r>
-            <w:r>
-              <w:rPr>
-                <w:rFonts w:ascii="TH Sarabun New" w:hAnsi="TH Sarabun New" w:cs="TH Sarabun New"/>
                 <w:sz w:val="30"/>
                 <w:szCs w:val="30"/>
                 <w:cs/>
@@ -7560,109 +5037,7 @@
                 <w:szCs w:val="30"/>
                 <w:cs/>
               </w:rPr>
-              <w:t xml:space="preserve"> </w:t>
-            </w:r>
-            <w:r>
-              <w:rPr>
-                <w:rFonts w:ascii="TH Sarabun New" w:hAnsi="TH Sarabun New" w:cs="TH Sarabun New"/>
-                <w:b/>
-                <w:bCs/>
-                <w:noProof/>
-                <w:sz w:val="30"/>
-                <w:szCs w:val="30"/>
-                <w:lang w:val="en-GB" w:eastAsia="en-GB"/>
-              </w:rPr>
-              <mc:AlternateContent>
-                <mc:Choice Requires="wps">
-                  <w:drawing>
-                    <wp:anchor distT="0" distB="0" distL="114300" distR="114300" simplePos="0" relativeHeight="251713536" behindDoc="0" locked="0" layoutInCell="1" allowOverlap="1" wp14:anchorId="3B685D19" wp14:editId="2DC85EDA">
-                      <wp:simplePos x="0" y="0"/>
-                      <wp:positionH relativeFrom="column">
-                        <wp:posOffset>-3810</wp:posOffset>
-                      </wp:positionH>
-                      <wp:positionV relativeFrom="paragraph">
-                        <wp:posOffset>40640</wp:posOffset>
-                      </wp:positionV>
-                      <wp:extent cx="153035" cy="153035"/>
-                      <wp:effectExtent l="38100" t="38100" r="56515" b="113665"/>
-                      <wp:wrapNone/>
-                      <wp:docPr id="31" name="Oval 31"/>
-                      <wp:cNvGraphicFramePr/>
-                      <a:graphic xmlns:a="http://schemas.openxmlformats.org/drawingml/2006/main">
-                        <a:graphicData uri="http://schemas.microsoft.com/office/word/2010/wordprocessingShape">
-                          <wps:wsp>
-                            <wps:cNvSpPr/>
-                            <wps:spPr>
-                              <a:xfrm>
-                                <a:off x="0" y="0"/>
-                                <a:ext cx="153035" cy="153035"/>
-                              </a:xfrm>
-                              <a:prstGeom prst="ellipse">
-                                <a:avLst/>
-                              </a:prstGeom>
-                              <a:noFill/>
-                              <a:ln>
-                                <a:solidFill>
-                                  <a:schemeClr val="tx1"/>
-                                </a:solidFill>
-                              </a:ln>
-                              <a:effectLst>
-                                <a:outerShdw blurRad="50800" dist="38100" dir="2700000" algn="tl" rotWithShape="0">
-                                  <a:prstClr val="black">
-                                    <a:alpha val="40000"/>
-                                  </a:prstClr>
-                                </a:outerShdw>
-                              </a:effectLst>
-                            </wps:spPr>
-                            <wps:style>
-                              <a:lnRef idx="2">
-                                <a:schemeClr val="accent1">
-                                  <a:shade val="50000"/>
-                                </a:schemeClr>
-                              </a:lnRef>
-                              <a:fillRef idx="1">
-                                <a:schemeClr val="accent1"/>
-                              </a:fillRef>
-                              <a:effectRef idx="0">
-                                <a:schemeClr val="accent1"/>
-                              </a:effectRef>
-                              <a:fontRef idx="minor">
-                                <a:schemeClr val="lt1"/>
-                              </a:fontRef>
-                            </wps:style>
-                            <wps:bodyPr rot="0" spcFirstLastPara="0" vertOverflow="overflow" horzOverflow="overflow" vert="horz" wrap="square" lIns="91440" tIns="45720" rIns="91440" bIns="45720" numCol="1" spcCol="0" rtlCol="0" fromWordArt="0" anchor="ctr" anchorCtr="0" forceAA="0" compatLnSpc="1">
-                              <a:prstTxWarp prst="textNoShape">
-                                <a:avLst/>
-                              </a:prstTxWarp>
-                              <a:noAutofit/>
-                            </wps:bodyPr>
-                          </wps:wsp>
-                        </a:graphicData>
-                      </a:graphic>
-                      <wp14:sizeRelH relativeFrom="margin">
-                        <wp14:pctWidth>0</wp14:pctWidth>
-                      </wp14:sizeRelH>
-                    </wp:anchor>
-                  </w:drawing>
-                </mc:Choice>
-                <mc:Fallback>
-                  <w:pict>
-                    <v:oval w14:anchorId="1BEF8C4F" id="Oval 31" o:spid="_x0000_s1026" style="position:absolute;margin-left:-.3pt;margin-top:3.2pt;width:12.05pt;height:12.05pt;z-index:251713536;visibility:visible;mso-wrap-style:square;mso-width-percent:0;mso-wrap-distance-left:9pt;mso-wrap-distance-top:0;mso-wrap-distance-right:9pt;mso-wrap-distance-bottom:0;mso-position-horizontal:absolute;mso-position-horizontal-relative:text;mso-position-vertical:absolute;mso-position-vertical-relative:text;mso-width-percent:0;mso-width-relative:margin;v-text-anchor:middle" o:gfxdata="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" filled="f" strokecolor="black [3213]" strokeweight="1pt">
-                      <v:stroke joinstyle="miter"/>
-                      <v:shadow on="t" color="black" opacity="26214f" origin="-.5,-.5" offset=".74836mm,.74836mm"/>
-                    </v:oval>
-                  </w:pict>
-                </mc:Fallback>
-              </mc:AlternateContent>
-            </w:r>
-            <w:r>
-              <w:rPr>
-                <w:rFonts w:ascii="TH Sarabun New" w:hAnsi="TH Sarabun New" w:cs="TH Sarabun New"/>
-                <w:sz w:val="30"/>
-                <w:szCs w:val="30"/>
-                <w:cs/>
-              </w:rPr>
-              <w:t xml:space="preserve">    </w:t>
+              <w:t xml:space="preserve">     </w:t>
             </w:r>
             <w:r>
               <w:rPr>
@@ -7753,162 +5128,68 @@
             <w:r>
               <w:rPr>
                 <w:rFonts w:ascii="TH Sarabun New" w:hAnsi="TH Sarabun New" w:cs="TH Sarabun New"/>
-                <w:b/>
-                <w:bCs/>
+                <w:sz w:val="30"/>
+                <w:szCs w:val="30"/>
+              </w:rPr>
+              <w:t xml:space="preserve">     </w:t>
+            </w:r>
+            <w:r>
+              <w:rPr>
+                <w:rFonts w:ascii="TH Sarabun New" w:hAnsi="TH Sarabun New" w:cs="TH Sarabun New"/>
+                <w:sz w:val="28"/>
+              </w:rPr>
+              <w:t>{{</w:t>
+            </w:r>
+            <w:r>
+              <w:rPr>
+                <w:rFonts w:ascii="TH Sarabun New" w:hAnsi="TH Sarabun New" w:cs="TH Sarabun New"/>
+                <w:sz w:val="28"/>
+              </w:rPr>
+              <w:t>diss_report</w:t>
+            </w:r>
+            <w:r>
+              <w:rPr>
+                <w:rFonts w:ascii="TH Sarabun New" w:hAnsi="TH Sarabun New" w:cs="TH Sarabun New"/>
+                <w:sz w:val="28"/>
+              </w:rPr>
+              <w:t>}}</w:t>
+            </w:r>
+            <w:r>
+              <w:rPr>
+                <w:rFonts w:ascii="TH Sarabun New" w:hAnsi="TH Sarabun New" w:cs="TH Sarabun New" w:hint="cs"/>
+                <w:sz w:val="30"/>
+                <w:szCs w:val="30"/>
+                <w:cs/>
+              </w:rPr>
+              <w:t xml:space="preserve"> </w:t>
+            </w:r>
+            <w:r>
+              <w:rPr>
+                <w:rFonts w:ascii="TH Sarabun New" w:hAnsi="TH Sarabun New" w:cs="TH Sarabun New"/>
+                <w:sz w:val="30"/>
+                <w:szCs w:val="30"/>
+                <w:cs/>
+              </w:rPr>
+              <w:t>รายงานวิจัยฉบับสมบูรณ์</w:t>
+            </w:r>
+          </w:p>
+          <w:p>
+            <w:pPr>
+              <w:jc w:val="thaiDistribute"/>
+              <w:rPr>
+                <w:rFonts w:ascii="TH Sarabun New" w:hAnsi="TH Sarabun New" w:cs="TH Sarabun New"/>
+                <w:sz w:val="30"/>
+                <w:szCs w:val="30"/>
+              </w:rPr>
+            </w:pPr>
+            <w:r>
+              <w:rPr>
+                <w:rFonts w:ascii="TH Sarabun New" w:hAnsi="TH Sarabun New" w:cs="TH Sarabun New"/>
                 <w:noProof/>
                 <w:sz w:val="30"/>
                 <w:szCs w:val="30"/>
                 <w:lang w:val="en-GB" w:eastAsia="en-GB"/>
               </w:rPr>
-              <mc:AlternateContent>
-                <mc:Choice Requires="wps">
-                  <w:drawing>
-                    <wp:anchor distT="0" distB="0" distL="114300" distR="114300" simplePos="0" relativeHeight="251715584" behindDoc="0" locked="0" layoutInCell="1" allowOverlap="1" wp14:anchorId="7AEB91B5" wp14:editId="3A41B5A7">
-                      <wp:simplePos x="0" y="0"/>
-                      <wp:positionH relativeFrom="column">
-                        <wp:posOffset>6556</wp:posOffset>
-                      </wp:positionH>
-                      <wp:positionV relativeFrom="paragraph">
-                        <wp:posOffset>27305</wp:posOffset>
-                      </wp:positionV>
-                      <wp:extent cx="153035" cy="153035"/>
-                      <wp:effectExtent l="38100" t="38100" r="56515" b="113665"/>
-                      <wp:wrapNone/>
-                      <wp:docPr id="32" name="Oval 32"/>
-                      <wp:cNvGraphicFramePr/>
-                      <a:graphic xmlns:a="http://schemas.openxmlformats.org/drawingml/2006/main">
-                        <a:graphicData uri="http://schemas.microsoft.com/office/word/2010/wordprocessingShape">
-                          <wps:wsp>
-                            <wps:cNvSpPr/>
-                            <wps:spPr>
-                              <a:xfrm>
-                                <a:off x="0" y="0"/>
-                                <a:ext cx="153035" cy="153035"/>
-                              </a:xfrm>
-                              <a:prstGeom prst="ellipse">
-                                <a:avLst/>
-                              </a:prstGeom>
-                              <a:noFill/>
-                              <a:ln>
-                                <a:solidFill>
-                                  <a:schemeClr val="tx1"/>
-                                </a:solidFill>
-                              </a:ln>
-                              <a:effectLst>
-                                <a:outerShdw blurRad="50800" dist="38100" dir="2700000" algn="tl" rotWithShape="0">
-                                  <a:prstClr val="black">
-                                    <a:alpha val="40000"/>
-                                  </a:prstClr>
-                                </a:outerShdw>
-                              </a:effectLst>
-                            </wps:spPr>
-                            <wps:style>
-                              <a:lnRef idx="2">
-                                <a:schemeClr val="accent1">
-                                  <a:shade val="50000"/>
-                                </a:schemeClr>
-                              </a:lnRef>
-                              <a:fillRef idx="1">
-                                <a:schemeClr val="accent1"/>
-                              </a:fillRef>
-                              <a:effectRef idx="0">
-                                <a:schemeClr val="accent1"/>
-                              </a:effectRef>
-                              <a:fontRef idx="minor">
-                                <a:schemeClr val="lt1"/>
-                              </a:fontRef>
-                            </wps:style>
-                            <wps:bodyPr rot="0" spcFirstLastPara="0" vertOverflow="overflow" horzOverflow="overflow" vert="horz" wrap="square" lIns="91440" tIns="45720" rIns="91440" bIns="45720" numCol="1" spcCol="0" rtlCol="0" fromWordArt="0" anchor="ctr" anchorCtr="0" forceAA="0" compatLnSpc="1">
-                              <a:prstTxWarp prst="textNoShape">
-                                <a:avLst/>
-                              </a:prstTxWarp>
-                              <a:noAutofit/>
-                            </wps:bodyPr>
-                          </wps:wsp>
-                        </a:graphicData>
-                      </a:graphic>
-                      <wp14:sizeRelH relativeFrom="margin">
-                        <wp14:pctWidth>0</wp14:pctWidth>
-                      </wp14:sizeRelH>
-                    </wp:anchor>
-                  </w:drawing>
-                </mc:Choice>
-                <mc:Fallback>
-                  <w:pict>
-                    <v:oval w14:anchorId="0FF46F75" id="Oval 32" o:spid="_x0000_s1026" style="position:absolute;margin-left:.5pt;margin-top:2.15pt;width:12.05pt;height:12.05pt;z-index:251715584;visibility:visible;mso-wrap-style:square;mso-width-percent:0;mso-wrap-distance-left:9pt;mso-wrap-distance-top:0;mso-wrap-distance-right:9pt;mso-wrap-distance-bottom:0;mso-position-horizontal:absolute;mso-position-horizontal-relative:text;mso-position-vertical:absolute;mso-position-vertical-relative:text;mso-width-percent:0;mso-width-relative:margin;v-text-anchor:middle" o:gfxdata="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" filled="f" strokecolor="black [3213]" strokeweight="1pt">
-                      <v:stroke joinstyle="miter"/>
-                      <v:shadow on="t" color="black" opacity="26214f" origin="-.5,-.5" offset=".74836mm,.74836mm"/>
-                    </v:oval>
-                  </w:pict>
-                </mc:Fallback>
-              </mc:AlternateContent>
-            </w:r>
-            <w:r>
-              <w:rPr>
-                <w:rFonts w:ascii="TH Sarabun New" w:hAnsi="TH Sarabun New" w:cs="TH Sarabun New"/>
-                <w:sz w:val="30"/>
-                <w:szCs w:val="30"/>
-              </w:rPr>
-              <w:t xml:space="preserve">     </w:t>
-            </w:r>
-            <w:r>
-              <w:rPr>
-                <w:rFonts w:ascii="TH Sarabun New" w:hAnsi="TH Sarabun New" w:cs="TH Sarabun New"/>
-                <w:sz w:val="28"/>
-              </w:rPr>
-              <w:t>{{</w:t>
-            </w:r>
-            <w:r>
-              <w:rPr>
-                <w:rFonts w:ascii="TH Sarabun New" w:hAnsi="TH Sarabun New" w:cs="TH Sarabun New"/>
-                <w:sz w:val="28"/>
-              </w:rPr>
-              <w:t>diss_report</w:t>
-            </w:r>
-            <w:r>
-              <w:rPr>
-                <w:rFonts w:ascii="TH Sarabun New" w:hAnsi="TH Sarabun New" w:cs="TH Sarabun New"/>
-                <w:sz w:val="28"/>
-              </w:rPr>
-              <w:t>}}</w:t>
-            </w:r>
-            <w:r>
-              <w:rPr>
-                <w:rFonts w:ascii="TH Sarabun New" w:hAnsi="TH Sarabun New" w:cs="TH Sarabun New" w:hint="cs"/>
-                <w:sz w:val="30"/>
-                <w:szCs w:val="30"/>
-                <w:cs/>
-              </w:rPr>
-              <w:t xml:space="preserve"> </w:t>
-            </w:r>
-            <w:r>
-              <w:rPr>
-                <w:rFonts w:ascii="TH Sarabun New" w:hAnsi="TH Sarabun New" w:cs="TH Sarabun New"/>
-                <w:sz w:val="30"/>
-                <w:szCs w:val="30"/>
-                <w:cs/>
-              </w:rPr>
-              <w:t>รายงานวิจัยฉบับสมบูรณ์</w:t>
-            </w:r>
-          </w:p>
-          <w:p>
-            <w:pPr>
-              <w:jc w:val="thaiDistribute"/>
-              <w:rPr>
-                <w:rFonts w:ascii="TH Sarabun New" w:hAnsi="TH Sarabun New" w:cs="TH Sarabun New"/>
-                <w:sz w:val="30"/>
-                <w:szCs w:val="30"/>
-              </w:rPr>
-            </w:pPr>
-            <w:r>
-              <w:rPr>
-                <w:rFonts w:ascii="TH Sarabun New" w:hAnsi="TH Sarabun New" w:cs="TH Sarabun New"/>
-                <w:noProof/>
-                <w:sz w:val="30"/>
-                <w:szCs w:val="30"/>
-                <w:lang w:val="en-GB" w:eastAsia="en-GB"/>
-              </w:rPr>
-              <w:lastRenderedPageBreak/>
               <mc:AlternateContent>
                 <mc:Choice Requires="wps">
                   <w:drawing>
@@ -8048,6 +5329,7 @@
                 <w:szCs w:val="30"/>
                 <w:lang w:val="en-GB" w:eastAsia="en-GB"/>
               </w:rPr>
+              <w:lastRenderedPageBreak/>
               <mc:AlternateContent>
                 <mc:Choice Requires="wps">
                   <w:drawing>
@@ -8174,99 +5456,6 @@
             <w:r>
               <w:rPr>
                 <w:rFonts w:ascii="TH Sarabun New" w:hAnsi="TH Sarabun New" w:cs="TH Sarabun New"/>
-                <w:b/>
-                <w:bCs/>
-                <w:noProof/>
-                <w:sz w:val="30"/>
-                <w:szCs w:val="30"/>
-                <w:lang w:val="en-GB" w:eastAsia="en-GB"/>
-              </w:rPr>
-              <mc:AlternateContent>
-                <mc:Choice Requires="wps">
-                  <w:drawing>
-                    <wp:anchor distT="0" distB="0" distL="114300" distR="114300" simplePos="0" relativeHeight="251721728" behindDoc="0" locked="0" layoutInCell="1" allowOverlap="1" wp14:anchorId="2E1557EB" wp14:editId="03DAAC24">
-                      <wp:simplePos x="0" y="0"/>
-                      <wp:positionH relativeFrom="column">
-                        <wp:posOffset>6556</wp:posOffset>
-                      </wp:positionH>
-                      <wp:positionV relativeFrom="paragraph">
-                        <wp:posOffset>26035</wp:posOffset>
-                      </wp:positionV>
-                      <wp:extent cx="153035" cy="153035"/>
-                      <wp:effectExtent l="38100" t="38100" r="56515" b="113665"/>
-                      <wp:wrapNone/>
-                      <wp:docPr id="36" name="Oval 36"/>
-                      <wp:cNvGraphicFramePr/>
-                      <a:graphic xmlns:a="http://schemas.openxmlformats.org/drawingml/2006/main">
-                        <a:graphicData uri="http://schemas.microsoft.com/office/word/2010/wordprocessingShape">
-                          <wps:wsp>
-                            <wps:cNvSpPr/>
-                            <wps:spPr>
-                              <a:xfrm>
-                                <a:off x="0" y="0"/>
-                                <a:ext cx="153035" cy="153035"/>
-                              </a:xfrm>
-                              <a:prstGeom prst="ellipse">
-                                <a:avLst/>
-                              </a:prstGeom>
-                              <a:noFill/>
-                              <a:ln>
-                                <a:solidFill>
-                                  <a:schemeClr val="tx1"/>
-                                </a:solidFill>
-                              </a:ln>
-                              <a:effectLst>
-                                <a:outerShdw blurRad="50800" dist="38100" dir="2700000" algn="tl" rotWithShape="0">
-                                  <a:prstClr val="black">
-                                    <a:alpha val="40000"/>
-                                  </a:prstClr>
-                                </a:outerShdw>
-                              </a:effectLst>
-                            </wps:spPr>
-                            <wps:style>
-                              <a:lnRef idx="2">
-                                <a:schemeClr val="accent1">
-                                  <a:shade val="50000"/>
-                                </a:schemeClr>
-                              </a:lnRef>
-                              <a:fillRef idx="1">
-                                <a:schemeClr val="accent1"/>
-                              </a:fillRef>
-                              <a:effectRef idx="0">
-                                <a:schemeClr val="accent1"/>
-                              </a:effectRef>
-                              <a:fontRef idx="minor">
-                                <a:schemeClr val="lt1"/>
-                              </a:fontRef>
-                            </wps:style>
-                            <wps:bodyPr rot="0" spcFirstLastPara="0" vertOverflow="overflow" horzOverflow="overflow" vert="horz" wrap="square" lIns="91440" tIns="45720" rIns="91440" bIns="45720" numCol="1" spcCol="0" rtlCol="0" fromWordArt="0" anchor="ctr" anchorCtr="0" forceAA="0" compatLnSpc="1">
-                              <a:prstTxWarp prst="textNoShape">
-                                <a:avLst/>
-                              </a:prstTxWarp>
-                              <a:noAutofit/>
-                            </wps:bodyPr>
-                          </wps:wsp>
-                        </a:graphicData>
-                      </a:graphic>
-                      <wp14:sizeRelH relativeFrom="margin">
-                        <wp14:pctWidth>0</wp14:pctWidth>
-                      </wp14:sizeRelH>
-                    </wp:anchor>
-                  </w:drawing>
-                </mc:Choice>
-                <mc:Fallback>
-                  <w:pict>
-                    <v:oval w14:anchorId="6B2848A6" id="Oval 36" o:spid="_x0000_s1026" style="position:absolute;margin-left:.5pt;margin-top:2.05pt;width:12.05pt;height:12.05pt;z-index:251721728;visibility:visible;mso-wrap-style:square;mso-width-percent:0;mso-wrap-distance-left:9pt;mso-wrap-distance-top:0;mso-wrap-distance-right:9pt;mso-wrap-distance-bottom:0;mso-position-horizontal:absolute;mso-position-horizontal-relative:text;mso-position-vertical:absolute;mso-position-vertical-relative:text;mso-width-percent:0;mso-width-relative:margin;v-text-anchor:middle" o:gfxdata="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" filled="f" strokecolor="black [3213]" strokeweight="1pt">
-                      <v:stroke joinstyle="miter"/>
-                      <v:shadow on="t" color="black" opacity="26214f" origin="-.5,-.5" offset=".74836mm,.74836mm"/>
-                    </v:oval>
-                  </w:pict>
-                </mc:Fallback>
-              </mc:AlternateContent>
-            </w:r>
-            <w:r>
-              <w:rPr>
-                <w:rFonts w:ascii="TH Sarabun New" w:hAnsi="TH Sarabun New" w:cs="TH Sarabun New"/>
                 <w:sz w:val="30"/>
                 <w:szCs w:val="30"/>
                 <w:cs/>
@@ -8416,192 +5605,6 @@
                 <w:szCs w:val="30"/>
               </w:rPr>
             </w:pPr>
-            <w:r>
-              <w:rPr>
-                <w:rFonts w:ascii="TH Sarabun New" w:hAnsi="TH Sarabun New" w:cs="TH Sarabun New"/>
-                <w:b/>
-                <w:bCs/>
-                <w:noProof/>
-                <w:sz w:val="30"/>
-                <w:szCs w:val="30"/>
-                <w:lang w:val="en-GB" w:eastAsia="en-GB"/>
-              </w:rPr>
-              <mc:AlternateContent>
-                <mc:Choice Requires="wps">
-                  <w:drawing>
-                    <wp:anchor distT="0" distB="0" distL="114300" distR="114300" simplePos="0" relativeHeight="251725824" behindDoc="0" locked="0" layoutInCell="1" allowOverlap="1" wp14:anchorId="770A856A" wp14:editId="69AD3761">
-                      <wp:simplePos x="0" y="0"/>
-                      <wp:positionH relativeFrom="column">
-                        <wp:posOffset>1171575</wp:posOffset>
-                      </wp:positionH>
-                      <wp:positionV relativeFrom="paragraph">
-                        <wp:posOffset>43208</wp:posOffset>
-                      </wp:positionV>
-                      <wp:extent cx="153035" cy="153035"/>
-                      <wp:effectExtent l="38100" t="38100" r="56515" b="113665"/>
-                      <wp:wrapNone/>
-                      <wp:docPr id="38" name="Oval 38"/>
-                      <wp:cNvGraphicFramePr/>
-                      <a:graphic xmlns:a="http://schemas.openxmlformats.org/drawingml/2006/main">
-                        <a:graphicData uri="http://schemas.microsoft.com/office/word/2010/wordprocessingShape">
-                          <wps:wsp>
-                            <wps:cNvSpPr/>
-                            <wps:spPr>
-                              <a:xfrm>
-                                <a:off x="0" y="0"/>
-                                <a:ext cx="153035" cy="153035"/>
-                              </a:xfrm>
-                              <a:prstGeom prst="ellipse">
-                                <a:avLst/>
-                              </a:prstGeom>
-                              <a:noFill/>
-                              <a:ln>
-                                <a:solidFill>
-                                  <a:schemeClr val="tx1"/>
-                                </a:solidFill>
-                              </a:ln>
-                              <a:effectLst>
-                                <a:outerShdw blurRad="50800" dist="38100" dir="2700000" algn="tl" rotWithShape="0">
-                                  <a:prstClr val="black">
-                                    <a:alpha val="40000"/>
-                                  </a:prstClr>
-                                </a:outerShdw>
-                              </a:effectLst>
-                            </wps:spPr>
-                            <wps:style>
-                              <a:lnRef idx="2">
-                                <a:schemeClr val="accent1">
-                                  <a:shade val="50000"/>
-                                </a:schemeClr>
-                              </a:lnRef>
-                              <a:fillRef idx="1">
-                                <a:schemeClr val="accent1"/>
-                              </a:fillRef>
-                              <a:effectRef idx="0">
-                                <a:schemeClr val="accent1"/>
-                              </a:effectRef>
-                              <a:fontRef idx="minor">
-                                <a:schemeClr val="lt1"/>
-                              </a:fontRef>
-                            </wps:style>
-                            <wps:bodyPr rot="0" spcFirstLastPara="0" vertOverflow="overflow" horzOverflow="overflow" vert="horz" wrap="square" lIns="91440" tIns="45720" rIns="91440" bIns="45720" numCol="1" spcCol="0" rtlCol="0" fromWordArt="0" anchor="ctr" anchorCtr="0" forceAA="0" compatLnSpc="1">
-                              <a:prstTxWarp prst="textNoShape">
-                                <a:avLst/>
-                              </a:prstTxWarp>
-                              <a:noAutofit/>
-                            </wps:bodyPr>
-                          </wps:wsp>
-                        </a:graphicData>
-                      </a:graphic>
-                      <wp14:sizeRelH relativeFrom="margin">
-                        <wp14:pctWidth>0</wp14:pctWidth>
-                      </wp14:sizeRelH>
-                    </wp:anchor>
-                  </w:drawing>
-                </mc:Choice>
-                <mc:Fallback>
-                  <w:pict>
-                    <v:oval w14:anchorId="763DC957" id="Oval 38" o:spid="_x0000_s1026" style="position:absolute;margin-left:92.25pt;margin-top:3.4pt;width:12.05pt;height:12.05pt;z-index:251725824;visibility:visible;mso-wrap-style:square;mso-width-percent:0;mso-wrap-distance-left:9pt;mso-wrap-distance-top:0;mso-wrap-distance-right:9pt;mso-wrap-distance-bottom:0;mso-position-horizontal:absolute;mso-position-horizontal-relative:text;mso-position-vertical:absolute;mso-position-vertical-relative:text;mso-width-percent:0;mso-width-relative:margin;v-text-anchor:middle" o:gfxdata="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" filled="f" strokecolor="black [3213]" strokeweight="1pt">
-                      <v:stroke joinstyle="miter"/>
-                      <v:shadow on="t" color="black" opacity="26214f" origin="-.5,-.5" offset=".74836mm,.74836mm"/>
-                    </v:oval>
-                  </w:pict>
-                </mc:Fallback>
-              </mc:AlternateContent>
-            </w:r>
-            <w:r>
-              <w:rPr>
-                <w:rFonts w:ascii="TH Sarabun New" w:hAnsi="TH Sarabun New" w:cs="TH Sarabun New"/>
-                <w:b/>
-                <w:bCs/>
-                <w:noProof/>
-                <w:sz w:val="30"/>
-                <w:szCs w:val="30"/>
-                <w:lang w:val="en-GB" w:eastAsia="en-GB"/>
-              </w:rPr>
-              <mc:AlternateContent>
-                <mc:Choice Requires="wps">
-                  <w:drawing>
-                    <wp:anchor distT="0" distB="0" distL="114300" distR="114300" simplePos="0" relativeHeight="251723776" behindDoc="0" locked="0" layoutInCell="1" allowOverlap="1" wp14:anchorId="35327874" wp14:editId="6C43C96A">
-                      <wp:simplePos x="0" y="0"/>
-                      <wp:positionH relativeFrom="column">
-                        <wp:posOffset>262890</wp:posOffset>
-                      </wp:positionH>
-                      <wp:positionV relativeFrom="paragraph">
-                        <wp:posOffset>38290</wp:posOffset>
-                      </wp:positionV>
-                      <wp:extent cx="153035" cy="153035"/>
-                      <wp:effectExtent l="38100" t="38100" r="56515" b="113665"/>
-                      <wp:wrapNone/>
-                      <wp:docPr id="37" name="Oval 37"/>
-                      <wp:cNvGraphicFramePr/>
-                      <a:graphic xmlns:a="http://schemas.openxmlformats.org/drawingml/2006/main">
-                        <a:graphicData uri="http://schemas.microsoft.com/office/word/2010/wordprocessingShape">
-                          <wps:wsp>
-                            <wps:cNvSpPr/>
-                            <wps:spPr>
-                              <a:xfrm>
-                                <a:off x="0" y="0"/>
-                                <a:ext cx="153035" cy="153035"/>
-                              </a:xfrm>
-                              <a:prstGeom prst="ellipse">
-                                <a:avLst/>
-                              </a:prstGeom>
-                              <a:noFill/>
-                              <a:ln>
-                                <a:solidFill>
-                                  <a:schemeClr val="tx1"/>
-                                </a:solidFill>
-                              </a:ln>
-                              <a:effectLst>
-                                <a:outerShdw blurRad="50800" dist="38100" dir="2700000" algn="tl" rotWithShape="0">
-                                  <a:prstClr val="black">
-                                    <a:alpha val="40000"/>
-                                  </a:prstClr>
-                                </a:outerShdw>
-                              </a:effectLst>
-                            </wps:spPr>
-                            <wps:style>
-                              <a:lnRef idx="2">
-                                <a:schemeClr val="accent1">
-                                  <a:shade val="50000"/>
-                                </a:schemeClr>
-                              </a:lnRef>
-                              <a:fillRef idx="1">
-                                <a:schemeClr val="accent1"/>
-                              </a:fillRef>
-                              <a:effectRef idx="0">
-                                <a:schemeClr val="accent1"/>
-                              </a:effectRef>
-                              <a:fontRef idx="minor">
-                                <a:schemeClr val="lt1"/>
-                              </a:fontRef>
-                            </wps:style>
-                            <wps:bodyPr rot="0" spcFirstLastPara="0" vertOverflow="overflow" horzOverflow="overflow" vert="horz" wrap="square" lIns="91440" tIns="45720" rIns="91440" bIns="45720" numCol="1" spcCol="0" rtlCol="0" fromWordArt="0" anchor="ctr" anchorCtr="0" forceAA="0" compatLnSpc="1">
-                              <a:prstTxWarp prst="textNoShape">
-                                <a:avLst/>
-                              </a:prstTxWarp>
-                              <a:noAutofit/>
-                            </wps:bodyPr>
-                          </wps:wsp>
-                        </a:graphicData>
-                      </a:graphic>
-                      <wp14:sizeRelH relativeFrom="margin">
-                        <wp14:pctWidth>0</wp14:pctWidth>
-                      </wp14:sizeRelH>
-                    </wp:anchor>
-                  </w:drawing>
-                </mc:Choice>
-                <mc:Fallback>
-                  <w:pict>
-                    <v:oval w14:anchorId="05E05060" id="Oval 37" o:spid="_x0000_s1026" style="position:absolute;margin-left:20.7pt;margin-top:3pt;width:12.05pt;height:12.05pt;z-index:251723776;visibility:visible;mso-wrap-style:square;mso-width-percent:0;mso-wrap-distance-left:9pt;mso-wrap-distance-top:0;mso-wrap-distance-right:9pt;mso-wrap-distance-bottom:0;mso-position-horizontal:absolute;mso-position-horizontal-relative:text;mso-position-vertical:absolute;mso-position-vertical-relative:text;mso-width-percent:0;mso-width-relative:margin;v-text-anchor:middle" o:gfxdata="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" filled="f" strokecolor="black [3213]" strokeweight="1pt">
-                      <v:stroke joinstyle="miter"/>
-                      <v:shadow on="t" color="black" opacity="26214f" origin="-.5,-.5" offset=".74836mm,.74836mm"/>
-                    </v:oval>
-                  </w:pict>
-                </mc:Fallback>
-              </mc:AlternateContent>
-            </w:r>
             <w:r>
               <w:rPr>
                 <w:rFonts w:ascii="TH Sarabun New" w:hAnsi="TH Sarabun New" w:cs="TH Sarabun New"/>
@@ -8836,7 +5839,7 @@
     </w:p>
     <w:tbl>
       <w:tblPr>
-        <w:tblStyle w:val="a7"/>
+        <w:tblStyle w:val="TableGrid"/>
         <w:tblpPr w:leftFromText="180" w:rightFromText="180" w:vertAnchor="text" w:tblpXSpec="right" w:tblpY="1"/>
         <w:tblOverlap w:val="never"/>
         <w:tblW w:w="9776" w:type="dxa"/>
@@ -9064,99 +6067,6 @@
             <w:r>
               <w:rPr>
                 <w:rFonts w:ascii="TH Sarabun New" w:hAnsi="TH Sarabun New" w:cs="TH Sarabun New"/>
-                <w:b/>
-                <w:bCs/>
-                <w:noProof/>
-                <w:sz w:val="30"/>
-                <w:szCs w:val="30"/>
-                <w:lang w:val="en-GB" w:eastAsia="en-GB"/>
-              </w:rPr>
-              <mc:AlternateContent>
-                <mc:Choice Requires="wps">
-                  <w:drawing>
-                    <wp:anchor distT="0" distB="0" distL="114300" distR="114300" simplePos="0" relativeHeight="251758592" behindDoc="0" locked="0" layoutInCell="1" allowOverlap="1" wp14:anchorId="7F92C816" wp14:editId="3D12F971">
-                      <wp:simplePos x="0" y="0"/>
-                      <wp:positionH relativeFrom="column">
-                        <wp:posOffset>232189</wp:posOffset>
-                      </wp:positionH>
-                      <wp:positionV relativeFrom="paragraph">
-                        <wp:posOffset>46990</wp:posOffset>
-                      </wp:positionV>
-                      <wp:extent cx="153035" cy="153035"/>
-                      <wp:effectExtent l="38100" t="38100" r="56515" b="113665"/>
-                      <wp:wrapNone/>
-                      <wp:docPr id="39" name="Oval 39"/>
-                      <wp:cNvGraphicFramePr/>
-                      <a:graphic xmlns:a="http://schemas.openxmlformats.org/drawingml/2006/main">
-                        <a:graphicData uri="http://schemas.microsoft.com/office/word/2010/wordprocessingShape">
-                          <wps:wsp>
-                            <wps:cNvSpPr/>
-                            <wps:spPr>
-                              <a:xfrm>
-                                <a:off x="0" y="0"/>
-                                <a:ext cx="153035" cy="153035"/>
-                              </a:xfrm>
-                              <a:prstGeom prst="ellipse">
-                                <a:avLst/>
-                              </a:prstGeom>
-                              <a:noFill/>
-                              <a:ln>
-                                <a:solidFill>
-                                  <a:schemeClr val="tx1"/>
-                                </a:solidFill>
-                              </a:ln>
-                              <a:effectLst>
-                                <a:outerShdw blurRad="50800" dist="38100" dir="2700000" algn="tl" rotWithShape="0">
-                                  <a:prstClr val="black">
-                                    <a:alpha val="40000"/>
-                                  </a:prstClr>
-                                </a:outerShdw>
-                              </a:effectLst>
-                            </wps:spPr>
-                            <wps:style>
-                              <a:lnRef idx="2">
-                                <a:schemeClr val="accent1">
-                                  <a:shade val="50000"/>
-                                </a:schemeClr>
-                              </a:lnRef>
-                              <a:fillRef idx="1">
-                                <a:schemeClr val="accent1"/>
-                              </a:fillRef>
-                              <a:effectRef idx="0">
-                                <a:schemeClr val="accent1"/>
-                              </a:effectRef>
-                              <a:fontRef idx="minor">
-                                <a:schemeClr val="lt1"/>
-                              </a:fontRef>
-                            </wps:style>
-                            <wps:bodyPr rot="0" spcFirstLastPara="0" vertOverflow="overflow" horzOverflow="overflow" vert="horz" wrap="square" lIns="91440" tIns="45720" rIns="91440" bIns="45720" numCol="1" spcCol="0" rtlCol="0" fromWordArt="0" anchor="ctr" anchorCtr="0" forceAA="0" compatLnSpc="1">
-                              <a:prstTxWarp prst="textNoShape">
-                                <a:avLst/>
-                              </a:prstTxWarp>
-                              <a:noAutofit/>
-                            </wps:bodyPr>
-                          </wps:wsp>
-                        </a:graphicData>
-                      </a:graphic>
-                      <wp14:sizeRelH relativeFrom="margin">
-                        <wp14:pctWidth>0</wp14:pctWidth>
-                      </wp14:sizeRelH>
-                    </wp:anchor>
-                  </w:drawing>
-                </mc:Choice>
-                <mc:Fallback>
-                  <w:pict>
-                    <v:oval w14:anchorId="297F4509" id="Oval 39" o:spid="_x0000_s1026" style="position:absolute;margin-left:18.3pt;margin-top:3.7pt;width:12.05pt;height:12.05pt;z-index:251758592;visibility:visible;mso-wrap-style:square;mso-width-percent:0;mso-wrap-distance-left:9pt;mso-wrap-distance-top:0;mso-wrap-distance-right:9pt;mso-wrap-distance-bottom:0;mso-position-horizontal:absolute;mso-position-horizontal-relative:text;mso-position-vertical:absolute;mso-position-vertical-relative:text;mso-width-percent:0;mso-width-relative:margin;v-text-anchor:middle" o:gfxdata="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" filled="f" strokecolor="black [3213]" strokeweight="1pt">
-                      <v:stroke joinstyle="miter"/>
-                      <v:shadow on="t" color="black" opacity="26214f" origin="-.5,-.5" offset=".74836mm,.74836mm"/>
-                    </v:oval>
-                  </w:pict>
-                </mc:Fallback>
-              </mc:AlternateContent>
-            </w:r>
-            <w:r>
-              <w:rPr>
-                <w:rFonts w:ascii="TH Sarabun New" w:hAnsi="TH Sarabun New" w:cs="TH Sarabun New"/>
                 <w:sz w:val="30"/>
                 <w:szCs w:val="30"/>
               </w:rPr>
@@ -9280,100 +6190,7 @@
               <mc:AlternateContent>
                 <mc:Choice Requires="wps">
                   <w:drawing>
-                    <wp:anchor distT="0" distB="0" distL="114300" distR="114300" simplePos="0" relativeHeight="251734016" behindDoc="0" locked="0" layoutInCell="1" allowOverlap="1" wp14:anchorId="1BF82ADC" wp14:editId="1A91065A">
-                      <wp:simplePos x="0" y="0"/>
-                      <wp:positionH relativeFrom="column">
-                        <wp:posOffset>2540</wp:posOffset>
-                      </wp:positionH>
-                      <wp:positionV relativeFrom="paragraph">
-                        <wp:posOffset>45720</wp:posOffset>
-                      </wp:positionV>
-                      <wp:extent cx="153035" cy="153035"/>
-                      <wp:effectExtent l="38100" t="38100" r="56515" b="113665"/>
-                      <wp:wrapNone/>
-                      <wp:docPr id="45" name="Oval 45"/>
-                      <wp:cNvGraphicFramePr/>
-                      <a:graphic xmlns:a="http://schemas.openxmlformats.org/drawingml/2006/main">
-                        <a:graphicData uri="http://schemas.microsoft.com/office/word/2010/wordprocessingShape">
-                          <wps:wsp>
-                            <wps:cNvSpPr/>
-                            <wps:spPr>
-                              <a:xfrm>
-                                <a:off x="0" y="0"/>
-                                <a:ext cx="153035" cy="153035"/>
-                              </a:xfrm>
-                              <a:prstGeom prst="ellipse">
-                                <a:avLst/>
-                              </a:prstGeom>
-                              <a:noFill/>
-                              <a:ln>
-                                <a:solidFill>
-                                  <a:schemeClr val="tx1"/>
-                                </a:solidFill>
-                              </a:ln>
-                              <a:effectLst>
-                                <a:outerShdw blurRad="50800" dist="38100" dir="2700000" algn="tl" rotWithShape="0">
-                                  <a:prstClr val="black">
-                                    <a:alpha val="40000"/>
-                                  </a:prstClr>
-                                </a:outerShdw>
-                              </a:effectLst>
-                            </wps:spPr>
-                            <wps:style>
-                              <a:lnRef idx="2">
-                                <a:schemeClr val="accent1">
-                                  <a:shade val="50000"/>
-                                </a:schemeClr>
-                              </a:lnRef>
-                              <a:fillRef idx="1">
-                                <a:schemeClr val="accent1"/>
-                              </a:fillRef>
-                              <a:effectRef idx="0">
-                                <a:schemeClr val="accent1"/>
-                              </a:effectRef>
-                              <a:fontRef idx="minor">
-                                <a:schemeClr val="lt1"/>
-                              </a:fontRef>
-                            </wps:style>
-                            <wps:bodyPr rot="0" spcFirstLastPara="0" vertOverflow="overflow" horzOverflow="overflow" vert="horz" wrap="square" lIns="91440" tIns="45720" rIns="91440" bIns="45720" numCol="1" spcCol="0" rtlCol="0" fromWordArt="0" anchor="ctr" anchorCtr="0" forceAA="0" compatLnSpc="1">
-                              <a:prstTxWarp prst="textNoShape">
-                                <a:avLst/>
-                              </a:prstTxWarp>
-                              <a:noAutofit/>
-                            </wps:bodyPr>
-                          </wps:wsp>
-                        </a:graphicData>
-                      </a:graphic>
-                      <wp14:sizeRelH relativeFrom="margin">
-                        <wp14:pctWidth>0</wp14:pctWidth>
-                      </wp14:sizeRelH>
-                    </wp:anchor>
-                  </w:drawing>
-                </mc:Choice>
-                <mc:Fallback>
-                  <w:pict>
-                    <v:oval w14:anchorId="412B6E28" id="Oval 45" o:spid="_x0000_s1026" style="position:absolute;margin-left:.2pt;margin-top:3.6pt;width:12.05pt;height:12.05pt;z-index:251734016;visibility:visible;mso-wrap-style:square;mso-width-percent:0;mso-wrap-distance-left:9pt;mso-wrap-distance-top:0;mso-wrap-distance-right:9pt;mso-wrap-distance-bottom:0;mso-position-horizontal:absolute;mso-position-horizontal-relative:text;mso-position-vertical:absolute;mso-position-vertical-relative:text;mso-width-percent:0;mso-width-relative:margin;v-text-anchor:middle" o:gfxdata="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" filled="f" strokecolor="black [3213]" strokeweight="1pt">
-                      <v:stroke joinstyle="miter"/>
-                      <v:shadow on="t" color="black" opacity="26214f" origin="-.5,-.5" offset=".74836mm,.74836mm"/>
-                    </v:oval>
-                  </w:pict>
-                </mc:Fallback>
-              </mc:AlternateContent>
-            </w:r>
-            <w:r>
-              <w:rPr>
-                <w:rFonts w:ascii="TH Sarabun New" w:hAnsi="TH Sarabun New" w:cs="TH Sarabun New"/>
-                <w:b/>
-                <w:bCs/>
-                <w:noProof/>
-                <w:sz w:val="30"/>
-                <w:szCs w:val="30"/>
-                <w:lang w:val="en-GB" w:eastAsia="en-GB"/>
-              </w:rPr>
-              <mc:AlternateContent>
-                <mc:Choice Requires="wps">
-                  <w:drawing>
-                    <wp:anchor distT="0" distB="0" distL="114300" distR="114300" simplePos="0" relativeHeight="251762688" behindDoc="0" locked="0" layoutInCell="1" allowOverlap="1" wp14:anchorId="48AD68A9" wp14:editId="3F94FD8D">
+                    <wp:anchor distT="0" distB="0" distL="114300" distR="114300" simplePos="0" relativeHeight="251762688" behindDoc="0" locked="0" layoutInCell="1" allowOverlap="1" wp14:anchorId="48AD68A9" wp14:editId="0FB41E42">
                       <wp:simplePos x="0" y="0"/>
                       <wp:positionH relativeFrom="column">
                         <wp:posOffset>4396740</wp:posOffset>
@@ -9443,7 +6260,7 @@
                 </mc:Choice>
                 <mc:Fallback>
                   <w:pict>
-                    <v:oval w14:anchorId="48AD68A9" id="Oval 62" o:spid="_x0000_s1026" style="position:absolute;margin-left:346.2pt;margin-top:153.6pt;width:12.05pt;height:12.05pt;z-index:251762688;visibility:visible;mso-wrap-style:square;mso-width-percent:0;mso-wrap-distance-left:9pt;mso-wrap-distance-top:0;mso-wrap-distance-right:9pt;mso-wrap-distance-bottom:0;mso-position-horizontal:absolute;mso-position-horizontal-relative:text;mso-position-vertical:absolute;mso-position-vertical-relative:text;mso-width-percent:0;mso-width-relative:margin;v-text-anchor:middle" o:gfxdata="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" filled="f" strokecolor="windowText" strokeweight="1pt">
+                    <v:oval w14:anchorId="48AD68A9" id="Oval 62" o:spid="_x0000_s1026" style="position:absolute;margin-left:346.2pt;margin-top:153.6pt;width:12.05pt;height:12.05pt;z-index:251762688;visibility:visible;mso-wrap-style:square;mso-width-percent:0;mso-wrap-distance-left:9pt;mso-wrap-distance-top:0;mso-wrap-distance-right:9pt;mso-wrap-distance-bottom:0;mso-position-horizontal:absolute;mso-position-horizontal-relative:text;mso-position-vertical:absolute;mso-position-vertical-relative:text;mso-width-percent:0;mso-width-relative:margin;v-text-anchor:middle" o:gfxdata="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" filled="f" strokecolor="windowText" strokeweight="1pt">
                       <v:stroke joinstyle="miter"/>
                       <v:shadow on="t" color="black" opacity="26214f" origin="-.5,-.5" offset=".74836mm,.74836mm"/>
                       <v:textbox>
@@ -9656,99 +6473,6 @@
             <w:r>
               <w:rPr>
                 <w:rFonts w:ascii="TH Sarabun New" w:hAnsi="TH Sarabun New" w:cs="TH Sarabun New"/>
-                <w:b/>
-                <w:bCs/>
-                <w:noProof/>
-                <w:sz w:val="30"/>
-                <w:szCs w:val="30"/>
-                <w:lang w:val="en-GB" w:eastAsia="en-GB"/>
-              </w:rPr>
-              <mc:AlternateContent>
-                <mc:Choice Requires="wps">
-                  <w:drawing>
-                    <wp:anchor distT="0" distB="0" distL="114300" distR="114300" simplePos="0" relativeHeight="251735040" behindDoc="0" locked="0" layoutInCell="1" allowOverlap="1" wp14:anchorId="5237AC47" wp14:editId="3CD90AA4">
-                      <wp:simplePos x="0" y="0"/>
-                      <wp:positionH relativeFrom="column">
-                        <wp:posOffset>6350</wp:posOffset>
-                      </wp:positionH>
-                      <wp:positionV relativeFrom="paragraph">
-                        <wp:posOffset>38100</wp:posOffset>
-                      </wp:positionV>
-                      <wp:extent cx="153035" cy="153035"/>
-                      <wp:effectExtent l="38100" t="38100" r="56515" b="113665"/>
-                      <wp:wrapNone/>
-                      <wp:docPr id="46" name="Oval 46"/>
-                      <wp:cNvGraphicFramePr/>
-                      <a:graphic xmlns:a="http://schemas.openxmlformats.org/drawingml/2006/main">
-                        <a:graphicData uri="http://schemas.microsoft.com/office/word/2010/wordprocessingShape">
-                          <wps:wsp>
-                            <wps:cNvSpPr/>
-                            <wps:spPr>
-                              <a:xfrm>
-                                <a:off x="0" y="0"/>
-                                <a:ext cx="153035" cy="153035"/>
-                              </a:xfrm>
-                              <a:prstGeom prst="ellipse">
-                                <a:avLst/>
-                              </a:prstGeom>
-                              <a:noFill/>
-                              <a:ln>
-                                <a:solidFill>
-                                  <a:schemeClr val="tx1"/>
-                                </a:solidFill>
-                              </a:ln>
-                              <a:effectLst>
-                                <a:outerShdw blurRad="50800" dist="38100" dir="2700000" algn="tl" rotWithShape="0">
-                                  <a:prstClr val="black">
-                                    <a:alpha val="40000"/>
-                                  </a:prstClr>
-                                </a:outerShdw>
-                              </a:effectLst>
-                            </wps:spPr>
-                            <wps:style>
-                              <a:lnRef idx="2">
-                                <a:schemeClr val="accent1">
-                                  <a:shade val="50000"/>
-                                </a:schemeClr>
-                              </a:lnRef>
-                              <a:fillRef idx="1">
-                                <a:schemeClr val="accent1"/>
-                              </a:fillRef>
-                              <a:effectRef idx="0">
-                                <a:schemeClr val="accent1"/>
-                              </a:effectRef>
-                              <a:fontRef idx="minor">
-                                <a:schemeClr val="lt1"/>
-                              </a:fontRef>
-                            </wps:style>
-                            <wps:bodyPr rot="0" spcFirstLastPara="0" vertOverflow="overflow" horzOverflow="overflow" vert="horz" wrap="square" lIns="91440" tIns="45720" rIns="91440" bIns="45720" numCol="1" spcCol="0" rtlCol="0" fromWordArt="0" anchor="ctr" anchorCtr="0" forceAA="0" compatLnSpc="1">
-                              <a:prstTxWarp prst="textNoShape">
-                                <a:avLst/>
-                              </a:prstTxWarp>
-                              <a:noAutofit/>
-                            </wps:bodyPr>
-                          </wps:wsp>
-                        </a:graphicData>
-                      </a:graphic>
-                      <wp14:sizeRelH relativeFrom="margin">
-                        <wp14:pctWidth>0</wp14:pctWidth>
-                      </wp14:sizeRelH>
-                    </wp:anchor>
-                  </w:drawing>
-                </mc:Choice>
-                <mc:Fallback>
-                  <w:pict>
-                    <v:oval w14:anchorId="1947CF4E" id="Oval 46" o:spid="_x0000_s1026" style="position:absolute;margin-left:.5pt;margin-top:3pt;width:12.05pt;height:12.05pt;z-index:251735040;visibility:visible;mso-wrap-style:square;mso-width-percent:0;mso-wrap-distance-left:9pt;mso-wrap-distance-top:0;mso-wrap-distance-right:9pt;mso-wrap-distance-bottom:0;mso-position-horizontal:absolute;mso-position-horizontal-relative:text;mso-position-vertical:absolute;mso-position-vertical-relative:text;mso-width-percent:0;mso-width-relative:margin;v-text-anchor:middle" o:gfxdata="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" filled="f" strokecolor="black [3213]" strokeweight="1pt">
-                      <v:stroke joinstyle="miter"/>
-                      <v:shadow on="t" color="black" opacity="26214f" origin="-.5,-.5" offset=".74836mm,.74836mm"/>
-                    </v:oval>
-                  </w:pict>
-                </mc:Fallback>
-              </mc:AlternateContent>
-            </w:r>
-            <w:r>
-              <w:rPr>
-                <w:rFonts w:ascii="TH Sarabun New" w:hAnsi="TH Sarabun New" w:cs="TH Sarabun New"/>
                 <w:sz w:val="30"/>
                 <w:szCs w:val="30"/>
                 <w:cs/>
@@ -9946,99 +6670,6 @@
             <w:r>
               <w:rPr>
                 <w:rFonts w:ascii="TH Sarabun New" w:hAnsi="TH Sarabun New" w:cs="TH Sarabun New"/>
-                <w:b/>
-                <w:bCs/>
-                <w:noProof/>
-                <w:sz w:val="30"/>
-                <w:szCs w:val="30"/>
-                <w:lang w:val="en-GB" w:eastAsia="en-GB"/>
-              </w:rPr>
-              <mc:AlternateContent>
-                <mc:Choice Requires="wps">
-                  <w:drawing>
-                    <wp:anchor distT="0" distB="0" distL="114300" distR="114300" simplePos="0" relativeHeight="251731968" behindDoc="0" locked="0" layoutInCell="1" allowOverlap="1" wp14:anchorId="4EA1C9CB" wp14:editId="2FC742CB">
-                      <wp:simplePos x="0" y="0"/>
-                      <wp:positionH relativeFrom="column">
-                        <wp:posOffset>-3810</wp:posOffset>
-                      </wp:positionH>
-                      <wp:positionV relativeFrom="paragraph">
-                        <wp:posOffset>36830</wp:posOffset>
-                      </wp:positionV>
-                      <wp:extent cx="153035" cy="153035"/>
-                      <wp:effectExtent l="38100" t="38100" r="56515" b="113665"/>
-                      <wp:wrapNone/>
-                      <wp:docPr id="43" name="Oval 43"/>
-                      <wp:cNvGraphicFramePr/>
-                      <a:graphic xmlns:a="http://schemas.openxmlformats.org/drawingml/2006/main">
-                        <a:graphicData uri="http://schemas.microsoft.com/office/word/2010/wordprocessingShape">
-                          <wps:wsp>
-                            <wps:cNvSpPr/>
-                            <wps:spPr>
-                              <a:xfrm>
-                                <a:off x="0" y="0"/>
-                                <a:ext cx="153035" cy="153035"/>
-                              </a:xfrm>
-                              <a:prstGeom prst="ellipse">
-                                <a:avLst/>
-                              </a:prstGeom>
-                              <a:noFill/>
-                              <a:ln>
-                                <a:solidFill>
-                                  <a:schemeClr val="tx1"/>
-                                </a:solidFill>
-                              </a:ln>
-                              <a:effectLst>
-                                <a:outerShdw blurRad="50800" dist="38100" dir="2700000" algn="tl" rotWithShape="0">
-                                  <a:prstClr val="black">
-                                    <a:alpha val="40000"/>
-                                  </a:prstClr>
-                                </a:outerShdw>
-                              </a:effectLst>
-                            </wps:spPr>
-                            <wps:style>
-                              <a:lnRef idx="2">
-                                <a:schemeClr val="accent1">
-                                  <a:shade val="50000"/>
-                                </a:schemeClr>
-                              </a:lnRef>
-                              <a:fillRef idx="1">
-                                <a:schemeClr val="accent1"/>
-                              </a:fillRef>
-                              <a:effectRef idx="0">
-                                <a:schemeClr val="accent1"/>
-                              </a:effectRef>
-                              <a:fontRef idx="minor">
-                                <a:schemeClr val="lt1"/>
-                              </a:fontRef>
-                            </wps:style>
-                            <wps:bodyPr rot="0" spcFirstLastPara="0" vertOverflow="overflow" horzOverflow="overflow" vert="horz" wrap="square" lIns="91440" tIns="45720" rIns="91440" bIns="45720" numCol="1" spcCol="0" rtlCol="0" fromWordArt="0" anchor="ctr" anchorCtr="0" forceAA="0" compatLnSpc="1">
-                              <a:prstTxWarp prst="textNoShape">
-                                <a:avLst/>
-                              </a:prstTxWarp>
-                              <a:noAutofit/>
-                            </wps:bodyPr>
-                          </wps:wsp>
-                        </a:graphicData>
-                      </a:graphic>
-                      <wp14:sizeRelH relativeFrom="margin">
-                        <wp14:pctWidth>0</wp14:pctWidth>
-                      </wp14:sizeRelH>
-                    </wp:anchor>
-                  </w:drawing>
-                </mc:Choice>
-                <mc:Fallback>
-                  <w:pict>
-                    <v:oval w14:anchorId="7E2E6E06" id="Oval 43" o:spid="_x0000_s1026" style="position:absolute;margin-left:-.3pt;margin-top:2.9pt;width:12.05pt;height:12.05pt;z-index:251731968;visibility:visible;mso-wrap-style:square;mso-width-percent:0;mso-wrap-distance-left:9pt;mso-wrap-distance-top:0;mso-wrap-distance-right:9pt;mso-wrap-distance-bottom:0;mso-position-horizontal:absolute;mso-position-horizontal-relative:text;mso-position-vertical:absolute;mso-position-vertical-relative:text;mso-width-percent:0;mso-width-relative:margin;v-text-anchor:middle" o:gfxdata="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" filled="f" strokecolor="black [3213]" strokeweight="1pt">
-                      <v:stroke joinstyle="miter"/>
-                      <v:shadow on="t" color="black" opacity="26214f" origin="-.5,-.5" offset=".74836mm,.74836mm"/>
-                    </v:oval>
-                  </w:pict>
-                </mc:Fallback>
-              </mc:AlternateContent>
-            </w:r>
-            <w:r>
-              <w:rPr>
-                <w:rFonts w:ascii="TH Sarabun New" w:hAnsi="TH Sarabun New" w:cs="TH Sarabun New"/>
                 <w:sz w:val="30"/>
                 <w:szCs w:val="30"/>
                 <w:cs/>
@@ -10091,99 +6722,6 @@
                 <w:szCs w:val="30"/>
               </w:rPr>
             </w:pPr>
-            <w:r>
-              <w:rPr>
-                <w:rFonts w:ascii="TH Sarabun New" w:hAnsi="TH Sarabun New" w:cs="TH Sarabun New"/>
-                <w:b/>
-                <w:bCs/>
-                <w:noProof/>
-                <w:sz w:val="30"/>
-                <w:szCs w:val="30"/>
-                <w:lang w:val="en-GB" w:eastAsia="en-GB"/>
-              </w:rPr>
-              <mc:AlternateContent>
-                <mc:Choice Requires="wps">
-                  <w:drawing>
-                    <wp:anchor distT="0" distB="0" distL="114300" distR="114300" simplePos="0" relativeHeight="251776000" behindDoc="0" locked="0" layoutInCell="1" allowOverlap="1" wp14:anchorId="0A5A3B9E" wp14:editId="42ADD605">
-                      <wp:simplePos x="0" y="0"/>
-                      <wp:positionH relativeFrom="column">
-                        <wp:posOffset>6350</wp:posOffset>
-                      </wp:positionH>
-                      <wp:positionV relativeFrom="paragraph">
-                        <wp:posOffset>38735</wp:posOffset>
-                      </wp:positionV>
-                      <wp:extent cx="153035" cy="153035"/>
-                      <wp:effectExtent l="38100" t="38100" r="56515" b="113665"/>
-                      <wp:wrapNone/>
-                      <wp:docPr id="35" name="Oval 35"/>
-                      <wp:cNvGraphicFramePr/>
-                      <a:graphic xmlns:a="http://schemas.openxmlformats.org/drawingml/2006/main">
-                        <a:graphicData uri="http://schemas.microsoft.com/office/word/2010/wordprocessingShape">
-                          <wps:wsp>
-                            <wps:cNvSpPr/>
-                            <wps:spPr>
-                              <a:xfrm>
-                                <a:off x="0" y="0"/>
-                                <a:ext cx="153035" cy="153035"/>
-                              </a:xfrm>
-                              <a:prstGeom prst="ellipse">
-                                <a:avLst/>
-                              </a:prstGeom>
-                              <a:noFill/>
-                              <a:ln>
-                                <a:solidFill>
-                                  <a:schemeClr val="tx1"/>
-                                </a:solidFill>
-                              </a:ln>
-                              <a:effectLst>
-                                <a:outerShdw blurRad="50800" dist="38100" dir="2700000" algn="tl" rotWithShape="0">
-                                  <a:prstClr val="black">
-                                    <a:alpha val="40000"/>
-                                  </a:prstClr>
-                                </a:outerShdw>
-                              </a:effectLst>
-                            </wps:spPr>
-                            <wps:style>
-                              <a:lnRef idx="2">
-                                <a:schemeClr val="accent1">
-                                  <a:shade val="50000"/>
-                                </a:schemeClr>
-                              </a:lnRef>
-                              <a:fillRef idx="1">
-                                <a:schemeClr val="accent1"/>
-                              </a:fillRef>
-                              <a:effectRef idx="0">
-                                <a:schemeClr val="accent1"/>
-                              </a:effectRef>
-                              <a:fontRef idx="minor">
-                                <a:schemeClr val="lt1"/>
-                              </a:fontRef>
-                            </wps:style>
-                            <wps:bodyPr rot="0" spcFirstLastPara="0" vertOverflow="overflow" horzOverflow="overflow" vert="horz" wrap="square" lIns="91440" tIns="45720" rIns="91440" bIns="45720" numCol="1" spcCol="0" rtlCol="0" fromWordArt="0" anchor="ctr" anchorCtr="0" forceAA="0" compatLnSpc="1">
-                              <a:prstTxWarp prst="textNoShape">
-                                <a:avLst/>
-                              </a:prstTxWarp>
-                              <a:noAutofit/>
-                            </wps:bodyPr>
-                          </wps:wsp>
-                        </a:graphicData>
-                      </a:graphic>
-                      <wp14:sizeRelH relativeFrom="margin">
-                        <wp14:pctWidth>0</wp14:pctWidth>
-                      </wp14:sizeRelH>
-                    </wp:anchor>
-                  </w:drawing>
-                </mc:Choice>
-                <mc:Fallback>
-                  <w:pict>
-                    <v:oval w14:anchorId="7DC7DCD8" id="Oval 35" o:spid="_x0000_s1026" style="position:absolute;margin-left:.5pt;margin-top:3.05pt;width:12.05pt;height:12.05pt;z-index:251776000;visibility:visible;mso-wrap-style:square;mso-width-percent:0;mso-wrap-distance-left:9pt;mso-wrap-distance-top:0;mso-wrap-distance-right:9pt;mso-wrap-distance-bottom:0;mso-position-horizontal:absolute;mso-position-horizontal-relative:text;mso-position-vertical:absolute;mso-position-vertical-relative:text;mso-width-percent:0;mso-width-relative:margin;v-text-anchor:middle" o:gfxdata="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" filled="f" strokecolor="black [3213]" strokeweight="1pt">
-                      <v:stroke joinstyle="miter"/>
-                      <v:shadow on="t" color="black" opacity="26214f" origin="-.5,-.5" offset=".74836mm,.74836mm"/>
-                    </v:oval>
-                  </w:pict>
-                </mc:Fallback>
-              </mc:AlternateContent>
-            </w:r>
             <w:r>
               <w:rPr>
                 <w:rFonts w:ascii="TH Sarabun New" w:hAnsi="TH Sarabun New" w:cs="TH Sarabun New"/>
@@ -10544,100 +7082,6 @@
             <w:r>
               <w:rPr>
                 <w:rFonts w:ascii="TH Sarabun New" w:hAnsi="TH Sarabun New" w:cs="TH Sarabun New"/>
-                <w:b/>
-                <w:bCs/>
-                <w:noProof/>
-                <w:sz w:val="30"/>
-                <w:szCs w:val="30"/>
-                <w:lang w:val="en-GB" w:eastAsia="en-GB"/>
-              </w:rPr>
-              <w:lastRenderedPageBreak/>
-              <mc:AlternateContent>
-                <mc:Choice Requires="wps">
-                  <w:drawing>
-                    <wp:anchor distT="0" distB="0" distL="114300" distR="114300" simplePos="0" relativeHeight="251773952" behindDoc="0" locked="0" layoutInCell="1" allowOverlap="1" wp14:anchorId="17EF55B6" wp14:editId="53B7E1C9">
-                      <wp:simplePos x="0" y="0"/>
-                      <wp:positionH relativeFrom="column">
-                        <wp:posOffset>0</wp:posOffset>
-                      </wp:positionH>
-                      <wp:positionV relativeFrom="paragraph">
-                        <wp:posOffset>16510</wp:posOffset>
-                      </wp:positionV>
-                      <wp:extent cx="153035" cy="153035"/>
-                      <wp:effectExtent l="38100" t="38100" r="56515" b="113665"/>
-                      <wp:wrapNone/>
-                      <wp:docPr id="24" name="Oval 24"/>
-                      <wp:cNvGraphicFramePr/>
-                      <a:graphic xmlns:a="http://schemas.openxmlformats.org/drawingml/2006/main">
-                        <a:graphicData uri="http://schemas.microsoft.com/office/word/2010/wordprocessingShape">
-                          <wps:wsp>
-                            <wps:cNvSpPr/>
-                            <wps:spPr>
-                              <a:xfrm>
-                                <a:off x="0" y="0"/>
-                                <a:ext cx="153035" cy="153035"/>
-                              </a:xfrm>
-                              <a:prstGeom prst="ellipse">
-                                <a:avLst/>
-                              </a:prstGeom>
-                              <a:noFill/>
-                              <a:ln>
-                                <a:solidFill>
-                                  <a:schemeClr val="tx1"/>
-                                </a:solidFill>
-                              </a:ln>
-                              <a:effectLst>
-                                <a:outerShdw blurRad="50800" dist="38100" dir="2700000" algn="tl" rotWithShape="0">
-                                  <a:prstClr val="black">
-                                    <a:alpha val="40000"/>
-                                  </a:prstClr>
-                                </a:outerShdw>
-                              </a:effectLst>
-                            </wps:spPr>
-                            <wps:style>
-                              <a:lnRef idx="2">
-                                <a:schemeClr val="accent1">
-                                  <a:shade val="50000"/>
-                                </a:schemeClr>
-                              </a:lnRef>
-                              <a:fillRef idx="1">
-                                <a:schemeClr val="accent1"/>
-                              </a:fillRef>
-                              <a:effectRef idx="0">
-                                <a:schemeClr val="accent1"/>
-                              </a:effectRef>
-                              <a:fontRef idx="minor">
-                                <a:schemeClr val="lt1"/>
-                              </a:fontRef>
-                            </wps:style>
-                            <wps:bodyPr rot="0" spcFirstLastPara="0" vertOverflow="overflow" horzOverflow="overflow" vert="horz" wrap="square" lIns="91440" tIns="45720" rIns="91440" bIns="45720" numCol="1" spcCol="0" rtlCol="0" fromWordArt="0" anchor="ctr" anchorCtr="0" forceAA="0" compatLnSpc="1">
-                              <a:prstTxWarp prst="textNoShape">
-                                <a:avLst/>
-                              </a:prstTxWarp>
-                              <a:noAutofit/>
-                            </wps:bodyPr>
-                          </wps:wsp>
-                        </a:graphicData>
-                      </a:graphic>
-                      <wp14:sizeRelH relativeFrom="margin">
-                        <wp14:pctWidth>0</wp14:pctWidth>
-                      </wp14:sizeRelH>
-                    </wp:anchor>
-                  </w:drawing>
-                </mc:Choice>
-                <mc:Fallback>
-                  <w:pict>
-                    <v:oval w14:anchorId="76BD5406" id="Oval 24" o:spid="_x0000_s1026" style="position:absolute;margin-left:0;margin-top:1.3pt;width:12.05pt;height:12.05pt;z-index:251773952;visibility:visible;mso-wrap-style:square;mso-width-percent:0;mso-wrap-distance-left:9pt;mso-wrap-distance-top:0;mso-wrap-distance-right:9pt;mso-wrap-distance-bottom:0;mso-position-horizontal:absolute;mso-position-horizontal-relative:text;mso-position-vertical:absolute;mso-position-vertical-relative:text;mso-width-percent:0;mso-width-relative:margin;v-text-anchor:middle" o:gfxdata="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" filled="f" strokecolor="black [3213]" strokeweight="1pt">
-                      <v:stroke joinstyle="miter"/>
-                      <v:shadow on="t" color="black" opacity="26214f" origin="-.5,-.5" offset=".74836mm,.74836mm"/>
-                    </v:oval>
-                  </w:pict>
-                </mc:Fallback>
-              </mc:AlternateContent>
-            </w:r>
-            <w:r>
-              <w:rPr>
-                <w:rFonts w:ascii="TH Sarabun New" w:hAnsi="TH Sarabun New" w:cs="TH Sarabun New"/>
                 <w:sz w:val="30"/>
                 <w:szCs w:val="30"/>
                 <w:cs/>
@@ -10706,7 +7150,6 @@
           </w:p>
           <w:p>
             <w:pPr>
-              <w:jc w:val="thaiDistribute"/>
               <w:rPr>
                 <w:rFonts w:ascii="TH Sarabun New" w:hAnsi="TH Sarabun New" w:cs="TH Sarabun New"/>
                 <w:b/>
@@ -10719,99 +7162,6 @@
             <w:r>
               <w:rPr>
                 <w:rFonts w:ascii="TH Sarabun New" w:hAnsi="TH Sarabun New" w:cs="TH Sarabun New"/>
-                <w:b/>
-                <w:bCs/>
-                <w:noProof/>
-                <w:sz w:val="30"/>
-                <w:szCs w:val="30"/>
-                <w:lang w:val="en-GB" w:eastAsia="en-GB"/>
-              </w:rPr>
-              <mc:AlternateContent>
-                <mc:Choice Requires="wps">
-                  <w:drawing>
-                    <wp:anchor distT="0" distB="0" distL="114300" distR="114300" simplePos="0" relativeHeight="251728896" behindDoc="0" locked="0" layoutInCell="1" allowOverlap="1" wp14:anchorId="505DBE7A" wp14:editId="37611BB9">
-                      <wp:simplePos x="0" y="0"/>
-                      <wp:positionH relativeFrom="column">
-                        <wp:posOffset>245110</wp:posOffset>
-                      </wp:positionH>
-                      <wp:positionV relativeFrom="paragraph">
-                        <wp:posOffset>38100</wp:posOffset>
-                      </wp:positionV>
-                      <wp:extent cx="153035" cy="153035"/>
-                      <wp:effectExtent l="38100" t="38100" r="56515" b="113665"/>
-                      <wp:wrapNone/>
-                      <wp:docPr id="40" name="Oval 40"/>
-                      <wp:cNvGraphicFramePr/>
-                      <a:graphic xmlns:a="http://schemas.openxmlformats.org/drawingml/2006/main">
-                        <a:graphicData uri="http://schemas.microsoft.com/office/word/2010/wordprocessingShape">
-                          <wps:wsp>
-                            <wps:cNvSpPr/>
-                            <wps:spPr>
-                              <a:xfrm>
-                                <a:off x="0" y="0"/>
-                                <a:ext cx="153035" cy="153035"/>
-                              </a:xfrm>
-                              <a:prstGeom prst="ellipse">
-                                <a:avLst/>
-                              </a:prstGeom>
-                              <a:noFill/>
-                              <a:ln>
-                                <a:solidFill>
-                                  <a:schemeClr val="tx1"/>
-                                </a:solidFill>
-                              </a:ln>
-                              <a:effectLst>
-                                <a:outerShdw blurRad="50800" dist="38100" dir="2700000" algn="tl" rotWithShape="0">
-                                  <a:prstClr val="black">
-                                    <a:alpha val="40000"/>
-                                  </a:prstClr>
-                                </a:outerShdw>
-                              </a:effectLst>
-                            </wps:spPr>
-                            <wps:style>
-                              <a:lnRef idx="2">
-                                <a:schemeClr val="accent1">
-                                  <a:shade val="50000"/>
-                                </a:schemeClr>
-                              </a:lnRef>
-                              <a:fillRef idx="1">
-                                <a:schemeClr val="accent1"/>
-                              </a:fillRef>
-                              <a:effectRef idx="0">
-                                <a:schemeClr val="accent1"/>
-                              </a:effectRef>
-                              <a:fontRef idx="minor">
-                                <a:schemeClr val="lt1"/>
-                              </a:fontRef>
-                            </wps:style>
-                            <wps:bodyPr rot="0" spcFirstLastPara="0" vertOverflow="overflow" horzOverflow="overflow" vert="horz" wrap="square" lIns="91440" tIns="45720" rIns="91440" bIns="45720" numCol="1" spcCol="0" rtlCol="0" fromWordArt="0" anchor="ctr" anchorCtr="0" forceAA="0" compatLnSpc="1">
-                              <a:prstTxWarp prst="textNoShape">
-                                <a:avLst/>
-                              </a:prstTxWarp>
-                              <a:noAutofit/>
-                            </wps:bodyPr>
-                          </wps:wsp>
-                        </a:graphicData>
-                      </a:graphic>
-                      <wp14:sizeRelH relativeFrom="margin">
-                        <wp14:pctWidth>0</wp14:pctWidth>
-                      </wp14:sizeRelH>
-                    </wp:anchor>
-                  </w:drawing>
-                </mc:Choice>
-                <mc:Fallback>
-                  <w:pict>
-                    <v:oval w14:anchorId="44284C83" id="Oval 40" o:spid="_x0000_s1026" style="position:absolute;margin-left:19.3pt;margin-top:3pt;width:12.05pt;height:12.05pt;z-index:251728896;visibility:visible;mso-wrap-style:square;mso-width-percent:0;mso-wrap-distance-left:9pt;mso-wrap-distance-top:0;mso-wrap-distance-right:9pt;mso-wrap-distance-bottom:0;mso-position-horizontal:absolute;mso-position-horizontal-relative:text;mso-position-vertical:absolute;mso-position-vertical-relative:text;mso-width-percent:0;mso-width-relative:margin;v-text-anchor:middle" o:gfxdata="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" filled="f" strokecolor="black [3213]" strokeweight="1pt">
-                      <v:stroke joinstyle="miter"/>
-                      <v:shadow on="t" color="black" opacity="26214f" origin="-.5,-.5" offset=".74836mm,.74836mm"/>
-                    </v:oval>
-                  </w:pict>
-                </mc:Fallback>
-              </mc:AlternateContent>
-            </w:r>
-            <w:r>
-              <w:rPr>
-                <w:rFonts w:ascii="TH Sarabun New" w:hAnsi="TH Sarabun New" w:cs="TH Sarabun New"/>
                 <w:sz w:val="30"/>
                 <w:szCs w:val="30"/>
               </w:rPr>
@@ -10863,26 +7213,7 @@
                 <w:szCs w:val="30"/>
                 <w:cs/>
               </w:rPr>
-              <w:t>ผลงานวิชาการเพื่อพัฒนาการเรียนการสอนและ</w:t>
-            </w:r>
-            <w:r>
-              <w:rPr>
-                <w:rFonts w:ascii="TH Sarabun New" w:hAnsi="TH Sarabun New" w:cs="TH Sarabun New"/>
-                <w:sz w:val="30"/>
-                <w:szCs w:val="30"/>
-                <w:cs/>
-              </w:rPr>
-              <w:br/>
-            </w:r>
-            <w:r>
-              <w:rPr>
-                <w:rFonts w:ascii="TH Sarabun New" w:hAnsi="TH Sarabun New" w:cs="TH Sarabun New"/>
-                <w:sz w:val="30"/>
-                <w:szCs w:val="30"/>
-                <w:cs/>
-              </w:rPr>
-              <w:tab/>
-              <w:t>การเรียนรู้</w:t>
+              <w:t>ผลงานวิชาการเพื่อพัฒนาการเรียนการสอนและการเรียนรู้</w:t>
             </w:r>
           </w:p>
         </w:tc>
@@ -10911,99 +7242,6 @@
                 <w:szCs w:val="30"/>
               </w:rPr>
             </w:pPr>
-            <w:r>
-              <w:rPr>
-                <w:rFonts w:ascii="TH Sarabun New" w:hAnsi="TH Sarabun New" w:cs="TH Sarabun New"/>
-                <w:b/>
-                <w:bCs/>
-                <w:noProof/>
-                <w:sz w:val="30"/>
-                <w:szCs w:val="30"/>
-                <w:lang w:val="en-GB" w:eastAsia="en-GB"/>
-              </w:rPr>
-              <mc:AlternateContent>
-                <mc:Choice Requires="wps">
-                  <w:drawing>
-                    <wp:anchor distT="0" distB="0" distL="114300" distR="114300" simplePos="0" relativeHeight="251778048" behindDoc="0" locked="0" layoutInCell="1" allowOverlap="1" wp14:anchorId="23715409" wp14:editId="4DB1B037">
-                      <wp:simplePos x="0" y="0"/>
-                      <wp:positionH relativeFrom="column">
-                        <wp:posOffset>6556</wp:posOffset>
-                      </wp:positionH>
-                      <wp:positionV relativeFrom="paragraph">
-                        <wp:posOffset>27305</wp:posOffset>
-                      </wp:positionV>
-                      <wp:extent cx="153035" cy="153035"/>
-                      <wp:effectExtent l="38100" t="38100" r="56515" b="113665"/>
-                      <wp:wrapNone/>
-                      <wp:docPr id="41" name="Oval 41"/>
-                      <wp:cNvGraphicFramePr/>
-                      <a:graphic xmlns:a="http://schemas.openxmlformats.org/drawingml/2006/main">
-                        <a:graphicData uri="http://schemas.microsoft.com/office/word/2010/wordprocessingShape">
-                          <wps:wsp>
-                            <wps:cNvSpPr/>
-                            <wps:spPr>
-                              <a:xfrm>
-                                <a:off x="0" y="0"/>
-                                <a:ext cx="153035" cy="153035"/>
-                              </a:xfrm>
-                              <a:prstGeom prst="ellipse">
-                                <a:avLst/>
-                              </a:prstGeom>
-                              <a:noFill/>
-                              <a:ln>
-                                <a:solidFill>
-                                  <a:schemeClr val="tx1"/>
-                                </a:solidFill>
-                              </a:ln>
-                              <a:effectLst>
-                                <a:outerShdw blurRad="50800" dist="38100" dir="2700000" algn="tl" rotWithShape="0">
-                                  <a:prstClr val="black">
-                                    <a:alpha val="40000"/>
-                                  </a:prstClr>
-                                </a:outerShdw>
-                              </a:effectLst>
-                            </wps:spPr>
-                            <wps:style>
-                              <a:lnRef idx="2">
-                                <a:schemeClr val="accent1">
-                                  <a:shade val="50000"/>
-                                </a:schemeClr>
-                              </a:lnRef>
-                              <a:fillRef idx="1">
-                                <a:schemeClr val="accent1"/>
-                              </a:fillRef>
-                              <a:effectRef idx="0">
-                                <a:schemeClr val="accent1"/>
-                              </a:effectRef>
-                              <a:fontRef idx="minor">
-                                <a:schemeClr val="lt1"/>
-                              </a:fontRef>
-                            </wps:style>
-                            <wps:bodyPr rot="0" spcFirstLastPara="0" vertOverflow="overflow" horzOverflow="overflow" vert="horz" wrap="square" lIns="91440" tIns="45720" rIns="91440" bIns="45720" numCol="1" spcCol="0" rtlCol="0" fromWordArt="0" anchor="ctr" anchorCtr="0" forceAA="0" compatLnSpc="1">
-                              <a:prstTxWarp prst="textNoShape">
-                                <a:avLst/>
-                              </a:prstTxWarp>
-                              <a:noAutofit/>
-                            </wps:bodyPr>
-                          </wps:wsp>
-                        </a:graphicData>
-                      </a:graphic>
-                      <wp14:sizeRelH relativeFrom="margin">
-                        <wp14:pctWidth>0</wp14:pctWidth>
-                      </wp14:sizeRelH>
-                    </wp:anchor>
-                  </w:drawing>
-                </mc:Choice>
-                <mc:Fallback>
-                  <w:pict>
-                    <v:oval w14:anchorId="1B49AC0C" id="Oval 41" o:spid="_x0000_s1026" style="position:absolute;margin-left:.5pt;margin-top:2.15pt;width:12.05pt;height:12.05pt;z-index:251778048;visibility:visible;mso-wrap-style:square;mso-width-percent:0;mso-wrap-distance-left:9pt;mso-wrap-distance-top:0;mso-wrap-distance-right:9pt;mso-wrap-distance-bottom:0;mso-position-horizontal:absolute;mso-position-horizontal-relative:text;mso-position-vertical:absolute;mso-position-vertical-relative:text;mso-width-percent:0;mso-width-relative:margin;v-text-anchor:middle" o:gfxdata="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" filled="f" strokecolor="black [3213]" strokeweight="1pt">
-                      <v:stroke joinstyle="miter"/>
-                      <v:shadow on="t" color="black" opacity="26214f" origin="-.5,-.5" offset=".74836mm,.74836mm"/>
-                    </v:oval>
-                  </w:pict>
-                </mc:Fallback>
-              </mc:AlternateContent>
-            </w:r>
             <w:r>
               <w:rPr>
                 <w:rFonts w:ascii="TH Sarabun New" w:hAnsi="TH Sarabun New" w:cs="TH Sarabun New"/>
@@ -11369,99 +7607,6 @@
             <w:r>
               <w:rPr>
                 <w:rFonts w:ascii="TH Sarabun New" w:hAnsi="TH Sarabun New" w:cs="TH Sarabun New"/>
-                <w:b/>
-                <w:bCs/>
-                <w:noProof/>
-                <w:sz w:val="30"/>
-                <w:szCs w:val="30"/>
-                <w:lang w:val="en-GB" w:eastAsia="en-GB"/>
-              </w:rPr>
-              <mc:AlternateContent>
-                <mc:Choice Requires="wps">
-                  <w:drawing>
-                    <wp:anchor distT="0" distB="0" distL="114300" distR="114300" simplePos="0" relativeHeight="251782144" behindDoc="0" locked="0" layoutInCell="1" allowOverlap="1" wp14:anchorId="59A2FE88" wp14:editId="5D0B9BC5">
-                      <wp:simplePos x="0" y="0"/>
-                      <wp:positionH relativeFrom="column">
-                        <wp:posOffset>6350</wp:posOffset>
-                      </wp:positionH>
-                      <wp:positionV relativeFrom="paragraph">
-                        <wp:posOffset>12700</wp:posOffset>
-                      </wp:positionV>
-                      <wp:extent cx="153035" cy="153035"/>
-                      <wp:effectExtent l="38100" t="38100" r="56515" b="113665"/>
-                      <wp:wrapNone/>
-                      <wp:docPr id="50" name="Oval 50"/>
-                      <wp:cNvGraphicFramePr/>
-                      <a:graphic xmlns:a="http://schemas.openxmlformats.org/drawingml/2006/main">
-                        <a:graphicData uri="http://schemas.microsoft.com/office/word/2010/wordprocessingShape">
-                          <wps:wsp>
-                            <wps:cNvSpPr/>
-                            <wps:spPr>
-                              <a:xfrm>
-                                <a:off x="0" y="0"/>
-                                <a:ext cx="153035" cy="153035"/>
-                              </a:xfrm>
-                              <a:prstGeom prst="ellipse">
-                                <a:avLst/>
-                              </a:prstGeom>
-                              <a:noFill/>
-                              <a:ln>
-                                <a:solidFill>
-                                  <a:schemeClr val="tx1"/>
-                                </a:solidFill>
-                              </a:ln>
-                              <a:effectLst>
-                                <a:outerShdw blurRad="50800" dist="38100" dir="2700000" algn="tl" rotWithShape="0">
-                                  <a:prstClr val="black">
-                                    <a:alpha val="40000"/>
-                                  </a:prstClr>
-                                </a:outerShdw>
-                              </a:effectLst>
-                            </wps:spPr>
-                            <wps:style>
-                              <a:lnRef idx="2">
-                                <a:schemeClr val="accent1">
-                                  <a:shade val="50000"/>
-                                </a:schemeClr>
-                              </a:lnRef>
-                              <a:fillRef idx="1">
-                                <a:schemeClr val="accent1"/>
-                              </a:fillRef>
-                              <a:effectRef idx="0">
-                                <a:schemeClr val="accent1"/>
-                              </a:effectRef>
-                              <a:fontRef idx="minor">
-                                <a:schemeClr val="lt1"/>
-                              </a:fontRef>
-                            </wps:style>
-                            <wps:bodyPr rot="0" spcFirstLastPara="0" vertOverflow="overflow" horzOverflow="overflow" vert="horz" wrap="square" lIns="91440" tIns="45720" rIns="91440" bIns="45720" numCol="1" spcCol="0" rtlCol="0" fromWordArt="0" anchor="ctr" anchorCtr="0" forceAA="0" compatLnSpc="1">
-                              <a:prstTxWarp prst="textNoShape">
-                                <a:avLst/>
-                              </a:prstTxWarp>
-                              <a:noAutofit/>
-                            </wps:bodyPr>
-                          </wps:wsp>
-                        </a:graphicData>
-                      </a:graphic>
-                      <wp14:sizeRelH relativeFrom="margin">
-                        <wp14:pctWidth>0</wp14:pctWidth>
-                      </wp14:sizeRelH>
-                    </wp:anchor>
-                  </w:drawing>
-                </mc:Choice>
-                <mc:Fallback>
-                  <w:pict>
-                    <v:oval w14:anchorId="7ED570B8" id="Oval 50" o:spid="_x0000_s1026" style="position:absolute;margin-left:.5pt;margin-top:1pt;width:12.05pt;height:12.05pt;z-index:251782144;visibility:visible;mso-wrap-style:square;mso-width-percent:0;mso-wrap-distance-left:9pt;mso-wrap-distance-top:0;mso-wrap-distance-right:9pt;mso-wrap-distance-bottom:0;mso-position-horizontal:absolute;mso-position-horizontal-relative:text;mso-position-vertical:absolute;mso-position-vertical-relative:text;mso-width-percent:0;mso-width-relative:margin;v-text-anchor:middle" o:gfxdata="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" filled="f" strokecolor="black [3213]" strokeweight="1pt">
-                      <v:stroke joinstyle="miter"/>
-                      <v:shadow on="t" color="black" opacity="26214f" origin="-.5,-.5" offset=".74836mm,.74836mm"/>
-                    </v:oval>
-                  </w:pict>
-                </mc:Fallback>
-              </mc:AlternateContent>
-            </w:r>
-            <w:r>
-              <w:rPr>
-                <w:rFonts w:ascii="TH Sarabun New" w:hAnsi="TH Sarabun New" w:cs="TH Sarabun New"/>
                 <w:sz w:val="30"/>
                 <w:szCs w:val="30"/>
               </w:rPr>
@@ -11547,465 +7692,155 @@
           </w:p>
           <w:p>
             <w:pPr>
+              <w:rPr>
+                <w:rFonts w:ascii="TH Sarabun New" w:hAnsi="TH Sarabun New" w:cs="TH Sarabun New"/>
+                <w:sz w:val="30"/>
+                <w:szCs w:val="30"/>
+                <w:cs/>
+              </w:rPr>
+            </w:pPr>
+            <w:r>
+              <w:rPr>
+                <w:rFonts w:ascii="TH Sarabun New" w:hAnsi="TH Sarabun New" w:cs="TH Sarabun New"/>
+                <w:b/>
+                <w:bCs/>
+                <w:sz w:val="30"/>
+                <w:szCs w:val="30"/>
+              </w:rPr>
+              <w:t xml:space="preserve">     </w:t>
+            </w:r>
+            <w:r>
+              <w:rPr>
+                <w:rFonts w:ascii="TH Sarabun New" w:hAnsi="TH Sarabun New" w:cs="TH Sarabun New"/>
+                <w:sz w:val="28"/>
+              </w:rPr>
+              <w:t>{{</w:t>
+            </w:r>
+            <w:r>
+              <w:rPr>
+                <w:rFonts w:ascii="TH Sarabun New" w:hAnsi="TH Sarabun New" w:cs="TH Sarabun New"/>
+                <w:sz w:val="28"/>
+              </w:rPr>
+              <w:t>learn_journal_kpo</w:t>
+            </w:r>
+            <w:r>
+              <w:rPr>
+                <w:rFonts w:ascii="TH Sarabun New" w:hAnsi="TH Sarabun New" w:cs="TH Sarabun New"/>
+                <w:sz w:val="28"/>
+              </w:rPr>
+              <w:t>}}</w:t>
+            </w:r>
+            <w:r>
+              <w:rPr>
+                <w:rFonts w:ascii="TH Sarabun New" w:hAnsi="TH Sarabun New" w:cs="TH Sarabun New" w:hint="cs"/>
+                <w:sz w:val="30"/>
+                <w:szCs w:val="30"/>
+                <w:cs/>
+              </w:rPr>
+              <w:t xml:space="preserve"> </w:t>
+            </w:r>
+            <w:r>
+              <w:rPr>
+                <w:rFonts w:ascii="TH Sarabun New" w:hAnsi="TH Sarabun New" w:cs="TH Sarabun New"/>
+                <w:sz w:val="30"/>
+                <w:szCs w:val="30"/>
+                <w:cs/>
+              </w:rPr>
+              <w:t>บทความวิจัยในวารสารทางวิชาการ</w:t>
+            </w:r>
+            <w:r>
+              <w:rPr>
+                <w:rFonts w:ascii="TH Sarabun New" w:hAnsi="TH Sarabun New" w:cs="TH Sarabun New"/>
+                <w:sz w:val="30"/>
+                <w:szCs w:val="30"/>
+              </w:rPr>
+              <w:t xml:space="preserve"> </w:t>
+            </w:r>
+            <w:r>
+              <w:rPr>
+                <w:rFonts w:ascii="TH Sarabun New" w:hAnsi="TH Sarabun New" w:cs="TH Sarabun New"/>
+                <w:sz w:val="30"/>
+                <w:szCs w:val="30"/>
+                <w:cs/>
+              </w:rPr>
+              <w:t>ที่อยู่ในฐานข้อมูลที่ ก.พ.อ. กำหนด</w:t>
+            </w:r>
+          </w:p>
+          <w:p>
+            <w:pPr>
+              <w:rPr>
+                <w:rFonts w:ascii="TH Sarabun New" w:hAnsi="TH Sarabun New" w:cs="TH Sarabun New"/>
+                <w:sz w:val="30"/>
+                <w:szCs w:val="30"/>
+              </w:rPr>
+            </w:pPr>
+            <w:r>
+              <w:rPr>
+                <w:rFonts w:ascii="TH Sarabun New" w:hAnsi="TH Sarabun New" w:cs="TH Sarabun New"/>
+                <w:b/>
+                <w:bCs/>
+                <w:sz w:val="30"/>
+                <w:szCs w:val="30"/>
+              </w:rPr>
+              <w:t xml:space="preserve">     </w:t>
+            </w:r>
+            <w:r>
+              <w:rPr>
+                <w:rFonts w:ascii="TH Sarabun New" w:hAnsi="TH Sarabun New" w:cs="TH Sarabun New"/>
+                <w:sz w:val="28"/>
+              </w:rPr>
+              <w:t>{{</w:t>
+            </w:r>
+            <w:r>
+              <w:rPr>
+                <w:rFonts w:ascii="TH Sarabun New" w:hAnsi="TH Sarabun New" w:cs="TH Sarabun New"/>
+                <w:sz w:val="28"/>
+              </w:rPr>
+              <w:t>learn_journal_inter</w:t>
+            </w:r>
+            <w:r>
+              <w:rPr>
+                <w:rFonts w:ascii="TH Sarabun New" w:hAnsi="TH Sarabun New" w:cs="TH Sarabun New"/>
+                <w:sz w:val="28"/>
+              </w:rPr>
+              <w:t xml:space="preserve">}} </w:t>
+            </w:r>
+            <w:r>
+              <w:rPr>
+                <w:rFonts w:ascii="TH Sarabun New" w:hAnsi="TH Sarabun New" w:cs="TH Sarabun New"/>
+                <w:sz w:val="30"/>
+                <w:szCs w:val="30"/>
+                <w:cs/>
+              </w:rPr>
+              <w:t>บทความวิจัยในวารสารทางวิชาการ</w:t>
+            </w:r>
+            <w:r>
+              <w:rPr>
+                <w:rFonts w:ascii="TH Sarabun New" w:hAnsi="TH Sarabun New" w:cs="TH Sarabun New"/>
+                <w:sz w:val="30"/>
+                <w:szCs w:val="30"/>
+              </w:rPr>
+              <w:t xml:space="preserve"> </w:t>
+            </w:r>
+            <w:r>
+              <w:rPr>
+                <w:rFonts w:ascii="TH Sarabun New" w:hAnsi="TH Sarabun New" w:cs="TH Sarabun New"/>
+                <w:sz w:val="30"/>
+                <w:szCs w:val="30"/>
+                <w:cs/>
+              </w:rPr>
+              <w:t>ในระดับชาติหรือระดับนานาชาติ</w:t>
+            </w:r>
+          </w:p>
+          <w:p>
+            <w:pPr>
               <w:jc w:val="thaiDistribute"/>
               <w:rPr>
                 <w:rFonts w:ascii="TH Sarabun New" w:hAnsi="TH Sarabun New" w:cs="TH Sarabun New"/>
                 <w:sz w:val="30"/>
                 <w:szCs w:val="30"/>
-                <w:cs/>
-              </w:rPr>
-            </w:pPr>
-            <w:r>
-              <w:rPr>
-                <w:rFonts w:ascii="TH Sarabun New" w:hAnsi="TH Sarabun New" w:cs="TH Sarabun New"/>
-                <w:b/>
-                <w:bCs/>
-                <w:noProof/>
-                <w:sz w:val="30"/>
-                <w:szCs w:val="30"/>
-                <w:lang w:val="en-GB" w:eastAsia="en-GB"/>
-              </w:rPr>
-              <mc:AlternateContent>
-                <mc:Choice Requires="wps">
-                  <w:drawing>
-                    <wp:anchor distT="0" distB="0" distL="114300" distR="114300" simplePos="0" relativeHeight="251784192" behindDoc="0" locked="0" layoutInCell="1" allowOverlap="1" wp14:anchorId="2163B1C8" wp14:editId="08A7F7A3">
-                      <wp:simplePos x="0" y="0"/>
-                      <wp:positionH relativeFrom="column">
-                        <wp:posOffset>-3810</wp:posOffset>
-                      </wp:positionH>
-                      <wp:positionV relativeFrom="paragraph">
-                        <wp:posOffset>48194</wp:posOffset>
-                      </wp:positionV>
-                      <wp:extent cx="153035" cy="153035"/>
-                      <wp:effectExtent l="38100" t="38100" r="56515" b="113665"/>
-                      <wp:wrapNone/>
-                      <wp:docPr id="51" name="Oval 51"/>
-                      <wp:cNvGraphicFramePr/>
-                      <a:graphic xmlns:a="http://schemas.openxmlformats.org/drawingml/2006/main">
-                        <a:graphicData uri="http://schemas.microsoft.com/office/word/2010/wordprocessingShape">
-                          <wps:wsp>
-                            <wps:cNvSpPr/>
-                            <wps:spPr>
-                              <a:xfrm>
-                                <a:off x="0" y="0"/>
-                                <a:ext cx="153035" cy="153035"/>
-                              </a:xfrm>
-                              <a:prstGeom prst="ellipse">
-                                <a:avLst/>
-                              </a:prstGeom>
-                              <a:noFill/>
-                              <a:ln>
-                                <a:solidFill>
-                                  <a:schemeClr val="tx1"/>
-                                </a:solidFill>
-                              </a:ln>
-                              <a:effectLst>
-                                <a:outerShdw blurRad="50800" dist="38100" dir="2700000" algn="tl" rotWithShape="0">
-                                  <a:prstClr val="black">
-                                    <a:alpha val="40000"/>
-                                  </a:prstClr>
-                                </a:outerShdw>
-                              </a:effectLst>
-                            </wps:spPr>
-                            <wps:style>
-                              <a:lnRef idx="2">
-                                <a:schemeClr val="accent1">
-                                  <a:shade val="50000"/>
-                                </a:schemeClr>
-                              </a:lnRef>
-                              <a:fillRef idx="1">
-                                <a:schemeClr val="accent1"/>
-                              </a:fillRef>
-                              <a:effectRef idx="0">
-                                <a:schemeClr val="accent1"/>
-                              </a:effectRef>
-                              <a:fontRef idx="minor">
-                                <a:schemeClr val="lt1"/>
-                              </a:fontRef>
-                            </wps:style>
-                            <wps:bodyPr rot="0" spcFirstLastPara="0" vertOverflow="overflow" horzOverflow="overflow" vert="horz" wrap="square" lIns="91440" tIns="45720" rIns="91440" bIns="45720" numCol="1" spcCol="0" rtlCol="0" fromWordArt="0" anchor="ctr" anchorCtr="0" forceAA="0" compatLnSpc="1">
-                              <a:prstTxWarp prst="textNoShape">
-                                <a:avLst/>
-                              </a:prstTxWarp>
-                              <a:noAutofit/>
-                            </wps:bodyPr>
-                          </wps:wsp>
-                        </a:graphicData>
-                      </a:graphic>
-                      <wp14:sizeRelH relativeFrom="margin">
-                        <wp14:pctWidth>0</wp14:pctWidth>
-                      </wp14:sizeRelH>
-                    </wp:anchor>
-                  </w:drawing>
-                </mc:Choice>
-                <mc:Fallback>
-                  <w:pict>
-                    <v:oval w14:anchorId="74BDC5C0" id="Oval 51" o:spid="_x0000_s1026" style="position:absolute;margin-left:-.3pt;margin-top:3.8pt;width:12.05pt;height:12.05pt;z-index:251784192;visibility:visible;mso-wrap-style:square;mso-width-percent:0;mso-wrap-distance-left:9pt;mso-wrap-distance-top:0;mso-wrap-distance-right:9pt;mso-wrap-distance-bottom:0;mso-position-horizontal:absolute;mso-position-horizontal-relative:text;mso-position-vertical:absolute;mso-position-vertical-relative:text;mso-width-percent:0;mso-width-relative:margin;v-text-anchor:middle" o:gfxdata="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" filled="f" strokecolor="black [3213]" strokeweight="1pt">
-                      <v:stroke joinstyle="miter"/>
-                      <v:shadow on="t" color="black" opacity="26214f" origin="-.5,-.5" offset=".74836mm,.74836mm"/>
-                    </v:oval>
-                  </w:pict>
-                </mc:Fallback>
-              </mc:AlternateContent>
-            </w:r>
-            <w:r>
-              <w:rPr>
-                <w:rFonts w:ascii="TH Sarabun New" w:hAnsi="TH Sarabun New" w:cs="TH Sarabun New"/>
-                <w:b/>
-                <w:bCs/>
-                <w:sz w:val="30"/>
-                <w:szCs w:val="30"/>
-              </w:rPr>
-              <w:t xml:space="preserve">     </w:t>
-            </w:r>
-            <w:r>
-              <w:rPr>
-                <w:rFonts w:ascii="TH Sarabun New" w:hAnsi="TH Sarabun New" w:cs="TH Sarabun New"/>
-                <w:sz w:val="28"/>
-              </w:rPr>
-              <w:t>{{</w:t>
-            </w:r>
-            <w:r>
-              <w:rPr>
-                <w:rFonts w:ascii="TH Sarabun New" w:hAnsi="TH Sarabun New" w:cs="TH Sarabun New"/>
-                <w:sz w:val="28"/>
-              </w:rPr>
-              <w:t>learn_journal_kpo</w:t>
-            </w:r>
-            <w:r>
-              <w:rPr>
-                <w:rFonts w:ascii="TH Sarabun New" w:hAnsi="TH Sarabun New" w:cs="TH Sarabun New"/>
-                <w:sz w:val="28"/>
-              </w:rPr>
-              <w:t>}}</w:t>
-            </w:r>
-            <w:r>
-              <w:rPr>
-                <w:rFonts w:ascii="TH Sarabun New" w:hAnsi="TH Sarabun New" w:cs="TH Sarabun New" w:hint="cs"/>
-                <w:sz w:val="30"/>
-                <w:szCs w:val="30"/>
-                <w:cs/>
-              </w:rPr>
-              <w:t xml:space="preserve"> </w:t>
-            </w:r>
-            <w:r>
-              <w:rPr>
-                <w:rFonts w:ascii="TH Sarabun New" w:hAnsi="TH Sarabun New" w:cs="TH Sarabun New"/>
-                <w:sz w:val="30"/>
-                <w:szCs w:val="30"/>
-                <w:cs/>
-              </w:rPr>
-              <w:t>บทความวิจัยในวารสารทางวิชาการ</w:t>
-            </w:r>
-            <w:r>
-              <w:rPr>
-                <w:rFonts w:ascii="TH Sarabun New" w:hAnsi="TH Sarabun New" w:cs="TH Sarabun New"/>
-                <w:sz w:val="30"/>
-                <w:szCs w:val="30"/>
-              </w:rPr>
-              <w:t xml:space="preserve"> </w:t>
-            </w:r>
-            <w:r>
-              <w:rPr>
-                <w:rFonts w:ascii="TH Sarabun New" w:hAnsi="TH Sarabun New" w:cs="TH Sarabun New"/>
-                <w:sz w:val="30"/>
-                <w:szCs w:val="30"/>
-                <w:cs/>
-              </w:rPr>
-              <w:t xml:space="preserve">ที่อยู่ใน   </w:t>
-            </w:r>
-            <w:r>
-              <w:rPr>
-                <w:rFonts w:ascii="TH Sarabun New" w:hAnsi="TH Sarabun New" w:cs="TH Sarabun New"/>
-                <w:sz w:val="30"/>
-                <w:szCs w:val="30"/>
-                <w:cs/>
-              </w:rPr>
-              <w:br/>
-              <w:t xml:space="preserve">     ฐานข้อมูลที่ ก.พ.อ. กำหนด</w:t>
-            </w:r>
-          </w:p>
-          <w:p>
-            <w:pPr>
-              <w:jc w:val="thaiDistribute"/>
-              <w:rPr>
-                <w:rFonts w:ascii="TH Sarabun New" w:hAnsi="TH Sarabun New" w:cs="TH Sarabun New"/>
-                <w:sz w:val="30"/>
-                <w:szCs w:val="30"/>
-              </w:rPr>
-            </w:pPr>
-            <w:r>
-              <w:rPr>
-                <w:rFonts w:ascii="TH Sarabun New" w:hAnsi="TH Sarabun New" w:cs="TH Sarabun New"/>
-                <w:b/>
-                <w:bCs/>
-                <w:noProof/>
-                <w:sz w:val="30"/>
-                <w:szCs w:val="30"/>
-                <w:lang w:val="en-GB" w:eastAsia="en-GB"/>
-              </w:rPr>
-              <mc:AlternateContent>
-                <mc:Choice Requires="wps">
-                  <w:drawing>
-                    <wp:anchor distT="0" distB="0" distL="114300" distR="114300" simplePos="0" relativeHeight="251786240" behindDoc="0" locked="0" layoutInCell="1" allowOverlap="1" wp14:anchorId="2ED3E19C" wp14:editId="1182FCC2">
-                      <wp:simplePos x="0" y="0"/>
-                      <wp:positionH relativeFrom="column">
-                        <wp:posOffset>-3810</wp:posOffset>
-                      </wp:positionH>
-                      <wp:positionV relativeFrom="paragraph">
-                        <wp:posOffset>48194</wp:posOffset>
-                      </wp:positionV>
-                      <wp:extent cx="153035" cy="153035"/>
-                      <wp:effectExtent l="38100" t="38100" r="56515" b="113665"/>
-                      <wp:wrapNone/>
-                      <wp:docPr id="60" name="Oval 60"/>
-                      <wp:cNvGraphicFramePr/>
-                      <a:graphic xmlns:a="http://schemas.openxmlformats.org/drawingml/2006/main">
-                        <a:graphicData uri="http://schemas.microsoft.com/office/word/2010/wordprocessingShape">
-                          <wps:wsp>
-                            <wps:cNvSpPr/>
-                            <wps:spPr>
-                              <a:xfrm>
-                                <a:off x="0" y="0"/>
-                                <a:ext cx="153035" cy="153035"/>
-                              </a:xfrm>
-                              <a:prstGeom prst="ellipse">
-                                <a:avLst/>
-                              </a:prstGeom>
-                              <a:noFill/>
-                              <a:ln>
-                                <a:solidFill>
-                                  <a:schemeClr val="tx1"/>
-                                </a:solidFill>
-                              </a:ln>
-                              <a:effectLst>
-                                <a:outerShdw blurRad="50800" dist="38100" dir="2700000" algn="tl" rotWithShape="0">
-                                  <a:prstClr val="black">
-                                    <a:alpha val="40000"/>
-                                  </a:prstClr>
-                                </a:outerShdw>
-                              </a:effectLst>
-                            </wps:spPr>
-                            <wps:style>
-                              <a:lnRef idx="2">
-                                <a:schemeClr val="accent1">
-                                  <a:shade val="50000"/>
-                                </a:schemeClr>
-                              </a:lnRef>
-                              <a:fillRef idx="1">
-                                <a:schemeClr val="accent1"/>
-                              </a:fillRef>
-                              <a:effectRef idx="0">
-                                <a:schemeClr val="accent1"/>
-                              </a:effectRef>
-                              <a:fontRef idx="minor">
-                                <a:schemeClr val="lt1"/>
-                              </a:fontRef>
-                            </wps:style>
-                            <wps:bodyPr rot="0" spcFirstLastPara="0" vertOverflow="overflow" horzOverflow="overflow" vert="horz" wrap="square" lIns="91440" tIns="45720" rIns="91440" bIns="45720" numCol="1" spcCol="0" rtlCol="0" fromWordArt="0" anchor="ctr" anchorCtr="0" forceAA="0" compatLnSpc="1">
-                              <a:prstTxWarp prst="textNoShape">
-                                <a:avLst/>
-                              </a:prstTxWarp>
-                              <a:noAutofit/>
-                            </wps:bodyPr>
-                          </wps:wsp>
-                        </a:graphicData>
-                      </a:graphic>
-                      <wp14:sizeRelH relativeFrom="margin">
-                        <wp14:pctWidth>0</wp14:pctWidth>
-                      </wp14:sizeRelH>
-                    </wp:anchor>
-                  </w:drawing>
-                </mc:Choice>
-                <mc:Fallback>
-                  <w:pict>
-                    <v:oval w14:anchorId="7C54F084" id="Oval 60" o:spid="_x0000_s1026" style="position:absolute;margin-left:-.3pt;margin-top:3.8pt;width:12.05pt;height:12.05pt;z-index:251786240;visibility:visible;mso-wrap-style:square;mso-width-percent:0;mso-wrap-distance-left:9pt;mso-wrap-distance-top:0;mso-wrap-distance-right:9pt;mso-wrap-distance-bottom:0;mso-position-horizontal:absolute;mso-position-horizontal-relative:text;mso-position-vertical:absolute;mso-position-vertical-relative:text;mso-width-percent:0;mso-width-relative:margin;v-text-anchor:middle" o:gfxdata="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" filled="f" strokecolor="black [3213]" strokeweight="1pt">
-                      <v:stroke joinstyle="miter"/>
-                      <v:shadow on="t" color="black" opacity="26214f" origin="-.5,-.5" offset=".74836mm,.74836mm"/>
-                    </v:oval>
-                  </w:pict>
-                </mc:Fallback>
-              </mc:AlternateContent>
-            </w:r>
-            <w:r>
-              <w:rPr>
-                <w:rFonts w:ascii="TH Sarabun New" w:hAnsi="TH Sarabun New" w:cs="TH Sarabun New"/>
-                <w:b/>
-                <w:bCs/>
-                <w:sz w:val="30"/>
-                <w:szCs w:val="30"/>
-              </w:rPr>
-              <w:t xml:space="preserve">     </w:t>
-            </w:r>
-            <w:r>
-              <w:rPr>
-                <w:rFonts w:ascii="TH Sarabun New" w:hAnsi="TH Sarabun New" w:cs="TH Sarabun New"/>
-                <w:sz w:val="28"/>
-              </w:rPr>
-              <w:t>{{</w:t>
-            </w:r>
-            <w:r>
-              <w:rPr>
-                <w:rFonts w:ascii="TH Sarabun New" w:hAnsi="TH Sarabun New" w:cs="TH Sarabun New"/>
-                <w:sz w:val="28"/>
-              </w:rPr>
-              <w:t>learn_journal_inter</w:t>
-            </w:r>
-            <w:r>
-              <w:rPr>
-                <w:rFonts w:ascii="TH Sarabun New" w:hAnsi="TH Sarabun New" w:cs="TH Sarabun New"/>
-                <w:sz w:val="28"/>
-              </w:rPr>
-              <w:t xml:space="preserve">}} </w:t>
-            </w:r>
-            <w:r>
-              <w:rPr>
-                <w:rFonts w:ascii="TH Sarabun New" w:hAnsi="TH Sarabun New" w:cs="TH Sarabun New"/>
-                <w:sz w:val="30"/>
-                <w:szCs w:val="30"/>
-                <w:cs/>
-              </w:rPr>
-              <w:t>บทความวิจัยในวารสารทางวิชาการ</w:t>
-            </w:r>
-            <w:r>
-              <w:rPr>
-                <w:rFonts w:ascii="TH Sarabun New" w:hAnsi="TH Sarabun New" w:cs="TH Sarabun New"/>
-                <w:sz w:val="30"/>
-                <w:szCs w:val="30"/>
-              </w:rPr>
-              <w:t xml:space="preserve"> </w:t>
-            </w:r>
-            <w:r>
-              <w:rPr>
-                <w:rFonts w:ascii="TH Sarabun New" w:hAnsi="TH Sarabun New" w:cs="TH Sarabun New"/>
-                <w:sz w:val="30"/>
-                <w:szCs w:val="30"/>
-                <w:cs/>
-              </w:rPr>
-              <w:t>ในระดับชาติ</w:t>
-            </w:r>
-            <w:r>
-              <w:rPr>
-                <w:rFonts w:ascii="TH Sarabun New" w:hAnsi="TH Sarabun New" w:cs="TH Sarabun New"/>
-                <w:sz w:val="30"/>
-                <w:szCs w:val="30"/>
-                <w:cs/>
-              </w:rPr>
-              <w:br/>
-              <w:t xml:space="preserve">     </w:t>
-            </w:r>
-            <w:r>
-              <w:rPr>
-                <w:rFonts w:ascii="TH Sarabun New" w:hAnsi="TH Sarabun New" w:cs="TH Sarabun New"/>
-                <w:sz w:val="30"/>
-                <w:szCs w:val="30"/>
-                <w:cs/>
-              </w:rPr>
-              <w:t>หรือระดับนานาชาติ</w:t>
-            </w:r>
-          </w:p>
-          <w:p>
-            <w:pPr>
-              <w:jc w:val="thaiDistribute"/>
-              <w:rPr>
-                <w:rFonts w:ascii="TH Sarabun New" w:hAnsi="TH Sarabun New" w:cs="TH Sarabun New"/>
-                <w:sz w:val="30"/>
-                <w:szCs w:val="30"/>
-              </w:rPr>
-            </w:pPr>
-            <w:r>
-              <w:rPr>
-                <w:rFonts w:ascii="TH Sarabun New" w:hAnsi="TH Sarabun New" w:cs="TH Sarabun New"/>
-                <w:b/>
-                <w:bCs/>
-                <w:noProof/>
-                <w:sz w:val="30"/>
-                <w:szCs w:val="30"/>
-                <w:lang w:val="en-GB" w:eastAsia="en-GB"/>
-              </w:rPr>
-              <mc:AlternateContent>
-                <mc:Choice Requires="wps">
-                  <w:drawing>
-                    <wp:anchor distT="0" distB="0" distL="114300" distR="114300" simplePos="0" relativeHeight="251788288" behindDoc="0" locked="0" layoutInCell="1" allowOverlap="1" wp14:anchorId="69276535" wp14:editId="27628E14">
-                      <wp:simplePos x="0" y="0"/>
-                      <wp:positionH relativeFrom="column">
-                        <wp:posOffset>0</wp:posOffset>
-                      </wp:positionH>
-                      <wp:positionV relativeFrom="paragraph">
-                        <wp:posOffset>43815</wp:posOffset>
-                      </wp:positionV>
-                      <wp:extent cx="153035" cy="153035"/>
-                      <wp:effectExtent l="38100" t="38100" r="56515" b="113665"/>
-                      <wp:wrapNone/>
-                      <wp:docPr id="61" name="Oval 61"/>
-                      <wp:cNvGraphicFramePr/>
-                      <a:graphic xmlns:a="http://schemas.openxmlformats.org/drawingml/2006/main">
-                        <a:graphicData uri="http://schemas.microsoft.com/office/word/2010/wordprocessingShape">
-                          <wps:wsp>
-                            <wps:cNvSpPr/>
-                            <wps:spPr>
-                              <a:xfrm>
-                                <a:off x="0" y="0"/>
-                                <a:ext cx="153035" cy="153035"/>
-                              </a:xfrm>
-                              <a:prstGeom prst="ellipse">
-                                <a:avLst/>
-                              </a:prstGeom>
-                              <a:noFill/>
-                              <a:ln>
-                                <a:solidFill>
-                                  <a:schemeClr val="tx1"/>
-                                </a:solidFill>
-                              </a:ln>
-                              <a:effectLst>
-                                <a:outerShdw blurRad="50800" dist="38100" dir="2700000" algn="tl" rotWithShape="0">
-                                  <a:prstClr val="black">
-                                    <a:alpha val="40000"/>
-                                  </a:prstClr>
-                                </a:outerShdw>
-                              </a:effectLst>
-                            </wps:spPr>
-                            <wps:style>
-                              <a:lnRef idx="2">
-                                <a:schemeClr val="accent1">
-                                  <a:shade val="50000"/>
-                                </a:schemeClr>
-                              </a:lnRef>
-                              <a:fillRef idx="1">
-                                <a:schemeClr val="accent1"/>
-                              </a:fillRef>
-                              <a:effectRef idx="0">
-                                <a:schemeClr val="accent1"/>
-                              </a:effectRef>
-                              <a:fontRef idx="minor">
-                                <a:schemeClr val="lt1"/>
-                              </a:fontRef>
-                            </wps:style>
-                            <wps:bodyPr rot="0" spcFirstLastPara="0" vertOverflow="overflow" horzOverflow="overflow" vert="horz" wrap="square" lIns="91440" tIns="45720" rIns="91440" bIns="45720" numCol="1" spcCol="0" rtlCol="0" fromWordArt="0" anchor="ctr" anchorCtr="0" forceAA="0" compatLnSpc="1">
-                              <a:prstTxWarp prst="textNoShape">
-                                <a:avLst/>
-                              </a:prstTxWarp>
-                              <a:noAutofit/>
-                            </wps:bodyPr>
-                          </wps:wsp>
-                        </a:graphicData>
-                      </a:graphic>
-                      <wp14:sizeRelH relativeFrom="margin">
-                        <wp14:pctWidth>0</wp14:pctWidth>
-                      </wp14:sizeRelH>
-                    </wp:anchor>
-                  </w:drawing>
-                </mc:Choice>
-                <mc:Fallback>
-                  <w:pict>
-                    <v:oval w14:anchorId="657E9662" id="Oval 61" o:spid="_x0000_s1026" style="position:absolute;margin-left:0;margin-top:3.45pt;width:12.05pt;height:12.05pt;z-index:251788288;visibility:visible;mso-wrap-style:square;mso-width-percent:0;mso-wrap-distance-left:9pt;mso-wrap-distance-top:0;mso-wrap-distance-right:9pt;mso-wrap-distance-bottom:0;mso-position-horizontal:absolute;mso-position-horizontal-relative:text;mso-position-vertical:absolute;mso-position-vertical-relative:text;mso-width-percent:0;mso-width-relative:margin;v-text-anchor:middle" o:gfxdata="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" filled="f" strokecolor="black [3213]" strokeweight="1pt">
-                      <v:stroke joinstyle="miter"/>
-                      <v:shadow on="t" color="black" opacity="26214f" origin="-.5,-.5" offset=".74836mm,.74836mm"/>
-                    </v:oval>
-                  </w:pict>
-                </mc:Fallback>
-              </mc:AlternateContent>
-            </w:r>
+              </w:rPr>
+            </w:pPr>
             <w:r>
               <w:rPr>
                 <w:rFonts w:ascii="TH Sarabun New" w:hAnsi="TH Sarabun New" w:cs="TH Sarabun New"/>
@@ -12098,99 +7933,6 @@
             <w:r>
               <w:rPr>
                 <w:rFonts w:ascii="TH Sarabun New" w:hAnsi="TH Sarabun New" w:cs="TH Sarabun New"/>
-                <w:b/>
-                <w:bCs/>
-                <w:noProof/>
-                <w:sz w:val="30"/>
-                <w:szCs w:val="30"/>
-                <w:lang w:val="en-GB" w:eastAsia="en-GB"/>
-              </w:rPr>
-              <mc:AlternateContent>
-                <mc:Choice Requires="wps">
-                  <w:drawing>
-                    <wp:anchor distT="0" distB="0" distL="114300" distR="114300" simplePos="0" relativeHeight="251790336" behindDoc="0" locked="0" layoutInCell="1" allowOverlap="1" wp14:anchorId="0AF1575B" wp14:editId="67B0F97A">
-                      <wp:simplePos x="0" y="0"/>
-                      <wp:positionH relativeFrom="column">
-                        <wp:posOffset>234950</wp:posOffset>
-                      </wp:positionH>
-                      <wp:positionV relativeFrom="paragraph">
-                        <wp:posOffset>48895</wp:posOffset>
-                      </wp:positionV>
-                      <wp:extent cx="153035" cy="153035"/>
-                      <wp:effectExtent l="38100" t="38100" r="56515" b="113665"/>
-                      <wp:wrapNone/>
-                      <wp:docPr id="64" name="Oval 64"/>
-                      <wp:cNvGraphicFramePr/>
-                      <a:graphic xmlns:a="http://schemas.openxmlformats.org/drawingml/2006/main">
-                        <a:graphicData uri="http://schemas.microsoft.com/office/word/2010/wordprocessingShape">
-                          <wps:wsp>
-                            <wps:cNvSpPr/>
-                            <wps:spPr>
-                              <a:xfrm>
-                                <a:off x="0" y="0"/>
-                                <a:ext cx="153035" cy="153035"/>
-                              </a:xfrm>
-                              <a:prstGeom prst="ellipse">
-                                <a:avLst/>
-                              </a:prstGeom>
-                              <a:noFill/>
-                              <a:ln>
-                                <a:solidFill>
-                                  <a:schemeClr val="tx1"/>
-                                </a:solidFill>
-                              </a:ln>
-                              <a:effectLst>
-                                <a:outerShdw blurRad="50800" dist="38100" dir="2700000" algn="tl" rotWithShape="0">
-                                  <a:prstClr val="black">
-                                    <a:alpha val="40000"/>
-                                  </a:prstClr>
-                                </a:outerShdw>
-                              </a:effectLst>
-                            </wps:spPr>
-                            <wps:style>
-                              <a:lnRef idx="2">
-                                <a:schemeClr val="accent1">
-                                  <a:shade val="50000"/>
-                                </a:schemeClr>
-                              </a:lnRef>
-                              <a:fillRef idx="1">
-                                <a:schemeClr val="accent1"/>
-                              </a:fillRef>
-                              <a:effectRef idx="0">
-                                <a:schemeClr val="accent1"/>
-                              </a:effectRef>
-                              <a:fontRef idx="minor">
-                                <a:schemeClr val="lt1"/>
-                              </a:fontRef>
-                            </wps:style>
-                            <wps:bodyPr rot="0" spcFirstLastPara="0" vertOverflow="overflow" horzOverflow="overflow" vert="horz" wrap="square" lIns="91440" tIns="45720" rIns="91440" bIns="45720" numCol="1" spcCol="0" rtlCol="0" fromWordArt="0" anchor="ctr" anchorCtr="0" forceAA="0" compatLnSpc="1">
-                              <a:prstTxWarp prst="textNoShape">
-                                <a:avLst/>
-                              </a:prstTxWarp>
-                              <a:noAutofit/>
-                            </wps:bodyPr>
-                          </wps:wsp>
-                        </a:graphicData>
-                      </a:graphic>
-                      <wp14:sizeRelH relativeFrom="margin">
-                        <wp14:pctWidth>0</wp14:pctWidth>
-                      </wp14:sizeRelH>
-                    </wp:anchor>
-                  </w:drawing>
-                </mc:Choice>
-                <mc:Fallback>
-                  <w:pict>
-                    <v:oval w14:anchorId="581E0180" id="Oval 64" o:spid="_x0000_s1026" style="position:absolute;margin-left:18.5pt;margin-top:3.85pt;width:12.05pt;height:12.05pt;z-index:251790336;visibility:visible;mso-wrap-style:square;mso-width-percent:0;mso-wrap-distance-left:9pt;mso-wrap-distance-top:0;mso-wrap-distance-right:9pt;mso-wrap-distance-bottom:0;mso-position-horizontal:absolute;mso-position-horizontal-relative:text;mso-position-vertical:absolute;mso-position-vertical-relative:text;mso-width-percent:0;mso-width-relative:margin;v-text-anchor:middle" o:gfxdata="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" filled="f" strokecolor="black [3213]" strokeweight="1pt">
-                      <v:stroke joinstyle="miter"/>
-                      <v:shadow on="t" color="black" opacity="26214f" origin="-.5,-.5" offset=".74836mm,.74836mm"/>
-                    </v:oval>
-                  </w:pict>
-                </mc:Fallback>
-              </mc:AlternateContent>
-            </w:r>
-            <w:r>
-              <w:rPr>
-                <w:rFonts w:ascii="TH Sarabun New" w:hAnsi="TH Sarabun New" w:cs="TH Sarabun New"/>
                 <w:sz w:val="30"/>
                 <w:szCs w:val="30"/>
               </w:rPr>
@@ -12287,110 +8029,7 @@
                 <w:sz w:val="30"/>
                 <w:szCs w:val="30"/>
               </w:rPr>
-              <w:t xml:space="preserve">  </w:t>
-            </w:r>
-            <w:r>
-              <w:rPr>
-                <w:rFonts w:ascii="TH Sarabun New" w:hAnsi="TH Sarabun New" w:cs="TH Sarabun New"/>
-                <w:b/>
-                <w:bCs/>
-                <w:noProof/>
-                <w:sz w:val="30"/>
-                <w:szCs w:val="30"/>
-                <w:lang w:val="en-GB" w:eastAsia="en-GB"/>
-              </w:rPr>
-              <mc:AlternateContent>
-                <mc:Choice Requires="wps">
-                  <w:drawing>
-                    <wp:anchor distT="0" distB="0" distL="114300" distR="114300" simplePos="0" relativeHeight="251792384" behindDoc="0" locked="0" layoutInCell="1" allowOverlap="1" wp14:anchorId="0B5F98BD" wp14:editId="6D732ED9">
-                      <wp:simplePos x="0" y="0"/>
-                      <wp:positionH relativeFrom="column">
-                        <wp:posOffset>0</wp:posOffset>
-                      </wp:positionH>
-                      <wp:positionV relativeFrom="paragraph">
-                        <wp:posOffset>40640</wp:posOffset>
-                      </wp:positionV>
-                      <wp:extent cx="153035" cy="153035"/>
-                      <wp:effectExtent l="38100" t="38100" r="56515" b="113665"/>
-                      <wp:wrapNone/>
-                      <wp:docPr id="65" name="Oval 65"/>
-                      <wp:cNvGraphicFramePr/>
-                      <a:graphic xmlns:a="http://schemas.openxmlformats.org/drawingml/2006/main">
-                        <a:graphicData uri="http://schemas.microsoft.com/office/word/2010/wordprocessingShape">
-                          <wps:wsp>
-                            <wps:cNvSpPr/>
-                            <wps:spPr>
-                              <a:xfrm>
-                                <a:off x="0" y="0"/>
-                                <a:ext cx="153035" cy="153035"/>
-                              </a:xfrm>
-                              <a:prstGeom prst="ellipse">
-                                <a:avLst/>
-                              </a:prstGeom>
-                              <a:noFill/>
-                              <a:ln>
-                                <a:solidFill>
-                                  <a:schemeClr val="tx1"/>
-                                </a:solidFill>
-                              </a:ln>
-                              <a:effectLst>
-                                <a:outerShdw blurRad="50800" dist="38100" dir="2700000" algn="tl" rotWithShape="0">
-                                  <a:prstClr val="black">
-                                    <a:alpha val="40000"/>
-                                  </a:prstClr>
-                                </a:outerShdw>
-                              </a:effectLst>
-                            </wps:spPr>
-                            <wps:style>
-                              <a:lnRef idx="2">
-                                <a:schemeClr val="accent1">
-                                  <a:shade val="50000"/>
-                                </a:schemeClr>
-                              </a:lnRef>
-                              <a:fillRef idx="1">
-                                <a:schemeClr val="accent1"/>
-                              </a:fillRef>
-                              <a:effectRef idx="0">
-                                <a:schemeClr val="accent1"/>
-                              </a:effectRef>
-                              <a:fontRef idx="minor">
-                                <a:schemeClr val="lt1"/>
-                              </a:fontRef>
-                            </wps:style>
-                            <wps:bodyPr rot="0" spcFirstLastPara="0" vertOverflow="overflow" horzOverflow="overflow" vert="horz" wrap="square" lIns="91440" tIns="45720" rIns="91440" bIns="45720" numCol="1" spcCol="0" rtlCol="0" fromWordArt="0" anchor="ctr" anchorCtr="0" forceAA="0" compatLnSpc="1">
-                              <a:prstTxWarp prst="textNoShape">
-                                <a:avLst/>
-                              </a:prstTxWarp>
-                              <a:noAutofit/>
-                            </wps:bodyPr>
-                          </wps:wsp>
-                        </a:graphicData>
-                      </a:graphic>
-                      <wp14:sizeRelH relativeFrom="margin">
-                        <wp14:pctWidth>0</wp14:pctWidth>
-                      </wp14:sizeRelH>
-                    </wp:anchor>
-                  </w:drawing>
-                </mc:Choice>
-                <mc:Fallback>
-                  <w:pict>
-                    <v:oval w14:anchorId="0D484AF6" id="Oval 65" o:spid="_x0000_s1026" style="position:absolute;margin-left:0;margin-top:3.2pt;width:12.05pt;height:12.05pt;z-index:251792384;visibility:visible;mso-wrap-style:square;mso-width-percent:0;mso-wrap-distance-left:9pt;mso-wrap-distance-top:0;mso-wrap-distance-right:9pt;mso-wrap-distance-bottom:0;mso-position-horizontal:absolute;mso-position-horizontal-relative:text;mso-position-vertical:absolute;mso-position-vertical-relative:text;mso-width-percent:0;mso-width-relative:margin;v-text-anchor:middle" o:gfxdata="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" filled="f" strokecolor="black [3213]" strokeweight="1pt">
-                      <v:stroke joinstyle="miter"/>
-                      <v:shadow on="t" color="black" opacity="26214f" origin="-.5,-.5" offset=".74836mm,.74836mm"/>
-                    </v:oval>
-                  </w:pict>
-                </mc:Fallback>
-              </mc:AlternateContent>
-            </w:r>
-            <w:r>
-              <w:rPr>
-                <w:rFonts w:ascii="TH Sarabun New" w:hAnsi="TH Sarabun New" w:cs="TH Sarabun New"/>
-                <w:b/>
-                <w:bCs/>
-                <w:sz w:val="30"/>
-                <w:szCs w:val="30"/>
-              </w:rPr>
-              <w:t xml:space="preserve">   </w:t>
+              <w:t xml:space="preserve">     </w:t>
             </w:r>
             <w:r>
               <w:rPr>
@@ -12477,109 +8116,7 @@
                 <w:szCs w:val="30"/>
                 <w:cs/>
               </w:rPr>
-              <w:t xml:space="preserve">  </w:t>
-            </w:r>
-            <w:r>
-              <w:rPr>
-                <w:rFonts w:ascii="TH Sarabun New" w:hAnsi="TH Sarabun New" w:cs="TH Sarabun New"/>
-                <w:b/>
-                <w:bCs/>
-                <w:noProof/>
-                <w:sz w:val="30"/>
-                <w:szCs w:val="30"/>
-                <w:lang w:val="en-GB" w:eastAsia="en-GB"/>
-              </w:rPr>
-              <mc:AlternateContent>
-                <mc:Choice Requires="wps">
-                  <w:drawing>
-                    <wp:anchor distT="0" distB="0" distL="114300" distR="114300" simplePos="0" relativeHeight="251793408" behindDoc="0" locked="0" layoutInCell="1" allowOverlap="1" wp14:anchorId="76D930C4" wp14:editId="2BFFD162">
-                      <wp:simplePos x="0" y="0"/>
-                      <wp:positionH relativeFrom="column">
-                        <wp:posOffset>0</wp:posOffset>
-                      </wp:positionH>
-                      <wp:positionV relativeFrom="paragraph">
-                        <wp:posOffset>40640</wp:posOffset>
-                      </wp:positionV>
-                      <wp:extent cx="153035" cy="153035"/>
-                      <wp:effectExtent l="38100" t="38100" r="56515" b="113665"/>
-                      <wp:wrapNone/>
-                      <wp:docPr id="66" name="Oval 66"/>
-                      <wp:cNvGraphicFramePr/>
-                      <a:graphic xmlns:a="http://schemas.openxmlformats.org/drawingml/2006/main">
-                        <a:graphicData uri="http://schemas.microsoft.com/office/word/2010/wordprocessingShape">
-                          <wps:wsp>
-                            <wps:cNvSpPr/>
-                            <wps:spPr>
-                              <a:xfrm>
-                                <a:off x="0" y="0"/>
-                                <a:ext cx="153035" cy="153035"/>
-                              </a:xfrm>
-                              <a:prstGeom prst="ellipse">
-                                <a:avLst/>
-                              </a:prstGeom>
-                              <a:noFill/>
-                              <a:ln>
-                                <a:solidFill>
-                                  <a:schemeClr val="tx1"/>
-                                </a:solidFill>
-                              </a:ln>
-                              <a:effectLst>
-                                <a:outerShdw blurRad="50800" dist="38100" dir="2700000" algn="tl" rotWithShape="0">
-                                  <a:prstClr val="black">
-                                    <a:alpha val="40000"/>
-                                  </a:prstClr>
-                                </a:outerShdw>
-                              </a:effectLst>
-                            </wps:spPr>
-                            <wps:style>
-                              <a:lnRef idx="2">
-                                <a:schemeClr val="accent1">
-                                  <a:shade val="50000"/>
-                                </a:schemeClr>
-                              </a:lnRef>
-                              <a:fillRef idx="1">
-                                <a:schemeClr val="accent1"/>
-                              </a:fillRef>
-                              <a:effectRef idx="0">
-                                <a:schemeClr val="accent1"/>
-                              </a:effectRef>
-                              <a:fontRef idx="minor">
-                                <a:schemeClr val="lt1"/>
-                              </a:fontRef>
-                            </wps:style>
-                            <wps:bodyPr rot="0" spcFirstLastPara="0" vertOverflow="overflow" horzOverflow="overflow" vert="horz" wrap="square" lIns="91440" tIns="45720" rIns="91440" bIns="45720" numCol="1" spcCol="0" rtlCol="0" fromWordArt="0" anchor="ctr" anchorCtr="0" forceAA="0" compatLnSpc="1">
-                              <a:prstTxWarp prst="textNoShape">
-                                <a:avLst/>
-                              </a:prstTxWarp>
-                              <a:noAutofit/>
-                            </wps:bodyPr>
-                          </wps:wsp>
-                        </a:graphicData>
-                      </a:graphic>
-                      <wp14:sizeRelH relativeFrom="margin">
-                        <wp14:pctWidth>0</wp14:pctWidth>
-                      </wp14:sizeRelH>
-                    </wp:anchor>
-                  </w:drawing>
-                </mc:Choice>
-                <mc:Fallback>
-                  <w:pict>
-                    <v:oval w14:anchorId="73E4DCB8" id="Oval 66" o:spid="_x0000_s1026" style="position:absolute;margin-left:0;margin-top:3.2pt;width:12.05pt;height:12.05pt;z-index:251793408;visibility:visible;mso-wrap-style:square;mso-width-percent:0;mso-wrap-distance-left:9pt;mso-wrap-distance-top:0;mso-wrap-distance-right:9pt;mso-wrap-distance-bottom:0;mso-position-horizontal:absolute;mso-position-horizontal-relative:text;mso-position-vertical:absolute;mso-position-vertical-relative:text;mso-width-percent:0;mso-width-relative:margin;v-text-anchor:middle" o:gfxdata="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" filled="f" strokecolor="black [3213]" strokeweight="1pt">
-                      <v:stroke joinstyle="miter"/>
-                      <v:shadow on="t" color="black" opacity="26214f" origin="-.5,-.5" offset=".74836mm,.74836mm"/>
-                    </v:oval>
-                  </w:pict>
-                </mc:Fallback>
-              </mc:AlternateContent>
-            </w:r>
-            <w:r>
-              <w:rPr>
-                <w:rFonts w:ascii="TH Sarabun New" w:hAnsi="TH Sarabun New" w:cs="TH Sarabun New"/>
-                <w:sz w:val="30"/>
-                <w:szCs w:val="30"/>
-                <w:cs/>
-              </w:rPr>
-              <w:t xml:space="preserve">   </w:t>
+              <w:t xml:space="preserve">     </w:t>
             </w:r>
             <w:r>
               <w:rPr>
@@ -12654,99 +8191,6 @@
             <w:r>
               <w:rPr>
                 <w:rFonts w:ascii="TH Sarabun New" w:hAnsi="TH Sarabun New" w:cs="TH Sarabun New"/>
-                <w:b/>
-                <w:bCs/>
-                <w:noProof/>
-                <w:sz w:val="30"/>
-                <w:szCs w:val="30"/>
-                <w:lang w:val="en-GB" w:eastAsia="en-GB"/>
-              </w:rPr>
-              <mc:AlternateContent>
-                <mc:Choice Requires="wps">
-                  <w:drawing>
-                    <wp:anchor distT="0" distB="0" distL="114300" distR="114300" simplePos="0" relativeHeight="251742208" behindDoc="0" locked="0" layoutInCell="1" allowOverlap="1" wp14:anchorId="3C07A0BC" wp14:editId="0BAE32A7">
-                      <wp:simplePos x="0" y="0"/>
-                      <wp:positionH relativeFrom="column">
-                        <wp:posOffset>247650</wp:posOffset>
-                      </wp:positionH>
-                      <wp:positionV relativeFrom="paragraph">
-                        <wp:posOffset>38735</wp:posOffset>
-                      </wp:positionV>
-                      <wp:extent cx="153035" cy="153035"/>
-                      <wp:effectExtent l="38100" t="38100" r="56515" b="113665"/>
-                      <wp:wrapNone/>
-                      <wp:docPr id="52" name="Oval 52"/>
-                      <wp:cNvGraphicFramePr/>
-                      <a:graphic xmlns:a="http://schemas.openxmlformats.org/drawingml/2006/main">
-                        <a:graphicData uri="http://schemas.microsoft.com/office/word/2010/wordprocessingShape">
-                          <wps:wsp>
-                            <wps:cNvSpPr/>
-                            <wps:spPr>
-                              <a:xfrm>
-                                <a:off x="0" y="0"/>
-                                <a:ext cx="153035" cy="153035"/>
-                              </a:xfrm>
-                              <a:prstGeom prst="ellipse">
-                                <a:avLst/>
-                              </a:prstGeom>
-                              <a:noFill/>
-                              <a:ln>
-                                <a:solidFill>
-                                  <a:schemeClr val="tx1"/>
-                                </a:solidFill>
-                              </a:ln>
-                              <a:effectLst>
-                                <a:outerShdw blurRad="50800" dist="38100" dir="2700000" algn="tl" rotWithShape="0">
-                                  <a:prstClr val="black">
-                                    <a:alpha val="40000"/>
-                                  </a:prstClr>
-                                </a:outerShdw>
-                              </a:effectLst>
-                            </wps:spPr>
-                            <wps:style>
-                              <a:lnRef idx="2">
-                                <a:schemeClr val="accent1">
-                                  <a:shade val="50000"/>
-                                </a:schemeClr>
-                              </a:lnRef>
-                              <a:fillRef idx="1">
-                                <a:schemeClr val="accent1"/>
-                              </a:fillRef>
-                              <a:effectRef idx="0">
-                                <a:schemeClr val="accent1"/>
-                              </a:effectRef>
-                              <a:fontRef idx="minor">
-                                <a:schemeClr val="lt1"/>
-                              </a:fontRef>
-                            </wps:style>
-                            <wps:bodyPr rot="0" spcFirstLastPara="0" vertOverflow="overflow" horzOverflow="overflow" vert="horz" wrap="square" lIns="91440" tIns="45720" rIns="91440" bIns="45720" numCol="1" spcCol="0" rtlCol="0" fromWordArt="0" anchor="ctr" anchorCtr="0" forceAA="0" compatLnSpc="1">
-                              <a:prstTxWarp prst="textNoShape">
-                                <a:avLst/>
-                              </a:prstTxWarp>
-                              <a:noAutofit/>
-                            </wps:bodyPr>
-                          </wps:wsp>
-                        </a:graphicData>
-                      </a:graphic>
-                      <wp14:sizeRelH relativeFrom="margin">
-                        <wp14:pctWidth>0</wp14:pctWidth>
-                      </wp14:sizeRelH>
-                    </wp:anchor>
-                  </w:drawing>
-                </mc:Choice>
-                <mc:Fallback>
-                  <w:pict>
-                    <v:oval w14:anchorId="2F05F633" id="Oval 52" o:spid="_x0000_s1026" style="position:absolute;margin-left:19.5pt;margin-top:3.05pt;width:12.05pt;height:12.05pt;z-index:251742208;visibility:visible;mso-wrap-style:square;mso-width-percent:0;mso-wrap-distance-left:9pt;mso-wrap-distance-top:0;mso-wrap-distance-right:9pt;mso-wrap-distance-bottom:0;mso-position-horizontal:absolute;mso-position-horizontal-relative:text;mso-position-vertical:absolute;mso-position-vertical-relative:text;mso-width-percent:0;mso-width-relative:margin;v-text-anchor:middle" o:gfxdata="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" filled="f" strokecolor="black [3213]" strokeweight="1pt">
-                      <v:stroke joinstyle="miter"/>
-                      <v:shadow on="t" color="black" opacity="26214f" origin="-.5,-.5" offset=".74836mm,.74836mm"/>
-                    </v:oval>
-                  </w:pict>
-                </mc:Fallback>
-              </mc:AlternateContent>
-            </w:r>
-            <w:r>
-              <w:rPr>
-                <w:rFonts w:ascii="TH Sarabun New" w:hAnsi="TH Sarabun New" w:cs="TH Sarabun New"/>
                 <w:sz w:val="30"/>
                 <w:szCs w:val="30"/>
               </w:rPr>
@@ -12833,99 +8277,6 @@
                 <w:szCs w:val="30"/>
               </w:rPr>
             </w:pPr>
-            <w:r>
-              <w:rPr>
-                <w:rFonts w:ascii="TH Sarabun New" w:hAnsi="TH Sarabun New" w:cs="TH Sarabun New"/>
-                <w:b/>
-                <w:bCs/>
-                <w:noProof/>
-                <w:sz w:val="30"/>
-                <w:szCs w:val="30"/>
-                <w:lang w:val="en-GB" w:eastAsia="en-GB"/>
-              </w:rPr>
-              <mc:AlternateContent>
-                <mc:Choice Requires="wps">
-                  <w:drawing>
-                    <wp:anchor distT="0" distB="0" distL="114300" distR="114300" simplePos="0" relativeHeight="251744256" behindDoc="0" locked="0" layoutInCell="1" allowOverlap="1" wp14:anchorId="34D9E8CA" wp14:editId="26C46919">
-                      <wp:simplePos x="0" y="0"/>
-                      <wp:positionH relativeFrom="column">
-                        <wp:posOffset>6350</wp:posOffset>
-                      </wp:positionH>
-                      <wp:positionV relativeFrom="paragraph">
-                        <wp:posOffset>42545</wp:posOffset>
-                      </wp:positionV>
-                      <wp:extent cx="153035" cy="153035"/>
-                      <wp:effectExtent l="38100" t="38100" r="56515" b="113665"/>
-                      <wp:wrapNone/>
-                      <wp:docPr id="53" name="Oval 53"/>
-                      <wp:cNvGraphicFramePr/>
-                      <a:graphic xmlns:a="http://schemas.openxmlformats.org/drawingml/2006/main">
-                        <a:graphicData uri="http://schemas.microsoft.com/office/word/2010/wordprocessingShape">
-                          <wps:wsp>
-                            <wps:cNvSpPr/>
-                            <wps:spPr>
-                              <a:xfrm>
-                                <a:off x="0" y="0"/>
-                                <a:ext cx="153035" cy="153035"/>
-                              </a:xfrm>
-                              <a:prstGeom prst="ellipse">
-                                <a:avLst/>
-                              </a:prstGeom>
-                              <a:noFill/>
-                              <a:ln>
-                                <a:solidFill>
-                                  <a:schemeClr val="tx1"/>
-                                </a:solidFill>
-                              </a:ln>
-                              <a:effectLst>
-                                <a:outerShdw blurRad="50800" dist="38100" dir="2700000" algn="tl" rotWithShape="0">
-                                  <a:prstClr val="black">
-                                    <a:alpha val="40000"/>
-                                  </a:prstClr>
-                                </a:outerShdw>
-                              </a:effectLst>
-                            </wps:spPr>
-                            <wps:style>
-                              <a:lnRef idx="2">
-                                <a:schemeClr val="accent1">
-                                  <a:shade val="50000"/>
-                                </a:schemeClr>
-                              </a:lnRef>
-                              <a:fillRef idx="1">
-                                <a:schemeClr val="accent1"/>
-                              </a:fillRef>
-                              <a:effectRef idx="0">
-                                <a:schemeClr val="accent1"/>
-                              </a:effectRef>
-                              <a:fontRef idx="minor">
-                                <a:schemeClr val="lt1"/>
-                              </a:fontRef>
-                            </wps:style>
-                            <wps:bodyPr rot="0" spcFirstLastPara="0" vertOverflow="overflow" horzOverflow="overflow" vert="horz" wrap="square" lIns="91440" tIns="45720" rIns="91440" bIns="45720" numCol="1" spcCol="0" rtlCol="0" fromWordArt="0" anchor="ctr" anchorCtr="0" forceAA="0" compatLnSpc="1">
-                              <a:prstTxWarp prst="textNoShape">
-                                <a:avLst/>
-                              </a:prstTxWarp>
-                              <a:noAutofit/>
-                            </wps:bodyPr>
-                          </wps:wsp>
-                        </a:graphicData>
-                      </a:graphic>
-                      <wp14:sizeRelH relativeFrom="margin">
-                        <wp14:pctWidth>0</wp14:pctWidth>
-                      </wp14:sizeRelH>
-                    </wp:anchor>
-                  </w:drawing>
-                </mc:Choice>
-                <mc:Fallback>
-                  <w:pict>
-                    <v:oval w14:anchorId="3736B05E" id="Oval 53" o:spid="_x0000_s1026" style="position:absolute;margin-left:.5pt;margin-top:3.35pt;width:12.05pt;height:12.05pt;z-index:251744256;visibility:visible;mso-wrap-style:square;mso-width-percent:0;mso-wrap-distance-left:9pt;mso-wrap-distance-top:0;mso-wrap-distance-right:9pt;mso-wrap-distance-bottom:0;mso-position-horizontal:absolute;mso-position-horizontal-relative:text;mso-position-vertical:absolute;mso-position-vertical-relative:text;mso-width-percent:0;mso-width-relative:margin;v-text-anchor:middle" o:gfxdata="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" filled="f" strokecolor="black [3213]" strokeweight="1pt">
-                      <v:stroke joinstyle="miter"/>
-                      <v:shadow on="t" color="black" opacity="26214f" origin="-.5,-.5" offset=".74836mm,.74836mm"/>
-                    </v:oval>
-                  </w:pict>
-                </mc:Fallback>
-              </mc:AlternateContent>
-            </w:r>
             <w:r>
               <w:rPr>
                 <w:rFonts w:ascii="TH Sarabun New" w:hAnsi="TH Sarabun New" w:cs="TH Sarabun New"/>
@@ -13130,109 +8481,7 @@
                 <w:szCs w:val="30"/>
                 <w:cs/>
               </w:rPr>
-              <w:t xml:space="preserve">  </w:t>
-            </w:r>
-            <w:r>
-              <w:rPr>
-                <w:rFonts w:ascii="TH Sarabun New" w:hAnsi="TH Sarabun New" w:cs="TH Sarabun New"/>
-                <w:b/>
-                <w:bCs/>
-                <w:noProof/>
-                <w:sz w:val="30"/>
-                <w:szCs w:val="30"/>
-                <w:lang w:val="en-GB" w:eastAsia="en-GB"/>
-              </w:rPr>
-              <mc:AlternateContent>
-                <mc:Choice Requires="wps">
-                  <w:drawing>
-                    <wp:anchor distT="0" distB="0" distL="114300" distR="114300" simplePos="0" relativeHeight="251795456" behindDoc="0" locked="0" layoutInCell="1" allowOverlap="1" wp14:anchorId="1B169CC9" wp14:editId="4D898B75">
-                      <wp:simplePos x="0" y="0"/>
-                      <wp:positionH relativeFrom="column">
-                        <wp:posOffset>0</wp:posOffset>
-                      </wp:positionH>
-                      <wp:positionV relativeFrom="paragraph">
-                        <wp:posOffset>39370</wp:posOffset>
-                      </wp:positionV>
-                      <wp:extent cx="153035" cy="153035"/>
-                      <wp:effectExtent l="38100" t="38100" r="56515" b="113665"/>
-                      <wp:wrapNone/>
-                      <wp:docPr id="67" name="Oval 67"/>
-                      <wp:cNvGraphicFramePr/>
-                      <a:graphic xmlns:a="http://schemas.openxmlformats.org/drawingml/2006/main">
-                        <a:graphicData uri="http://schemas.microsoft.com/office/word/2010/wordprocessingShape">
-                          <wps:wsp>
-                            <wps:cNvSpPr/>
-                            <wps:spPr>
-                              <a:xfrm>
-                                <a:off x="0" y="0"/>
-                                <a:ext cx="153035" cy="153035"/>
-                              </a:xfrm>
-                              <a:prstGeom prst="ellipse">
-                                <a:avLst/>
-                              </a:prstGeom>
-                              <a:noFill/>
-                              <a:ln>
-                                <a:solidFill>
-                                  <a:schemeClr val="tx1"/>
-                                </a:solidFill>
-                              </a:ln>
-                              <a:effectLst>
-                                <a:outerShdw blurRad="50800" dist="38100" dir="2700000" algn="tl" rotWithShape="0">
-                                  <a:prstClr val="black">
-                                    <a:alpha val="40000"/>
-                                  </a:prstClr>
-                                </a:outerShdw>
-                              </a:effectLst>
-                            </wps:spPr>
-                            <wps:style>
-                              <a:lnRef idx="2">
-                                <a:schemeClr val="accent1">
-                                  <a:shade val="50000"/>
-                                </a:schemeClr>
-                              </a:lnRef>
-                              <a:fillRef idx="1">
-                                <a:schemeClr val="accent1"/>
-                              </a:fillRef>
-                              <a:effectRef idx="0">
-                                <a:schemeClr val="accent1"/>
-                              </a:effectRef>
-                              <a:fontRef idx="minor">
-                                <a:schemeClr val="lt1"/>
-                              </a:fontRef>
-                            </wps:style>
-                            <wps:bodyPr rot="0" spcFirstLastPara="0" vertOverflow="overflow" horzOverflow="overflow" vert="horz" wrap="square" lIns="91440" tIns="45720" rIns="91440" bIns="45720" numCol="1" spcCol="0" rtlCol="0" fromWordArt="0" anchor="ctr" anchorCtr="0" forceAA="0" compatLnSpc="1">
-                              <a:prstTxWarp prst="textNoShape">
-                                <a:avLst/>
-                              </a:prstTxWarp>
-                              <a:noAutofit/>
-                            </wps:bodyPr>
-                          </wps:wsp>
-                        </a:graphicData>
-                      </a:graphic>
-                      <wp14:sizeRelH relativeFrom="margin">
-                        <wp14:pctWidth>0</wp14:pctWidth>
-                      </wp14:sizeRelH>
-                    </wp:anchor>
-                  </w:drawing>
-                </mc:Choice>
-                <mc:Fallback>
-                  <w:pict>
-                    <v:oval w14:anchorId="50D9EFA7" id="Oval 67" o:spid="_x0000_s1026" style="position:absolute;margin-left:0;margin-top:3.1pt;width:12.05pt;height:12.05pt;z-index:251795456;visibility:visible;mso-wrap-style:square;mso-width-percent:0;mso-wrap-distance-left:9pt;mso-wrap-distance-top:0;mso-wrap-distance-right:9pt;mso-wrap-distance-bottom:0;mso-position-horizontal:absolute;mso-position-horizontal-relative:text;mso-position-vertical:absolute;mso-position-vertical-relative:text;mso-width-percent:0;mso-width-relative:margin;v-text-anchor:middle" o:gfxdata="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" filled="f" strokecolor="black [3213]" strokeweight="1pt">
-                      <v:stroke joinstyle="miter"/>
-                      <v:shadow on="t" color="black" opacity="26214f" origin="-.5,-.5" offset=".74836mm,.74836mm"/>
-                    </v:oval>
-                  </w:pict>
-                </mc:Fallback>
-              </mc:AlternateContent>
-            </w:r>
-            <w:r>
-              <w:rPr>
-                <w:rFonts w:ascii="TH Sarabun New" w:hAnsi="TH Sarabun New" w:cs="TH Sarabun New"/>
-                <w:sz w:val="30"/>
-                <w:szCs w:val="30"/>
-                <w:cs/>
-              </w:rPr>
-              <w:t xml:space="preserve">   </w:t>
+              <w:t xml:space="preserve">     </w:t>
             </w:r>
             <w:r>
               <w:rPr>
@@ -13290,109 +8539,7 @@
                 <w:szCs w:val="30"/>
                 <w:cs/>
               </w:rPr>
-              <w:t xml:space="preserve">   </w:t>
-            </w:r>
-            <w:r>
-              <w:rPr>
-                <w:rFonts w:ascii="TH Sarabun New" w:hAnsi="TH Sarabun New" w:cs="TH Sarabun New"/>
-                <w:b/>
-                <w:bCs/>
-                <w:noProof/>
-                <w:sz w:val="30"/>
-                <w:szCs w:val="30"/>
-                <w:lang w:val="en-GB" w:eastAsia="en-GB"/>
-              </w:rPr>
-              <mc:AlternateContent>
-                <mc:Choice Requires="wps">
-                  <w:drawing>
-                    <wp:anchor distT="0" distB="0" distL="114300" distR="114300" simplePos="0" relativeHeight="251797504" behindDoc="0" locked="0" layoutInCell="1" allowOverlap="1" wp14:anchorId="30B7E970" wp14:editId="1A8330AD">
-                      <wp:simplePos x="0" y="0"/>
-                      <wp:positionH relativeFrom="column">
-                        <wp:posOffset>0</wp:posOffset>
-                      </wp:positionH>
-                      <wp:positionV relativeFrom="paragraph">
-                        <wp:posOffset>40640</wp:posOffset>
-                      </wp:positionV>
-                      <wp:extent cx="153035" cy="153035"/>
-                      <wp:effectExtent l="38100" t="38100" r="56515" b="113665"/>
-                      <wp:wrapNone/>
-                      <wp:docPr id="68" name="Oval 68"/>
-                      <wp:cNvGraphicFramePr/>
-                      <a:graphic xmlns:a="http://schemas.openxmlformats.org/drawingml/2006/main">
-                        <a:graphicData uri="http://schemas.microsoft.com/office/word/2010/wordprocessingShape">
-                          <wps:wsp>
-                            <wps:cNvSpPr/>
-                            <wps:spPr>
-                              <a:xfrm>
-                                <a:off x="0" y="0"/>
-                                <a:ext cx="153035" cy="153035"/>
-                              </a:xfrm>
-                              <a:prstGeom prst="ellipse">
-                                <a:avLst/>
-                              </a:prstGeom>
-                              <a:noFill/>
-                              <a:ln>
-                                <a:solidFill>
-                                  <a:schemeClr val="tx1"/>
-                                </a:solidFill>
-                              </a:ln>
-                              <a:effectLst>
-                                <a:outerShdw blurRad="50800" dist="38100" dir="2700000" algn="tl" rotWithShape="0">
-                                  <a:prstClr val="black">
-                                    <a:alpha val="40000"/>
-                                  </a:prstClr>
-                                </a:outerShdw>
-                              </a:effectLst>
-                            </wps:spPr>
-                            <wps:style>
-                              <a:lnRef idx="2">
-                                <a:schemeClr val="accent1">
-                                  <a:shade val="50000"/>
-                                </a:schemeClr>
-                              </a:lnRef>
-                              <a:fillRef idx="1">
-                                <a:schemeClr val="accent1"/>
-                              </a:fillRef>
-                              <a:effectRef idx="0">
-                                <a:schemeClr val="accent1"/>
-                              </a:effectRef>
-                              <a:fontRef idx="minor">
-                                <a:schemeClr val="lt1"/>
-                              </a:fontRef>
-                            </wps:style>
-                            <wps:bodyPr rot="0" spcFirstLastPara="0" vertOverflow="overflow" horzOverflow="overflow" vert="horz" wrap="square" lIns="91440" tIns="45720" rIns="91440" bIns="45720" numCol="1" spcCol="0" rtlCol="0" fromWordArt="0" anchor="ctr" anchorCtr="0" forceAA="0" compatLnSpc="1">
-                              <a:prstTxWarp prst="textNoShape">
-                                <a:avLst/>
-                              </a:prstTxWarp>
-                              <a:noAutofit/>
-                            </wps:bodyPr>
-                          </wps:wsp>
-                        </a:graphicData>
-                      </a:graphic>
-                      <wp14:sizeRelH relativeFrom="margin">
-                        <wp14:pctWidth>0</wp14:pctWidth>
-                      </wp14:sizeRelH>
-                    </wp:anchor>
-                  </w:drawing>
-                </mc:Choice>
-                <mc:Fallback>
-                  <w:pict>
-                    <v:oval w14:anchorId="2B96D591" id="Oval 68" o:spid="_x0000_s1026" style="position:absolute;margin-left:0;margin-top:3.2pt;width:12.05pt;height:12.05pt;z-index:251797504;visibility:visible;mso-wrap-style:square;mso-width-percent:0;mso-wrap-distance-left:9pt;mso-wrap-distance-top:0;mso-wrap-distance-right:9pt;mso-wrap-distance-bottom:0;mso-position-horizontal:absolute;mso-position-horizontal-relative:text;mso-position-vertical:absolute;mso-position-vertical-relative:text;mso-width-percent:0;mso-width-relative:margin;v-text-anchor:middle" o:gfxdata="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" filled="f" strokecolor="black [3213]" strokeweight="1pt">
-                      <v:stroke joinstyle="miter"/>
-                      <v:shadow on="t" color="black" opacity="26214f" origin="-.5,-.5" offset=".74836mm,.74836mm"/>
-                    </v:oval>
-                  </w:pict>
-                </mc:Fallback>
-              </mc:AlternateContent>
-            </w:r>
-            <w:r>
-              <w:rPr>
-                <w:rFonts w:ascii="TH Sarabun New" w:hAnsi="TH Sarabun New" w:cs="TH Sarabun New"/>
-                <w:sz w:val="30"/>
-                <w:szCs w:val="30"/>
-                <w:cs/>
-              </w:rPr>
-              <w:t xml:space="preserve">  </w:t>
+              <w:t xml:space="preserve">     </w:t>
             </w:r>
             <w:r>
               <w:rPr>
@@ -13545,7 +8692,6 @@
                 <w:szCs w:val="30"/>
                 <w:cs/>
               </w:rPr>
-              <w:lastRenderedPageBreak/>
               <w:t>ชื่อเรื่อง</w:t>
             </w:r>
             <w:r>
@@ -13556,28 +8702,17 @@
                 <w:sz w:val="30"/>
                 <w:szCs w:val="30"/>
               </w:rPr>
-              <w:t xml:space="preserve"> ……………………………</w:t>
-            </w:r>
-            <w:r>
-              <w:rPr>
-                <w:rFonts w:ascii="TH Sarabun New" w:hAnsi="TH Sarabun New" w:cs="TH Sarabun New" w:hint="cs"/>
-                <w:b/>
-                <w:bCs/>
-                <w:sz w:val="30"/>
-                <w:szCs w:val="30"/>
-                <w:cs/>
-              </w:rPr>
-              <w:t>..............</w:t>
-            </w:r>
-            <w:r>
-              <w:rPr>
-                <w:rFonts w:ascii="TH Sarabun New" w:hAnsi="TH Sarabun New" w:cs="TH Sarabun New"/>
-                <w:b/>
-                <w:bCs/>
-                <w:sz w:val="30"/>
-                <w:szCs w:val="30"/>
-              </w:rPr>
               <w:t xml:space="preserve"> </w:t>
+            </w:r>
+            <w:r>
+              <w:rPr>
+                <w:rFonts w:ascii="TH Sarabun New" w:hAnsi="TH Sarabun New" w:cs="TH Sarabun New"/>
+                <w:b/>
+                <w:bCs/>
+                <w:sz w:val="30"/>
+                <w:szCs w:val="30"/>
+              </w:rPr>
+              <w:t>{{name_qweqs}}</w:t>
             </w:r>
             <w:r>
               <w:rPr>
@@ -13661,99 +8796,6 @@
                 <w:cs/>
               </w:rPr>
             </w:pPr>
-            <w:r>
-              <w:rPr>
-                <w:rFonts w:ascii="TH Sarabun New" w:hAnsi="TH Sarabun New" w:cs="TH Sarabun New"/>
-                <w:b/>
-                <w:bCs/>
-                <w:noProof/>
-                <w:sz w:val="30"/>
-                <w:szCs w:val="30"/>
-                <w:lang w:val="en-GB" w:eastAsia="en-GB"/>
-              </w:rPr>
-              <mc:AlternateContent>
-                <mc:Choice Requires="wps">
-                  <w:drawing>
-                    <wp:anchor distT="0" distB="0" distL="114300" distR="114300" simplePos="0" relativeHeight="251948032" behindDoc="0" locked="0" layoutInCell="1" allowOverlap="1" wp14:anchorId="35EF1F29" wp14:editId="318B3838">
-                      <wp:simplePos x="0" y="0"/>
-                      <wp:positionH relativeFrom="column">
-                        <wp:posOffset>247650</wp:posOffset>
-                      </wp:positionH>
-                      <wp:positionV relativeFrom="paragraph">
-                        <wp:posOffset>40640</wp:posOffset>
-                      </wp:positionV>
-                      <wp:extent cx="153035" cy="153035"/>
-                      <wp:effectExtent l="38100" t="38100" r="56515" b="113665"/>
-                      <wp:wrapNone/>
-                      <wp:docPr id="54" name="Oval 54"/>
-                      <wp:cNvGraphicFramePr/>
-                      <a:graphic xmlns:a="http://schemas.openxmlformats.org/drawingml/2006/main">
-                        <a:graphicData uri="http://schemas.microsoft.com/office/word/2010/wordprocessingShape">
-                          <wps:wsp>
-                            <wps:cNvSpPr/>
-                            <wps:spPr>
-                              <a:xfrm>
-                                <a:off x="0" y="0"/>
-                                <a:ext cx="153035" cy="153035"/>
-                              </a:xfrm>
-                              <a:prstGeom prst="ellipse">
-                                <a:avLst/>
-                              </a:prstGeom>
-                              <a:noFill/>
-                              <a:ln>
-                                <a:solidFill>
-                                  <a:schemeClr val="tx1"/>
-                                </a:solidFill>
-                              </a:ln>
-                              <a:effectLst>
-                                <a:outerShdw blurRad="50800" dist="38100" dir="2700000" algn="tl" rotWithShape="0">
-                                  <a:prstClr val="black">
-                                    <a:alpha val="40000"/>
-                                  </a:prstClr>
-                                </a:outerShdw>
-                              </a:effectLst>
-                            </wps:spPr>
-                            <wps:style>
-                              <a:lnRef idx="2">
-                                <a:schemeClr val="accent1">
-                                  <a:shade val="50000"/>
-                                </a:schemeClr>
-                              </a:lnRef>
-                              <a:fillRef idx="1">
-                                <a:schemeClr val="accent1"/>
-                              </a:fillRef>
-                              <a:effectRef idx="0">
-                                <a:schemeClr val="accent1"/>
-                              </a:effectRef>
-                              <a:fontRef idx="minor">
-                                <a:schemeClr val="lt1"/>
-                              </a:fontRef>
-                            </wps:style>
-                            <wps:bodyPr rot="0" spcFirstLastPara="0" vertOverflow="overflow" horzOverflow="overflow" vert="horz" wrap="square" lIns="91440" tIns="45720" rIns="91440" bIns="45720" numCol="1" spcCol="0" rtlCol="0" fromWordArt="0" anchor="ctr" anchorCtr="0" forceAA="0" compatLnSpc="1">
-                              <a:prstTxWarp prst="textNoShape">
-                                <a:avLst/>
-                              </a:prstTxWarp>
-                              <a:noAutofit/>
-                            </wps:bodyPr>
-                          </wps:wsp>
-                        </a:graphicData>
-                      </a:graphic>
-                      <wp14:sizeRelH relativeFrom="margin">
-                        <wp14:pctWidth>0</wp14:pctWidth>
-                      </wp14:sizeRelH>
-                    </wp:anchor>
-                  </w:drawing>
-                </mc:Choice>
-                <mc:Fallback>
-                  <w:pict>
-                    <v:oval w14:anchorId="3ADC641B" id="Oval 54" o:spid="_x0000_s1026" style="position:absolute;margin-left:19.5pt;margin-top:3.2pt;width:12.05pt;height:12.05pt;z-index:251948032;visibility:visible;mso-wrap-style:square;mso-width-percent:0;mso-wrap-distance-left:9pt;mso-wrap-distance-top:0;mso-wrap-distance-right:9pt;mso-wrap-distance-bottom:0;mso-position-horizontal:absolute;mso-position-horizontal-relative:text;mso-position-vertical:absolute;mso-position-vertical-relative:text;mso-width-percent:0;mso-width-relative:margin;v-text-anchor:middle" o:gfxdata="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" filled="f" strokecolor="black [3213]" strokeweight="1pt">
-                      <v:stroke joinstyle="miter"/>
-                      <v:shadow on="t" color="black" opacity="26214f" origin="-.5,-.5" offset=".74836mm,.74836mm"/>
-                    </v:oval>
-                  </w:pict>
-                </mc:Fallback>
-              </mc:AlternateContent>
-            </w:r>
             <w:r>
               <w:rPr>
                 <w:rFonts w:ascii="TH Sarabun New" w:hAnsi="TH Sarabun New" w:cs="TH Sarabun New"/>
@@ -14208,6 +9250,7 @@
                 <w:u w:val="single"/>
                 <w:cs/>
               </w:rPr>
+              <w:lastRenderedPageBreak/>
               <w:t>หลักฐานที่ต้องมี</w:t>
             </w:r>
           </w:p>
@@ -16888,6 +11931,7 @@
                 <w:szCs w:val="30"/>
                 <w:cs/>
               </w:rPr>
+              <w:lastRenderedPageBreak/>
               <w:t xml:space="preserve">     แสดงสาธารณะ บันทึกภาพ บันทึกเสียง ภาพถ่าย  </w:t>
             </w:r>
           </w:p>
@@ -18085,7 +13129,7 @@
     </w:p>
     <w:tbl>
       <w:tblPr>
-        <w:tblStyle w:val="a7"/>
+        <w:tblStyle w:val="TableGrid"/>
         <w:tblW w:w="10141" w:type="dxa"/>
         <w:tblInd w:w="-365" w:type="dxa"/>
         <w:tblLook w:val="04A0" w:firstRow="1" w:lastRow="0" w:firstColumn="1" w:lastColumn="0" w:noHBand="0" w:noVBand="1"/>
@@ -18804,7 +13848,6 @@
                 <w:szCs w:val="30"/>
                 <w:lang w:val="en-GB" w:eastAsia="en-GB"/>
               </w:rPr>
-              <w:lastRenderedPageBreak/>
               <mc:AlternateContent>
                 <mc:Choice Requires="wps">
                   <w:drawing>
@@ -19253,6 +14296,7 @@
                 <w:szCs w:val="30"/>
                 <w:lang w:val="en-GB" w:eastAsia="en-GB"/>
               </w:rPr>
+              <w:lastRenderedPageBreak/>
               <mc:AlternateContent>
                 <mc:Choice Requires="wps">
                   <w:drawing>
@@ -19788,7 +14832,6 @@
                 <w:szCs w:val="30"/>
                 <w:lang w:val="en-GB" w:eastAsia="en-GB"/>
               </w:rPr>
-              <w:lastRenderedPageBreak/>
               <mc:AlternateContent>
                 <mc:Choice Requires="wps">
                   <w:drawing>
@@ -20097,7 +15140,7 @@
     </w:p>
     <w:tbl>
       <w:tblPr>
-        <w:tblStyle w:val="a7"/>
+        <w:tblStyle w:val="TableGrid"/>
         <w:tblW w:w="9776" w:type="dxa"/>
         <w:tblLook w:val="04A0" w:firstRow="1" w:lastRow="0" w:firstColumn="1" w:lastColumn="0" w:noHBand="0" w:noVBand="1"/>
       </w:tblPr>
@@ -22205,7 +17248,7 @@
     </w:p>
     <w:tbl>
       <w:tblPr>
-        <w:tblStyle w:val="a7"/>
+        <w:tblStyle w:val="TableGrid"/>
         <w:tblW w:w="9776" w:type="dxa"/>
         <w:tblLook w:val="04A0" w:firstRow="1" w:lastRow="0" w:firstColumn="1" w:lastColumn="0" w:noHBand="0" w:noVBand="1"/>
       </w:tblPr>
@@ -22752,7 +17795,6 @@
                 <w:szCs w:val="30"/>
                 <w:lang w:val="en-GB" w:eastAsia="en-GB"/>
               </w:rPr>
-              <w:lastRenderedPageBreak/>
               <mc:AlternateContent>
                 <mc:Choice Requires="wps">
                   <w:drawing>
@@ -23297,7 +18339,6 @@
                 <w:szCs w:val="30"/>
                 <w:cs/>
               </w:rPr>
-              <w:lastRenderedPageBreak/>
               <w:t xml:space="preserve">  </w:t>
             </w:r>
             <w:r>
@@ -23732,6 +18773,7 @@
           <w:szCs w:val="32"/>
           <w:cs/>
         </w:rPr>
+        <w:lastRenderedPageBreak/>
         <w:tab/>
       </w:r>
       <w:r>
@@ -24256,7 +19298,7 @@
 <w:hdr xmlns:wpc="http://schemas.microsoft.com/office/word/2010/wordprocessingCanvas" xmlns:cx="http://schemas.microsoft.com/office/drawing/2014/chartex" xmlns:cx1="http://schemas.microsoft.com/office/drawing/2015/9/8/chartex" xmlns:cx2="http://schemas.microsoft.com/office/drawing/2015/10/21/chartex" xmlns:cx3="http://schemas.microsoft.com/office/drawing/2016/5/9/chartex" xmlns:cx4="http://schemas.microsoft.com/office/drawing/2016/5/10/chartex" xmlns:cx5="http://schemas.microsoft.com/office/drawing/2016/5/11/chartex" xmlns:cx6="http://schemas.microsoft.com/office/drawing/2016/5/12/chartex" xmlns:cx7="http://schemas.microsoft.com/office/drawing/2016/5/13/chartex" xmlns:cx8="http://schemas.microsoft.com/office/drawing/2016/5/14/chartex" xmlns:mc="http://schemas.openxmlformats.org/markup-compatibility/2006" xmlns:aink="http://schemas.microsoft.com/office/drawing/2016/ink" xmlns:am3d="http://schemas.microsoft.com/office/drawing/2017/model3d" xmlns:o="urn:schemas-microsoft-com:office:office" xmlns:oel="http://schemas.microsoft.com/office/2019/extlst" xmlns:r="http://schemas.openxmlformats.org/officeDocument/2006/relationships" xmlns:m="http://schemas.openxmlformats.org/officeDocument/2006/math" xmlns:v="urn:schemas-microsoft-com:vml" xmlns:wp14="http://schemas.microsoft.com/office/word/2010/wordprocessingDrawing" xmlns:wp="http://schemas.openxmlformats.org/drawingml/2006/wordprocessingDrawing" xmlns:w10="urn:schemas-microsoft-com:office:word" xmlns:w="http://schemas.openxmlformats.org/wordprocessingml/2006/main" xmlns:w14="http://schemas.microsoft.com/office/word/2010/wordml" xmlns:w15="http://schemas.microsoft.com/office/word/2012/wordml" xmlns:w16cex="http://schemas.microsoft.com/office/word/2018/wordml/cex" xmlns:w16cid="http://schemas.microsoft.com/office/word/2016/wordml/cid" xmlns:w16="http://schemas.microsoft.com/office/word/2018/wordml" xmlns:w16du="http://schemas.microsoft.com/office/word/2023/wordml/word16du" xmlns:w16sdtdh="http://schemas.microsoft.com/office/word/2020/wordml/sdtdatahash" xmlns:w16sdtfl="http://schemas.microsoft.com/office/word/2024/wordml/sdtformatlock" xmlns:w16se="http://schemas.microsoft.com/office/word/2015/wordml/symex" xmlns:wpg="http://schemas.microsoft.com/office/word/2010/wordprocessingGroup" xmlns:wpi="http://schemas.microsoft.com/office/word/2010/wordprocessingInk" xmlns:wne="http://schemas.microsoft.com/office/word/2006/wordml" xmlns:wps="http://schemas.microsoft.com/office/word/2010/wordprocessingShape" mc:Ignorable="w14 w15 w16se w16cid w16 w16cex w16sdtdh w16sdtfl w16du wp14">
   <w:p>
     <w:pPr>
-      <w:pStyle w:val="a3"/>
+      <w:pStyle w:val="Header"/>
       <w:jc w:val="right"/>
       <w:rPr>
         <w:rFonts w:ascii="TH SarabunPSK" w:hAnsi="TH SarabunPSK" w:cs="TH SarabunPSK"/>
@@ -24687,15 +19729,15 @@
     <w:lsdException w:name="Unresolved Mention" w:semiHidden="1" w:unhideWhenUsed="1"/>
     <w:lsdException w:name="Smart Link" w:semiHidden="1" w:unhideWhenUsed="1"/>
   </w:latentStyles>
-  <w:style w:type="paragraph" w:default="1" w:styleId="a">
+  <w:style w:type="paragraph" w:default="1" w:styleId="Normal">
     <w:name w:val="Normal"/>
     <w:qFormat/>
   </w:style>
-  <w:style w:type="paragraph" w:styleId="5">
+  <w:style w:type="paragraph" w:styleId="Heading5">
     <w:name w:val="heading 5"/>
-    <w:basedOn w:val="a"/>
-    <w:next w:val="a"/>
-    <w:link w:val="50"/>
+    <w:basedOn w:val="Normal"/>
+    <w:next w:val="Normal"/>
+    <w:link w:val="Heading5Char"/>
     <w:qFormat/>
     <w:rsid w:val="00C47CAA"/>
     <w:pPr>
@@ -24712,12 +19754,13 @@
       <w:u w:val="single"/>
     </w:rPr>
   </w:style>
-  <w:style w:type="character" w:default="1" w:styleId="a0">
+  <w:style w:type="character" w:default="1" w:styleId="DefaultParagraphFont">
     <w:name w:val="Default Paragraph Font"/>
     <w:uiPriority w:val="1"/>
+    <w:semiHidden/>
     <w:unhideWhenUsed/>
   </w:style>
-  <w:style w:type="table" w:default="1" w:styleId="a1">
+  <w:style w:type="table" w:default="1" w:styleId="TableNormal">
     <w:name w:val="Normal Table"/>
     <w:uiPriority w:val="99"/>
     <w:semiHidden/>
@@ -24732,16 +19775,16 @@
       </w:tblCellMar>
     </w:tblPr>
   </w:style>
-  <w:style w:type="numbering" w:default="1" w:styleId="a2">
+  <w:style w:type="numbering" w:default="1" w:styleId="NoList">
     <w:name w:val="No List"/>
     <w:uiPriority w:val="99"/>
     <w:semiHidden/>
     <w:unhideWhenUsed/>
   </w:style>
-  <w:style w:type="paragraph" w:styleId="a3">
+  <w:style w:type="paragraph" w:styleId="Header">
     <w:name w:val="header"/>
-    <w:basedOn w:val="a"/>
-    <w:link w:val="a4"/>
+    <w:basedOn w:val="Normal"/>
+    <w:link w:val="HeaderChar"/>
     <w:uiPriority w:val="99"/>
     <w:unhideWhenUsed/>
     <w:rsid w:val="006E6BAE"/>
@@ -24753,17 +19796,17 @@
       <w:spacing w:after="0" w:line="240" w:lineRule="auto"/>
     </w:pPr>
   </w:style>
-  <w:style w:type="character" w:customStyle="1" w:styleId="a4">
-    <w:name w:val="หัวกระดาษ อักขระ"/>
-    <w:basedOn w:val="a0"/>
-    <w:link w:val="a3"/>
+  <w:style w:type="character" w:customStyle="1" w:styleId="HeaderChar">
+    <w:name w:val="Header Char"/>
+    <w:basedOn w:val="DefaultParagraphFont"/>
+    <w:link w:val="Header"/>
     <w:uiPriority w:val="99"/>
     <w:rsid w:val="006E6BAE"/>
   </w:style>
-  <w:style w:type="paragraph" w:styleId="a5">
+  <w:style w:type="paragraph" w:styleId="Footer">
     <w:name w:val="footer"/>
-    <w:basedOn w:val="a"/>
-    <w:link w:val="a6"/>
+    <w:basedOn w:val="Normal"/>
+    <w:link w:val="FooterChar"/>
     <w:uiPriority w:val="99"/>
     <w:unhideWhenUsed/>
     <w:rsid w:val="006E6BAE"/>
@@ -24775,16 +19818,16 @@
       <w:spacing w:after="0" w:line="240" w:lineRule="auto"/>
     </w:pPr>
   </w:style>
-  <w:style w:type="character" w:customStyle="1" w:styleId="a6">
-    <w:name w:val="ท้ายกระดาษ อักขระ"/>
-    <w:basedOn w:val="a0"/>
-    <w:link w:val="a5"/>
+  <w:style w:type="character" w:customStyle="1" w:styleId="FooterChar">
+    <w:name w:val="Footer Char"/>
+    <w:basedOn w:val="DefaultParagraphFont"/>
+    <w:link w:val="Footer"/>
     <w:uiPriority w:val="99"/>
     <w:rsid w:val="006E6BAE"/>
   </w:style>
-  <w:style w:type="table" w:styleId="a7">
+  <w:style w:type="table" w:styleId="TableGrid">
     <w:name w:val="Table Grid"/>
-    <w:basedOn w:val="a1"/>
+    <w:basedOn w:val="TableNormal"/>
     <w:uiPriority w:val="39"/>
     <w:rsid w:val="00806044"/>
     <w:pPr>
@@ -24801,10 +19844,10 @@
       </w:tblBorders>
     </w:tblPr>
   </w:style>
-  <w:style w:type="paragraph" w:styleId="a8">
+  <w:style w:type="paragraph" w:styleId="BalloonText">
     <w:name w:val="Balloon Text"/>
-    <w:basedOn w:val="a"/>
-    <w:link w:val="a9"/>
+    <w:basedOn w:val="Normal"/>
+    <w:link w:val="BalloonTextChar"/>
     <w:uiPriority w:val="99"/>
     <w:semiHidden/>
     <w:unhideWhenUsed/>
@@ -24818,10 +19861,10 @@
       <w:szCs w:val="22"/>
     </w:rPr>
   </w:style>
-  <w:style w:type="character" w:customStyle="1" w:styleId="a9">
-    <w:name w:val="ข้อความบอลลูน อักขระ"/>
-    <w:basedOn w:val="a0"/>
-    <w:link w:val="a8"/>
+  <w:style w:type="character" w:customStyle="1" w:styleId="BalloonTextChar">
+    <w:name w:val="Balloon Text Char"/>
+    <w:basedOn w:val="DefaultParagraphFont"/>
+    <w:link w:val="BalloonText"/>
     <w:uiPriority w:val="99"/>
     <w:semiHidden/>
     <w:rsid w:val="002A3827"/>
@@ -24831,10 +19874,10 @@
       <w:szCs w:val="22"/>
     </w:rPr>
   </w:style>
-  <w:style w:type="character" w:customStyle="1" w:styleId="50">
-    <w:name w:val="หัวเรื่อง 5 อักขระ"/>
-    <w:basedOn w:val="a0"/>
-    <w:link w:val="5"/>
+  <w:style w:type="character" w:customStyle="1" w:styleId="Heading5Char">
+    <w:name w:val="Heading 5 Char"/>
+    <w:basedOn w:val="DefaultParagraphFont"/>
+    <w:link w:val="Heading5"/>
     <w:rsid w:val="00C47CAA"/>
     <w:rPr>
       <w:rFonts w:ascii="Cordia New" w:eastAsia="Cordia New" w:hAnsi="Cordia New" w:cs="Angsana New"/>

--- a/HRCP-KKU-Academic/src/main/resources/templates/docx/Phase2/p2doc_7.docx
+++ b/HRCP-KKU-Academic/src/main/resources/templates/docx/Phase2/p2doc_7.docx
@@ -1974,288 +1974,13 @@
           </w:p>
           <w:p>
             <w:pPr>
-              <w:jc w:val="thaiDistribute"/>
-              <w:rPr>
-                <w:rFonts w:ascii="TH Sarabun New" w:hAnsi="TH Sarabun New" w:cs="TH Sarabun New"/>
-                <w:sz w:val="30"/>
-                <w:szCs w:val="30"/>
-                <w:cs/>
-              </w:rPr>
-            </w:pPr>
-            <w:r>
-              <w:rPr>
-                <w:rFonts w:ascii="TH Sarabun New" w:hAnsi="TH Sarabun New" w:cs="TH Sarabun New"/>
-                <w:b/>
-                <w:bCs/>
-                <w:noProof/>
-                <w:sz w:val="30"/>
-                <w:szCs w:val="30"/>
-                <w:lang w:val="en-GB" w:eastAsia="en-GB"/>
-              </w:rPr>
-              <mc:AlternateContent>
-                <mc:Choice Requires="wps">
-                  <w:drawing>
-                    <wp:anchor distT="0" distB="0" distL="114300" distR="114300" simplePos="0" relativeHeight="251942912" behindDoc="0" locked="0" layoutInCell="1" allowOverlap="1" wp14:anchorId="3EB1DCED" wp14:editId="487539C1">
-                      <wp:simplePos x="0" y="0"/>
-                      <wp:positionH relativeFrom="column">
-                        <wp:posOffset>1879600</wp:posOffset>
-                      </wp:positionH>
-                      <wp:positionV relativeFrom="paragraph">
-                        <wp:posOffset>60960</wp:posOffset>
-                      </wp:positionV>
-                      <wp:extent cx="153035" cy="153035"/>
-                      <wp:effectExtent l="38100" t="38100" r="56515" b="113665"/>
-                      <wp:wrapNone/>
-                      <wp:docPr id="105" name="Oval 96"/>
-                      <wp:cNvGraphicFramePr/>
-                      <a:graphic xmlns:a="http://schemas.openxmlformats.org/drawingml/2006/main">
-                        <a:graphicData uri="http://schemas.microsoft.com/office/word/2010/wordprocessingShape">
-                          <wps:wsp>
-                            <wps:cNvSpPr/>
-                            <wps:spPr>
-                              <a:xfrm>
-                                <a:off x="0" y="0"/>
-                                <a:ext cx="153035" cy="153035"/>
-                              </a:xfrm>
-                              <a:prstGeom prst="ellipse">
-                                <a:avLst/>
-                              </a:prstGeom>
-                              <a:noFill/>
-                              <a:ln w="12700" cap="flat" cmpd="sng" algn="ctr">
-                                <a:solidFill>
-                                  <a:sysClr val="windowText" lastClr="000000"/>
-                                </a:solidFill>
-                                <a:prstDash val="solid"/>
-                                <a:miter lim="800000"/>
-                              </a:ln>
-                              <a:effectLst>
-                                <a:outerShdw blurRad="50800" dist="38100" dir="2700000" algn="tl" rotWithShape="0">
-                                  <a:prstClr val="black">
-                                    <a:alpha val="40000"/>
-                                  </a:prstClr>
-                                </a:outerShdw>
-                              </a:effectLst>
-                            </wps:spPr>
-                            <wps:bodyPr rot="0" spcFirstLastPara="0" vertOverflow="overflow" horzOverflow="overflow" vert="horz" wrap="square" lIns="91440" tIns="45720" rIns="91440" bIns="45720" numCol="1" spcCol="0" rtlCol="0" fromWordArt="0" anchor="ctr" anchorCtr="0" forceAA="0" compatLnSpc="1">
-                              <a:prstTxWarp prst="textNoShape">
-                                <a:avLst/>
-                              </a:prstTxWarp>
-                              <a:noAutofit/>
-                            </wps:bodyPr>
-                          </wps:wsp>
-                        </a:graphicData>
-                      </a:graphic>
-                      <wp14:sizeRelH relativeFrom="margin">
-                        <wp14:pctWidth>0</wp14:pctWidth>
-                      </wp14:sizeRelH>
-                    </wp:anchor>
-                  </w:drawing>
-                </mc:Choice>
-                <mc:Fallback>
-                  <w:pict>
-                    <v:oval w14:anchorId="56626DEB" id="Oval 96" o:spid="_x0000_s1026" style="position:absolute;margin-left:148pt;margin-top:4.8pt;width:12.05pt;height:12.05pt;z-index:251942912;visibility:visible;mso-wrap-style:square;mso-width-percent:0;mso-wrap-distance-left:9pt;mso-wrap-distance-top:0;mso-wrap-distance-right:9pt;mso-wrap-distance-bottom:0;mso-position-horizontal:absolute;mso-position-horizontal-relative:text;mso-position-vertical:absolute;mso-position-vertical-relative:text;mso-width-percent:0;mso-width-relative:margin;v-text-anchor:middle" o:gfxdata="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" filled="f" strokecolor="windowText" strokeweight="1pt">
-                      <v:stroke joinstyle="miter"/>
-                      <v:shadow on="t" color="black" opacity="26214f" origin="-.5,-.5" offset=".74836mm,.74836mm"/>
-                    </v:oval>
-                  </w:pict>
-                </mc:Fallback>
-              </mc:AlternateContent>
-            </w:r>
-            <w:r>
-              <w:rPr>
-                <w:rFonts w:ascii="TH Sarabun New" w:hAnsi="TH Sarabun New" w:cs="TH Sarabun New"/>
-                <w:b/>
-                <w:bCs/>
-                <w:noProof/>
-                <w:sz w:val="30"/>
-                <w:szCs w:val="30"/>
-                <w:lang w:val="en-GB" w:eastAsia="en-GB"/>
-              </w:rPr>
-              <mc:AlternateContent>
-                <mc:Choice Requires="wps">
-                  <w:drawing>
-                    <wp:anchor distT="0" distB="0" distL="114300" distR="114300" simplePos="0" relativeHeight="251924480" behindDoc="0" locked="0" layoutInCell="1" allowOverlap="1" wp14:anchorId="543569CB" wp14:editId="202871EE">
-                      <wp:simplePos x="0" y="0"/>
-                      <wp:positionH relativeFrom="column">
-                        <wp:posOffset>936625</wp:posOffset>
-                      </wp:positionH>
-                      <wp:positionV relativeFrom="paragraph">
-                        <wp:posOffset>48260</wp:posOffset>
-                      </wp:positionV>
-                      <wp:extent cx="153035" cy="153035"/>
-                      <wp:effectExtent l="38100" t="38100" r="56515" b="113665"/>
-                      <wp:wrapNone/>
-                      <wp:docPr id="96" name="Oval 96"/>
-                      <wp:cNvGraphicFramePr/>
-                      <a:graphic xmlns:a="http://schemas.openxmlformats.org/drawingml/2006/main">
-                        <a:graphicData uri="http://schemas.microsoft.com/office/word/2010/wordprocessingShape">
-                          <wps:wsp>
-                            <wps:cNvSpPr/>
-                            <wps:spPr>
-                              <a:xfrm>
-                                <a:off x="0" y="0"/>
-                                <a:ext cx="153035" cy="153035"/>
-                              </a:xfrm>
-                              <a:prstGeom prst="ellipse">
-                                <a:avLst/>
-                              </a:prstGeom>
-                              <a:noFill/>
-                              <a:ln>
-                                <a:solidFill>
-                                  <a:schemeClr val="tx1"/>
-                                </a:solidFill>
-                              </a:ln>
-                              <a:effectLst>
-                                <a:outerShdw blurRad="50800" dist="38100" dir="2700000" algn="tl" rotWithShape="0">
-                                  <a:prstClr val="black">
-                                    <a:alpha val="40000"/>
-                                  </a:prstClr>
-                                </a:outerShdw>
-                              </a:effectLst>
-                            </wps:spPr>
-                            <wps:style>
-                              <a:lnRef idx="2">
-                                <a:schemeClr val="accent1">
-                                  <a:shade val="50000"/>
-                                </a:schemeClr>
-                              </a:lnRef>
-                              <a:fillRef idx="1">
-                                <a:schemeClr val="accent1"/>
-                              </a:fillRef>
-                              <a:effectRef idx="0">
-                                <a:schemeClr val="accent1"/>
-                              </a:effectRef>
-                              <a:fontRef idx="minor">
-                                <a:schemeClr val="lt1"/>
-                              </a:fontRef>
-                            </wps:style>
-                            <wps:bodyPr rot="0" spcFirstLastPara="0" vertOverflow="overflow" horzOverflow="overflow" vert="horz" wrap="square" lIns="91440" tIns="45720" rIns="91440" bIns="45720" numCol="1" spcCol="0" rtlCol="0" fromWordArt="0" anchor="ctr" anchorCtr="0" forceAA="0" compatLnSpc="1">
-                              <a:prstTxWarp prst="textNoShape">
-                                <a:avLst/>
-                              </a:prstTxWarp>
-                              <a:noAutofit/>
-                            </wps:bodyPr>
-                          </wps:wsp>
-                        </a:graphicData>
-                      </a:graphic>
-                      <wp14:sizeRelH relativeFrom="margin">
-                        <wp14:pctWidth>0</wp14:pctWidth>
-                      </wp14:sizeRelH>
-                    </wp:anchor>
-                  </w:drawing>
-                </mc:Choice>
-                <mc:Fallback>
-                  <w:pict>
-                    <v:oval w14:anchorId="5AE39D91" id="Oval 96" o:spid="_x0000_s1026" style="position:absolute;margin-left:73.75pt;margin-top:3.8pt;width:12.05pt;height:12.05pt;z-index:251924480;visibility:visible;mso-wrap-style:square;mso-width-percent:0;mso-wrap-distance-left:9pt;mso-wrap-distance-top:0;mso-wrap-distance-right:9pt;mso-wrap-distance-bottom:0;mso-position-horizontal:absolute;mso-position-horizontal-relative:text;mso-position-vertical:absolute;mso-position-vertical-relative:text;mso-width-percent:0;mso-width-relative:margin;v-text-anchor:middle" o:gfxdata="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" filled="f" strokecolor="black [3213]" strokeweight="1pt">
-                      <v:stroke joinstyle="miter"/>
-                      <v:shadow on="t" color="black" opacity="26214f" origin="-.5,-.5" offset=".74836mm,.74836mm"/>
-                    </v:oval>
-                  </w:pict>
-                </mc:Fallback>
-              </mc:AlternateContent>
-            </w:r>
-            <w:r>
-              <w:rPr>
-                <w:rFonts w:ascii="TH Sarabun New" w:hAnsi="TH Sarabun New" w:cs="TH Sarabun New"/>
-                <w:b/>
-                <w:bCs/>
-                <w:noProof/>
-                <w:sz w:val="30"/>
-                <w:szCs w:val="30"/>
-                <w:lang w:val="en-GB" w:eastAsia="en-GB"/>
-              </w:rPr>
-              <mc:AlternateContent>
-                <mc:Choice Requires="wps">
-                  <w:drawing>
-                    <wp:anchor distT="0" distB="0" distL="114300" distR="114300" simplePos="0" relativeHeight="251923456" behindDoc="0" locked="0" layoutInCell="1" allowOverlap="1" wp14:anchorId="4AA7817D" wp14:editId="171F83EF">
-                      <wp:simplePos x="0" y="0"/>
-                      <wp:positionH relativeFrom="column">
-                        <wp:posOffset>236321</wp:posOffset>
-                      </wp:positionH>
-                      <wp:positionV relativeFrom="paragraph">
-                        <wp:posOffset>42545</wp:posOffset>
-                      </wp:positionV>
-                      <wp:extent cx="153035" cy="153035"/>
-                      <wp:effectExtent l="38100" t="38100" r="56515" b="113665"/>
-                      <wp:wrapNone/>
-                      <wp:docPr id="97" name="Oval 97"/>
-                      <wp:cNvGraphicFramePr/>
-                      <a:graphic xmlns:a="http://schemas.openxmlformats.org/drawingml/2006/main">
-                        <a:graphicData uri="http://schemas.microsoft.com/office/word/2010/wordprocessingShape">
-                          <wps:wsp>
-                            <wps:cNvSpPr/>
-                            <wps:spPr>
-                              <a:xfrm>
-                                <a:off x="0" y="0"/>
-                                <a:ext cx="153035" cy="153035"/>
-                              </a:xfrm>
-                              <a:prstGeom prst="ellipse">
-                                <a:avLst/>
-                              </a:prstGeom>
-                              <a:noFill/>
-                              <a:ln>
-                                <a:solidFill>
-                                  <a:schemeClr val="tx1"/>
-                                </a:solidFill>
-                              </a:ln>
-                              <a:effectLst>
-                                <a:outerShdw blurRad="50800" dist="38100" dir="2700000" algn="tl" rotWithShape="0">
-                                  <a:prstClr val="black">
-                                    <a:alpha val="40000"/>
-                                  </a:prstClr>
-                                </a:outerShdw>
-                              </a:effectLst>
-                            </wps:spPr>
-                            <wps:style>
-                              <a:lnRef idx="2">
-                                <a:schemeClr val="accent1">
-                                  <a:shade val="50000"/>
-                                </a:schemeClr>
-                              </a:lnRef>
-                              <a:fillRef idx="1">
-                                <a:schemeClr val="accent1"/>
-                              </a:fillRef>
-                              <a:effectRef idx="0">
-                                <a:schemeClr val="accent1"/>
-                              </a:effectRef>
-                              <a:fontRef idx="minor">
-                                <a:schemeClr val="lt1"/>
-                              </a:fontRef>
-                            </wps:style>
-                            <wps:bodyPr rot="0" spcFirstLastPara="0" vertOverflow="overflow" horzOverflow="overflow" vert="horz" wrap="square" lIns="91440" tIns="45720" rIns="91440" bIns="45720" numCol="1" spcCol="0" rtlCol="0" fromWordArt="0" anchor="ctr" anchorCtr="0" forceAA="0" compatLnSpc="1">
-                              <a:prstTxWarp prst="textNoShape">
-                                <a:avLst/>
-                              </a:prstTxWarp>
-                              <a:noAutofit/>
-                            </wps:bodyPr>
-                          </wps:wsp>
-                        </a:graphicData>
-                      </a:graphic>
-                      <wp14:sizeRelH relativeFrom="margin">
-                        <wp14:pctWidth>0</wp14:pctWidth>
-                      </wp14:sizeRelH>
-                    </wp:anchor>
-                  </w:drawing>
-                </mc:Choice>
-                <mc:Fallback>
-                  <w:pict>
-                    <v:oval w14:anchorId="6375686B" id="Oval 97" o:spid="_x0000_s1026" style="position:absolute;margin-left:18.6pt;margin-top:3.35pt;width:12.05pt;height:12.05pt;z-index:251923456;visibility:visible;mso-wrap-style:square;mso-width-percent:0;mso-wrap-distance-left:9pt;mso-wrap-distance-top:0;mso-wrap-distance-right:9pt;mso-wrap-distance-bottom:0;mso-position-horizontal:absolute;mso-position-horizontal-relative:text;mso-position-vertical:absolute;mso-position-vertical-relative:text;mso-width-percent:0;mso-width-relative:margin;v-text-anchor:middle" o:gfxdata="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" filled="f" strokecolor="black [3213]" strokeweight="1pt">
-                      <v:stroke joinstyle="miter"/>
-                      <v:shadow on="t" color="black" opacity="26214f" origin="-.5,-.5" offset=".74836mm,.74836mm"/>
-                    </v:oval>
-                  </w:pict>
-                </mc:Fallback>
-              </mc:AlternateContent>
-            </w:r>
-            <w:r>
-              <w:rPr>
-                <w:rFonts w:ascii="TH Sarabun New" w:hAnsi="TH Sarabun New" w:cs="TH Sarabun New"/>
-                <w:sz w:val="30"/>
-                <w:szCs w:val="30"/>
-                <w:cs/>
-              </w:rPr>
-              <w:tab/>
-            </w:r>
+              <w:rPr>
+                <w:rFonts w:ascii="TH Sarabun New" w:hAnsi="TH Sarabun New" w:cs="TH Sarabun New"/>
+                <w:sz w:val="30"/>
+                <w:szCs w:val="30"/>
+                <w:cs/>
+              </w:rPr>
+            </w:pPr>
             <w:r>
               <w:rPr>
                 <w:rFonts w:ascii="TH Sarabun New" w:hAnsi="TH Sarabun New" w:cs="TH Sarabun New"/>
@@ -3272,18 +2997,144 @@
           </w:p>
           <w:p>
             <w:pPr>
+              <w:rPr>
+                <w:rFonts w:ascii="TH Sarabun New" w:hAnsi="TH Sarabun New" w:cs="TH Sarabun New"/>
+                <w:sz w:val="28"/>
+                <w:cs/>
+              </w:rPr>
+            </w:pPr>
+            <w:r>
+              <w:rPr>
+                <w:rFonts w:ascii="TH Sarabun New" w:hAnsi="TH Sarabun New" w:cs="TH Sarabun New"/>
+                <w:b/>
+                <w:bCs/>
+                <w:sz w:val="28"/>
+                <w:cs/>
+              </w:rPr>
+              <w:tab/>
+            </w:r>
+            <w:r>
+              <w:rPr>
+                <w:rFonts w:ascii="TH Sarabun New" w:hAnsi="TH Sarabun New" w:cs="TH Sarabun New"/>
+                <w:sz w:val="28"/>
+              </w:rPr>
+              <w:t>{{</w:t>
+            </w:r>
+            <w:r>
+              <w:rPr>
+                <w:rFonts w:ascii="TH Sarabun New" w:hAnsi="TH Sarabun New" w:cs="TH Sarabun New"/>
+                <w:sz w:val="28"/>
+              </w:rPr>
+              <w:t>research_and_articles</w:t>
+            </w:r>
+            <w:r>
+              <w:rPr>
+                <w:rFonts w:ascii="TH Sarabun New" w:hAnsi="TH Sarabun New" w:cs="TH Sarabun New"/>
+                <w:sz w:val="28"/>
+              </w:rPr>
+              <w:t>_chk</w:t>
+            </w:r>
+            <w:r>
+              <w:rPr>
+                <w:rFonts w:ascii="TH Sarabun New" w:hAnsi="TH Sarabun New" w:cs="TH Sarabun New"/>
+                <w:sz w:val="28"/>
+              </w:rPr>
+              <w:t>}}</w:t>
+            </w:r>
+            <w:r>
+              <w:rPr>
+                <w:rFonts w:ascii="TH Sarabun New" w:hAnsi="TH Sarabun New" w:cs="TH Sarabun New" w:hint="cs"/>
+                <w:sz w:val="28"/>
+                <w:cs/>
+              </w:rPr>
+              <w:t xml:space="preserve"> </w:t>
+            </w:r>
+            <w:r>
+              <w:rPr>
+                <w:rFonts w:ascii="TH Sarabun New" w:hAnsi="TH Sarabun New" w:cs="TH Sarabun New"/>
+                <w:sz w:val="28"/>
+                <w:cs/>
+              </w:rPr>
+              <w:t>งานวิจัย / บทความวิจัย</w:t>
+            </w:r>
+            <w:r>
+              <w:rPr>
+                <w:rFonts w:ascii="TH Sarabun New" w:hAnsi="TH Sarabun New" w:cs="TH Sarabun New"/>
+                <w:sz w:val="28"/>
+              </w:rPr>
+              <w:tab/>
+            </w:r>
+            <w:r>
+              <w:rPr>
+                <w:rFonts w:ascii="TH Sarabun New" w:hAnsi="TH Sarabun New" w:cs="TH Sarabun New"/>
+                <w:sz w:val="28"/>
+              </w:rPr>
+              <w:tab/>
+            </w:r>
+            <w:r>
+              <w:rPr>
+                <w:rFonts w:ascii="TH Sarabun New" w:hAnsi="TH Sarabun New" w:cs="TH Sarabun New"/>
+                <w:sz w:val="28"/>
+              </w:rPr>
+              <w:tab/>
+            </w:r>
+            <w:r>
+              <w:rPr>
+                <w:rFonts w:ascii="TH Sarabun New" w:hAnsi="TH Sarabun New" w:cs="TH Sarabun New"/>
+                <w:sz w:val="28"/>
+                <w:cs/>
+              </w:rPr>
+              <w:t xml:space="preserve">จำนวน </w:t>
+            </w:r>
+            <w:r>
+              <w:rPr>
+                <w:rFonts w:ascii="TH Sarabun New" w:hAnsi="TH Sarabun New" w:cs="TH Sarabun New"/>
+                <w:sz w:val="28"/>
+              </w:rPr>
+              <w:t>{{</w:t>
+            </w:r>
+            <w:r>
+              <w:rPr>
+                <w:rFonts w:ascii="TH Sarabun New" w:hAnsi="TH Sarabun New" w:cs="TH Sarabun New"/>
+                <w:sz w:val="28"/>
+              </w:rPr>
+              <w:t>research_and_articles</w:t>
+            </w:r>
+            <w:r>
+              <w:rPr>
+                <w:rFonts w:ascii="TH Sarabun New" w:hAnsi="TH Sarabun New" w:cs="TH Sarabun New"/>
+                <w:sz w:val="28"/>
+              </w:rPr>
+              <w:t>}}</w:t>
+            </w:r>
+            <w:r>
+              <w:rPr>
+                <w:rFonts w:ascii="TH Sarabun New" w:hAnsi="TH Sarabun New" w:cs="TH Sarabun New" w:hint="cs"/>
+                <w:sz w:val="28"/>
+                <w:cs/>
+              </w:rPr>
+              <w:t xml:space="preserve"> </w:t>
+            </w:r>
+            <w:r>
+              <w:rPr>
+                <w:rFonts w:ascii="TH Sarabun New" w:hAnsi="TH Sarabun New" w:cs="TH Sarabun New"/>
+                <w:sz w:val="28"/>
+                <w:cs/>
+              </w:rPr>
+              <w:t>เรื่อง</w:t>
+            </w:r>
+          </w:p>
+          <w:p>
+            <w:pPr>
               <w:jc w:val="thaiDistribute"/>
               <w:rPr>
                 <w:rFonts w:ascii="TH Sarabun New" w:hAnsi="TH Sarabun New" w:cs="TH Sarabun New"/>
                 <w:sz w:val="28"/>
-                <w:cs/>
-              </w:rPr>
-            </w:pPr>
-            <w:r>
-              <w:rPr>
-                <w:rFonts w:ascii="TH Sarabun New" w:hAnsi="TH Sarabun New" w:cs="TH Sarabun New"/>
-                <w:b/>
-                <w:bCs/>
+              </w:rPr>
+            </w:pPr>
+            <w:r>
+              <w:rPr>
+                <w:rFonts w:ascii="TH Sarabun New" w:hAnsi="TH Sarabun New" w:cs="TH Sarabun New"/>
                 <w:sz w:val="28"/>
                 <w:cs/>
               </w:rPr>
@@ -3301,7 +3152,7 @@
                 <w:rFonts w:ascii="TH Sarabun New" w:hAnsi="TH Sarabun New" w:cs="TH Sarabun New"/>
                 <w:sz w:val="28"/>
               </w:rPr>
-              <w:t>research_and_articles</w:t>
+              <w:t>other_academic_works</w:t>
             </w:r>
             <w:r>
               <w:rPr>
@@ -3331,7 +3182,35 @@
                 <w:sz w:val="28"/>
                 <w:cs/>
               </w:rPr>
-              <w:t>งานวิจัย / บทความวิจัย</w:t>
+              <w:t>ผลงานทางวิชาการในลักษณะอื่น ประเภท</w:t>
+            </w:r>
+            <w:r>
+              <w:rPr>
+                <w:rFonts w:ascii="TH Sarabun New" w:hAnsi="TH Sarabun New" w:cs="TH Sarabun New"/>
+                <w:sz w:val="28"/>
+              </w:rPr>
+              <w:t>{{</w:t>
+            </w:r>
+            <w:r>
+              <w:rPr>
+                <w:rFonts w:ascii="TH Sarabun New" w:hAnsi="TH Sarabun New" w:cs="TH Sarabun New"/>
+                <w:sz w:val="28"/>
+              </w:rPr>
+              <w:t>other_academic_works</w:t>
+            </w:r>
+            <w:r>
+              <w:rPr>
+                <w:rFonts w:ascii="TH Sarabun New" w:hAnsi="TH Sarabun New" w:cs="TH Sarabun New"/>
+                <w:sz w:val="28"/>
+              </w:rPr>
+              <w:t>_type</w:t>
+            </w:r>
+            <w:r>
+              <w:rPr>
+                <w:rFonts w:ascii="TH Sarabun New" w:hAnsi="TH Sarabun New" w:cs="TH Sarabun New"/>
+                <w:sz w:val="28"/>
+              </w:rPr>
+              <w:t>}}</w:t>
             </w:r>
             <w:r>
               <w:rPr>
@@ -3344,6 +3223,61 @@
               <w:rPr>
                 <w:rFonts w:ascii="TH Sarabun New" w:hAnsi="TH Sarabun New" w:cs="TH Sarabun New"/>
                 <w:sz w:val="28"/>
+                <w:cs/>
+              </w:rPr>
+              <w:t xml:space="preserve">จำนวน </w:t>
+            </w:r>
+            <w:r>
+              <w:rPr>
+                <w:rFonts w:ascii="TH Sarabun New" w:hAnsi="TH Sarabun New" w:cs="TH Sarabun New"/>
+                <w:sz w:val="28"/>
+              </w:rPr>
+              <w:t>{{</w:t>
+            </w:r>
+            <w:r>
+              <w:rPr>
+                <w:rFonts w:ascii="TH Sarabun New" w:hAnsi="TH Sarabun New" w:cs="TH Sarabun New"/>
+                <w:sz w:val="28"/>
+              </w:rPr>
+              <w:t>other_academic_works</w:t>
+            </w:r>
+            <w:r>
+              <w:rPr>
+                <w:rFonts w:ascii="TH Sarabun New" w:hAnsi="TH Sarabun New" w:cs="TH Sarabun New"/>
+                <w:sz w:val="28"/>
+              </w:rPr>
+              <w:t>}}</w:t>
+            </w:r>
+            <w:r>
+              <w:rPr>
+                <w:rFonts w:ascii="TH Sarabun New" w:hAnsi="TH Sarabun New" w:cs="TH Sarabun New" w:hint="cs"/>
+                <w:sz w:val="28"/>
+                <w:cs/>
+              </w:rPr>
+              <w:t xml:space="preserve"> </w:t>
+            </w:r>
+            <w:r>
+              <w:rPr>
+                <w:rFonts w:ascii="TH Sarabun New" w:hAnsi="TH Sarabun New" w:cs="TH Sarabun New"/>
+                <w:sz w:val="28"/>
+                <w:cs/>
+              </w:rPr>
+              <w:t>เรื่อง</w:t>
+            </w:r>
+          </w:p>
+          <w:p>
+            <w:pPr>
+              <w:rPr>
+                <w:rFonts w:ascii="TH Sarabun New" w:hAnsi="TH Sarabun New" w:cs="TH Sarabun New"/>
+                <w:sz w:val="28"/>
+                <w:cs/>
+              </w:rPr>
+            </w:pPr>
+            <w:r>
+              <w:rPr>
+                <w:rFonts w:ascii="TH Sarabun New" w:hAnsi="TH Sarabun New" w:cs="TH Sarabun New"/>
+                <w:sz w:val="28"/>
+                <w:cs/>
               </w:rPr>
               <w:tab/>
             </w:r>
@@ -3352,42 +3286,6 @@
                 <w:rFonts w:ascii="TH Sarabun New" w:hAnsi="TH Sarabun New" w:cs="TH Sarabun New"/>
                 <w:sz w:val="28"/>
               </w:rPr>
-              <w:tab/>
-            </w:r>
-            <w:r>
-              <w:rPr>
-                <w:rFonts w:ascii="TH Sarabun New" w:hAnsi="TH Sarabun New" w:cs="TH Sarabun New"/>
-                <w:sz w:val="28"/>
-              </w:rPr>
-              <w:tab/>
-            </w:r>
-            <w:r>
-              <w:rPr>
-                <w:rFonts w:ascii="TH Sarabun New" w:hAnsi="TH Sarabun New" w:cs="TH Sarabun New"/>
-                <w:sz w:val="28"/>
-              </w:rPr>
-              <w:tab/>
-            </w:r>
-            <w:r>
-              <w:rPr>
-                <w:rFonts w:ascii="TH Sarabun New" w:hAnsi="TH Sarabun New" w:cs="TH Sarabun New"/>
-                <w:sz w:val="28"/>
-              </w:rPr>
-              <w:tab/>
-            </w:r>
-            <w:r>
-              <w:rPr>
-                <w:rFonts w:ascii="TH Sarabun New" w:hAnsi="TH Sarabun New" w:cs="TH Sarabun New"/>
-                <w:sz w:val="28"/>
-                <w:cs/>
-              </w:rPr>
-              <w:t xml:space="preserve">จำนวน </w:t>
-            </w:r>
-            <w:r>
-              <w:rPr>
-                <w:rFonts w:ascii="TH Sarabun New" w:hAnsi="TH Sarabun New" w:cs="TH Sarabun New"/>
-                <w:sz w:val="28"/>
-              </w:rPr>
               <w:t>{{</w:t>
             </w:r>
             <w:r>
@@ -3395,7 +3293,14 @@
                 <w:rFonts w:ascii="TH Sarabun New" w:hAnsi="TH Sarabun New" w:cs="TH Sarabun New"/>
                 <w:sz w:val="28"/>
               </w:rPr>
-              <w:t>research_and_articles</w:t>
+              <w:t>social_service_works</w:t>
+            </w:r>
+            <w:r>
+              <w:rPr>
+                <w:rFonts w:ascii="TH Sarabun New" w:hAnsi="TH Sarabun New" w:cs="TH Sarabun New"/>
+                <w:sz w:val="28"/>
+              </w:rPr>
+              <w:t>_chk</w:t>
             </w:r>
             <w:r>
               <w:rPr>
@@ -3418,231 +3323,7 @@
                 <w:sz w:val="28"/>
                 <w:cs/>
               </w:rPr>
-              <w:t>เรื่อง</w:t>
-            </w:r>
-          </w:p>
-          <w:p>
-            <w:pPr>
-              <w:jc w:val="thaiDistribute"/>
-              <w:rPr>
-                <w:rFonts w:ascii="TH Sarabun New" w:hAnsi="TH Sarabun New" w:cs="TH Sarabun New"/>
-                <w:sz w:val="28"/>
-              </w:rPr>
-            </w:pPr>
-            <w:r>
-              <w:rPr>
-                <w:rFonts w:ascii="TH Sarabun New" w:hAnsi="TH Sarabun New" w:cs="TH Sarabun New"/>
-                <w:sz w:val="28"/>
-                <w:cs/>
-              </w:rPr>
-              <w:tab/>
-            </w:r>
-            <w:r>
-              <w:rPr>
-                <w:rFonts w:ascii="TH Sarabun New" w:hAnsi="TH Sarabun New" w:cs="TH Sarabun New"/>
-                <w:sz w:val="28"/>
-              </w:rPr>
-              <w:t>{{</w:t>
-            </w:r>
-            <w:r>
-              <w:rPr>
-                <w:rFonts w:ascii="TH Sarabun New" w:hAnsi="TH Sarabun New" w:cs="TH Sarabun New"/>
-                <w:sz w:val="28"/>
-              </w:rPr>
-              <w:t>other_academic_works</w:t>
-            </w:r>
-            <w:r>
-              <w:rPr>
-                <w:rFonts w:ascii="TH Sarabun New" w:hAnsi="TH Sarabun New" w:cs="TH Sarabun New"/>
-                <w:sz w:val="28"/>
-              </w:rPr>
-              <w:t>_chk</w:t>
-            </w:r>
-            <w:r>
-              <w:rPr>
-                <w:rFonts w:ascii="TH Sarabun New" w:hAnsi="TH Sarabun New" w:cs="TH Sarabun New"/>
-                <w:sz w:val="28"/>
-              </w:rPr>
-              <w:t>}}</w:t>
-            </w:r>
-            <w:r>
-              <w:rPr>
-                <w:rFonts w:ascii="TH Sarabun New" w:hAnsi="TH Sarabun New" w:cs="TH Sarabun New" w:hint="cs"/>
-                <w:sz w:val="28"/>
-                <w:cs/>
-              </w:rPr>
-              <w:t xml:space="preserve"> </w:t>
-            </w:r>
-            <w:r>
-              <w:rPr>
-                <w:rFonts w:ascii="TH Sarabun New" w:hAnsi="TH Sarabun New" w:cs="TH Sarabun New"/>
-                <w:sz w:val="28"/>
-                <w:cs/>
-              </w:rPr>
-              <w:t>ผลงานทางวิชาการในลักษณะอื่น ประเภท</w:t>
-            </w:r>
-            <w:r>
-              <w:rPr>
-                <w:rFonts w:ascii="TH Sarabun New" w:hAnsi="TH Sarabun New" w:cs="TH Sarabun New"/>
-                <w:sz w:val="28"/>
-              </w:rPr>
-              <w:t>{{</w:t>
-            </w:r>
-            <w:r>
-              <w:rPr>
-                <w:rFonts w:ascii="TH Sarabun New" w:hAnsi="TH Sarabun New" w:cs="TH Sarabun New"/>
-                <w:sz w:val="28"/>
-              </w:rPr>
-              <w:t>other_academic_works</w:t>
-            </w:r>
-            <w:r>
-              <w:rPr>
-                <w:rFonts w:ascii="TH Sarabun New" w:hAnsi="TH Sarabun New" w:cs="TH Sarabun New"/>
-                <w:sz w:val="28"/>
-              </w:rPr>
-              <w:t>_type</w:t>
-            </w:r>
-            <w:r>
-              <w:rPr>
-                <w:rFonts w:ascii="TH Sarabun New" w:hAnsi="TH Sarabun New" w:cs="TH Sarabun New"/>
-                <w:sz w:val="28"/>
-              </w:rPr>
-              <w:t>}}</w:t>
-            </w:r>
-            <w:r>
-              <w:rPr>
-                <w:rFonts w:ascii="TH Sarabun New" w:hAnsi="TH Sarabun New" w:cs="TH Sarabun New"/>
-                <w:sz w:val="28"/>
-              </w:rPr>
-              <w:tab/>
-            </w:r>
-            <w:r>
-              <w:rPr>
-                <w:rFonts w:ascii="TH Sarabun New" w:hAnsi="TH Sarabun New" w:cs="TH Sarabun New"/>
-                <w:sz w:val="28"/>
-                <w:cs/>
-              </w:rPr>
-              <w:t xml:space="preserve">จำนวน </w:t>
-            </w:r>
-            <w:r>
-              <w:rPr>
-                <w:rFonts w:ascii="TH Sarabun New" w:hAnsi="TH Sarabun New" w:cs="TH Sarabun New"/>
-                <w:sz w:val="28"/>
-              </w:rPr>
-              <w:t>{{</w:t>
-            </w:r>
-            <w:r>
-              <w:rPr>
-                <w:rFonts w:ascii="TH Sarabun New" w:hAnsi="TH Sarabun New" w:cs="TH Sarabun New"/>
-                <w:sz w:val="28"/>
-              </w:rPr>
-              <w:t>other_academic_works</w:t>
-            </w:r>
-            <w:r>
-              <w:rPr>
-                <w:rFonts w:ascii="TH Sarabun New" w:hAnsi="TH Sarabun New" w:cs="TH Sarabun New"/>
-                <w:sz w:val="28"/>
-              </w:rPr>
-              <w:t>}}</w:t>
-            </w:r>
-            <w:r>
-              <w:rPr>
-                <w:rFonts w:ascii="TH Sarabun New" w:hAnsi="TH Sarabun New" w:cs="TH Sarabun New" w:hint="cs"/>
-                <w:sz w:val="28"/>
-                <w:cs/>
-              </w:rPr>
-              <w:t xml:space="preserve"> </w:t>
-            </w:r>
-            <w:r>
-              <w:rPr>
-                <w:rFonts w:ascii="TH Sarabun New" w:hAnsi="TH Sarabun New" w:cs="TH Sarabun New"/>
-                <w:sz w:val="28"/>
-                <w:cs/>
-              </w:rPr>
-              <w:t>เรื่อง</w:t>
-            </w:r>
-          </w:p>
-          <w:p>
-            <w:pPr>
-              <w:jc w:val="thaiDistribute"/>
-              <w:rPr>
-                <w:rFonts w:ascii="TH Sarabun New" w:hAnsi="TH Sarabun New" w:cs="TH Sarabun New"/>
-                <w:sz w:val="28"/>
-                <w:cs/>
-              </w:rPr>
-            </w:pPr>
-            <w:r>
-              <w:rPr>
-                <w:rFonts w:ascii="TH Sarabun New" w:hAnsi="TH Sarabun New" w:cs="TH Sarabun New"/>
-                <w:sz w:val="28"/>
-                <w:cs/>
-              </w:rPr>
-              <w:tab/>
-            </w:r>
-            <w:r>
-              <w:rPr>
-                <w:rFonts w:ascii="TH Sarabun New" w:hAnsi="TH Sarabun New" w:cs="TH Sarabun New"/>
-                <w:sz w:val="28"/>
-              </w:rPr>
-              <w:t>{{</w:t>
-            </w:r>
-            <w:r>
-              <w:rPr>
-                <w:rFonts w:ascii="TH Sarabun New" w:hAnsi="TH Sarabun New" w:cs="TH Sarabun New"/>
-                <w:sz w:val="28"/>
-              </w:rPr>
-              <w:t>social_service_works</w:t>
-            </w:r>
-            <w:r>
-              <w:rPr>
-                <w:rFonts w:ascii="TH Sarabun New" w:hAnsi="TH Sarabun New" w:cs="TH Sarabun New"/>
-                <w:sz w:val="28"/>
-              </w:rPr>
-              <w:t>_chk</w:t>
-            </w:r>
-            <w:r>
-              <w:rPr>
-                <w:rFonts w:ascii="TH Sarabun New" w:hAnsi="TH Sarabun New" w:cs="TH Sarabun New"/>
-                <w:sz w:val="28"/>
-              </w:rPr>
-              <w:t>}}</w:t>
-            </w:r>
-            <w:r>
-              <w:rPr>
-                <w:rFonts w:ascii="TH Sarabun New" w:hAnsi="TH Sarabun New" w:cs="TH Sarabun New" w:hint="cs"/>
-                <w:sz w:val="28"/>
-                <w:cs/>
-              </w:rPr>
-              <w:t xml:space="preserve"> </w:t>
-            </w:r>
-            <w:r>
-              <w:rPr>
-                <w:rFonts w:ascii="TH Sarabun New" w:hAnsi="TH Sarabun New" w:cs="TH Sarabun New"/>
-                <w:sz w:val="28"/>
-                <w:cs/>
-              </w:rPr>
               <w:t>ผลงานวิชาการรับใช้สังคม</w:t>
-            </w:r>
-            <w:r>
-              <w:rPr>
-                <w:rFonts w:ascii="TH Sarabun New" w:hAnsi="TH Sarabun New" w:cs="TH Sarabun New"/>
-                <w:sz w:val="28"/>
-              </w:rPr>
-              <w:tab/>
-            </w:r>
-            <w:r>
-              <w:rPr>
-                <w:rFonts w:ascii="TH Sarabun New" w:hAnsi="TH Sarabun New" w:cs="TH Sarabun New"/>
-                <w:sz w:val="28"/>
-              </w:rPr>
-              <w:tab/>
-            </w:r>
-            <w:r>
-              <w:rPr>
-                <w:rFonts w:ascii="TH Sarabun New" w:hAnsi="TH Sarabun New" w:cs="TH Sarabun New"/>
-                <w:sz w:val="28"/>
-              </w:rPr>
-              <w:tab/>
             </w:r>
             <w:r>
               <w:rPr>
@@ -5329,7 +5010,6 @@
                 <w:szCs w:val="30"/>
                 <w:lang w:val="en-GB" w:eastAsia="en-GB"/>
               </w:rPr>
-              <w:lastRenderedPageBreak/>
               <mc:AlternateContent>
                 <mc:Choice Requires="wps">
                   <w:drawing>
@@ -5460,6 +5140,7 @@
                 <w:szCs w:val="30"/>
                 <w:cs/>
               </w:rPr>
+              <w:lastRenderedPageBreak/>
               <w:t xml:space="preserve">     </w:t>
             </w:r>
             <w:r>
@@ -8911,111 +8592,64 @@
                 <w:szCs w:val="30"/>
                 <w:cs/>
               </w:rPr>
+              <w:t xml:space="preserve">     </w:t>
+            </w:r>
+            <w:r>
+              <w:rPr>
+                <w:rFonts w:ascii="TH Sarabun New" w:hAnsi="TH Sarabun New" w:cs="TH Sarabun New"/>
+                <w:sz w:val="28"/>
+              </w:rPr>
+              <w:t>{{</w:t>
+            </w:r>
+            <w:r>
+              <w:rPr>
+                <w:rFonts w:ascii="TH Sarabun New" w:hAnsi="TH Sarabun New" w:cs="TH Sarabun New"/>
+                <w:sz w:val="28"/>
+              </w:rPr>
+              <w:t>trans_print</w:t>
+            </w:r>
+            <w:r>
+              <w:rPr>
+                <w:rFonts w:ascii="TH Sarabun New" w:hAnsi="TH Sarabun New" w:cs="TH Sarabun New"/>
+                <w:sz w:val="28"/>
+              </w:rPr>
+              <w:t>}}</w:t>
+            </w:r>
+            <w:r>
+              <w:rPr>
+                <w:rFonts w:ascii="TH Sarabun New" w:hAnsi="TH Sarabun New" w:cs="TH Sarabun New" w:hint="cs"/>
+                <w:sz w:val="30"/>
+                <w:szCs w:val="30"/>
+                <w:cs/>
+              </w:rPr>
               <w:t xml:space="preserve"> </w:t>
             </w:r>
             <w:r>
               <w:rPr>
                 <w:rFonts w:ascii="TH Sarabun New" w:hAnsi="TH Sarabun New" w:cs="TH Sarabun New"/>
-                <w:b/>
-                <w:bCs/>
-                <w:noProof/>
-                <w:sz w:val="30"/>
-                <w:szCs w:val="30"/>
-                <w:lang w:val="en-GB" w:eastAsia="en-GB"/>
-              </w:rPr>
-              <mc:AlternateContent>
-                <mc:Choice Requires="wps">
-                  <w:drawing>
-                    <wp:anchor distT="0" distB="0" distL="114300" distR="114300" simplePos="0" relativeHeight="251951104" behindDoc="0" locked="0" layoutInCell="1" allowOverlap="1" wp14:anchorId="44F88B65" wp14:editId="0E086D5F">
-                      <wp:simplePos x="0" y="0"/>
-                      <wp:positionH relativeFrom="column">
-                        <wp:posOffset>0</wp:posOffset>
-                      </wp:positionH>
-                      <wp:positionV relativeFrom="paragraph">
-                        <wp:posOffset>41910</wp:posOffset>
-                      </wp:positionV>
-                      <wp:extent cx="153035" cy="153035"/>
-                      <wp:effectExtent l="38100" t="38100" r="56515" b="113665"/>
-                      <wp:wrapNone/>
-                      <wp:docPr id="70" name="Oval 70"/>
-                      <wp:cNvGraphicFramePr/>
-                      <a:graphic xmlns:a="http://schemas.openxmlformats.org/drawingml/2006/main">
-                        <a:graphicData uri="http://schemas.microsoft.com/office/word/2010/wordprocessingShape">
-                          <wps:wsp>
-                            <wps:cNvSpPr/>
-                            <wps:spPr>
-                              <a:xfrm>
-                                <a:off x="0" y="0"/>
-                                <a:ext cx="153035" cy="153035"/>
-                              </a:xfrm>
-                              <a:prstGeom prst="ellipse">
-                                <a:avLst/>
-                              </a:prstGeom>
-                              <a:noFill/>
-                              <a:ln>
-                                <a:solidFill>
-                                  <a:schemeClr val="tx1"/>
-                                </a:solidFill>
-                              </a:ln>
-                              <a:effectLst>
-                                <a:outerShdw blurRad="50800" dist="38100" dir="2700000" algn="tl" rotWithShape="0">
-                                  <a:prstClr val="black">
-                                    <a:alpha val="40000"/>
-                                  </a:prstClr>
-                                </a:outerShdw>
-                              </a:effectLst>
-                            </wps:spPr>
-                            <wps:style>
-                              <a:lnRef idx="2">
-                                <a:schemeClr val="accent1">
-                                  <a:shade val="50000"/>
-                                </a:schemeClr>
-                              </a:lnRef>
-                              <a:fillRef idx="1">
-                                <a:schemeClr val="accent1"/>
-                              </a:fillRef>
-                              <a:effectRef idx="0">
-                                <a:schemeClr val="accent1"/>
-                              </a:effectRef>
-                              <a:fontRef idx="minor">
-                                <a:schemeClr val="lt1"/>
-                              </a:fontRef>
-                            </wps:style>
-                            <wps:bodyPr rot="0" spcFirstLastPara="0" vertOverflow="overflow" horzOverflow="overflow" vert="horz" wrap="square" lIns="91440" tIns="45720" rIns="91440" bIns="45720" numCol="1" spcCol="0" rtlCol="0" fromWordArt="0" anchor="ctr" anchorCtr="0" forceAA="0" compatLnSpc="1">
-                              <a:prstTxWarp prst="textNoShape">
-                                <a:avLst/>
-                              </a:prstTxWarp>
-                              <a:noAutofit/>
-                            </wps:bodyPr>
-                          </wps:wsp>
-                        </a:graphicData>
-                      </a:graphic>
-                      <wp14:sizeRelH relativeFrom="margin">
-                        <wp14:pctWidth>0</wp14:pctWidth>
-                      </wp14:sizeRelH>
-                    </wp:anchor>
-                  </w:drawing>
-                </mc:Choice>
-                <mc:Fallback>
-                  <w:pict>
-                    <v:oval w14:anchorId="215DC257" id="Oval 70" o:spid="_x0000_s1026" style="position:absolute;margin-left:0;margin-top:3.3pt;width:12.05pt;height:12.05pt;z-index:251951104;visibility:visible;mso-wrap-style:square;mso-width-percent:0;mso-wrap-distance-left:9pt;mso-wrap-distance-top:0;mso-wrap-distance-right:9pt;mso-wrap-distance-bottom:0;mso-position-horizontal:absolute;mso-position-horizontal-relative:text;mso-position-vertical:absolute;mso-position-vertical-relative:text;mso-width-percent:0;mso-width-relative:margin;v-text-anchor:middle" o:gfxdata="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" filled="f" strokecolor="black [3213]" strokeweight="1pt">
-                      <v:stroke joinstyle="miter"/>
-                      <v:shadow on="t" color="black" opacity="26214f" origin="-.5,-.5" offset=".74836mm,.74836mm"/>
-                    </v:oval>
-                  </w:pict>
-                </mc:Fallback>
-              </mc:AlternateContent>
-            </w:r>
-            <w:r>
-              <w:rPr>
-                <w:rFonts w:ascii="TH Sarabun New" w:hAnsi="TH Sarabun New" w:cs="TH Sarabun New"/>
-                <w:b/>
-                <w:bCs/>
-                <w:sz w:val="30"/>
-                <w:szCs w:val="30"/>
-                <w:cs/>
-              </w:rPr>
-              <w:t xml:space="preserve">    </w:t>
+                <w:sz w:val="30"/>
+                <w:szCs w:val="30"/>
+                <w:cs/>
+              </w:rPr>
+              <w:t>เผยแพร่ด้วยวิธีการพิมพ์</w:t>
+            </w:r>
+          </w:p>
+          <w:p>
+            <w:pPr>
+              <w:jc w:val="thaiDistribute"/>
+              <w:rPr>
+                <w:rFonts w:ascii="TH Sarabun New" w:hAnsi="TH Sarabun New" w:cs="TH Sarabun New"/>
+                <w:sz w:val="30"/>
+                <w:szCs w:val="30"/>
+              </w:rPr>
+            </w:pPr>
+            <w:r>
+              <w:rPr>
+                <w:rFonts w:ascii="TH Sarabun New" w:hAnsi="TH Sarabun New" w:cs="TH Sarabun New"/>
+                <w:sz w:val="30"/>
+                <w:szCs w:val="30"/>
+              </w:rPr>
+              <w:t xml:space="preserve">     </w:t>
             </w:r>
             <w:r>
               <w:rPr>
@@ -9029,7 +8663,7 @@
                 <w:rFonts w:ascii="TH Sarabun New" w:hAnsi="TH Sarabun New" w:cs="TH Sarabun New"/>
                 <w:sz w:val="28"/>
               </w:rPr>
-              <w:t>trans_print</w:t>
+              <w:t>trans_elec</w:t>
             </w:r>
             <w:r>
               <w:rPr>
@@ -9054,7 +8688,24 @@
                 <w:szCs w:val="30"/>
                 <w:cs/>
               </w:rPr>
-              <w:t>เผยแพร่ด้วยวิธีการพิมพ์</w:t>
+              <w:t>เผยแพร่โดยสื่ออิเล็กทรอนิกส์อื่น</w:t>
+            </w:r>
+            <w:r>
+              <w:rPr>
+                <w:rFonts w:ascii="TH Sarabun New" w:hAnsi="TH Sarabun New" w:cs="TH Sarabun New"/>
+                <w:sz w:val="30"/>
+                <w:szCs w:val="30"/>
+              </w:rPr>
+              <w:t xml:space="preserve"> </w:t>
+            </w:r>
+            <w:r>
+              <w:rPr>
+                <w:rFonts w:ascii="TH Sarabun New" w:hAnsi="TH Sarabun New" w:cs="TH Sarabun New"/>
+                <w:sz w:val="30"/>
+                <w:szCs w:val="30"/>
+                <w:cs/>
+              </w:rPr>
+              <w:t xml:space="preserve">ๆ </w:t>
             </w:r>
           </w:p>
           <w:p>
@@ -9066,171 +8717,6 @@
                 <w:szCs w:val="30"/>
               </w:rPr>
             </w:pPr>
-            <w:r>
-              <w:rPr>
-                <w:rFonts w:ascii="TH Sarabun New" w:hAnsi="TH Sarabun New" w:cs="TH Sarabun New"/>
-                <w:sz w:val="30"/>
-                <w:szCs w:val="30"/>
-              </w:rPr>
-              <w:t xml:space="preserve">  </w:t>
-            </w:r>
-            <w:r>
-              <w:rPr>
-                <w:rFonts w:ascii="TH Sarabun New" w:hAnsi="TH Sarabun New" w:cs="TH Sarabun New"/>
-                <w:b/>
-                <w:bCs/>
-                <w:noProof/>
-                <w:sz w:val="30"/>
-                <w:szCs w:val="30"/>
-                <w:lang w:val="en-GB" w:eastAsia="en-GB"/>
-              </w:rPr>
-              <mc:AlternateContent>
-                <mc:Choice Requires="wps">
-                  <w:drawing>
-                    <wp:anchor distT="0" distB="0" distL="114300" distR="114300" simplePos="0" relativeHeight="251952128" behindDoc="0" locked="0" layoutInCell="1" allowOverlap="1" wp14:anchorId="74589A85" wp14:editId="062CC553">
-                      <wp:simplePos x="0" y="0"/>
-                      <wp:positionH relativeFrom="column">
-                        <wp:posOffset>0</wp:posOffset>
-                      </wp:positionH>
-                      <wp:positionV relativeFrom="paragraph">
-                        <wp:posOffset>41910</wp:posOffset>
-                      </wp:positionV>
-                      <wp:extent cx="153035" cy="153035"/>
-                      <wp:effectExtent l="38100" t="38100" r="56515" b="113665"/>
-                      <wp:wrapNone/>
-                      <wp:docPr id="71" name="Oval 71"/>
-                      <wp:cNvGraphicFramePr/>
-                      <a:graphic xmlns:a="http://schemas.openxmlformats.org/drawingml/2006/main">
-                        <a:graphicData uri="http://schemas.microsoft.com/office/word/2010/wordprocessingShape">
-                          <wps:wsp>
-                            <wps:cNvSpPr/>
-                            <wps:spPr>
-                              <a:xfrm>
-                                <a:off x="0" y="0"/>
-                                <a:ext cx="153035" cy="153035"/>
-                              </a:xfrm>
-                              <a:prstGeom prst="ellipse">
-                                <a:avLst/>
-                              </a:prstGeom>
-                              <a:noFill/>
-                              <a:ln>
-                                <a:solidFill>
-                                  <a:schemeClr val="tx1"/>
-                                </a:solidFill>
-                              </a:ln>
-                              <a:effectLst>
-                                <a:outerShdw blurRad="50800" dist="38100" dir="2700000" algn="tl" rotWithShape="0">
-                                  <a:prstClr val="black">
-                                    <a:alpha val="40000"/>
-                                  </a:prstClr>
-                                </a:outerShdw>
-                              </a:effectLst>
-                            </wps:spPr>
-                            <wps:style>
-                              <a:lnRef idx="2">
-                                <a:schemeClr val="accent1">
-                                  <a:shade val="50000"/>
-                                </a:schemeClr>
-                              </a:lnRef>
-                              <a:fillRef idx="1">
-                                <a:schemeClr val="accent1"/>
-                              </a:fillRef>
-                              <a:effectRef idx="0">
-                                <a:schemeClr val="accent1"/>
-                              </a:effectRef>
-                              <a:fontRef idx="minor">
-                                <a:schemeClr val="lt1"/>
-                              </a:fontRef>
-                            </wps:style>
-                            <wps:bodyPr rot="0" spcFirstLastPara="0" vertOverflow="overflow" horzOverflow="overflow" vert="horz" wrap="square" lIns="91440" tIns="45720" rIns="91440" bIns="45720" numCol="1" spcCol="0" rtlCol="0" fromWordArt="0" anchor="ctr" anchorCtr="0" forceAA="0" compatLnSpc="1">
-                              <a:prstTxWarp prst="textNoShape">
-                                <a:avLst/>
-                              </a:prstTxWarp>
-                              <a:noAutofit/>
-                            </wps:bodyPr>
-                          </wps:wsp>
-                        </a:graphicData>
-                      </a:graphic>
-                      <wp14:sizeRelH relativeFrom="margin">
-                        <wp14:pctWidth>0</wp14:pctWidth>
-                      </wp14:sizeRelH>
-                    </wp:anchor>
-                  </w:drawing>
-                </mc:Choice>
-                <mc:Fallback>
-                  <w:pict>
-                    <v:oval w14:anchorId="5B7195A5" id="Oval 71" o:spid="_x0000_s1026" style="position:absolute;margin-left:0;margin-top:3.3pt;width:12.05pt;height:12.05pt;z-index:251952128;visibility:visible;mso-wrap-style:square;mso-width-percent:0;mso-wrap-distance-left:9pt;mso-wrap-distance-top:0;mso-wrap-distance-right:9pt;mso-wrap-distance-bottom:0;mso-position-horizontal:absolute;mso-position-horizontal-relative:text;mso-position-vertical:absolute;mso-position-vertical-relative:text;mso-width-percent:0;mso-width-relative:margin;v-text-anchor:middle" o:gfxdata="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" filled="f" strokecolor="black [3213]" strokeweight="1pt">
-                      <v:stroke joinstyle="miter"/>
-                      <v:shadow on="t" color="black" opacity="26214f" origin="-.5,-.5" offset=".74836mm,.74836mm"/>
-                    </v:oval>
-                  </w:pict>
-                </mc:Fallback>
-              </mc:AlternateContent>
-            </w:r>
-            <w:r>
-              <w:rPr>
-                <w:rFonts w:ascii="TH Sarabun New" w:hAnsi="TH Sarabun New" w:cs="TH Sarabun New"/>
-                <w:sz w:val="30"/>
-                <w:szCs w:val="30"/>
-              </w:rPr>
-              <w:t xml:space="preserve">   </w:t>
-            </w:r>
-            <w:r>
-              <w:rPr>
-                <w:rFonts w:ascii="TH Sarabun New" w:hAnsi="TH Sarabun New" w:cs="TH Sarabun New"/>
-                <w:sz w:val="28"/>
-              </w:rPr>
-              <w:t>{{</w:t>
-            </w:r>
-            <w:r>
-              <w:rPr>
-                <w:rFonts w:ascii="TH Sarabun New" w:hAnsi="TH Sarabun New" w:cs="TH Sarabun New"/>
-                <w:sz w:val="28"/>
-              </w:rPr>
-              <w:t>trans_elec</w:t>
-            </w:r>
-            <w:r>
-              <w:rPr>
-                <w:rFonts w:ascii="TH Sarabun New" w:hAnsi="TH Sarabun New" w:cs="TH Sarabun New"/>
-                <w:sz w:val="28"/>
-              </w:rPr>
-              <w:t>}}</w:t>
-            </w:r>
-            <w:r>
-              <w:rPr>
-                <w:rFonts w:ascii="TH Sarabun New" w:hAnsi="TH Sarabun New" w:cs="TH Sarabun New" w:hint="cs"/>
-                <w:sz w:val="30"/>
-                <w:szCs w:val="30"/>
-                <w:cs/>
-              </w:rPr>
-              <w:t xml:space="preserve"> </w:t>
-            </w:r>
-            <w:r>
-              <w:rPr>
-                <w:rFonts w:ascii="TH Sarabun New" w:hAnsi="TH Sarabun New" w:cs="TH Sarabun New"/>
-                <w:sz w:val="30"/>
-                <w:szCs w:val="30"/>
-                <w:cs/>
-              </w:rPr>
-              <w:t>เผยแพร่โดยสื่ออิเล็กทรอนิกส์อื่น</w:t>
-            </w:r>
-            <w:r>
-              <w:rPr>
-                <w:rFonts w:ascii="TH Sarabun New" w:hAnsi="TH Sarabun New" w:cs="TH Sarabun New"/>
-                <w:sz w:val="30"/>
-                <w:szCs w:val="30"/>
-              </w:rPr>
-              <w:t xml:space="preserve"> </w:t>
-            </w:r>
-            <w:r>
-              <w:rPr>
-                <w:rFonts w:ascii="TH Sarabun New" w:hAnsi="TH Sarabun New" w:cs="TH Sarabun New"/>
-                <w:sz w:val="30"/>
-                <w:szCs w:val="30"/>
-                <w:cs/>
-              </w:rPr>
-              <w:t>ๆ .............</w:t>
-            </w:r>
           </w:p>
           <w:p>
             <w:pPr>
@@ -9270,109 +8756,7 @@
                 <w:szCs w:val="30"/>
                 <w:cs/>
               </w:rPr>
-              <w:t xml:space="preserve">  </w:t>
-            </w:r>
-            <w:r>
-              <w:rPr>
-                <w:rFonts w:ascii="TH Sarabun New" w:hAnsi="TH Sarabun New" w:cs="TH Sarabun New"/>
-                <w:b/>
-                <w:bCs/>
-                <w:noProof/>
-                <w:sz w:val="30"/>
-                <w:szCs w:val="30"/>
-                <w:lang w:val="en-GB" w:eastAsia="en-GB"/>
-              </w:rPr>
-              <mc:AlternateContent>
-                <mc:Choice Requires="wps">
-                  <w:drawing>
-                    <wp:anchor distT="0" distB="0" distL="114300" distR="114300" simplePos="0" relativeHeight="251953152" behindDoc="0" locked="0" layoutInCell="1" allowOverlap="1" wp14:anchorId="7E9AAEEE" wp14:editId="0F35DFFE">
-                      <wp:simplePos x="0" y="0"/>
-                      <wp:positionH relativeFrom="column">
-                        <wp:posOffset>0</wp:posOffset>
-                      </wp:positionH>
-                      <wp:positionV relativeFrom="paragraph">
-                        <wp:posOffset>42545</wp:posOffset>
-                      </wp:positionV>
-                      <wp:extent cx="153035" cy="153035"/>
-                      <wp:effectExtent l="38100" t="38100" r="56515" b="113665"/>
-                      <wp:wrapNone/>
-                      <wp:docPr id="72" name="Oval 72"/>
-                      <wp:cNvGraphicFramePr/>
-                      <a:graphic xmlns:a="http://schemas.openxmlformats.org/drawingml/2006/main">
-                        <a:graphicData uri="http://schemas.microsoft.com/office/word/2010/wordprocessingShape">
-                          <wps:wsp>
-                            <wps:cNvSpPr/>
-                            <wps:spPr>
-                              <a:xfrm>
-                                <a:off x="0" y="0"/>
-                                <a:ext cx="153035" cy="153035"/>
-                              </a:xfrm>
-                              <a:prstGeom prst="ellipse">
-                                <a:avLst/>
-                              </a:prstGeom>
-                              <a:noFill/>
-                              <a:ln>
-                                <a:solidFill>
-                                  <a:schemeClr val="tx1"/>
-                                </a:solidFill>
-                              </a:ln>
-                              <a:effectLst>
-                                <a:outerShdw blurRad="50800" dist="38100" dir="2700000" algn="tl" rotWithShape="0">
-                                  <a:prstClr val="black">
-                                    <a:alpha val="40000"/>
-                                  </a:prstClr>
-                                </a:outerShdw>
-                              </a:effectLst>
-                            </wps:spPr>
-                            <wps:style>
-                              <a:lnRef idx="2">
-                                <a:schemeClr val="accent1">
-                                  <a:shade val="50000"/>
-                                </a:schemeClr>
-                              </a:lnRef>
-                              <a:fillRef idx="1">
-                                <a:schemeClr val="accent1"/>
-                              </a:fillRef>
-                              <a:effectRef idx="0">
-                                <a:schemeClr val="accent1"/>
-                              </a:effectRef>
-                              <a:fontRef idx="minor">
-                                <a:schemeClr val="lt1"/>
-                              </a:fontRef>
-                            </wps:style>
-                            <wps:bodyPr rot="0" spcFirstLastPara="0" vertOverflow="overflow" horzOverflow="overflow" vert="horz" wrap="square" lIns="91440" tIns="45720" rIns="91440" bIns="45720" numCol="1" spcCol="0" rtlCol="0" fromWordArt="0" anchor="ctr" anchorCtr="0" forceAA="0" compatLnSpc="1">
-                              <a:prstTxWarp prst="textNoShape">
-                                <a:avLst/>
-                              </a:prstTxWarp>
-                              <a:noAutofit/>
-                            </wps:bodyPr>
-                          </wps:wsp>
-                        </a:graphicData>
-                      </a:graphic>
-                      <wp14:sizeRelH relativeFrom="margin">
-                        <wp14:pctWidth>0</wp14:pctWidth>
-                      </wp14:sizeRelH>
-                    </wp:anchor>
-                  </w:drawing>
-                </mc:Choice>
-                <mc:Fallback>
-                  <w:pict>
-                    <v:oval w14:anchorId="7590CDC2" id="Oval 72" o:spid="_x0000_s1026" style="position:absolute;margin-left:0;margin-top:3.35pt;width:12.05pt;height:12.05pt;z-index:251953152;visibility:visible;mso-wrap-style:square;mso-width-percent:0;mso-wrap-distance-left:9pt;mso-wrap-distance-top:0;mso-wrap-distance-right:9pt;mso-wrap-distance-bottom:0;mso-position-horizontal:absolute;mso-position-horizontal-relative:text;mso-position-vertical:absolute;mso-position-vertical-relative:text;mso-width-percent:0;mso-width-relative:margin;v-text-anchor:middle" o:gfxdata="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" filled="f" strokecolor="black [3213]" strokeweight="1pt">
-                      <v:stroke joinstyle="miter"/>
-                      <v:shadow on="t" color="black" opacity="26214f" origin="-.5,-.5" offset=".74836mm,.74836mm"/>
-                    </v:oval>
-                  </w:pict>
-                </mc:Fallback>
-              </mc:AlternateContent>
-            </w:r>
-            <w:r>
-              <w:rPr>
-                <w:rFonts w:ascii="TH Sarabun New" w:hAnsi="TH Sarabun New" w:cs="TH Sarabun New"/>
-                <w:sz w:val="30"/>
-                <w:szCs w:val="30"/>
-                <w:cs/>
-              </w:rPr>
-              <w:t xml:space="preserve">   </w:t>
+              <w:t xml:space="preserve">     </w:t>
             </w:r>
             <w:r>
               <w:rPr>
@@ -9430,109 +8814,7 @@
                 <w:szCs w:val="30"/>
                 <w:cs/>
               </w:rPr>
-              <w:t xml:space="preserve">  </w:t>
-            </w:r>
-            <w:r>
-              <w:rPr>
-                <w:rFonts w:ascii="TH Sarabun New" w:hAnsi="TH Sarabun New" w:cs="TH Sarabun New"/>
-                <w:b/>
-                <w:bCs/>
-                <w:noProof/>
-                <w:sz w:val="30"/>
-                <w:szCs w:val="30"/>
-                <w:lang w:val="en-GB" w:eastAsia="en-GB"/>
-              </w:rPr>
-              <mc:AlternateContent>
-                <mc:Choice Requires="wps">
-                  <w:drawing>
-                    <wp:anchor distT="0" distB="0" distL="114300" distR="114300" simplePos="0" relativeHeight="251954176" behindDoc="0" locked="0" layoutInCell="1" allowOverlap="1" wp14:anchorId="20DECCBF" wp14:editId="1E617B14">
-                      <wp:simplePos x="0" y="0"/>
-                      <wp:positionH relativeFrom="column">
-                        <wp:posOffset>0</wp:posOffset>
-                      </wp:positionH>
-                      <wp:positionV relativeFrom="paragraph">
-                        <wp:posOffset>42545</wp:posOffset>
-                      </wp:positionV>
-                      <wp:extent cx="153035" cy="153035"/>
-                      <wp:effectExtent l="38100" t="38100" r="56515" b="113665"/>
-                      <wp:wrapNone/>
-                      <wp:docPr id="73" name="Oval 73"/>
-                      <wp:cNvGraphicFramePr/>
-                      <a:graphic xmlns:a="http://schemas.openxmlformats.org/drawingml/2006/main">
-                        <a:graphicData uri="http://schemas.microsoft.com/office/word/2010/wordprocessingShape">
-                          <wps:wsp>
-                            <wps:cNvSpPr/>
-                            <wps:spPr>
-                              <a:xfrm>
-                                <a:off x="0" y="0"/>
-                                <a:ext cx="153035" cy="153035"/>
-                              </a:xfrm>
-                              <a:prstGeom prst="ellipse">
-                                <a:avLst/>
-                              </a:prstGeom>
-                              <a:noFill/>
-                              <a:ln>
-                                <a:solidFill>
-                                  <a:schemeClr val="tx1"/>
-                                </a:solidFill>
-                              </a:ln>
-                              <a:effectLst>
-                                <a:outerShdw blurRad="50800" dist="38100" dir="2700000" algn="tl" rotWithShape="0">
-                                  <a:prstClr val="black">
-                                    <a:alpha val="40000"/>
-                                  </a:prstClr>
-                                </a:outerShdw>
-                              </a:effectLst>
-                            </wps:spPr>
-                            <wps:style>
-                              <a:lnRef idx="2">
-                                <a:schemeClr val="accent1">
-                                  <a:shade val="50000"/>
-                                </a:schemeClr>
-                              </a:lnRef>
-                              <a:fillRef idx="1">
-                                <a:schemeClr val="accent1"/>
-                              </a:fillRef>
-                              <a:effectRef idx="0">
-                                <a:schemeClr val="accent1"/>
-                              </a:effectRef>
-                              <a:fontRef idx="minor">
-                                <a:schemeClr val="lt1"/>
-                              </a:fontRef>
-                            </wps:style>
-                            <wps:bodyPr rot="0" spcFirstLastPara="0" vertOverflow="overflow" horzOverflow="overflow" vert="horz" wrap="square" lIns="91440" tIns="45720" rIns="91440" bIns="45720" numCol="1" spcCol="0" rtlCol="0" fromWordArt="0" anchor="ctr" anchorCtr="0" forceAA="0" compatLnSpc="1">
-                              <a:prstTxWarp prst="textNoShape">
-                                <a:avLst/>
-                              </a:prstTxWarp>
-                              <a:noAutofit/>
-                            </wps:bodyPr>
-                          </wps:wsp>
-                        </a:graphicData>
-                      </a:graphic>
-                      <wp14:sizeRelH relativeFrom="margin">
-                        <wp14:pctWidth>0</wp14:pctWidth>
-                      </wp14:sizeRelH>
-                    </wp:anchor>
-                  </w:drawing>
-                </mc:Choice>
-                <mc:Fallback>
-                  <w:pict>
-                    <v:oval w14:anchorId="18BE4BCF" id="Oval 73" o:spid="_x0000_s1026" style="position:absolute;margin-left:0;margin-top:3.35pt;width:12.05pt;height:12.05pt;z-index:251954176;visibility:visible;mso-wrap-style:square;mso-width-percent:0;mso-wrap-distance-left:9pt;mso-wrap-distance-top:0;mso-wrap-distance-right:9pt;mso-wrap-distance-bottom:0;mso-position-horizontal:absolute;mso-position-horizontal-relative:text;mso-position-vertical:absolute;mso-position-vertical-relative:text;mso-width-percent:0;mso-width-relative:margin;v-text-anchor:middle" o:gfxdata="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" filled="f" strokecolor="black [3213]" strokeweight="1pt">
-                      <v:stroke joinstyle="miter"/>
-                      <v:shadow on="t" color="black" opacity="26214f" origin="-.5,-.5" offset=".74836mm,.74836mm"/>
-                    </v:oval>
-                  </w:pict>
-                </mc:Fallback>
-              </mc:AlternateContent>
-            </w:r>
-            <w:r>
-              <w:rPr>
-                <w:rFonts w:ascii="TH Sarabun New" w:hAnsi="TH Sarabun New" w:cs="TH Sarabun New"/>
-                <w:sz w:val="30"/>
-                <w:szCs w:val="30"/>
-                <w:cs/>
-              </w:rPr>
-              <w:t xml:space="preserve">   </w:t>
+              <w:t xml:space="preserve">     </w:t>
             </w:r>
             <w:r>
               <w:rPr>
@@ -9603,107 +8885,13 @@
           </w:p>
           <w:p>
             <w:pPr>
-              <w:jc w:val="thaiDistribute"/>
-              <w:rPr>
-                <w:rFonts w:ascii="TH Sarabun New" w:hAnsi="TH Sarabun New" w:cs="TH Sarabun New"/>
-                <w:sz w:val="30"/>
-                <w:szCs w:val="30"/>
-                <w:cs/>
-              </w:rPr>
-            </w:pPr>
-            <w:r>
-              <w:rPr>
-                <w:rFonts w:ascii="TH Sarabun New" w:hAnsi="TH Sarabun New" w:cs="TH Sarabun New"/>
-                <w:b/>
-                <w:bCs/>
-                <w:noProof/>
-                <w:sz w:val="30"/>
-                <w:szCs w:val="30"/>
-                <w:lang w:val="en-GB" w:eastAsia="en-GB"/>
-              </w:rPr>
-              <mc:AlternateContent>
-                <mc:Choice Requires="wps">
-                  <w:drawing>
-                    <wp:anchor distT="0" distB="0" distL="114300" distR="114300" simplePos="0" relativeHeight="251949056" behindDoc="0" locked="0" layoutInCell="1" allowOverlap="1" wp14:anchorId="1CBB70E1" wp14:editId="5DE62D92">
-                      <wp:simplePos x="0" y="0"/>
-                      <wp:positionH relativeFrom="column">
-                        <wp:posOffset>234950</wp:posOffset>
-                      </wp:positionH>
-                      <wp:positionV relativeFrom="paragraph">
-                        <wp:posOffset>44450</wp:posOffset>
-                      </wp:positionV>
-                      <wp:extent cx="153035" cy="153035"/>
-                      <wp:effectExtent l="38100" t="38100" r="56515" b="113665"/>
-                      <wp:wrapNone/>
-                      <wp:docPr id="55" name="Oval 55"/>
-                      <wp:cNvGraphicFramePr/>
-                      <a:graphic xmlns:a="http://schemas.openxmlformats.org/drawingml/2006/main">
-                        <a:graphicData uri="http://schemas.microsoft.com/office/word/2010/wordprocessingShape">
-                          <wps:wsp>
-                            <wps:cNvSpPr/>
-                            <wps:spPr>
-                              <a:xfrm>
-                                <a:off x="0" y="0"/>
-                                <a:ext cx="153035" cy="153035"/>
-                              </a:xfrm>
-                              <a:prstGeom prst="ellipse">
-                                <a:avLst/>
-                              </a:prstGeom>
-                              <a:noFill/>
-                              <a:ln>
-                                <a:solidFill>
-                                  <a:schemeClr val="tx1"/>
-                                </a:solidFill>
-                              </a:ln>
-                              <a:effectLst>
-                                <a:outerShdw blurRad="50800" dist="38100" dir="2700000" algn="tl" rotWithShape="0">
-                                  <a:prstClr val="black">
-                                    <a:alpha val="40000"/>
-                                  </a:prstClr>
-                                </a:outerShdw>
-                              </a:effectLst>
-                            </wps:spPr>
-                            <wps:style>
-                              <a:lnRef idx="2">
-                                <a:schemeClr val="accent1">
-                                  <a:shade val="50000"/>
-                                </a:schemeClr>
-                              </a:lnRef>
-                              <a:fillRef idx="1">
-                                <a:schemeClr val="accent1"/>
-                              </a:fillRef>
-                              <a:effectRef idx="0">
-                                <a:schemeClr val="accent1"/>
-                              </a:effectRef>
-                              <a:fontRef idx="minor">
-                                <a:schemeClr val="lt1"/>
-                              </a:fontRef>
-                            </wps:style>
-                            <wps:bodyPr rot="0" spcFirstLastPara="0" vertOverflow="overflow" horzOverflow="overflow" vert="horz" wrap="square" lIns="91440" tIns="45720" rIns="91440" bIns="45720" numCol="1" spcCol="0" rtlCol="0" fromWordArt="0" anchor="ctr" anchorCtr="0" forceAA="0" compatLnSpc="1">
-                              <a:prstTxWarp prst="textNoShape">
-                                <a:avLst/>
-                              </a:prstTxWarp>
-                              <a:noAutofit/>
-                            </wps:bodyPr>
-                          </wps:wsp>
-                        </a:graphicData>
-                      </a:graphic>
-                      <wp14:sizeRelH relativeFrom="margin">
-                        <wp14:pctWidth>0</wp14:pctWidth>
-                      </wp14:sizeRelH>
-                    </wp:anchor>
-                  </w:drawing>
-                </mc:Choice>
-                <mc:Fallback>
-                  <w:pict>
-                    <v:oval w14:anchorId="3A8CEE6D" id="Oval 55" o:spid="_x0000_s1026" style="position:absolute;margin-left:18.5pt;margin-top:3.5pt;width:12.05pt;height:12.05pt;z-index:251949056;visibility:visible;mso-wrap-style:square;mso-width-percent:0;mso-wrap-distance-left:9pt;mso-wrap-distance-top:0;mso-wrap-distance-right:9pt;mso-wrap-distance-bottom:0;mso-position-horizontal:absolute;mso-position-horizontal-relative:text;mso-position-vertical:absolute;mso-position-vertical-relative:text;mso-width-percent:0;mso-width-relative:margin;v-text-anchor:middle" o:gfxdata="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" filled="f" strokecolor="black [3213]" strokeweight="1pt">
-                      <v:stroke joinstyle="miter"/>
-                      <v:shadow on="t" color="black" opacity="26214f" origin="-.5,-.5" offset=".74836mm,.74836mm"/>
-                    </v:oval>
-                  </w:pict>
-                </mc:Fallback>
-              </mc:AlternateContent>
-            </w:r>
+              <w:rPr>
+                <w:rFonts w:ascii="TH Sarabun New" w:hAnsi="TH Sarabun New" w:cs="TH Sarabun New"/>
+                <w:sz w:val="30"/>
+                <w:szCs w:val="30"/>
+                <w:cs/>
+              </w:rPr>
+            </w:pPr>
             <w:r>
               <w:rPr>
                 <w:rFonts w:ascii="TH Sarabun New" w:hAnsi="TH Sarabun New" w:cs="TH Sarabun New"/>
@@ -9758,26 +8946,7 @@
                 <w:szCs w:val="30"/>
                 <w:cs/>
               </w:rPr>
-              <w:t>พจนานุกรม สารานุกรม นามานุกรม และงานวิชาการ</w:t>
-            </w:r>
-            <w:r>
-              <w:rPr>
-                <w:rFonts w:ascii="TH Sarabun New" w:hAnsi="TH Sarabun New" w:cs="TH Sarabun New"/>
-                <w:sz w:val="30"/>
-                <w:szCs w:val="30"/>
-                <w:cs/>
-              </w:rPr>
-              <w:br/>
-            </w:r>
-            <w:r>
-              <w:rPr>
-                <w:rFonts w:ascii="TH Sarabun New" w:hAnsi="TH Sarabun New" w:cs="TH Sarabun New"/>
-                <w:sz w:val="30"/>
-                <w:szCs w:val="30"/>
-                <w:cs/>
-              </w:rPr>
-              <w:tab/>
-              <w:t>ในลักษณะเดียวกัน</w:t>
+              <w:t>พจนานุกรม สารานุกรม นามานุกรม และงานวิชาการในลักษณะเดียวกัน</w:t>
             </w:r>
           </w:p>
         </w:tc>
@@ -9834,99 +9003,6 @@
                 <w:rFonts w:ascii="TH Sarabun New" w:hAnsi="TH Sarabun New" w:cs="TH Sarabun New"/>
                 <w:b/>
                 <w:bCs/>
-                <w:noProof/>
-                <w:sz w:val="30"/>
-                <w:szCs w:val="30"/>
-                <w:lang w:val="en-GB" w:eastAsia="en-GB"/>
-              </w:rPr>
-              <mc:AlternateContent>
-                <mc:Choice Requires="wps">
-                  <w:drawing>
-                    <wp:anchor distT="0" distB="0" distL="114300" distR="114300" simplePos="0" relativeHeight="251955200" behindDoc="0" locked="0" layoutInCell="1" allowOverlap="1" wp14:anchorId="626F1EF7" wp14:editId="5C03DD45">
-                      <wp:simplePos x="0" y="0"/>
-                      <wp:positionH relativeFrom="column">
-                        <wp:posOffset>0</wp:posOffset>
-                      </wp:positionH>
-                      <wp:positionV relativeFrom="paragraph">
-                        <wp:posOffset>41910</wp:posOffset>
-                      </wp:positionV>
-                      <wp:extent cx="153035" cy="153035"/>
-                      <wp:effectExtent l="38100" t="38100" r="56515" b="113665"/>
-                      <wp:wrapNone/>
-                      <wp:docPr id="74" name="Oval 74"/>
-                      <wp:cNvGraphicFramePr/>
-                      <a:graphic xmlns:a="http://schemas.openxmlformats.org/drawingml/2006/main">
-                        <a:graphicData uri="http://schemas.microsoft.com/office/word/2010/wordprocessingShape">
-                          <wps:wsp>
-                            <wps:cNvSpPr/>
-                            <wps:spPr>
-                              <a:xfrm>
-                                <a:off x="0" y="0"/>
-                                <a:ext cx="153035" cy="153035"/>
-                              </a:xfrm>
-                              <a:prstGeom prst="ellipse">
-                                <a:avLst/>
-                              </a:prstGeom>
-                              <a:noFill/>
-                              <a:ln>
-                                <a:solidFill>
-                                  <a:schemeClr val="tx1"/>
-                                </a:solidFill>
-                              </a:ln>
-                              <a:effectLst>
-                                <a:outerShdw blurRad="50800" dist="38100" dir="2700000" algn="tl" rotWithShape="0">
-                                  <a:prstClr val="black">
-                                    <a:alpha val="40000"/>
-                                  </a:prstClr>
-                                </a:outerShdw>
-                              </a:effectLst>
-                            </wps:spPr>
-                            <wps:style>
-                              <a:lnRef idx="2">
-                                <a:schemeClr val="accent1">
-                                  <a:shade val="50000"/>
-                                </a:schemeClr>
-                              </a:lnRef>
-                              <a:fillRef idx="1">
-                                <a:schemeClr val="accent1"/>
-                              </a:fillRef>
-                              <a:effectRef idx="0">
-                                <a:schemeClr val="accent1"/>
-                              </a:effectRef>
-                              <a:fontRef idx="minor">
-                                <a:schemeClr val="lt1"/>
-                              </a:fontRef>
-                            </wps:style>
-                            <wps:bodyPr rot="0" spcFirstLastPara="0" vertOverflow="overflow" horzOverflow="overflow" vert="horz" wrap="square" lIns="91440" tIns="45720" rIns="91440" bIns="45720" numCol="1" spcCol="0" rtlCol="0" fromWordArt="0" anchor="ctr" anchorCtr="0" forceAA="0" compatLnSpc="1">
-                              <a:prstTxWarp prst="textNoShape">
-                                <a:avLst/>
-                              </a:prstTxWarp>
-                              <a:noAutofit/>
-                            </wps:bodyPr>
-                          </wps:wsp>
-                        </a:graphicData>
-                      </a:graphic>
-                      <wp14:sizeRelH relativeFrom="margin">
-                        <wp14:pctWidth>0</wp14:pctWidth>
-                      </wp14:sizeRelH>
-                    </wp:anchor>
-                  </w:drawing>
-                </mc:Choice>
-                <mc:Fallback>
-                  <w:pict>
-                    <v:oval w14:anchorId="2BA83AD0" id="Oval 74" o:spid="_x0000_s1026" style="position:absolute;margin-left:0;margin-top:3.3pt;width:12.05pt;height:12.05pt;z-index:251955200;visibility:visible;mso-wrap-style:square;mso-width-percent:0;mso-wrap-distance-left:9pt;mso-wrap-distance-top:0;mso-wrap-distance-right:9pt;mso-wrap-distance-bottom:0;mso-position-horizontal:absolute;mso-position-horizontal-relative:text;mso-position-vertical:absolute;mso-position-vertical-relative:text;mso-width-percent:0;mso-width-relative:margin;v-text-anchor:middle" o:gfxdata="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" filled="f" strokecolor="black [3213]" strokeweight="1pt">
-                      <v:stroke joinstyle="miter"/>
-                      <v:shadow on="t" color="black" opacity="26214f" origin="-.5,-.5" offset=".74836mm,.74836mm"/>
-                    </v:oval>
-                  </w:pict>
-                </mc:Fallback>
-              </mc:AlternateContent>
-            </w:r>
-            <w:r>
-              <w:rPr>
-                <w:rFonts w:ascii="TH Sarabun New" w:hAnsi="TH Sarabun New" w:cs="TH Sarabun New"/>
-                <w:b/>
-                <w:bCs/>
                 <w:sz w:val="30"/>
                 <w:szCs w:val="30"/>
                 <w:cs/>
@@ -9997,108 +9073,7 @@
                 <w:sz w:val="30"/>
                 <w:szCs w:val="30"/>
               </w:rPr>
-              <w:t xml:space="preserve">  </w:t>
-            </w:r>
-            <w:r>
-              <w:rPr>
-                <w:rFonts w:ascii="TH Sarabun New" w:hAnsi="TH Sarabun New" w:cs="TH Sarabun New"/>
-                <w:b/>
-                <w:bCs/>
-                <w:noProof/>
-                <w:sz w:val="30"/>
-                <w:szCs w:val="30"/>
-                <w:lang w:val="en-GB" w:eastAsia="en-GB"/>
-              </w:rPr>
-              <mc:AlternateContent>
-                <mc:Choice Requires="wps">
-                  <w:drawing>
-                    <wp:anchor distT="0" distB="0" distL="114300" distR="114300" simplePos="0" relativeHeight="251956224" behindDoc="0" locked="0" layoutInCell="1" allowOverlap="1" wp14:anchorId="1B4C7D5B" wp14:editId="6071C501">
-                      <wp:simplePos x="0" y="0"/>
-                      <wp:positionH relativeFrom="column">
-                        <wp:posOffset>0</wp:posOffset>
-                      </wp:positionH>
-                      <wp:positionV relativeFrom="paragraph">
-                        <wp:posOffset>41910</wp:posOffset>
-                      </wp:positionV>
-                      <wp:extent cx="153035" cy="153035"/>
-                      <wp:effectExtent l="38100" t="38100" r="56515" b="113665"/>
-                      <wp:wrapNone/>
-                      <wp:docPr id="75" name="Oval 75"/>
-                      <wp:cNvGraphicFramePr/>
-                      <a:graphic xmlns:a="http://schemas.openxmlformats.org/drawingml/2006/main">
-                        <a:graphicData uri="http://schemas.microsoft.com/office/word/2010/wordprocessingShape">
-                          <wps:wsp>
-                            <wps:cNvSpPr/>
-                            <wps:spPr>
-                              <a:xfrm>
-                                <a:off x="0" y="0"/>
-                                <a:ext cx="153035" cy="153035"/>
-                              </a:xfrm>
-                              <a:prstGeom prst="ellipse">
-                                <a:avLst/>
-                              </a:prstGeom>
-                              <a:noFill/>
-                              <a:ln>
-                                <a:solidFill>
-                                  <a:schemeClr val="tx1"/>
-                                </a:solidFill>
-                              </a:ln>
-                              <a:effectLst>
-                                <a:outerShdw blurRad="50800" dist="38100" dir="2700000" algn="tl" rotWithShape="0">
-                                  <a:prstClr val="black">
-                                    <a:alpha val="40000"/>
-                                  </a:prstClr>
-                                </a:outerShdw>
-                              </a:effectLst>
-                            </wps:spPr>
-                            <wps:style>
-                              <a:lnRef idx="2">
-                                <a:schemeClr val="accent1">
-                                  <a:shade val="50000"/>
-                                </a:schemeClr>
-                              </a:lnRef>
-                              <a:fillRef idx="1">
-                                <a:schemeClr val="accent1"/>
-                              </a:fillRef>
-                              <a:effectRef idx="0">
-                                <a:schemeClr val="accent1"/>
-                              </a:effectRef>
-                              <a:fontRef idx="minor">
-                                <a:schemeClr val="lt1"/>
-                              </a:fontRef>
-                            </wps:style>
-                            <wps:bodyPr rot="0" spcFirstLastPara="0" vertOverflow="overflow" horzOverflow="overflow" vert="horz" wrap="square" lIns="91440" tIns="45720" rIns="91440" bIns="45720" numCol="1" spcCol="0" rtlCol="0" fromWordArt="0" anchor="ctr" anchorCtr="0" forceAA="0" compatLnSpc="1">
-                              <a:prstTxWarp prst="textNoShape">
-                                <a:avLst/>
-                              </a:prstTxWarp>
-                              <a:noAutofit/>
-                            </wps:bodyPr>
-                          </wps:wsp>
-                        </a:graphicData>
-                      </a:graphic>
-                      <wp14:sizeRelH relativeFrom="margin">
-                        <wp14:pctWidth>0</wp14:pctWidth>
-                      </wp14:sizeRelH>
-                    </wp:anchor>
-                  </w:drawing>
-                </mc:Choice>
-                <mc:Fallback>
-                  <w:pict>
-                    <v:oval w14:anchorId="1D40FC69" id="Oval 75" o:spid="_x0000_s1026" style="position:absolute;margin-left:0;margin-top:3.3pt;width:12.05pt;height:12.05pt;z-index:251956224;visibility:visible;mso-wrap-style:square;mso-width-percent:0;mso-wrap-distance-left:9pt;mso-wrap-distance-top:0;mso-wrap-distance-right:9pt;mso-wrap-distance-bottom:0;mso-position-horizontal:absolute;mso-position-horizontal-relative:text;mso-position-vertical:absolute;mso-position-vertical-relative:text;mso-width-percent:0;mso-width-relative:margin;v-text-anchor:middle" o:gfxdata="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" filled="f" strokecolor="black [3213]" strokeweight="1pt">
-                      <v:stroke joinstyle="miter"/>
-                      <v:shadow on="t" color="black" opacity="26214f" origin="-.5,-.5" offset=".74836mm,.74836mm"/>
-                    </v:oval>
-                  </w:pict>
-                </mc:Fallback>
-              </mc:AlternateContent>
-            </w:r>
-            <w:r>
-              <w:rPr>
-                <w:rFonts w:ascii="TH Sarabun New" w:hAnsi="TH Sarabun New" w:cs="TH Sarabun New"/>
-                <w:sz w:val="30"/>
-                <w:szCs w:val="30"/>
-              </w:rPr>
-              <w:t xml:space="preserve">   </w:t>
+              <w:t xml:space="preserve">     </w:t>
             </w:r>
             <w:r>
               <w:rPr>
@@ -10203,109 +9178,7 @@
                 <w:szCs w:val="30"/>
                 <w:cs/>
               </w:rPr>
-              <w:t xml:space="preserve">  </w:t>
-            </w:r>
-            <w:r>
-              <w:rPr>
-                <w:rFonts w:ascii="TH Sarabun New" w:hAnsi="TH Sarabun New" w:cs="TH Sarabun New"/>
-                <w:b/>
-                <w:bCs/>
-                <w:noProof/>
-                <w:sz w:val="30"/>
-                <w:szCs w:val="30"/>
-                <w:lang w:val="en-GB" w:eastAsia="en-GB"/>
-              </w:rPr>
-              <mc:AlternateContent>
-                <mc:Choice Requires="wps">
-                  <w:drawing>
-                    <wp:anchor distT="0" distB="0" distL="114300" distR="114300" simplePos="0" relativeHeight="251957248" behindDoc="0" locked="0" layoutInCell="1" allowOverlap="1" wp14:anchorId="079F9301" wp14:editId="0FD74676">
-                      <wp:simplePos x="0" y="0"/>
-                      <wp:positionH relativeFrom="column">
-                        <wp:posOffset>0</wp:posOffset>
-                      </wp:positionH>
-                      <wp:positionV relativeFrom="paragraph">
-                        <wp:posOffset>42545</wp:posOffset>
-                      </wp:positionV>
-                      <wp:extent cx="153035" cy="153035"/>
-                      <wp:effectExtent l="38100" t="38100" r="56515" b="113665"/>
-                      <wp:wrapNone/>
-                      <wp:docPr id="76" name="Oval 76"/>
-                      <wp:cNvGraphicFramePr/>
-                      <a:graphic xmlns:a="http://schemas.openxmlformats.org/drawingml/2006/main">
-                        <a:graphicData uri="http://schemas.microsoft.com/office/word/2010/wordprocessingShape">
-                          <wps:wsp>
-                            <wps:cNvSpPr/>
-                            <wps:spPr>
-                              <a:xfrm>
-                                <a:off x="0" y="0"/>
-                                <a:ext cx="153035" cy="153035"/>
-                              </a:xfrm>
-                              <a:prstGeom prst="ellipse">
-                                <a:avLst/>
-                              </a:prstGeom>
-                              <a:noFill/>
-                              <a:ln>
-                                <a:solidFill>
-                                  <a:schemeClr val="tx1"/>
-                                </a:solidFill>
-                              </a:ln>
-                              <a:effectLst>
-                                <a:outerShdw blurRad="50800" dist="38100" dir="2700000" algn="tl" rotWithShape="0">
-                                  <a:prstClr val="black">
-                                    <a:alpha val="40000"/>
-                                  </a:prstClr>
-                                </a:outerShdw>
-                              </a:effectLst>
-                            </wps:spPr>
-                            <wps:style>
-                              <a:lnRef idx="2">
-                                <a:schemeClr val="accent1">
-                                  <a:shade val="50000"/>
-                                </a:schemeClr>
-                              </a:lnRef>
-                              <a:fillRef idx="1">
-                                <a:schemeClr val="accent1"/>
-                              </a:fillRef>
-                              <a:effectRef idx="0">
-                                <a:schemeClr val="accent1"/>
-                              </a:effectRef>
-                              <a:fontRef idx="minor">
-                                <a:schemeClr val="lt1"/>
-                              </a:fontRef>
-                            </wps:style>
-                            <wps:bodyPr rot="0" spcFirstLastPara="0" vertOverflow="overflow" horzOverflow="overflow" vert="horz" wrap="square" lIns="91440" tIns="45720" rIns="91440" bIns="45720" numCol="1" spcCol="0" rtlCol="0" fromWordArt="0" anchor="ctr" anchorCtr="0" forceAA="0" compatLnSpc="1">
-                              <a:prstTxWarp prst="textNoShape">
-                                <a:avLst/>
-                              </a:prstTxWarp>
-                              <a:noAutofit/>
-                            </wps:bodyPr>
-                          </wps:wsp>
-                        </a:graphicData>
-                      </a:graphic>
-                      <wp14:sizeRelH relativeFrom="margin">
-                        <wp14:pctWidth>0</wp14:pctWidth>
-                      </wp14:sizeRelH>
-                    </wp:anchor>
-                  </w:drawing>
-                </mc:Choice>
-                <mc:Fallback>
-                  <w:pict>
-                    <v:oval w14:anchorId="0E0633D7" id="Oval 76" o:spid="_x0000_s1026" style="position:absolute;margin-left:0;margin-top:3.35pt;width:12.05pt;height:12.05pt;z-index:251957248;visibility:visible;mso-wrap-style:square;mso-width-percent:0;mso-wrap-distance-left:9pt;mso-wrap-distance-top:0;mso-wrap-distance-right:9pt;mso-wrap-distance-bottom:0;mso-position-horizontal:absolute;mso-position-horizontal-relative:text;mso-position-vertical:absolute;mso-position-vertical-relative:text;mso-width-percent:0;mso-width-relative:margin;v-text-anchor:middle" o:gfxdata="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" filled="f" strokecolor="black [3213]" strokeweight="1pt">
-                      <v:stroke joinstyle="miter"/>
-                      <v:shadow on="t" color="black" opacity="26214f" origin="-.5,-.5" offset=".74836mm,.74836mm"/>
-                    </v:oval>
-                  </w:pict>
-                </mc:Fallback>
-              </mc:AlternateContent>
-            </w:r>
-            <w:r>
-              <w:rPr>
-                <w:rFonts w:ascii="TH Sarabun New" w:hAnsi="TH Sarabun New" w:cs="TH Sarabun New"/>
-                <w:sz w:val="30"/>
-                <w:szCs w:val="30"/>
-                <w:cs/>
-              </w:rPr>
-              <w:t xml:space="preserve">   </w:t>
+              <w:t xml:space="preserve">     </w:t>
             </w:r>
             <w:r>
               <w:rPr>
@@ -10364,109 +9237,7 @@
                 <w:szCs w:val="30"/>
                 <w:cs/>
               </w:rPr>
-              <w:t xml:space="preserve">  </w:t>
-            </w:r>
-            <w:r>
-              <w:rPr>
-                <w:rFonts w:ascii="TH Sarabun New" w:hAnsi="TH Sarabun New" w:cs="TH Sarabun New"/>
-                <w:b/>
-                <w:bCs/>
-                <w:noProof/>
-                <w:sz w:val="30"/>
-                <w:szCs w:val="30"/>
-                <w:lang w:val="en-GB" w:eastAsia="en-GB"/>
-              </w:rPr>
-              <mc:AlternateContent>
-                <mc:Choice Requires="wps">
-                  <w:drawing>
-                    <wp:anchor distT="0" distB="0" distL="114300" distR="114300" simplePos="0" relativeHeight="251958272" behindDoc="0" locked="0" layoutInCell="1" allowOverlap="1" wp14:anchorId="50B6E014" wp14:editId="12BF367C">
-                      <wp:simplePos x="0" y="0"/>
-                      <wp:positionH relativeFrom="column">
-                        <wp:posOffset>0</wp:posOffset>
-                      </wp:positionH>
-                      <wp:positionV relativeFrom="paragraph">
-                        <wp:posOffset>42545</wp:posOffset>
-                      </wp:positionV>
-                      <wp:extent cx="153035" cy="153035"/>
-                      <wp:effectExtent l="38100" t="38100" r="56515" b="113665"/>
-                      <wp:wrapNone/>
-                      <wp:docPr id="77" name="Oval 77"/>
-                      <wp:cNvGraphicFramePr/>
-                      <a:graphic xmlns:a="http://schemas.openxmlformats.org/drawingml/2006/main">
-                        <a:graphicData uri="http://schemas.microsoft.com/office/word/2010/wordprocessingShape">
-                          <wps:wsp>
-                            <wps:cNvSpPr/>
-                            <wps:spPr>
-                              <a:xfrm>
-                                <a:off x="0" y="0"/>
-                                <a:ext cx="153035" cy="153035"/>
-                              </a:xfrm>
-                              <a:prstGeom prst="ellipse">
-                                <a:avLst/>
-                              </a:prstGeom>
-                              <a:noFill/>
-                              <a:ln>
-                                <a:solidFill>
-                                  <a:schemeClr val="tx1"/>
-                                </a:solidFill>
-                              </a:ln>
-                              <a:effectLst>
-                                <a:outerShdw blurRad="50800" dist="38100" dir="2700000" algn="tl" rotWithShape="0">
-                                  <a:prstClr val="black">
-                                    <a:alpha val="40000"/>
-                                  </a:prstClr>
-                                </a:outerShdw>
-                              </a:effectLst>
-                            </wps:spPr>
-                            <wps:style>
-                              <a:lnRef idx="2">
-                                <a:schemeClr val="accent1">
-                                  <a:shade val="50000"/>
-                                </a:schemeClr>
-                              </a:lnRef>
-                              <a:fillRef idx="1">
-                                <a:schemeClr val="accent1"/>
-                              </a:fillRef>
-                              <a:effectRef idx="0">
-                                <a:schemeClr val="accent1"/>
-                              </a:effectRef>
-                              <a:fontRef idx="minor">
-                                <a:schemeClr val="lt1"/>
-                              </a:fontRef>
-                            </wps:style>
-                            <wps:bodyPr rot="0" spcFirstLastPara="0" vertOverflow="overflow" horzOverflow="overflow" vert="horz" wrap="square" lIns="91440" tIns="45720" rIns="91440" bIns="45720" numCol="1" spcCol="0" rtlCol="0" fromWordArt="0" anchor="ctr" anchorCtr="0" forceAA="0" compatLnSpc="1">
-                              <a:prstTxWarp prst="textNoShape">
-                                <a:avLst/>
-                              </a:prstTxWarp>
-                              <a:noAutofit/>
-                            </wps:bodyPr>
-                          </wps:wsp>
-                        </a:graphicData>
-                      </a:graphic>
-                      <wp14:sizeRelH relativeFrom="margin">
-                        <wp14:pctWidth>0</wp14:pctWidth>
-                      </wp14:sizeRelH>
-                    </wp:anchor>
-                  </w:drawing>
-                </mc:Choice>
-                <mc:Fallback>
-                  <w:pict>
-                    <v:oval w14:anchorId="39A9D8F0" id="Oval 77" o:spid="_x0000_s1026" style="position:absolute;margin-left:0;margin-top:3.35pt;width:12.05pt;height:12.05pt;z-index:251958272;visibility:visible;mso-wrap-style:square;mso-width-percent:0;mso-wrap-distance-left:9pt;mso-wrap-distance-top:0;mso-wrap-distance-right:9pt;mso-wrap-distance-bottom:0;mso-position-horizontal:absolute;mso-position-horizontal-relative:text;mso-position-vertical:absolute;mso-position-vertical-relative:text;mso-width-percent:0;mso-width-relative:margin;v-text-anchor:middle" o:gfxdata="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" filled="f" strokecolor="black [3213]" strokeweight="1pt">
-                      <v:stroke joinstyle="miter"/>
-                      <v:shadow on="t" color="black" opacity="26214f" origin="-.5,-.5" offset=".74836mm,.74836mm"/>
-                    </v:oval>
-                  </w:pict>
-                </mc:Fallback>
-              </mc:AlternateContent>
-            </w:r>
-            <w:r>
-              <w:rPr>
-                <w:rFonts w:ascii="TH Sarabun New" w:hAnsi="TH Sarabun New" w:cs="TH Sarabun New"/>
-                <w:sz w:val="30"/>
-                <w:szCs w:val="30"/>
-                <w:cs/>
-              </w:rPr>
-              <w:t xml:space="preserve">   </w:t>
+              <w:t xml:space="preserve">     </w:t>
             </w:r>
             <w:r>
               <w:rPr>
@@ -10578,99 +9349,6 @@
             <w:r>
               <w:rPr>
                 <w:rFonts w:ascii="TH Sarabun New" w:hAnsi="TH Sarabun New" w:cs="TH Sarabun New"/>
-                <w:b/>
-                <w:bCs/>
-                <w:noProof/>
-                <w:sz w:val="30"/>
-                <w:szCs w:val="30"/>
-                <w:lang w:val="en-GB" w:eastAsia="en-GB"/>
-              </w:rPr>
-              <mc:AlternateContent>
-                <mc:Choice Requires="wps">
-                  <w:drawing>
-                    <wp:anchor distT="0" distB="0" distL="114300" distR="114300" simplePos="0" relativeHeight="251959296" behindDoc="0" locked="0" layoutInCell="1" allowOverlap="1" wp14:anchorId="4C99F702" wp14:editId="49A5D7E6">
-                      <wp:simplePos x="0" y="0"/>
-                      <wp:positionH relativeFrom="column">
-                        <wp:posOffset>234950</wp:posOffset>
-                      </wp:positionH>
-                      <wp:positionV relativeFrom="paragraph">
-                        <wp:posOffset>41275</wp:posOffset>
-                      </wp:positionV>
-                      <wp:extent cx="153035" cy="153035"/>
-                      <wp:effectExtent l="38100" t="38100" r="56515" b="113665"/>
-                      <wp:wrapNone/>
-                      <wp:docPr id="56" name="Oval 56"/>
-                      <wp:cNvGraphicFramePr/>
-                      <a:graphic xmlns:a="http://schemas.openxmlformats.org/drawingml/2006/main">
-                        <a:graphicData uri="http://schemas.microsoft.com/office/word/2010/wordprocessingShape">
-                          <wps:wsp>
-                            <wps:cNvSpPr/>
-                            <wps:spPr>
-                              <a:xfrm>
-                                <a:off x="0" y="0"/>
-                                <a:ext cx="153035" cy="153035"/>
-                              </a:xfrm>
-                              <a:prstGeom prst="ellipse">
-                                <a:avLst/>
-                              </a:prstGeom>
-                              <a:noFill/>
-                              <a:ln>
-                                <a:solidFill>
-                                  <a:schemeClr val="tx1"/>
-                                </a:solidFill>
-                              </a:ln>
-                              <a:effectLst>
-                                <a:outerShdw blurRad="50800" dist="38100" dir="2700000" algn="tl" rotWithShape="0">
-                                  <a:prstClr val="black">
-                                    <a:alpha val="40000"/>
-                                  </a:prstClr>
-                                </a:outerShdw>
-                              </a:effectLst>
-                            </wps:spPr>
-                            <wps:style>
-                              <a:lnRef idx="2">
-                                <a:schemeClr val="accent1">
-                                  <a:shade val="50000"/>
-                                </a:schemeClr>
-                              </a:lnRef>
-                              <a:fillRef idx="1">
-                                <a:schemeClr val="accent1"/>
-                              </a:fillRef>
-                              <a:effectRef idx="0">
-                                <a:schemeClr val="accent1"/>
-                              </a:effectRef>
-                              <a:fontRef idx="minor">
-                                <a:schemeClr val="lt1"/>
-                              </a:fontRef>
-                            </wps:style>
-                            <wps:bodyPr rot="0" spcFirstLastPara="0" vertOverflow="overflow" horzOverflow="overflow" vert="horz" wrap="square" lIns="91440" tIns="45720" rIns="91440" bIns="45720" numCol="1" spcCol="0" rtlCol="0" fromWordArt="0" anchor="ctr" anchorCtr="0" forceAA="0" compatLnSpc="1">
-                              <a:prstTxWarp prst="textNoShape">
-                                <a:avLst/>
-                              </a:prstTxWarp>
-                              <a:noAutofit/>
-                            </wps:bodyPr>
-                          </wps:wsp>
-                        </a:graphicData>
-                      </a:graphic>
-                      <wp14:sizeRelH relativeFrom="margin">
-                        <wp14:pctWidth>0</wp14:pctWidth>
-                      </wp14:sizeRelH>
-                    </wp:anchor>
-                  </w:drawing>
-                </mc:Choice>
-                <mc:Fallback>
-                  <w:pict>
-                    <v:oval w14:anchorId="38EF6AE3" id="Oval 56" o:spid="_x0000_s1026" style="position:absolute;margin-left:18.5pt;margin-top:3.25pt;width:12.05pt;height:12.05pt;z-index:251959296;visibility:visible;mso-wrap-style:square;mso-width-percent:0;mso-wrap-distance-left:9pt;mso-wrap-distance-top:0;mso-wrap-distance-right:9pt;mso-wrap-distance-bottom:0;mso-position-horizontal:absolute;mso-position-horizontal-relative:text;mso-position-vertical:absolute;mso-position-vertical-relative:text;mso-width-percent:0;mso-width-relative:margin;v-text-anchor:middle" o:gfxdata="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" filled="f" strokecolor="black [3213]" strokeweight="1pt">
-                      <v:stroke joinstyle="miter"/>
-                      <v:shadow on="t" color="black" opacity="26214f" origin="-.5,-.5" offset=".74836mm,.74836mm"/>
-                    </v:oval>
-                  </w:pict>
-                </mc:Fallback>
-              </mc:AlternateContent>
-            </w:r>
-            <w:r>
-              <w:rPr>
-                <w:rFonts w:ascii="TH Sarabun New" w:hAnsi="TH Sarabun New" w:cs="TH Sarabun New"/>
                 <w:sz w:val="30"/>
                 <w:szCs w:val="30"/>
               </w:rPr>
@@ -10775,99 +9453,6 @@
                 <w:rFonts w:ascii="TH Sarabun New" w:hAnsi="TH Sarabun New" w:cs="TH Sarabun New"/>
                 <w:b/>
                 <w:bCs/>
-                <w:noProof/>
-                <w:sz w:val="30"/>
-                <w:szCs w:val="30"/>
-                <w:lang w:val="en-GB" w:eastAsia="en-GB"/>
-              </w:rPr>
-              <mc:AlternateContent>
-                <mc:Choice Requires="wps">
-                  <w:drawing>
-                    <wp:anchor distT="0" distB="0" distL="114300" distR="114300" simplePos="0" relativeHeight="251960320" behindDoc="0" locked="0" layoutInCell="1" allowOverlap="1" wp14:anchorId="7A587A07" wp14:editId="2F4E58D4">
-                      <wp:simplePos x="0" y="0"/>
-                      <wp:positionH relativeFrom="column">
-                        <wp:posOffset>0</wp:posOffset>
-                      </wp:positionH>
-                      <wp:positionV relativeFrom="paragraph">
-                        <wp:posOffset>41910</wp:posOffset>
-                      </wp:positionV>
-                      <wp:extent cx="153035" cy="153035"/>
-                      <wp:effectExtent l="38100" t="38100" r="56515" b="113665"/>
-                      <wp:wrapNone/>
-                      <wp:docPr id="78" name="Oval 78"/>
-                      <wp:cNvGraphicFramePr/>
-                      <a:graphic xmlns:a="http://schemas.openxmlformats.org/drawingml/2006/main">
-                        <a:graphicData uri="http://schemas.microsoft.com/office/word/2010/wordprocessingShape">
-                          <wps:wsp>
-                            <wps:cNvSpPr/>
-                            <wps:spPr>
-                              <a:xfrm>
-                                <a:off x="0" y="0"/>
-                                <a:ext cx="153035" cy="153035"/>
-                              </a:xfrm>
-                              <a:prstGeom prst="ellipse">
-                                <a:avLst/>
-                              </a:prstGeom>
-                              <a:noFill/>
-                              <a:ln>
-                                <a:solidFill>
-                                  <a:schemeClr val="tx1"/>
-                                </a:solidFill>
-                              </a:ln>
-                              <a:effectLst>
-                                <a:outerShdw blurRad="50800" dist="38100" dir="2700000" algn="tl" rotWithShape="0">
-                                  <a:prstClr val="black">
-                                    <a:alpha val="40000"/>
-                                  </a:prstClr>
-                                </a:outerShdw>
-                              </a:effectLst>
-                            </wps:spPr>
-                            <wps:style>
-                              <a:lnRef idx="2">
-                                <a:schemeClr val="accent1">
-                                  <a:shade val="50000"/>
-                                </a:schemeClr>
-                              </a:lnRef>
-                              <a:fillRef idx="1">
-                                <a:schemeClr val="accent1"/>
-                              </a:fillRef>
-                              <a:effectRef idx="0">
-                                <a:schemeClr val="accent1"/>
-                              </a:effectRef>
-                              <a:fontRef idx="minor">
-                                <a:schemeClr val="lt1"/>
-                              </a:fontRef>
-                            </wps:style>
-                            <wps:bodyPr rot="0" spcFirstLastPara="0" vertOverflow="overflow" horzOverflow="overflow" vert="horz" wrap="square" lIns="91440" tIns="45720" rIns="91440" bIns="45720" numCol="1" spcCol="0" rtlCol="0" fromWordArt="0" anchor="ctr" anchorCtr="0" forceAA="0" compatLnSpc="1">
-                              <a:prstTxWarp prst="textNoShape">
-                                <a:avLst/>
-                              </a:prstTxWarp>
-                              <a:noAutofit/>
-                            </wps:bodyPr>
-                          </wps:wsp>
-                        </a:graphicData>
-                      </a:graphic>
-                      <wp14:sizeRelH relativeFrom="margin">
-                        <wp14:pctWidth>0</wp14:pctWidth>
-                      </wp14:sizeRelH>
-                    </wp:anchor>
-                  </w:drawing>
-                </mc:Choice>
-                <mc:Fallback>
-                  <w:pict>
-                    <v:oval w14:anchorId="6F977FE2" id="Oval 78" o:spid="_x0000_s1026" style="position:absolute;margin-left:0;margin-top:3.3pt;width:12.05pt;height:12.05pt;z-index:251960320;visibility:visible;mso-wrap-style:square;mso-width-percent:0;mso-wrap-distance-left:9pt;mso-wrap-distance-top:0;mso-wrap-distance-right:9pt;mso-wrap-distance-bottom:0;mso-position-horizontal:absolute;mso-position-horizontal-relative:text;mso-position-vertical:absolute;mso-position-vertical-relative:text;mso-width-percent:0;mso-width-relative:margin;v-text-anchor:middle" o:gfxdata="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" filled="f" strokecolor="black [3213]" strokeweight="1pt">
-                      <v:stroke joinstyle="miter"/>
-                      <v:shadow on="t" color="black" opacity="26214f" origin="-.5,-.5" offset=".74836mm,.74836mm"/>
-                    </v:oval>
-                  </w:pict>
-                </mc:Fallback>
-              </mc:AlternateContent>
-            </w:r>
-            <w:r>
-              <w:rPr>
-                <w:rFonts w:ascii="TH Sarabun New" w:hAnsi="TH Sarabun New" w:cs="TH Sarabun New"/>
-                <w:b/>
-                <w:bCs/>
                 <w:sz w:val="30"/>
                 <w:szCs w:val="30"/>
                 <w:cs/>
@@ -10973,108 +9558,7 @@
                 <w:sz w:val="30"/>
                 <w:szCs w:val="30"/>
               </w:rPr>
-              <w:t xml:space="preserve">  </w:t>
-            </w:r>
-            <w:r>
-              <w:rPr>
-                <w:rFonts w:ascii="TH Sarabun New" w:hAnsi="TH Sarabun New" w:cs="TH Sarabun New"/>
-                <w:b/>
-                <w:bCs/>
-                <w:noProof/>
-                <w:sz w:val="30"/>
-                <w:szCs w:val="30"/>
-                <w:lang w:val="en-GB" w:eastAsia="en-GB"/>
-              </w:rPr>
-              <mc:AlternateContent>
-                <mc:Choice Requires="wps">
-                  <w:drawing>
-                    <wp:anchor distT="0" distB="0" distL="114300" distR="114300" simplePos="0" relativeHeight="251961344" behindDoc="0" locked="0" layoutInCell="1" allowOverlap="1" wp14:anchorId="6BB28146" wp14:editId="3A16467A">
-                      <wp:simplePos x="0" y="0"/>
-                      <wp:positionH relativeFrom="column">
-                        <wp:posOffset>0</wp:posOffset>
-                      </wp:positionH>
-                      <wp:positionV relativeFrom="paragraph">
-                        <wp:posOffset>41910</wp:posOffset>
-                      </wp:positionV>
-                      <wp:extent cx="153035" cy="153035"/>
-                      <wp:effectExtent l="38100" t="38100" r="56515" b="113665"/>
-                      <wp:wrapNone/>
-                      <wp:docPr id="79" name="Oval 79"/>
-                      <wp:cNvGraphicFramePr/>
-                      <a:graphic xmlns:a="http://schemas.openxmlformats.org/drawingml/2006/main">
-                        <a:graphicData uri="http://schemas.microsoft.com/office/word/2010/wordprocessingShape">
-                          <wps:wsp>
-                            <wps:cNvSpPr/>
-                            <wps:spPr>
-                              <a:xfrm>
-                                <a:off x="0" y="0"/>
-                                <a:ext cx="153035" cy="153035"/>
-                              </a:xfrm>
-                              <a:prstGeom prst="ellipse">
-                                <a:avLst/>
-                              </a:prstGeom>
-                              <a:noFill/>
-                              <a:ln>
-                                <a:solidFill>
-                                  <a:schemeClr val="tx1"/>
-                                </a:solidFill>
-                              </a:ln>
-                              <a:effectLst>
-                                <a:outerShdw blurRad="50800" dist="38100" dir="2700000" algn="tl" rotWithShape="0">
-                                  <a:prstClr val="black">
-                                    <a:alpha val="40000"/>
-                                  </a:prstClr>
-                                </a:outerShdw>
-                              </a:effectLst>
-                            </wps:spPr>
-                            <wps:style>
-                              <a:lnRef idx="2">
-                                <a:schemeClr val="accent1">
-                                  <a:shade val="50000"/>
-                                </a:schemeClr>
-                              </a:lnRef>
-                              <a:fillRef idx="1">
-                                <a:schemeClr val="accent1"/>
-                              </a:fillRef>
-                              <a:effectRef idx="0">
-                                <a:schemeClr val="accent1"/>
-                              </a:effectRef>
-                              <a:fontRef idx="minor">
-                                <a:schemeClr val="lt1"/>
-                              </a:fontRef>
-                            </wps:style>
-                            <wps:bodyPr rot="0" spcFirstLastPara="0" vertOverflow="overflow" horzOverflow="overflow" vert="horz" wrap="square" lIns="91440" tIns="45720" rIns="91440" bIns="45720" numCol="1" spcCol="0" rtlCol="0" fromWordArt="0" anchor="ctr" anchorCtr="0" forceAA="0" compatLnSpc="1">
-                              <a:prstTxWarp prst="textNoShape">
-                                <a:avLst/>
-                              </a:prstTxWarp>
-                              <a:noAutofit/>
-                            </wps:bodyPr>
-                          </wps:wsp>
-                        </a:graphicData>
-                      </a:graphic>
-                      <wp14:sizeRelH relativeFrom="margin">
-                        <wp14:pctWidth>0</wp14:pctWidth>
-                      </wp14:sizeRelH>
-                    </wp:anchor>
-                  </w:drawing>
-                </mc:Choice>
-                <mc:Fallback>
-                  <w:pict>
-                    <v:oval w14:anchorId="1747BBA4" id="Oval 79" o:spid="_x0000_s1026" style="position:absolute;margin-left:0;margin-top:3.3pt;width:12.05pt;height:12.05pt;z-index:251961344;visibility:visible;mso-wrap-style:square;mso-width-percent:0;mso-wrap-distance-left:9pt;mso-wrap-distance-top:0;mso-wrap-distance-right:9pt;mso-wrap-distance-bottom:0;mso-position-horizontal:absolute;mso-position-horizontal-relative:text;mso-position-vertical:absolute;mso-position-vertical-relative:text;mso-width-percent:0;mso-width-relative:margin;v-text-anchor:middle" o:gfxdata="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" filled="f" strokecolor="black [3213]" strokeweight="1pt">
-                      <v:stroke joinstyle="miter"/>
-                      <v:shadow on="t" color="black" opacity="26214f" origin="-.5,-.5" offset=".74836mm,.74836mm"/>
-                    </v:oval>
-                  </w:pict>
-                </mc:Fallback>
-              </mc:AlternateContent>
-            </w:r>
-            <w:r>
-              <w:rPr>
-                <w:rFonts w:ascii="TH Sarabun New" w:hAnsi="TH Sarabun New" w:cs="TH Sarabun New"/>
-                <w:sz w:val="30"/>
-                <w:szCs w:val="30"/>
-              </w:rPr>
-              <w:t xml:space="preserve">   </w:t>
+              <w:t xml:space="preserve">     </w:t>
             </w:r>
             <w:r>
               <w:rPr>
@@ -11235,109 +9719,7 @@
                 <w:szCs w:val="30"/>
                 <w:cs/>
               </w:rPr>
-              <w:t xml:space="preserve">  </w:t>
-            </w:r>
-            <w:r>
-              <w:rPr>
-                <w:rFonts w:ascii="TH Sarabun New" w:hAnsi="TH Sarabun New" w:cs="TH Sarabun New"/>
-                <w:b/>
-                <w:bCs/>
-                <w:noProof/>
-                <w:sz w:val="30"/>
-                <w:szCs w:val="30"/>
-                <w:lang w:val="en-GB" w:eastAsia="en-GB"/>
-              </w:rPr>
-              <mc:AlternateContent>
-                <mc:Choice Requires="wps">
-                  <w:drawing>
-                    <wp:anchor distT="0" distB="0" distL="114300" distR="114300" simplePos="0" relativeHeight="251962368" behindDoc="0" locked="0" layoutInCell="1" allowOverlap="1" wp14:anchorId="039A8D77" wp14:editId="5B31CB39">
-                      <wp:simplePos x="0" y="0"/>
-                      <wp:positionH relativeFrom="column">
-                        <wp:posOffset>0</wp:posOffset>
-                      </wp:positionH>
-                      <wp:positionV relativeFrom="paragraph">
-                        <wp:posOffset>42545</wp:posOffset>
-                      </wp:positionV>
-                      <wp:extent cx="153035" cy="153035"/>
-                      <wp:effectExtent l="38100" t="38100" r="56515" b="113665"/>
-                      <wp:wrapNone/>
-                      <wp:docPr id="80" name="Oval 80"/>
-                      <wp:cNvGraphicFramePr/>
-                      <a:graphic xmlns:a="http://schemas.openxmlformats.org/drawingml/2006/main">
-                        <a:graphicData uri="http://schemas.microsoft.com/office/word/2010/wordprocessingShape">
-                          <wps:wsp>
-                            <wps:cNvSpPr/>
-                            <wps:spPr>
-                              <a:xfrm>
-                                <a:off x="0" y="0"/>
-                                <a:ext cx="153035" cy="153035"/>
-                              </a:xfrm>
-                              <a:prstGeom prst="ellipse">
-                                <a:avLst/>
-                              </a:prstGeom>
-                              <a:noFill/>
-                              <a:ln>
-                                <a:solidFill>
-                                  <a:schemeClr val="tx1"/>
-                                </a:solidFill>
-                              </a:ln>
-                              <a:effectLst>
-                                <a:outerShdw blurRad="50800" dist="38100" dir="2700000" algn="tl" rotWithShape="0">
-                                  <a:prstClr val="black">
-                                    <a:alpha val="40000"/>
-                                  </a:prstClr>
-                                </a:outerShdw>
-                              </a:effectLst>
-                            </wps:spPr>
-                            <wps:style>
-                              <a:lnRef idx="2">
-                                <a:schemeClr val="accent1">
-                                  <a:shade val="50000"/>
-                                </a:schemeClr>
-                              </a:lnRef>
-                              <a:fillRef idx="1">
-                                <a:schemeClr val="accent1"/>
-                              </a:fillRef>
-                              <a:effectRef idx="0">
-                                <a:schemeClr val="accent1"/>
-                              </a:effectRef>
-                              <a:fontRef idx="minor">
-                                <a:schemeClr val="lt1"/>
-                              </a:fontRef>
-                            </wps:style>
-                            <wps:bodyPr rot="0" spcFirstLastPara="0" vertOverflow="overflow" horzOverflow="overflow" vert="horz" wrap="square" lIns="91440" tIns="45720" rIns="91440" bIns="45720" numCol="1" spcCol="0" rtlCol="0" fromWordArt="0" anchor="ctr" anchorCtr="0" forceAA="0" compatLnSpc="1">
-                              <a:prstTxWarp prst="textNoShape">
-                                <a:avLst/>
-                              </a:prstTxWarp>
-                              <a:noAutofit/>
-                            </wps:bodyPr>
-                          </wps:wsp>
-                        </a:graphicData>
-                      </a:graphic>
-                      <wp14:sizeRelH relativeFrom="margin">
-                        <wp14:pctWidth>0</wp14:pctWidth>
-                      </wp14:sizeRelH>
-                    </wp:anchor>
-                  </w:drawing>
-                </mc:Choice>
-                <mc:Fallback>
-                  <w:pict>
-                    <v:oval w14:anchorId="3C678384" id="Oval 80" o:spid="_x0000_s1026" style="position:absolute;margin-left:0;margin-top:3.35pt;width:12.05pt;height:12.05pt;z-index:251962368;visibility:visible;mso-wrap-style:square;mso-width-percent:0;mso-wrap-distance-left:9pt;mso-wrap-distance-top:0;mso-wrap-distance-right:9pt;mso-wrap-distance-bottom:0;mso-position-horizontal:absolute;mso-position-horizontal-relative:text;mso-position-vertical:absolute;mso-position-vertical-relative:text;mso-width-percent:0;mso-width-relative:margin;v-text-anchor:middle" o:gfxdata="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" filled="f" strokecolor="black [3213]" strokeweight="1pt">
-                      <v:stroke joinstyle="miter"/>
-                      <v:shadow on="t" color="black" opacity="26214f" origin="-.5,-.5" offset=".74836mm,.74836mm"/>
-                    </v:oval>
-                  </w:pict>
-                </mc:Fallback>
-              </mc:AlternateContent>
-            </w:r>
-            <w:r>
-              <w:rPr>
-                <w:rFonts w:ascii="TH Sarabun New" w:hAnsi="TH Sarabun New" w:cs="TH Sarabun New"/>
-                <w:sz w:val="30"/>
-                <w:szCs w:val="30"/>
-                <w:cs/>
-              </w:rPr>
-              <w:t xml:space="preserve">   </w:t>
+              <w:t xml:space="preserve">     </w:t>
             </w:r>
             <w:r>
               <w:rPr>
@@ -11411,99 +9793,6 @@
             <w:r>
               <w:rPr>
                 <w:rFonts w:ascii="TH Sarabun New" w:hAnsi="TH Sarabun New" w:cs="TH Sarabun New"/>
-                <w:b/>
-                <w:bCs/>
-                <w:noProof/>
-                <w:sz w:val="30"/>
-                <w:szCs w:val="30"/>
-                <w:lang w:val="en-GB" w:eastAsia="en-GB"/>
-              </w:rPr>
-              <mc:AlternateContent>
-                <mc:Choice Requires="wps">
-                  <w:drawing>
-                    <wp:anchor distT="0" distB="0" distL="114300" distR="114300" simplePos="0" relativeHeight="251963392" behindDoc="0" locked="0" layoutInCell="1" allowOverlap="1" wp14:anchorId="204E1E01" wp14:editId="6FE1CD19">
-                      <wp:simplePos x="0" y="0"/>
-                      <wp:positionH relativeFrom="column">
-                        <wp:posOffset>234950</wp:posOffset>
-                      </wp:positionH>
-                      <wp:positionV relativeFrom="paragraph">
-                        <wp:posOffset>41275</wp:posOffset>
-                      </wp:positionV>
-                      <wp:extent cx="153035" cy="153035"/>
-                      <wp:effectExtent l="38100" t="38100" r="56515" b="113665"/>
-                      <wp:wrapNone/>
-                      <wp:docPr id="57" name="Oval 57"/>
-                      <wp:cNvGraphicFramePr/>
-                      <a:graphic xmlns:a="http://schemas.openxmlformats.org/drawingml/2006/main">
-                        <a:graphicData uri="http://schemas.microsoft.com/office/word/2010/wordprocessingShape">
-                          <wps:wsp>
-                            <wps:cNvSpPr/>
-                            <wps:spPr>
-                              <a:xfrm>
-                                <a:off x="0" y="0"/>
-                                <a:ext cx="153035" cy="153035"/>
-                              </a:xfrm>
-                              <a:prstGeom prst="ellipse">
-                                <a:avLst/>
-                              </a:prstGeom>
-                              <a:noFill/>
-                              <a:ln>
-                                <a:solidFill>
-                                  <a:schemeClr val="tx1"/>
-                                </a:solidFill>
-                              </a:ln>
-                              <a:effectLst>
-                                <a:outerShdw blurRad="50800" dist="38100" dir="2700000" algn="tl" rotWithShape="0">
-                                  <a:prstClr val="black">
-                                    <a:alpha val="40000"/>
-                                  </a:prstClr>
-                                </a:outerShdw>
-                              </a:effectLst>
-                            </wps:spPr>
-                            <wps:style>
-                              <a:lnRef idx="2">
-                                <a:schemeClr val="accent1">
-                                  <a:shade val="50000"/>
-                                </a:schemeClr>
-                              </a:lnRef>
-                              <a:fillRef idx="1">
-                                <a:schemeClr val="accent1"/>
-                              </a:fillRef>
-                              <a:effectRef idx="0">
-                                <a:schemeClr val="accent1"/>
-                              </a:effectRef>
-                              <a:fontRef idx="minor">
-                                <a:schemeClr val="lt1"/>
-                              </a:fontRef>
-                            </wps:style>
-                            <wps:bodyPr rot="0" spcFirstLastPara="0" vertOverflow="overflow" horzOverflow="overflow" vert="horz" wrap="square" lIns="91440" tIns="45720" rIns="91440" bIns="45720" numCol="1" spcCol="0" rtlCol="0" fromWordArt="0" anchor="ctr" anchorCtr="0" forceAA="0" compatLnSpc="1">
-                              <a:prstTxWarp prst="textNoShape">
-                                <a:avLst/>
-                              </a:prstTxWarp>
-                              <a:noAutofit/>
-                            </wps:bodyPr>
-                          </wps:wsp>
-                        </a:graphicData>
-                      </a:graphic>
-                      <wp14:sizeRelH relativeFrom="margin">
-                        <wp14:pctWidth>0</wp14:pctWidth>
-                      </wp14:sizeRelH>
-                    </wp:anchor>
-                  </w:drawing>
-                </mc:Choice>
-                <mc:Fallback>
-                  <w:pict>
-                    <v:oval w14:anchorId="058C1443" id="Oval 57" o:spid="_x0000_s1026" style="position:absolute;margin-left:18.5pt;margin-top:3.25pt;width:12.05pt;height:12.05pt;z-index:251963392;visibility:visible;mso-wrap-style:square;mso-width-percent:0;mso-wrap-distance-left:9pt;mso-wrap-distance-top:0;mso-wrap-distance-right:9pt;mso-wrap-distance-bottom:0;mso-position-horizontal:absolute;mso-position-horizontal-relative:text;mso-position-vertical:absolute;mso-position-vertical-relative:text;mso-width-percent:0;mso-width-relative:margin;v-text-anchor:middle" o:gfxdata="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" filled="f" strokecolor="black [3213]" strokeweight="1pt">
-                      <v:stroke joinstyle="miter"/>
-                      <v:shadow on="t" color="black" opacity="26214f" origin="-.5,-.5" offset=".74836mm,.74836mm"/>
-                    </v:oval>
-                  </w:pict>
-                </mc:Fallback>
-              </mc:AlternateContent>
-            </w:r>
-            <w:r>
-              <w:rPr>
-                <w:rFonts w:ascii="TH Sarabun New" w:hAnsi="TH Sarabun New" w:cs="TH Sarabun New"/>
                 <w:sz w:val="30"/>
                 <w:szCs w:val="30"/>
               </w:rPr>
@@ -11601,99 +9890,6 @@
                 <w:rFonts w:ascii="TH Sarabun New" w:hAnsi="TH Sarabun New" w:cs="TH Sarabun New"/>
                 <w:b/>
                 <w:bCs/>
-                <w:noProof/>
-                <w:sz w:val="30"/>
-                <w:szCs w:val="30"/>
-                <w:lang w:val="en-GB" w:eastAsia="en-GB"/>
-              </w:rPr>
-              <mc:AlternateContent>
-                <mc:Choice Requires="wps">
-                  <w:drawing>
-                    <wp:anchor distT="0" distB="0" distL="114300" distR="114300" simplePos="0" relativeHeight="251964416" behindDoc="0" locked="0" layoutInCell="1" allowOverlap="1" wp14:anchorId="448635E3" wp14:editId="6BCE1E67">
-                      <wp:simplePos x="0" y="0"/>
-                      <wp:positionH relativeFrom="column">
-                        <wp:posOffset>0</wp:posOffset>
-                      </wp:positionH>
-                      <wp:positionV relativeFrom="paragraph">
-                        <wp:posOffset>41910</wp:posOffset>
-                      </wp:positionV>
-                      <wp:extent cx="153035" cy="153035"/>
-                      <wp:effectExtent l="38100" t="38100" r="56515" b="113665"/>
-                      <wp:wrapNone/>
-                      <wp:docPr id="82" name="Oval 82"/>
-                      <wp:cNvGraphicFramePr/>
-                      <a:graphic xmlns:a="http://schemas.openxmlformats.org/drawingml/2006/main">
-                        <a:graphicData uri="http://schemas.microsoft.com/office/word/2010/wordprocessingShape">
-                          <wps:wsp>
-                            <wps:cNvSpPr/>
-                            <wps:spPr>
-                              <a:xfrm>
-                                <a:off x="0" y="0"/>
-                                <a:ext cx="153035" cy="153035"/>
-                              </a:xfrm>
-                              <a:prstGeom prst="ellipse">
-                                <a:avLst/>
-                              </a:prstGeom>
-                              <a:noFill/>
-                              <a:ln>
-                                <a:solidFill>
-                                  <a:schemeClr val="tx1"/>
-                                </a:solidFill>
-                              </a:ln>
-                              <a:effectLst>
-                                <a:outerShdw blurRad="50800" dist="38100" dir="2700000" algn="tl" rotWithShape="0">
-                                  <a:prstClr val="black">
-                                    <a:alpha val="40000"/>
-                                  </a:prstClr>
-                                </a:outerShdw>
-                              </a:effectLst>
-                            </wps:spPr>
-                            <wps:style>
-                              <a:lnRef idx="2">
-                                <a:schemeClr val="accent1">
-                                  <a:shade val="50000"/>
-                                </a:schemeClr>
-                              </a:lnRef>
-                              <a:fillRef idx="1">
-                                <a:schemeClr val="accent1"/>
-                              </a:fillRef>
-                              <a:effectRef idx="0">
-                                <a:schemeClr val="accent1"/>
-                              </a:effectRef>
-                              <a:fontRef idx="minor">
-                                <a:schemeClr val="lt1"/>
-                              </a:fontRef>
-                            </wps:style>
-                            <wps:bodyPr rot="0" spcFirstLastPara="0" vertOverflow="overflow" horzOverflow="overflow" vert="horz" wrap="square" lIns="91440" tIns="45720" rIns="91440" bIns="45720" numCol="1" spcCol="0" rtlCol="0" fromWordArt="0" anchor="ctr" anchorCtr="0" forceAA="0" compatLnSpc="1">
-                              <a:prstTxWarp prst="textNoShape">
-                                <a:avLst/>
-                              </a:prstTxWarp>
-                              <a:noAutofit/>
-                            </wps:bodyPr>
-                          </wps:wsp>
-                        </a:graphicData>
-                      </a:graphic>
-                      <wp14:sizeRelH relativeFrom="margin">
-                        <wp14:pctWidth>0</wp14:pctWidth>
-                      </wp14:sizeRelH>
-                    </wp:anchor>
-                  </w:drawing>
-                </mc:Choice>
-                <mc:Fallback>
-                  <w:pict>
-                    <v:oval w14:anchorId="08EB4EFD" id="Oval 82" o:spid="_x0000_s1026" style="position:absolute;margin-left:0;margin-top:3.3pt;width:12.05pt;height:12.05pt;z-index:251964416;visibility:visible;mso-wrap-style:square;mso-width-percent:0;mso-wrap-distance-left:9pt;mso-wrap-distance-top:0;mso-wrap-distance-right:9pt;mso-wrap-distance-bottom:0;mso-position-horizontal:absolute;mso-position-horizontal-relative:text;mso-position-vertical:absolute;mso-position-vertical-relative:text;mso-width-percent:0;mso-width-relative:margin;v-text-anchor:middle" o:gfxdata="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" filled="f" strokecolor="black [3213]" strokeweight="1pt">
-                      <v:stroke joinstyle="miter"/>
-                      <v:shadow on="t" color="black" opacity="26214f" origin="-.5,-.5" offset=".74836mm,.74836mm"/>
-                    </v:oval>
-                  </w:pict>
-                </mc:Fallback>
-              </mc:AlternateContent>
-            </w:r>
-            <w:r>
-              <w:rPr>
-                <w:rFonts w:ascii="TH Sarabun New" w:hAnsi="TH Sarabun New" w:cs="TH Sarabun New"/>
-                <w:b/>
-                <w:bCs/>
                 <w:sz w:val="30"/>
                 <w:szCs w:val="30"/>
                 <w:cs/>
@@ -11773,108 +9969,7 @@
                 <w:sz w:val="30"/>
                 <w:szCs w:val="30"/>
               </w:rPr>
-              <w:t xml:space="preserve">  </w:t>
-            </w:r>
-            <w:r>
-              <w:rPr>
-                <w:rFonts w:ascii="TH Sarabun New" w:hAnsi="TH Sarabun New" w:cs="TH Sarabun New"/>
-                <w:b/>
-                <w:bCs/>
-                <w:noProof/>
-                <w:sz w:val="30"/>
-                <w:szCs w:val="30"/>
-                <w:lang w:val="en-GB" w:eastAsia="en-GB"/>
-              </w:rPr>
-              <mc:AlternateContent>
-                <mc:Choice Requires="wps">
-                  <w:drawing>
-                    <wp:anchor distT="0" distB="0" distL="114300" distR="114300" simplePos="0" relativeHeight="251965440" behindDoc="0" locked="0" layoutInCell="1" allowOverlap="1" wp14:anchorId="5D71468F" wp14:editId="5DACC094">
-                      <wp:simplePos x="0" y="0"/>
-                      <wp:positionH relativeFrom="column">
-                        <wp:posOffset>0</wp:posOffset>
-                      </wp:positionH>
-                      <wp:positionV relativeFrom="paragraph">
-                        <wp:posOffset>41910</wp:posOffset>
-                      </wp:positionV>
-                      <wp:extent cx="153035" cy="153035"/>
-                      <wp:effectExtent l="38100" t="38100" r="56515" b="113665"/>
-                      <wp:wrapNone/>
-                      <wp:docPr id="83" name="Oval 83"/>
-                      <wp:cNvGraphicFramePr/>
-                      <a:graphic xmlns:a="http://schemas.openxmlformats.org/drawingml/2006/main">
-                        <a:graphicData uri="http://schemas.microsoft.com/office/word/2010/wordprocessingShape">
-                          <wps:wsp>
-                            <wps:cNvSpPr/>
-                            <wps:spPr>
-                              <a:xfrm>
-                                <a:off x="0" y="0"/>
-                                <a:ext cx="153035" cy="153035"/>
-                              </a:xfrm>
-                              <a:prstGeom prst="ellipse">
-                                <a:avLst/>
-                              </a:prstGeom>
-                              <a:noFill/>
-                              <a:ln>
-                                <a:solidFill>
-                                  <a:schemeClr val="tx1"/>
-                                </a:solidFill>
-                              </a:ln>
-                              <a:effectLst>
-                                <a:outerShdw blurRad="50800" dist="38100" dir="2700000" algn="tl" rotWithShape="0">
-                                  <a:prstClr val="black">
-                                    <a:alpha val="40000"/>
-                                  </a:prstClr>
-                                </a:outerShdw>
-                              </a:effectLst>
-                            </wps:spPr>
-                            <wps:style>
-                              <a:lnRef idx="2">
-                                <a:schemeClr val="accent1">
-                                  <a:shade val="50000"/>
-                                </a:schemeClr>
-                              </a:lnRef>
-                              <a:fillRef idx="1">
-                                <a:schemeClr val="accent1"/>
-                              </a:fillRef>
-                              <a:effectRef idx="0">
-                                <a:schemeClr val="accent1"/>
-                              </a:effectRef>
-                              <a:fontRef idx="minor">
-                                <a:schemeClr val="lt1"/>
-                              </a:fontRef>
-                            </wps:style>
-                            <wps:bodyPr rot="0" spcFirstLastPara="0" vertOverflow="overflow" horzOverflow="overflow" vert="horz" wrap="square" lIns="91440" tIns="45720" rIns="91440" bIns="45720" numCol="1" spcCol="0" rtlCol="0" fromWordArt="0" anchor="ctr" anchorCtr="0" forceAA="0" compatLnSpc="1">
-                              <a:prstTxWarp prst="textNoShape">
-                                <a:avLst/>
-                              </a:prstTxWarp>
-                              <a:noAutofit/>
-                            </wps:bodyPr>
-                          </wps:wsp>
-                        </a:graphicData>
-                      </a:graphic>
-                      <wp14:sizeRelH relativeFrom="margin">
-                        <wp14:pctWidth>0</wp14:pctWidth>
-                      </wp14:sizeRelH>
-                    </wp:anchor>
-                  </w:drawing>
-                </mc:Choice>
-                <mc:Fallback>
-                  <w:pict>
-                    <v:oval w14:anchorId="6D924544" id="Oval 83" o:spid="_x0000_s1026" style="position:absolute;margin-left:0;margin-top:3.3pt;width:12.05pt;height:12.05pt;z-index:251965440;visibility:visible;mso-wrap-style:square;mso-width-percent:0;mso-wrap-distance-left:9pt;mso-wrap-distance-top:0;mso-wrap-distance-right:9pt;mso-wrap-distance-bottom:0;mso-position-horizontal:absolute;mso-position-horizontal-relative:text;mso-position-vertical:absolute;mso-position-vertical-relative:text;mso-width-percent:0;mso-width-relative:margin;v-text-anchor:middle" o:gfxdata="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" filled="f" strokecolor="black [3213]" strokeweight="1pt">
-                      <v:stroke joinstyle="miter"/>
-                      <v:shadow on="t" color="black" opacity="26214f" origin="-.5,-.5" offset=".74836mm,.74836mm"/>
-                    </v:oval>
-                  </w:pict>
-                </mc:Fallback>
-              </mc:AlternateContent>
-            </w:r>
-            <w:r>
-              <w:rPr>
-                <w:rFonts w:ascii="TH Sarabun New" w:hAnsi="TH Sarabun New" w:cs="TH Sarabun New"/>
-                <w:sz w:val="30"/>
-                <w:szCs w:val="30"/>
-              </w:rPr>
-              <w:t xml:space="preserve">   </w:t>
+              <w:t xml:space="preserve">     </w:t>
             </w:r>
             <w:r>
               <w:rPr>
@@ -12025,109 +10120,7 @@
                 <w:szCs w:val="30"/>
                 <w:cs/>
               </w:rPr>
-              <w:t xml:space="preserve">  </w:t>
-            </w:r>
-            <w:r>
-              <w:rPr>
-                <w:rFonts w:ascii="TH Sarabun New" w:hAnsi="TH Sarabun New" w:cs="TH Sarabun New"/>
-                <w:b/>
-                <w:bCs/>
-                <w:noProof/>
-                <w:sz w:val="30"/>
-                <w:szCs w:val="30"/>
-                <w:lang w:val="en-GB" w:eastAsia="en-GB"/>
-              </w:rPr>
-              <mc:AlternateContent>
-                <mc:Choice Requires="wps">
-                  <w:drawing>
-                    <wp:anchor distT="0" distB="0" distL="114300" distR="114300" simplePos="0" relativeHeight="251966464" behindDoc="0" locked="0" layoutInCell="1" allowOverlap="1" wp14:anchorId="4764C56E" wp14:editId="7FF6FABA">
-                      <wp:simplePos x="0" y="0"/>
-                      <wp:positionH relativeFrom="column">
-                        <wp:posOffset>0</wp:posOffset>
-                      </wp:positionH>
-                      <wp:positionV relativeFrom="paragraph">
-                        <wp:posOffset>42545</wp:posOffset>
-                      </wp:positionV>
-                      <wp:extent cx="153035" cy="153035"/>
-                      <wp:effectExtent l="38100" t="38100" r="56515" b="113665"/>
-                      <wp:wrapNone/>
-                      <wp:docPr id="85" name="Oval 85"/>
-                      <wp:cNvGraphicFramePr/>
-                      <a:graphic xmlns:a="http://schemas.openxmlformats.org/drawingml/2006/main">
-                        <a:graphicData uri="http://schemas.microsoft.com/office/word/2010/wordprocessingShape">
-                          <wps:wsp>
-                            <wps:cNvSpPr/>
-                            <wps:spPr>
-                              <a:xfrm>
-                                <a:off x="0" y="0"/>
-                                <a:ext cx="153035" cy="153035"/>
-                              </a:xfrm>
-                              <a:prstGeom prst="ellipse">
-                                <a:avLst/>
-                              </a:prstGeom>
-                              <a:noFill/>
-                              <a:ln>
-                                <a:solidFill>
-                                  <a:schemeClr val="tx1"/>
-                                </a:solidFill>
-                              </a:ln>
-                              <a:effectLst>
-                                <a:outerShdw blurRad="50800" dist="38100" dir="2700000" algn="tl" rotWithShape="0">
-                                  <a:prstClr val="black">
-                                    <a:alpha val="40000"/>
-                                  </a:prstClr>
-                                </a:outerShdw>
-                              </a:effectLst>
-                            </wps:spPr>
-                            <wps:style>
-                              <a:lnRef idx="2">
-                                <a:schemeClr val="accent1">
-                                  <a:shade val="50000"/>
-                                </a:schemeClr>
-                              </a:lnRef>
-                              <a:fillRef idx="1">
-                                <a:schemeClr val="accent1"/>
-                              </a:fillRef>
-                              <a:effectRef idx="0">
-                                <a:schemeClr val="accent1"/>
-                              </a:effectRef>
-                              <a:fontRef idx="minor">
-                                <a:schemeClr val="lt1"/>
-                              </a:fontRef>
-                            </wps:style>
-                            <wps:bodyPr rot="0" spcFirstLastPara="0" vertOverflow="overflow" horzOverflow="overflow" vert="horz" wrap="square" lIns="91440" tIns="45720" rIns="91440" bIns="45720" numCol="1" spcCol="0" rtlCol="0" fromWordArt="0" anchor="ctr" anchorCtr="0" forceAA="0" compatLnSpc="1">
-                              <a:prstTxWarp prst="textNoShape">
-                                <a:avLst/>
-                              </a:prstTxWarp>
-                              <a:noAutofit/>
-                            </wps:bodyPr>
-                          </wps:wsp>
-                        </a:graphicData>
-                      </a:graphic>
-                      <wp14:sizeRelH relativeFrom="margin">
-                        <wp14:pctWidth>0</wp14:pctWidth>
-                      </wp14:sizeRelH>
-                    </wp:anchor>
-                  </w:drawing>
-                </mc:Choice>
-                <mc:Fallback>
-                  <w:pict>
-                    <v:oval w14:anchorId="5C238BDC" id="Oval 85" o:spid="_x0000_s1026" style="position:absolute;margin-left:0;margin-top:3.35pt;width:12.05pt;height:12.05pt;z-index:251966464;visibility:visible;mso-wrap-style:square;mso-width-percent:0;mso-wrap-distance-left:9pt;mso-wrap-distance-top:0;mso-wrap-distance-right:9pt;mso-wrap-distance-bottom:0;mso-position-horizontal:absolute;mso-position-horizontal-relative:text;mso-position-vertical:absolute;mso-position-vertical-relative:text;mso-width-percent:0;mso-width-relative:margin;v-text-anchor:middle" o:gfxdata="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" filled="f" strokecolor="black [3213]" strokeweight="1pt">
-                      <v:stroke joinstyle="miter"/>
-                      <v:shadow on="t" color="black" opacity="26214f" origin="-.5,-.5" offset=".74836mm,.74836mm"/>
-                    </v:oval>
-                  </w:pict>
-                </mc:Fallback>
-              </mc:AlternateContent>
-            </w:r>
-            <w:r>
-              <w:rPr>
-                <w:rFonts w:ascii="TH Sarabun New" w:hAnsi="TH Sarabun New" w:cs="TH Sarabun New"/>
-                <w:sz w:val="30"/>
-                <w:szCs w:val="30"/>
-                <w:cs/>
-              </w:rPr>
-              <w:t xml:space="preserve">   </w:t>
+              <w:t xml:space="preserve">     </w:t>
             </w:r>
             <w:r>
               <w:rPr>
@@ -12186,109 +10179,7 @@
                 <w:szCs w:val="30"/>
                 <w:cs/>
               </w:rPr>
-              <w:t xml:space="preserve">  </w:t>
-            </w:r>
-            <w:r>
-              <w:rPr>
-                <w:rFonts w:ascii="TH Sarabun New" w:hAnsi="TH Sarabun New" w:cs="TH Sarabun New"/>
-                <w:b/>
-                <w:bCs/>
-                <w:noProof/>
-                <w:sz w:val="30"/>
-                <w:szCs w:val="30"/>
-                <w:lang w:val="en-GB" w:eastAsia="en-GB"/>
-              </w:rPr>
-              <mc:AlternateContent>
-                <mc:Choice Requires="wps">
-                  <w:drawing>
-                    <wp:anchor distT="0" distB="0" distL="114300" distR="114300" simplePos="0" relativeHeight="251967488" behindDoc="0" locked="0" layoutInCell="1" allowOverlap="1" wp14:anchorId="40FDB5BE" wp14:editId="603223BF">
-                      <wp:simplePos x="0" y="0"/>
-                      <wp:positionH relativeFrom="column">
-                        <wp:posOffset>0</wp:posOffset>
-                      </wp:positionH>
-                      <wp:positionV relativeFrom="paragraph">
-                        <wp:posOffset>42545</wp:posOffset>
-                      </wp:positionV>
-                      <wp:extent cx="153035" cy="153035"/>
-                      <wp:effectExtent l="38100" t="38100" r="56515" b="113665"/>
-                      <wp:wrapNone/>
-                      <wp:docPr id="86" name="Oval 86"/>
-                      <wp:cNvGraphicFramePr/>
-                      <a:graphic xmlns:a="http://schemas.openxmlformats.org/drawingml/2006/main">
-                        <a:graphicData uri="http://schemas.microsoft.com/office/word/2010/wordprocessingShape">
-                          <wps:wsp>
-                            <wps:cNvSpPr/>
-                            <wps:spPr>
-                              <a:xfrm>
-                                <a:off x="0" y="0"/>
-                                <a:ext cx="153035" cy="153035"/>
-                              </a:xfrm>
-                              <a:prstGeom prst="ellipse">
-                                <a:avLst/>
-                              </a:prstGeom>
-                              <a:noFill/>
-                              <a:ln>
-                                <a:solidFill>
-                                  <a:schemeClr val="tx1"/>
-                                </a:solidFill>
-                              </a:ln>
-                              <a:effectLst>
-                                <a:outerShdw blurRad="50800" dist="38100" dir="2700000" algn="tl" rotWithShape="0">
-                                  <a:prstClr val="black">
-                                    <a:alpha val="40000"/>
-                                  </a:prstClr>
-                                </a:outerShdw>
-                              </a:effectLst>
-                            </wps:spPr>
-                            <wps:style>
-                              <a:lnRef idx="2">
-                                <a:schemeClr val="accent1">
-                                  <a:shade val="50000"/>
-                                </a:schemeClr>
-                              </a:lnRef>
-                              <a:fillRef idx="1">
-                                <a:schemeClr val="accent1"/>
-                              </a:fillRef>
-                              <a:effectRef idx="0">
-                                <a:schemeClr val="accent1"/>
-                              </a:effectRef>
-                              <a:fontRef idx="minor">
-                                <a:schemeClr val="lt1"/>
-                              </a:fontRef>
-                            </wps:style>
-                            <wps:bodyPr rot="0" spcFirstLastPara="0" vertOverflow="overflow" horzOverflow="overflow" vert="horz" wrap="square" lIns="91440" tIns="45720" rIns="91440" bIns="45720" numCol="1" spcCol="0" rtlCol="0" fromWordArt="0" anchor="ctr" anchorCtr="0" forceAA="0" compatLnSpc="1">
-                              <a:prstTxWarp prst="textNoShape">
-                                <a:avLst/>
-                              </a:prstTxWarp>
-                              <a:noAutofit/>
-                            </wps:bodyPr>
-                          </wps:wsp>
-                        </a:graphicData>
-                      </a:graphic>
-                      <wp14:sizeRelH relativeFrom="margin">
-                        <wp14:pctWidth>0</wp14:pctWidth>
-                      </wp14:sizeRelH>
-                    </wp:anchor>
-                  </w:drawing>
-                </mc:Choice>
-                <mc:Fallback>
-                  <w:pict>
-                    <v:oval w14:anchorId="150C4834" id="Oval 86" o:spid="_x0000_s1026" style="position:absolute;margin-left:0;margin-top:3.35pt;width:12.05pt;height:12.05pt;z-index:251967488;visibility:visible;mso-wrap-style:square;mso-width-percent:0;mso-wrap-distance-left:9pt;mso-wrap-distance-top:0;mso-wrap-distance-right:9pt;mso-wrap-distance-bottom:0;mso-position-horizontal:absolute;mso-position-horizontal-relative:text;mso-position-vertical:absolute;mso-position-vertical-relative:text;mso-width-percent:0;mso-width-relative:margin;v-text-anchor:middle" o:gfxdata="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" filled="f" strokecolor="black [3213]" strokeweight="1pt">
-                      <v:stroke joinstyle="miter"/>
-                      <v:shadow on="t" color="black" opacity="26214f" origin="-.5,-.5" offset=".74836mm,.74836mm"/>
-                    </v:oval>
-                  </w:pict>
-                </mc:Fallback>
-              </mc:AlternateContent>
-            </w:r>
-            <w:r>
-              <w:rPr>
-                <w:rFonts w:ascii="TH Sarabun New" w:hAnsi="TH Sarabun New" w:cs="TH Sarabun New"/>
-                <w:sz w:val="30"/>
-                <w:szCs w:val="30"/>
-                <w:cs/>
-              </w:rPr>
-              <w:t xml:space="preserve">   </w:t>
+              <w:t xml:space="preserve">     </w:t>
             </w:r>
             <w:r>
               <w:rPr>
@@ -12377,99 +10268,6 @@
             <w:r>
               <w:rPr>
                 <w:rFonts w:ascii="TH Sarabun New" w:hAnsi="TH Sarabun New" w:cs="TH Sarabun New"/>
-                <w:b/>
-                <w:bCs/>
-                <w:noProof/>
-                <w:sz w:val="30"/>
-                <w:szCs w:val="30"/>
-                <w:lang w:val="en-GB" w:eastAsia="en-GB"/>
-              </w:rPr>
-              <mc:AlternateContent>
-                <mc:Choice Requires="wps">
-                  <w:drawing>
-                    <wp:anchor distT="0" distB="0" distL="114300" distR="114300" simplePos="0" relativeHeight="251968512" behindDoc="0" locked="0" layoutInCell="1" allowOverlap="1" wp14:anchorId="7E923B89" wp14:editId="4B02FF37">
-                      <wp:simplePos x="0" y="0"/>
-                      <wp:positionH relativeFrom="column">
-                        <wp:posOffset>234950</wp:posOffset>
-                      </wp:positionH>
-                      <wp:positionV relativeFrom="paragraph">
-                        <wp:posOffset>47625</wp:posOffset>
-                      </wp:positionV>
-                      <wp:extent cx="153035" cy="153035"/>
-                      <wp:effectExtent l="38100" t="38100" r="56515" b="113665"/>
-                      <wp:wrapNone/>
-                      <wp:docPr id="58" name="Oval 58"/>
-                      <wp:cNvGraphicFramePr/>
-                      <a:graphic xmlns:a="http://schemas.openxmlformats.org/drawingml/2006/main">
-                        <a:graphicData uri="http://schemas.microsoft.com/office/word/2010/wordprocessingShape">
-                          <wps:wsp>
-                            <wps:cNvSpPr/>
-                            <wps:spPr>
-                              <a:xfrm>
-                                <a:off x="0" y="0"/>
-                                <a:ext cx="153035" cy="153035"/>
-                              </a:xfrm>
-                              <a:prstGeom prst="ellipse">
-                                <a:avLst/>
-                              </a:prstGeom>
-                              <a:noFill/>
-                              <a:ln>
-                                <a:solidFill>
-                                  <a:schemeClr val="tx1"/>
-                                </a:solidFill>
-                              </a:ln>
-                              <a:effectLst>
-                                <a:outerShdw blurRad="50800" dist="38100" dir="2700000" algn="tl" rotWithShape="0">
-                                  <a:prstClr val="black">
-                                    <a:alpha val="40000"/>
-                                  </a:prstClr>
-                                </a:outerShdw>
-                              </a:effectLst>
-                            </wps:spPr>
-                            <wps:style>
-                              <a:lnRef idx="2">
-                                <a:schemeClr val="accent1">
-                                  <a:shade val="50000"/>
-                                </a:schemeClr>
-                              </a:lnRef>
-                              <a:fillRef idx="1">
-                                <a:schemeClr val="accent1"/>
-                              </a:fillRef>
-                              <a:effectRef idx="0">
-                                <a:schemeClr val="accent1"/>
-                              </a:effectRef>
-                              <a:fontRef idx="minor">
-                                <a:schemeClr val="lt1"/>
-                              </a:fontRef>
-                            </wps:style>
-                            <wps:bodyPr rot="0" spcFirstLastPara="0" vertOverflow="overflow" horzOverflow="overflow" vert="horz" wrap="square" lIns="91440" tIns="45720" rIns="91440" bIns="45720" numCol="1" spcCol="0" rtlCol="0" fromWordArt="0" anchor="ctr" anchorCtr="0" forceAA="0" compatLnSpc="1">
-                              <a:prstTxWarp prst="textNoShape">
-                                <a:avLst/>
-                              </a:prstTxWarp>
-                              <a:noAutofit/>
-                            </wps:bodyPr>
-                          </wps:wsp>
-                        </a:graphicData>
-                      </a:graphic>
-                      <wp14:sizeRelH relativeFrom="margin">
-                        <wp14:pctWidth>0</wp14:pctWidth>
-                      </wp14:sizeRelH>
-                    </wp:anchor>
-                  </w:drawing>
-                </mc:Choice>
-                <mc:Fallback>
-                  <w:pict>
-                    <v:oval w14:anchorId="2A7C23B3" id="Oval 58" o:spid="_x0000_s1026" style="position:absolute;margin-left:18.5pt;margin-top:3.75pt;width:12.05pt;height:12.05pt;z-index:251968512;visibility:visible;mso-wrap-style:square;mso-width-percent:0;mso-wrap-distance-left:9pt;mso-wrap-distance-top:0;mso-wrap-distance-right:9pt;mso-wrap-distance-bottom:0;mso-position-horizontal:absolute;mso-position-horizontal-relative:text;mso-position-vertical:absolute;mso-position-vertical-relative:text;mso-width-percent:0;mso-width-relative:margin;v-text-anchor:middle" o:gfxdata="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" filled="f" strokecolor="black [3213]" strokeweight="1pt">
-                      <v:stroke joinstyle="miter"/>
-                      <v:shadow on="t" color="black" opacity="26214f" origin="-.5,-.5" offset=".74836mm,.74836mm"/>
-                    </v:oval>
-                  </w:pict>
-                </mc:Fallback>
-              </mc:AlternateContent>
-            </w:r>
-            <w:r>
-              <w:rPr>
-                <w:rFonts w:ascii="TH Sarabun New" w:hAnsi="TH Sarabun New" w:cs="TH Sarabun New"/>
                 <w:sz w:val="30"/>
                 <w:szCs w:val="30"/>
               </w:rPr>
@@ -12541,126 +10339,22 @@
           </w:tcPr>
           <w:p>
             <w:pPr>
-              <w:jc w:val="thaiDistribute"/>
-              <w:rPr>
-                <w:rFonts w:ascii="TH Sarabun New" w:hAnsi="TH Sarabun New" w:cs="TH Sarabun New"/>
-                <w:sz w:val="30"/>
-                <w:szCs w:val="30"/>
-                <w:cs/>
-              </w:rPr>
-            </w:pPr>
-            <w:r>
-              <w:rPr>
-                <w:rFonts w:ascii="TH Sarabun New" w:hAnsi="TH Sarabun New" w:cs="TH Sarabun New"/>
-                <w:b/>
-                <w:bCs/>
-                <w:sz w:val="30"/>
-                <w:szCs w:val="30"/>
-              </w:rPr>
-              <w:t xml:space="preserve">  </w:t>
-            </w:r>
-            <w:r>
-              <w:rPr>
-                <w:rFonts w:ascii="TH Sarabun New" w:hAnsi="TH Sarabun New" w:cs="TH Sarabun New"/>
-                <w:b/>
-                <w:bCs/>
-                <w:noProof/>
-                <w:sz w:val="30"/>
-                <w:szCs w:val="30"/>
-                <w:lang w:val="en-GB" w:eastAsia="en-GB"/>
-              </w:rPr>
-              <mc:AlternateContent>
-                <mc:Choice Requires="wps">
-                  <w:drawing>
-                    <wp:anchor distT="0" distB="0" distL="114300" distR="114300" simplePos="0" relativeHeight="251969536" behindDoc="0" locked="0" layoutInCell="1" allowOverlap="1" wp14:anchorId="4D05B1FA" wp14:editId="6E89AB38">
-                      <wp:simplePos x="0" y="0"/>
-                      <wp:positionH relativeFrom="column">
-                        <wp:posOffset>0</wp:posOffset>
-                      </wp:positionH>
-                      <wp:positionV relativeFrom="paragraph">
-                        <wp:posOffset>38735</wp:posOffset>
-                      </wp:positionV>
-                      <wp:extent cx="153035" cy="153035"/>
-                      <wp:effectExtent l="38100" t="38100" r="56515" b="113665"/>
-                      <wp:wrapNone/>
-                      <wp:docPr id="87" name="Oval 87"/>
-                      <wp:cNvGraphicFramePr/>
-                      <a:graphic xmlns:a="http://schemas.openxmlformats.org/drawingml/2006/main">
-                        <a:graphicData uri="http://schemas.microsoft.com/office/word/2010/wordprocessingShape">
-                          <wps:wsp>
-                            <wps:cNvSpPr/>
-                            <wps:spPr>
-                              <a:xfrm>
-                                <a:off x="0" y="0"/>
-                                <a:ext cx="153035" cy="153035"/>
-                              </a:xfrm>
-                              <a:prstGeom prst="ellipse">
-                                <a:avLst/>
-                              </a:prstGeom>
-                              <a:noFill/>
-                              <a:ln>
-                                <a:solidFill>
-                                  <a:schemeClr val="tx1"/>
-                                </a:solidFill>
-                              </a:ln>
-                              <a:effectLst>
-                                <a:outerShdw blurRad="50800" dist="38100" dir="2700000" algn="tl" rotWithShape="0">
-                                  <a:prstClr val="black">
-                                    <a:alpha val="40000"/>
-                                  </a:prstClr>
-                                </a:outerShdw>
-                              </a:effectLst>
-                            </wps:spPr>
-                            <wps:style>
-                              <a:lnRef idx="2">
-                                <a:schemeClr val="accent1">
-                                  <a:shade val="50000"/>
-                                </a:schemeClr>
-                              </a:lnRef>
-                              <a:fillRef idx="1">
-                                <a:schemeClr val="accent1"/>
-                              </a:fillRef>
-                              <a:effectRef idx="0">
-                                <a:schemeClr val="accent1"/>
-                              </a:effectRef>
-                              <a:fontRef idx="minor">
-                                <a:schemeClr val="lt1"/>
-                              </a:fontRef>
-                            </wps:style>
-                            <wps:bodyPr rot="0" spcFirstLastPara="0" vertOverflow="overflow" horzOverflow="overflow" vert="horz" wrap="square" lIns="91440" tIns="45720" rIns="91440" bIns="45720" numCol="1" spcCol="0" rtlCol="0" fromWordArt="0" anchor="ctr" anchorCtr="0" forceAA="0" compatLnSpc="1">
-                              <a:prstTxWarp prst="textNoShape">
-                                <a:avLst/>
-                              </a:prstTxWarp>
-                              <a:noAutofit/>
-                            </wps:bodyPr>
-                          </wps:wsp>
-                        </a:graphicData>
-                      </a:graphic>
-                      <wp14:sizeRelH relativeFrom="margin">
-                        <wp14:pctWidth>0</wp14:pctWidth>
-                      </wp14:sizeRelH>
-                    </wp:anchor>
-                  </w:drawing>
-                </mc:Choice>
-                <mc:Fallback>
-                  <w:pict>
-                    <v:oval w14:anchorId="71C3025E" id="Oval 87" o:spid="_x0000_s1026" style="position:absolute;margin-left:0;margin-top:3.05pt;width:12.05pt;height:12.05pt;z-index:251969536;visibility:visible;mso-wrap-style:square;mso-width-percent:0;mso-wrap-distance-left:9pt;mso-wrap-distance-top:0;mso-wrap-distance-right:9pt;mso-wrap-distance-bottom:0;mso-position-horizontal:absolute;mso-position-horizontal-relative:text;mso-position-vertical:absolute;mso-position-vertical-relative:text;mso-width-percent:0;mso-width-relative:margin;v-text-anchor:middle" o:gfxdata="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" filled="f" strokecolor="black [3213]" strokeweight="1pt">
-                      <v:stroke joinstyle="miter"/>
-                      <v:shadow on="t" color="black" opacity="26214f" origin="-.5,-.5" offset=".74836mm,.74836mm"/>
-                    </v:oval>
-                  </w:pict>
-                </mc:Fallback>
-              </mc:AlternateContent>
-            </w:r>
-            <w:r>
-              <w:rPr>
-                <w:rFonts w:ascii="TH Sarabun New" w:hAnsi="TH Sarabun New" w:cs="TH Sarabun New"/>
-                <w:b/>
-                <w:bCs/>
-                <w:sz w:val="30"/>
-                <w:szCs w:val="30"/>
-              </w:rPr>
-              <w:t xml:space="preserve">   </w:t>
+              <w:rPr>
+                <w:rFonts w:ascii="TH Sarabun New" w:hAnsi="TH Sarabun New" w:cs="TH Sarabun New"/>
+                <w:sz w:val="30"/>
+                <w:szCs w:val="30"/>
+                <w:cs/>
+              </w:rPr>
+            </w:pPr>
+            <w:r>
+              <w:rPr>
+                <w:rFonts w:ascii="TH Sarabun New" w:hAnsi="TH Sarabun New" w:cs="TH Sarabun New"/>
+                <w:b/>
+                <w:bCs/>
+                <w:sz w:val="30"/>
+                <w:szCs w:val="30"/>
+              </w:rPr>
+              <w:t xml:space="preserve">     </w:t>
             </w:r>
             <w:r>
               <w:rPr>
@@ -12699,27 +10393,7 @@
                 <w:szCs w:val="30"/>
                 <w:cs/>
               </w:rPr>
-              <w:t>หลักฐานการนำสิทธิบัตรไปใช้หรือประยุกต์ใช้อย่าง</w:t>
-            </w:r>
-            <w:r>
-              <w:rPr>
-                <w:rFonts w:ascii="TH Sarabun New" w:hAnsi="TH Sarabun New" w:cs="TH Sarabun New"/>
-                <w:sz w:val="30"/>
-                <w:szCs w:val="30"/>
-                <w:cs/>
-              </w:rPr>
-              <w:br/>
-              <w:t xml:space="preserve">     แพร่หลายในวงวิชาการ และเผยแพร่สู่สาธารณชน</w:t>
-            </w:r>
-            <w:r>
-              <w:rPr>
-                <w:rFonts w:ascii="TH Sarabun New" w:hAnsi="TH Sarabun New" w:cs="TH Sarabun New"/>
-                <w:sz w:val="30"/>
-                <w:szCs w:val="30"/>
-                <w:cs/>
-              </w:rPr>
-              <w:br/>
-              <w:t xml:space="preserve">     มาแล้ว </w:t>
+              <w:t xml:space="preserve">หลักฐานการนำสิทธิบัตรไปใช้หรือประยุกต์ใช้อย่างแพร่หลายในวงวิชาการ และเผยแพร่สู่สาธารณชนมาแล้ว </w:t>
             </w:r>
             <w:r>
               <w:rPr>
@@ -12762,99 +10436,6 @@
             <w:r>
               <w:rPr>
                 <w:rFonts w:ascii="TH Sarabun New" w:hAnsi="TH Sarabun New" w:cs="TH Sarabun New"/>
-                <w:b/>
-                <w:bCs/>
-                <w:noProof/>
-                <w:sz w:val="30"/>
-                <w:szCs w:val="30"/>
-                <w:lang w:val="en-GB" w:eastAsia="en-GB"/>
-              </w:rPr>
-              <mc:AlternateContent>
-                <mc:Choice Requires="wps">
-                  <w:drawing>
-                    <wp:anchor distT="0" distB="0" distL="114300" distR="114300" simplePos="0" relativeHeight="251950080" behindDoc="0" locked="0" layoutInCell="1" allowOverlap="1" wp14:anchorId="327A76A9" wp14:editId="1F26F9DA">
-                      <wp:simplePos x="0" y="0"/>
-                      <wp:positionH relativeFrom="column">
-                        <wp:posOffset>234950</wp:posOffset>
-                      </wp:positionH>
-                      <wp:positionV relativeFrom="paragraph">
-                        <wp:posOffset>41275</wp:posOffset>
-                      </wp:positionV>
-                      <wp:extent cx="153035" cy="153035"/>
-                      <wp:effectExtent l="38100" t="38100" r="56515" b="113665"/>
-                      <wp:wrapNone/>
-                      <wp:docPr id="59" name="Oval 59"/>
-                      <wp:cNvGraphicFramePr/>
-                      <a:graphic xmlns:a="http://schemas.openxmlformats.org/drawingml/2006/main">
-                        <a:graphicData uri="http://schemas.microsoft.com/office/word/2010/wordprocessingShape">
-                          <wps:wsp>
-                            <wps:cNvSpPr/>
-                            <wps:spPr>
-                              <a:xfrm>
-                                <a:off x="0" y="0"/>
-                                <a:ext cx="153035" cy="153035"/>
-                              </a:xfrm>
-                              <a:prstGeom prst="ellipse">
-                                <a:avLst/>
-                              </a:prstGeom>
-                              <a:noFill/>
-                              <a:ln>
-                                <a:solidFill>
-                                  <a:schemeClr val="tx1"/>
-                                </a:solidFill>
-                              </a:ln>
-                              <a:effectLst>
-                                <a:outerShdw blurRad="50800" dist="38100" dir="2700000" algn="tl" rotWithShape="0">
-                                  <a:prstClr val="black">
-                                    <a:alpha val="40000"/>
-                                  </a:prstClr>
-                                </a:outerShdw>
-                              </a:effectLst>
-                            </wps:spPr>
-                            <wps:style>
-                              <a:lnRef idx="2">
-                                <a:schemeClr val="accent1">
-                                  <a:shade val="50000"/>
-                                </a:schemeClr>
-                              </a:lnRef>
-                              <a:fillRef idx="1">
-                                <a:schemeClr val="accent1"/>
-                              </a:fillRef>
-                              <a:effectRef idx="0">
-                                <a:schemeClr val="accent1"/>
-                              </a:effectRef>
-                              <a:fontRef idx="minor">
-                                <a:schemeClr val="lt1"/>
-                              </a:fontRef>
-                            </wps:style>
-                            <wps:bodyPr rot="0" spcFirstLastPara="0" vertOverflow="overflow" horzOverflow="overflow" vert="horz" wrap="square" lIns="91440" tIns="45720" rIns="91440" bIns="45720" numCol="1" spcCol="0" rtlCol="0" fromWordArt="0" anchor="ctr" anchorCtr="0" forceAA="0" compatLnSpc="1">
-                              <a:prstTxWarp prst="textNoShape">
-                                <a:avLst/>
-                              </a:prstTxWarp>
-                              <a:noAutofit/>
-                            </wps:bodyPr>
-                          </wps:wsp>
-                        </a:graphicData>
-                      </a:graphic>
-                      <wp14:sizeRelH relativeFrom="margin">
-                        <wp14:pctWidth>0</wp14:pctWidth>
-                      </wp14:sizeRelH>
-                    </wp:anchor>
-                  </w:drawing>
-                </mc:Choice>
-                <mc:Fallback>
-                  <w:pict>
-                    <v:oval w14:anchorId="208D81E6" id="Oval 59" o:spid="_x0000_s1026" style="position:absolute;margin-left:18.5pt;margin-top:3.25pt;width:12.05pt;height:12.05pt;z-index:251950080;visibility:visible;mso-wrap-style:square;mso-width-percent:0;mso-wrap-distance-left:9pt;mso-wrap-distance-top:0;mso-wrap-distance-right:9pt;mso-wrap-distance-bottom:0;mso-position-horizontal:absolute;mso-position-horizontal-relative:text;mso-position-vertical:absolute;mso-position-vertical-relative:text;mso-width-percent:0;mso-width-relative:margin;v-text-anchor:middle" o:gfxdata="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" filled="f" strokecolor="black [3213]" strokeweight="1pt">
-                      <v:stroke joinstyle="miter"/>
-                      <v:shadow on="t" color="black" opacity="26214f" origin="-.5,-.5" offset=".74836mm,.74836mm"/>
-                    </v:oval>
-                  </w:pict>
-                </mc:Fallback>
-              </mc:AlternateContent>
-            </w:r>
-            <w:r>
-              <w:rPr>
-                <w:rFonts w:ascii="TH Sarabun New" w:hAnsi="TH Sarabun New" w:cs="TH Sarabun New"/>
                 <w:sz w:val="30"/>
                 <w:szCs w:val="30"/>
               </w:rPr>
@@ -12934,99 +10515,6 @@
                 <w:cs/>
               </w:rPr>
             </w:pPr>
-            <w:r>
-              <w:rPr>
-                <w:rFonts w:ascii="TH Sarabun New" w:hAnsi="TH Sarabun New" w:cs="TH Sarabun New"/>
-                <w:b/>
-                <w:bCs/>
-                <w:noProof/>
-                <w:sz w:val="30"/>
-                <w:szCs w:val="30"/>
-                <w:lang w:val="en-GB" w:eastAsia="en-GB"/>
-              </w:rPr>
-              <mc:AlternateContent>
-                <mc:Choice Requires="wps">
-                  <w:drawing>
-                    <wp:anchor distT="0" distB="0" distL="114300" distR="114300" simplePos="0" relativeHeight="251970560" behindDoc="0" locked="0" layoutInCell="1" allowOverlap="1" wp14:anchorId="354BEC79" wp14:editId="3CBBB45A">
-                      <wp:simplePos x="0" y="0"/>
-                      <wp:positionH relativeFrom="column">
-                        <wp:posOffset>0</wp:posOffset>
-                      </wp:positionH>
-                      <wp:positionV relativeFrom="paragraph">
-                        <wp:posOffset>41275</wp:posOffset>
-                      </wp:positionV>
-                      <wp:extent cx="153035" cy="153035"/>
-                      <wp:effectExtent l="38100" t="38100" r="56515" b="113665"/>
-                      <wp:wrapNone/>
-                      <wp:docPr id="88" name="Oval 88"/>
-                      <wp:cNvGraphicFramePr/>
-                      <a:graphic xmlns:a="http://schemas.openxmlformats.org/drawingml/2006/main">
-                        <a:graphicData uri="http://schemas.microsoft.com/office/word/2010/wordprocessingShape">
-                          <wps:wsp>
-                            <wps:cNvSpPr/>
-                            <wps:spPr>
-                              <a:xfrm>
-                                <a:off x="0" y="0"/>
-                                <a:ext cx="153035" cy="153035"/>
-                              </a:xfrm>
-                              <a:prstGeom prst="ellipse">
-                                <a:avLst/>
-                              </a:prstGeom>
-                              <a:noFill/>
-                              <a:ln>
-                                <a:solidFill>
-                                  <a:schemeClr val="tx1"/>
-                                </a:solidFill>
-                              </a:ln>
-                              <a:effectLst>
-                                <a:outerShdw blurRad="50800" dist="38100" dir="2700000" algn="tl" rotWithShape="0">
-                                  <a:prstClr val="black">
-                                    <a:alpha val="40000"/>
-                                  </a:prstClr>
-                                </a:outerShdw>
-                              </a:effectLst>
-                            </wps:spPr>
-                            <wps:style>
-                              <a:lnRef idx="2">
-                                <a:schemeClr val="accent1">
-                                  <a:shade val="50000"/>
-                                </a:schemeClr>
-                              </a:lnRef>
-                              <a:fillRef idx="1">
-                                <a:schemeClr val="accent1"/>
-                              </a:fillRef>
-                              <a:effectRef idx="0">
-                                <a:schemeClr val="accent1"/>
-                              </a:effectRef>
-                              <a:fontRef idx="minor">
-                                <a:schemeClr val="lt1"/>
-                              </a:fontRef>
-                            </wps:style>
-                            <wps:bodyPr rot="0" spcFirstLastPara="0" vertOverflow="overflow" horzOverflow="overflow" vert="horz" wrap="square" lIns="91440" tIns="45720" rIns="91440" bIns="45720" numCol="1" spcCol="0" rtlCol="0" fromWordArt="0" anchor="ctr" anchorCtr="0" forceAA="0" compatLnSpc="1">
-                              <a:prstTxWarp prst="textNoShape">
-                                <a:avLst/>
-                              </a:prstTxWarp>
-                              <a:noAutofit/>
-                            </wps:bodyPr>
-                          </wps:wsp>
-                        </a:graphicData>
-                      </a:graphic>
-                      <wp14:sizeRelH relativeFrom="margin">
-                        <wp14:pctWidth>0</wp14:pctWidth>
-                      </wp14:sizeRelH>
-                    </wp:anchor>
-                  </w:drawing>
-                </mc:Choice>
-                <mc:Fallback>
-                  <w:pict>
-                    <v:oval w14:anchorId="5BAADE77" id="Oval 88" o:spid="_x0000_s1026" style="position:absolute;margin-left:0;margin-top:3.25pt;width:12.05pt;height:12.05pt;z-index:251970560;visibility:visible;mso-wrap-style:square;mso-width-percent:0;mso-wrap-distance-left:9pt;mso-wrap-distance-top:0;mso-wrap-distance-right:9pt;mso-wrap-distance-bottom:0;mso-position-horizontal:absolute;mso-position-horizontal-relative:text;mso-position-vertical:absolute;mso-position-vertical-relative:text;mso-width-percent:0;mso-width-relative:margin;v-text-anchor:middle" o:gfxdata="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" filled="f" strokecolor="black [3213]" strokeweight="1pt">
-                      <v:stroke joinstyle="miter"/>
-                      <v:shadow on="t" color="black" opacity="26214f" origin="-.5,-.5" offset=".74836mm,.74836mm"/>
-                    </v:oval>
-                  </w:pict>
-                </mc:Fallback>
-              </mc:AlternateContent>
-            </w:r>
             <w:r>
               <w:rPr>
                 <w:rFonts w:ascii="TH Sarabun New" w:hAnsi="TH Sarabun New" w:cs="TH Sarabun New"/>
@@ -13343,99 +10831,6 @@
             <w:r>
               <w:rPr>
                 <w:rFonts w:ascii="TH Sarabun New" w:hAnsi="TH Sarabun New" w:cs="TH Sarabun New"/>
-                <w:b/>
-                <w:bCs/>
-                <w:noProof/>
-                <w:sz w:val="30"/>
-                <w:szCs w:val="30"/>
-                <w:lang w:val="en-GB" w:eastAsia="en-GB"/>
-              </w:rPr>
-              <mc:AlternateContent>
-                <mc:Choice Requires="wps">
-                  <w:drawing>
-                    <wp:anchor distT="0" distB="0" distL="114300" distR="114300" simplePos="0" relativeHeight="251837440" behindDoc="0" locked="0" layoutInCell="1" allowOverlap="1" wp14:anchorId="0802A4BC" wp14:editId="68767113">
-                      <wp:simplePos x="0" y="0"/>
-                      <wp:positionH relativeFrom="column">
-                        <wp:posOffset>232189</wp:posOffset>
-                      </wp:positionH>
-                      <wp:positionV relativeFrom="paragraph">
-                        <wp:posOffset>46990</wp:posOffset>
-                      </wp:positionV>
-                      <wp:extent cx="153035" cy="153035"/>
-                      <wp:effectExtent l="38100" t="38100" r="56515" b="113665"/>
-                      <wp:wrapNone/>
-                      <wp:docPr id="89" name="Oval 89"/>
-                      <wp:cNvGraphicFramePr/>
-                      <a:graphic xmlns:a="http://schemas.openxmlformats.org/drawingml/2006/main">
-                        <a:graphicData uri="http://schemas.microsoft.com/office/word/2010/wordprocessingShape">
-                          <wps:wsp>
-                            <wps:cNvSpPr/>
-                            <wps:spPr>
-                              <a:xfrm>
-                                <a:off x="0" y="0"/>
-                                <a:ext cx="153035" cy="153035"/>
-                              </a:xfrm>
-                              <a:prstGeom prst="ellipse">
-                                <a:avLst/>
-                              </a:prstGeom>
-                              <a:noFill/>
-                              <a:ln>
-                                <a:solidFill>
-                                  <a:schemeClr val="tx1"/>
-                                </a:solidFill>
-                              </a:ln>
-                              <a:effectLst>
-                                <a:outerShdw blurRad="50800" dist="38100" dir="2700000" algn="tl" rotWithShape="0">
-                                  <a:prstClr val="black">
-                                    <a:alpha val="40000"/>
-                                  </a:prstClr>
-                                </a:outerShdw>
-                              </a:effectLst>
-                            </wps:spPr>
-                            <wps:style>
-                              <a:lnRef idx="2">
-                                <a:schemeClr val="accent1">
-                                  <a:shade val="50000"/>
-                                </a:schemeClr>
-                              </a:lnRef>
-                              <a:fillRef idx="1">
-                                <a:schemeClr val="accent1"/>
-                              </a:fillRef>
-                              <a:effectRef idx="0">
-                                <a:schemeClr val="accent1"/>
-                              </a:effectRef>
-                              <a:fontRef idx="minor">
-                                <a:schemeClr val="lt1"/>
-                              </a:fontRef>
-                            </wps:style>
-                            <wps:bodyPr rot="0" spcFirstLastPara="0" vertOverflow="overflow" horzOverflow="overflow" vert="horz" wrap="square" lIns="91440" tIns="45720" rIns="91440" bIns="45720" numCol="1" spcCol="0" rtlCol="0" fromWordArt="0" anchor="ctr" anchorCtr="0" forceAA="0" compatLnSpc="1">
-                              <a:prstTxWarp prst="textNoShape">
-                                <a:avLst/>
-                              </a:prstTxWarp>
-                              <a:noAutofit/>
-                            </wps:bodyPr>
-                          </wps:wsp>
-                        </a:graphicData>
-                      </a:graphic>
-                      <wp14:sizeRelH relativeFrom="margin">
-                        <wp14:pctWidth>0</wp14:pctWidth>
-                      </wp14:sizeRelH>
-                    </wp:anchor>
-                  </w:drawing>
-                </mc:Choice>
-                <mc:Fallback>
-                  <w:pict>
-                    <v:oval w14:anchorId="3DFAEB7A" id="Oval 89" o:spid="_x0000_s1026" style="position:absolute;margin-left:18.3pt;margin-top:3.7pt;width:12.05pt;height:12.05pt;z-index:251837440;visibility:visible;mso-wrap-style:square;mso-width-percent:0;mso-wrap-distance-left:9pt;mso-wrap-distance-top:0;mso-wrap-distance-right:9pt;mso-wrap-distance-bottom:0;mso-position-horizontal:absolute;mso-position-horizontal-relative:text;mso-position-vertical:absolute;mso-position-vertical-relative:text;mso-width-percent:0;mso-width-relative:margin;v-text-anchor:middle" o:gfxdata="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" filled="f" strokecolor="black [3213]" strokeweight="1pt">
-                      <v:stroke joinstyle="miter"/>
-                      <v:shadow on="t" color="black" opacity="26214f" origin="-.5,-.5" offset=".74836mm,.74836mm"/>
-                    </v:oval>
-                  </w:pict>
-                </mc:Fallback>
-              </mc:AlternateContent>
-            </w:r>
-            <w:r>
-              <w:rPr>
-                <w:rFonts w:ascii="TH Sarabun New" w:hAnsi="TH Sarabun New" w:cs="TH Sarabun New"/>
                 <w:sz w:val="30"/>
                 <w:szCs w:val="30"/>
                 <w:cs/>
@@ -13509,99 +10904,6 @@
                 <w:cs/>
               </w:rPr>
             </w:pPr>
-            <w:r>
-              <w:rPr>
-                <w:rFonts w:ascii="TH Sarabun New" w:hAnsi="TH Sarabun New" w:cs="TH Sarabun New"/>
-                <w:b/>
-                <w:bCs/>
-                <w:noProof/>
-                <w:sz w:val="30"/>
-                <w:szCs w:val="30"/>
-                <w:lang w:val="en-GB" w:eastAsia="en-GB"/>
-              </w:rPr>
-              <mc:AlternateContent>
-                <mc:Choice Requires="wps">
-                  <w:drawing>
-                    <wp:anchor distT="0" distB="0" distL="114300" distR="114300" simplePos="0" relativeHeight="251849728" behindDoc="0" locked="0" layoutInCell="1" allowOverlap="1" wp14:anchorId="22DCC942" wp14:editId="0B21BD46">
-                      <wp:simplePos x="0" y="0"/>
-                      <wp:positionH relativeFrom="column">
-                        <wp:posOffset>234950</wp:posOffset>
-                      </wp:positionH>
-                      <wp:positionV relativeFrom="paragraph">
-                        <wp:posOffset>55880</wp:posOffset>
-                      </wp:positionV>
-                      <wp:extent cx="153035" cy="153035"/>
-                      <wp:effectExtent l="38100" t="38100" r="56515" b="113665"/>
-                      <wp:wrapNone/>
-                      <wp:docPr id="102" name="Oval 102"/>
-                      <wp:cNvGraphicFramePr/>
-                      <a:graphic xmlns:a="http://schemas.openxmlformats.org/drawingml/2006/main">
-                        <a:graphicData uri="http://schemas.microsoft.com/office/word/2010/wordprocessingShape">
-                          <wps:wsp>
-                            <wps:cNvSpPr/>
-                            <wps:spPr>
-                              <a:xfrm>
-                                <a:off x="0" y="0"/>
-                                <a:ext cx="153035" cy="153035"/>
-                              </a:xfrm>
-                              <a:prstGeom prst="ellipse">
-                                <a:avLst/>
-                              </a:prstGeom>
-                              <a:noFill/>
-                              <a:ln>
-                                <a:solidFill>
-                                  <a:schemeClr val="tx1"/>
-                                </a:solidFill>
-                              </a:ln>
-                              <a:effectLst>
-                                <a:outerShdw blurRad="50800" dist="38100" dir="2700000" algn="tl" rotWithShape="0">
-                                  <a:prstClr val="black">
-                                    <a:alpha val="40000"/>
-                                  </a:prstClr>
-                                </a:outerShdw>
-                              </a:effectLst>
-                            </wps:spPr>
-                            <wps:style>
-                              <a:lnRef idx="2">
-                                <a:schemeClr val="accent1">
-                                  <a:shade val="50000"/>
-                                </a:schemeClr>
-                              </a:lnRef>
-                              <a:fillRef idx="1">
-                                <a:schemeClr val="accent1"/>
-                              </a:fillRef>
-                              <a:effectRef idx="0">
-                                <a:schemeClr val="accent1"/>
-                              </a:effectRef>
-                              <a:fontRef idx="minor">
-                                <a:schemeClr val="lt1"/>
-                              </a:fontRef>
-                            </wps:style>
-                            <wps:bodyPr rot="0" spcFirstLastPara="0" vertOverflow="overflow" horzOverflow="overflow" vert="horz" wrap="square" lIns="91440" tIns="45720" rIns="91440" bIns="45720" numCol="1" spcCol="0" rtlCol="0" fromWordArt="0" anchor="ctr" anchorCtr="0" forceAA="0" compatLnSpc="1">
-                              <a:prstTxWarp prst="textNoShape">
-                                <a:avLst/>
-                              </a:prstTxWarp>
-                              <a:noAutofit/>
-                            </wps:bodyPr>
-                          </wps:wsp>
-                        </a:graphicData>
-                      </a:graphic>
-                      <wp14:sizeRelH relativeFrom="margin">
-                        <wp14:pctWidth>0</wp14:pctWidth>
-                      </wp14:sizeRelH>
-                    </wp:anchor>
-                  </w:drawing>
-                </mc:Choice>
-                <mc:Fallback>
-                  <w:pict>
-                    <v:oval w14:anchorId="04146036" id="Oval 102" o:spid="_x0000_s1026" style="position:absolute;margin-left:18.5pt;margin-top:4.4pt;width:12.05pt;height:12.05pt;z-index:251849728;visibility:visible;mso-wrap-style:square;mso-width-percent:0;mso-wrap-distance-left:9pt;mso-wrap-distance-top:0;mso-wrap-distance-right:9pt;mso-wrap-distance-bottom:0;mso-position-horizontal:absolute;mso-position-horizontal-relative:text;mso-position-vertical:absolute;mso-position-vertical-relative:text;mso-width-percent:0;mso-width-relative:margin;v-text-anchor:middle" o:gfxdata="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" filled="f" strokecolor="black [3213]" strokeweight="1pt">
-                      <v:stroke joinstyle="miter"/>
-                      <v:shadow on="t" color="black" opacity="26214f" origin="-.5,-.5" offset=".74836mm,.74836mm"/>
-                    </v:oval>
-                  </w:pict>
-                </mc:Fallback>
-              </mc:AlternateContent>
-            </w:r>
             <w:r>
               <w:rPr>
                 <w:rFonts w:ascii="TH Sarabun New" w:hAnsi="TH Sarabun New" w:cs="TH Sarabun New"/>
@@ -14425,45 +11727,7 @@
                 <w:szCs w:val="30"/>
                 <w:cs/>
               </w:rPr>
-              <w:t>หนังสือยืนยันความเอื้ออำนวยจากหน่วยงาน</w:t>
-            </w:r>
-            <w:r>
-              <w:rPr>
-                <w:rFonts w:ascii="TH Sarabun New" w:hAnsi="TH Sarabun New" w:cs="TH Sarabun New"/>
-                <w:sz w:val="30"/>
-                <w:szCs w:val="30"/>
-                <w:cs/>
-              </w:rPr>
-              <w:tab/>
-            </w:r>
-            <w:r>
-              <w:rPr>
-                <w:rFonts w:ascii="TH Sarabun New" w:hAnsi="TH Sarabun New" w:cs="TH Sarabun New"/>
-                <w:sz w:val="30"/>
-                <w:szCs w:val="30"/>
-                <w:cs/>
-              </w:rPr>
-              <w:tab/>
-              <w:t>ภาครัฐ ภาคเอกชน หรือภาคประชาสังคมที่</w:t>
-            </w:r>
-            <w:r>
-              <w:rPr>
-                <w:rFonts w:ascii="TH Sarabun New" w:hAnsi="TH Sarabun New" w:cs="TH Sarabun New"/>
-                <w:sz w:val="30"/>
-                <w:szCs w:val="30"/>
-                <w:cs/>
-              </w:rPr>
-              <w:tab/>
-            </w:r>
-            <w:r>
-              <w:rPr>
-                <w:rFonts w:ascii="TH Sarabun New" w:hAnsi="TH Sarabun New" w:cs="TH Sarabun New"/>
-                <w:sz w:val="30"/>
-                <w:szCs w:val="30"/>
-                <w:cs/>
-              </w:rPr>
-              <w:tab/>
-              <w:t>ได้รับผลประโยชน์</w:t>
+              <w:t>หนังสือยืนยันความเอื้ออำนวยจากหน่วยงานภาครัฐ ภาคเอกชน หรือภาคประชาสังคมที่ได้รับผลประโยชน์</w:t>
             </w:r>
           </w:p>
         </w:tc>
@@ -14504,99 +11768,6 @@
                 <w:szCs w:val="30"/>
               </w:rPr>
             </w:pPr>
-            <w:r>
-              <w:rPr>
-                <w:rFonts w:ascii="TH Sarabun New" w:hAnsi="TH Sarabun New" w:cs="TH Sarabun New"/>
-                <w:b/>
-                <w:bCs/>
-                <w:noProof/>
-                <w:sz w:val="30"/>
-                <w:szCs w:val="30"/>
-                <w:lang w:val="en-GB" w:eastAsia="en-GB"/>
-              </w:rPr>
-              <mc:AlternateContent>
-                <mc:Choice Requires="wps">
-                  <w:drawing>
-                    <wp:anchor distT="0" distB="0" distL="114300" distR="114300" simplePos="0" relativeHeight="251841536" behindDoc="0" locked="0" layoutInCell="1" allowOverlap="1" wp14:anchorId="63EA6D14" wp14:editId="3367830A">
-                      <wp:simplePos x="0" y="0"/>
-                      <wp:positionH relativeFrom="column">
-                        <wp:posOffset>-3810</wp:posOffset>
-                      </wp:positionH>
-                      <wp:positionV relativeFrom="paragraph">
-                        <wp:posOffset>48194</wp:posOffset>
-                      </wp:positionV>
-                      <wp:extent cx="153035" cy="153035"/>
-                      <wp:effectExtent l="38100" t="38100" r="56515" b="113665"/>
-                      <wp:wrapNone/>
-                      <wp:docPr id="93" name="Oval 93"/>
-                      <wp:cNvGraphicFramePr/>
-                      <a:graphic xmlns:a="http://schemas.openxmlformats.org/drawingml/2006/main">
-                        <a:graphicData uri="http://schemas.microsoft.com/office/word/2010/wordprocessingShape">
-                          <wps:wsp>
-                            <wps:cNvSpPr/>
-                            <wps:spPr>
-                              <a:xfrm>
-                                <a:off x="0" y="0"/>
-                                <a:ext cx="153035" cy="153035"/>
-                              </a:xfrm>
-                              <a:prstGeom prst="ellipse">
-                                <a:avLst/>
-                              </a:prstGeom>
-                              <a:noFill/>
-                              <a:ln>
-                                <a:solidFill>
-                                  <a:schemeClr val="tx1"/>
-                                </a:solidFill>
-                              </a:ln>
-                              <a:effectLst>
-                                <a:outerShdw blurRad="50800" dist="38100" dir="2700000" algn="tl" rotWithShape="0">
-                                  <a:prstClr val="black">
-                                    <a:alpha val="40000"/>
-                                  </a:prstClr>
-                                </a:outerShdw>
-                              </a:effectLst>
-                            </wps:spPr>
-                            <wps:style>
-                              <a:lnRef idx="2">
-                                <a:schemeClr val="accent1">
-                                  <a:shade val="50000"/>
-                                </a:schemeClr>
-                              </a:lnRef>
-                              <a:fillRef idx="1">
-                                <a:schemeClr val="accent1"/>
-                              </a:fillRef>
-                              <a:effectRef idx="0">
-                                <a:schemeClr val="accent1"/>
-                              </a:effectRef>
-                              <a:fontRef idx="minor">
-                                <a:schemeClr val="lt1"/>
-                              </a:fontRef>
-                            </wps:style>
-                            <wps:bodyPr rot="0" spcFirstLastPara="0" vertOverflow="overflow" horzOverflow="overflow" vert="horz" wrap="square" lIns="91440" tIns="45720" rIns="91440" bIns="45720" numCol="1" spcCol="0" rtlCol="0" fromWordArt="0" anchor="ctr" anchorCtr="0" forceAA="0" compatLnSpc="1">
-                              <a:prstTxWarp prst="textNoShape">
-                                <a:avLst/>
-                              </a:prstTxWarp>
-                              <a:noAutofit/>
-                            </wps:bodyPr>
-                          </wps:wsp>
-                        </a:graphicData>
-                      </a:graphic>
-                      <wp14:sizeRelH relativeFrom="margin">
-                        <wp14:pctWidth>0</wp14:pctWidth>
-                      </wp14:sizeRelH>
-                    </wp:anchor>
-                  </w:drawing>
-                </mc:Choice>
-                <mc:Fallback>
-                  <w:pict>
-                    <v:oval w14:anchorId="43D57921" id="Oval 93" o:spid="_x0000_s1026" style="position:absolute;margin-left:-.3pt;margin-top:3.8pt;width:12.05pt;height:12.05pt;z-index:251841536;visibility:visible;mso-wrap-style:square;mso-width-percent:0;mso-wrap-distance-left:9pt;mso-wrap-distance-top:0;mso-wrap-distance-right:9pt;mso-wrap-distance-bottom:0;mso-position-horizontal:absolute;mso-position-horizontal-relative:text;mso-position-vertical:absolute;mso-position-vertical-relative:text;mso-width-percent:0;mso-width-relative:margin;v-text-anchor:middle" o:gfxdata="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" filled="f" strokecolor="black [3213]" strokeweight="1pt">
-                      <v:stroke joinstyle="miter"/>
-                      <v:shadow on="t" color="black" opacity="26214f" origin="-.5,-.5" offset=".74836mm,.74836mm"/>
-                    </v:oval>
-                  </w:pict>
-                </mc:Fallback>
-              </mc:AlternateContent>
-            </w:r>
             <w:r>
               <w:rPr>
                 <w:rFonts w:ascii="TH Sarabun New" w:hAnsi="TH Sarabun New" w:cs="TH Sarabun New"/>
@@ -14967,99 +12138,6 @@
             <w:r>
               <w:rPr>
                 <w:rFonts w:ascii="TH Sarabun New" w:hAnsi="TH Sarabun New" w:cs="TH Sarabun New"/>
-                <w:b/>
-                <w:bCs/>
-                <w:noProof/>
-                <w:sz w:val="30"/>
-                <w:szCs w:val="30"/>
-                <w:lang w:val="en-GB" w:eastAsia="en-GB"/>
-              </w:rPr>
-              <mc:AlternateContent>
-                <mc:Choice Requires="wps">
-                  <w:drawing>
-                    <wp:anchor distT="0" distB="0" distL="114300" distR="114300" simplePos="0" relativeHeight="251842560" behindDoc="0" locked="0" layoutInCell="1" allowOverlap="1" wp14:anchorId="3F8D7CDB" wp14:editId="31FBBFCA">
-                      <wp:simplePos x="0" y="0"/>
-                      <wp:positionH relativeFrom="column">
-                        <wp:posOffset>-3810</wp:posOffset>
-                      </wp:positionH>
-                      <wp:positionV relativeFrom="paragraph">
-                        <wp:posOffset>22207</wp:posOffset>
-                      </wp:positionV>
-                      <wp:extent cx="153035" cy="153035"/>
-                      <wp:effectExtent l="38100" t="38100" r="56515" b="113665"/>
-                      <wp:wrapNone/>
-                      <wp:docPr id="94" name="Oval 94"/>
-                      <wp:cNvGraphicFramePr/>
-                      <a:graphic xmlns:a="http://schemas.openxmlformats.org/drawingml/2006/main">
-                        <a:graphicData uri="http://schemas.microsoft.com/office/word/2010/wordprocessingShape">
-                          <wps:wsp>
-                            <wps:cNvSpPr/>
-                            <wps:spPr>
-                              <a:xfrm>
-                                <a:off x="0" y="0"/>
-                                <a:ext cx="153035" cy="153035"/>
-                              </a:xfrm>
-                              <a:prstGeom prst="ellipse">
-                                <a:avLst/>
-                              </a:prstGeom>
-                              <a:noFill/>
-                              <a:ln>
-                                <a:solidFill>
-                                  <a:schemeClr val="tx1"/>
-                                </a:solidFill>
-                              </a:ln>
-                              <a:effectLst>
-                                <a:outerShdw blurRad="50800" dist="38100" dir="2700000" algn="tl" rotWithShape="0">
-                                  <a:prstClr val="black">
-                                    <a:alpha val="40000"/>
-                                  </a:prstClr>
-                                </a:outerShdw>
-                              </a:effectLst>
-                            </wps:spPr>
-                            <wps:style>
-                              <a:lnRef idx="2">
-                                <a:schemeClr val="accent1">
-                                  <a:shade val="50000"/>
-                                </a:schemeClr>
-                              </a:lnRef>
-                              <a:fillRef idx="1">
-                                <a:schemeClr val="accent1"/>
-                              </a:fillRef>
-                              <a:effectRef idx="0">
-                                <a:schemeClr val="accent1"/>
-                              </a:effectRef>
-                              <a:fontRef idx="minor">
-                                <a:schemeClr val="lt1"/>
-                              </a:fontRef>
-                            </wps:style>
-                            <wps:bodyPr rot="0" spcFirstLastPara="0" vertOverflow="overflow" horzOverflow="overflow" vert="horz" wrap="square" lIns="91440" tIns="45720" rIns="91440" bIns="45720" numCol="1" spcCol="0" rtlCol="0" fromWordArt="0" anchor="ctr" anchorCtr="0" forceAA="0" compatLnSpc="1">
-                              <a:prstTxWarp prst="textNoShape">
-                                <a:avLst/>
-                              </a:prstTxWarp>
-                              <a:noAutofit/>
-                            </wps:bodyPr>
-                          </wps:wsp>
-                        </a:graphicData>
-                      </a:graphic>
-                      <wp14:sizeRelH relativeFrom="margin">
-                        <wp14:pctWidth>0</wp14:pctWidth>
-                      </wp14:sizeRelH>
-                    </wp:anchor>
-                  </w:drawing>
-                </mc:Choice>
-                <mc:Fallback>
-                  <w:pict>
-                    <v:oval w14:anchorId="3DBB6F2A" id="Oval 94" o:spid="_x0000_s1026" style="position:absolute;margin-left:-.3pt;margin-top:1.75pt;width:12.05pt;height:12.05pt;z-index:251842560;visibility:visible;mso-wrap-style:square;mso-width-percent:0;mso-wrap-distance-left:9pt;mso-wrap-distance-top:0;mso-wrap-distance-right:9pt;mso-wrap-distance-bottom:0;mso-position-horizontal:absolute;mso-position-horizontal-relative:text;mso-position-vertical:absolute;mso-position-vertical-relative:text;mso-width-percent:0;mso-width-relative:margin;v-text-anchor:middle" o:gfxdata="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" filled="f" strokecolor="black [3213]" strokeweight="1pt">
-                      <v:stroke joinstyle="miter"/>
-                      <v:shadow on="t" color="black" opacity="26214f" origin="-.5,-.5" offset=".74836mm,.74836mm"/>
-                    </v:oval>
-                  </w:pict>
-                </mc:Fallback>
-              </mc:AlternateContent>
-            </w:r>
-            <w:r>
-              <w:rPr>
-                <w:rFonts w:ascii="TH Sarabun New" w:hAnsi="TH Sarabun New" w:cs="TH Sarabun New"/>
                 <w:sz w:val="30"/>
                 <w:szCs w:val="30"/>
                 <w:cs/>
@@ -15365,99 +12443,6 @@
             <w:r>
               <w:rPr>
                 <w:rFonts w:ascii="TH Sarabun New" w:hAnsi="TH Sarabun New" w:cs="TH Sarabun New"/>
-                <w:b/>
-                <w:bCs/>
-                <w:noProof/>
-                <w:sz w:val="30"/>
-                <w:szCs w:val="30"/>
-                <w:lang w:val="en-GB" w:eastAsia="en-GB"/>
-              </w:rPr>
-              <mc:AlternateContent>
-                <mc:Choice Requires="wps">
-                  <w:drawing>
-                    <wp:anchor distT="0" distB="0" distL="114300" distR="114300" simplePos="0" relativeHeight="251866112" behindDoc="0" locked="0" layoutInCell="1" allowOverlap="1" wp14:anchorId="21F9873F" wp14:editId="7CC62DB6">
-                      <wp:simplePos x="0" y="0"/>
-                      <wp:positionH relativeFrom="column">
-                        <wp:posOffset>232189</wp:posOffset>
-                      </wp:positionH>
-                      <wp:positionV relativeFrom="paragraph">
-                        <wp:posOffset>46990</wp:posOffset>
-                      </wp:positionV>
-                      <wp:extent cx="153035" cy="153035"/>
-                      <wp:effectExtent l="38100" t="38100" r="56515" b="113665"/>
-                      <wp:wrapNone/>
-                      <wp:docPr id="92" name="Oval 92"/>
-                      <wp:cNvGraphicFramePr/>
-                      <a:graphic xmlns:a="http://schemas.openxmlformats.org/drawingml/2006/main">
-                        <a:graphicData uri="http://schemas.microsoft.com/office/word/2010/wordprocessingShape">
-                          <wps:wsp>
-                            <wps:cNvSpPr/>
-                            <wps:spPr>
-                              <a:xfrm>
-                                <a:off x="0" y="0"/>
-                                <a:ext cx="153035" cy="153035"/>
-                              </a:xfrm>
-                              <a:prstGeom prst="ellipse">
-                                <a:avLst/>
-                              </a:prstGeom>
-                              <a:noFill/>
-                              <a:ln>
-                                <a:solidFill>
-                                  <a:schemeClr val="tx1"/>
-                                </a:solidFill>
-                              </a:ln>
-                              <a:effectLst>
-                                <a:outerShdw blurRad="50800" dist="38100" dir="2700000" algn="tl" rotWithShape="0">
-                                  <a:prstClr val="black">
-                                    <a:alpha val="40000"/>
-                                  </a:prstClr>
-                                </a:outerShdw>
-                              </a:effectLst>
-                            </wps:spPr>
-                            <wps:style>
-                              <a:lnRef idx="2">
-                                <a:schemeClr val="accent1">
-                                  <a:shade val="50000"/>
-                                </a:schemeClr>
-                              </a:lnRef>
-                              <a:fillRef idx="1">
-                                <a:schemeClr val="accent1"/>
-                              </a:fillRef>
-                              <a:effectRef idx="0">
-                                <a:schemeClr val="accent1"/>
-                              </a:effectRef>
-                              <a:fontRef idx="minor">
-                                <a:schemeClr val="lt1"/>
-                              </a:fontRef>
-                            </wps:style>
-                            <wps:bodyPr rot="0" spcFirstLastPara="0" vertOverflow="overflow" horzOverflow="overflow" vert="horz" wrap="square" lIns="91440" tIns="45720" rIns="91440" bIns="45720" numCol="1" spcCol="0" rtlCol="0" fromWordArt="0" anchor="ctr" anchorCtr="0" forceAA="0" compatLnSpc="1">
-                              <a:prstTxWarp prst="textNoShape">
-                                <a:avLst/>
-                              </a:prstTxWarp>
-                              <a:noAutofit/>
-                            </wps:bodyPr>
-                          </wps:wsp>
-                        </a:graphicData>
-                      </a:graphic>
-                      <wp14:sizeRelH relativeFrom="margin">
-                        <wp14:pctWidth>0</wp14:pctWidth>
-                      </wp14:sizeRelH>
-                    </wp:anchor>
-                  </w:drawing>
-                </mc:Choice>
-                <mc:Fallback>
-                  <w:pict>
-                    <v:oval w14:anchorId="346A5972" id="Oval 92" o:spid="_x0000_s1026" style="position:absolute;margin-left:18.3pt;margin-top:3.7pt;width:12.05pt;height:12.05pt;z-index:251866112;visibility:visible;mso-wrap-style:square;mso-width-percent:0;mso-wrap-distance-left:9pt;mso-wrap-distance-top:0;mso-wrap-distance-right:9pt;mso-wrap-distance-bottom:0;mso-position-horizontal:absolute;mso-position-horizontal-relative:text;mso-position-vertical:absolute;mso-position-vertical-relative:text;mso-width-percent:0;mso-width-relative:margin;v-text-anchor:middle" o:gfxdata="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" filled="f" strokecolor="black [3213]" strokeweight="1pt">
-                      <v:stroke joinstyle="miter"/>
-                      <v:shadow on="t" color="black" opacity="26214f" origin="-.5,-.5" offset=".74836mm,.74836mm"/>
-                    </v:oval>
-                  </w:pict>
-                </mc:Fallback>
-              </mc:AlternateContent>
-            </w:r>
-            <w:r>
-              <w:rPr>
-                <w:rFonts w:ascii="TH Sarabun New" w:hAnsi="TH Sarabun New" w:cs="TH Sarabun New"/>
                 <w:sz w:val="30"/>
                 <w:szCs w:val="30"/>
                 <w:cs/>
@@ -15513,99 +12498,6 @@
                 <w:szCs w:val="30"/>
               </w:rPr>
             </w:pPr>
-            <w:r>
-              <w:rPr>
-                <w:rFonts w:ascii="TH Sarabun New" w:hAnsi="TH Sarabun New" w:cs="TH Sarabun New"/>
-                <w:b/>
-                <w:bCs/>
-                <w:noProof/>
-                <w:sz w:val="30"/>
-                <w:szCs w:val="30"/>
-                <w:lang w:val="en-GB" w:eastAsia="en-GB"/>
-              </w:rPr>
-              <mc:AlternateContent>
-                <mc:Choice Requires="wps">
-                  <w:drawing>
-                    <wp:anchor distT="0" distB="0" distL="114300" distR="114300" simplePos="0" relativeHeight="251879424" behindDoc="0" locked="0" layoutInCell="1" allowOverlap="1" wp14:anchorId="59D4974D" wp14:editId="4BBD4C4C">
-                      <wp:simplePos x="0" y="0"/>
-                      <wp:positionH relativeFrom="column">
-                        <wp:posOffset>232190</wp:posOffset>
-                      </wp:positionH>
-                      <wp:positionV relativeFrom="paragraph">
-                        <wp:posOffset>46990</wp:posOffset>
-                      </wp:positionV>
-                      <wp:extent cx="153035" cy="153035"/>
-                      <wp:effectExtent l="38100" t="38100" r="56515" b="113665"/>
-                      <wp:wrapNone/>
-                      <wp:docPr id="114" name="Oval 114"/>
-                      <wp:cNvGraphicFramePr/>
-                      <a:graphic xmlns:a="http://schemas.openxmlformats.org/drawingml/2006/main">
-                        <a:graphicData uri="http://schemas.microsoft.com/office/word/2010/wordprocessingShape">
-                          <wps:wsp>
-                            <wps:cNvSpPr/>
-                            <wps:spPr>
-                              <a:xfrm>
-                                <a:off x="0" y="0"/>
-                                <a:ext cx="153035" cy="153035"/>
-                              </a:xfrm>
-                              <a:prstGeom prst="ellipse">
-                                <a:avLst/>
-                              </a:prstGeom>
-                              <a:noFill/>
-                              <a:ln>
-                                <a:solidFill>
-                                  <a:schemeClr val="tx1"/>
-                                </a:solidFill>
-                              </a:ln>
-                              <a:effectLst>
-                                <a:outerShdw blurRad="50800" dist="38100" dir="2700000" algn="tl" rotWithShape="0">
-                                  <a:prstClr val="black">
-                                    <a:alpha val="40000"/>
-                                  </a:prstClr>
-                                </a:outerShdw>
-                              </a:effectLst>
-                            </wps:spPr>
-                            <wps:style>
-                              <a:lnRef idx="2">
-                                <a:schemeClr val="accent1">
-                                  <a:shade val="50000"/>
-                                </a:schemeClr>
-                              </a:lnRef>
-                              <a:fillRef idx="1">
-                                <a:schemeClr val="accent1"/>
-                              </a:fillRef>
-                              <a:effectRef idx="0">
-                                <a:schemeClr val="accent1"/>
-                              </a:effectRef>
-                              <a:fontRef idx="minor">
-                                <a:schemeClr val="lt1"/>
-                              </a:fontRef>
-                            </wps:style>
-                            <wps:bodyPr rot="0" spcFirstLastPara="0" vertOverflow="overflow" horzOverflow="overflow" vert="horz" wrap="square" lIns="91440" tIns="45720" rIns="91440" bIns="45720" numCol="1" spcCol="0" rtlCol="0" fromWordArt="0" anchor="ctr" anchorCtr="0" forceAA="0" compatLnSpc="1">
-                              <a:prstTxWarp prst="textNoShape">
-                                <a:avLst/>
-                              </a:prstTxWarp>
-                              <a:noAutofit/>
-                            </wps:bodyPr>
-                          </wps:wsp>
-                        </a:graphicData>
-                      </a:graphic>
-                      <wp14:sizeRelH relativeFrom="margin">
-                        <wp14:pctWidth>0</wp14:pctWidth>
-                      </wp14:sizeRelH>
-                    </wp:anchor>
-                  </w:drawing>
-                </mc:Choice>
-                <mc:Fallback>
-                  <w:pict>
-                    <v:oval w14:anchorId="75920FB5" id="Oval 114" o:spid="_x0000_s1026" style="position:absolute;margin-left:18.3pt;margin-top:3.7pt;width:12.05pt;height:12.05pt;z-index:251879424;visibility:visible;mso-wrap-style:square;mso-width-percent:0;mso-wrap-distance-left:9pt;mso-wrap-distance-top:0;mso-wrap-distance-right:9pt;mso-wrap-distance-bottom:0;mso-position-horizontal:absolute;mso-position-horizontal-relative:text;mso-position-vertical:absolute;mso-position-vertical-relative:text;mso-width-percent:0;mso-width-relative:margin;v-text-anchor:middle" o:gfxdata="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" filled="f" strokecolor="black [3213]" strokeweight="1pt">
-                      <v:stroke joinstyle="miter"/>
-                      <v:shadow on="t" color="black" opacity="26214f" origin="-.5,-.5" offset=".74836mm,.74836mm"/>
-                    </v:oval>
-                  </w:pict>
-                </mc:Fallback>
-              </mc:AlternateContent>
-            </w:r>
             <w:r>
               <w:rPr>
                 <w:rFonts w:ascii="TH Sarabun New" w:hAnsi="TH Sarabun New" w:cs="TH Sarabun New"/>
@@ -16112,192 +13004,6 @@
                 <w:rFonts w:ascii="TH Sarabun New" w:hAnsi="TH Sarabun New" w:cs="TH Sarabun New"/>
                 <w:b/>
                 <w:bCs/>
-                <w:noProof/>
-                <w:sz w:val="30"/>
-                <w:szCs w:val="30"/>
-                <w:lang w:val="en-GB" w:eastAsia="en-GB"/>
-              </w:rPr>
-              <mc:AlternateContent>
-                <mc:Choice Requires="wps">
-                  <w:drawing>
-                    <wp:anchor distT="0" distB="0" distL="114300" distR="114300" simplePos="0" relativeHeight="251883520" behindDoc="0" locked="0" layoutInCell="1" allowOverlap="1" wp14:anchorId="5EF6E6BA" wp14:editId="40FE51DB">
-                      <wp:simplePos x="0" y="0"/>
-                      <wp:positionH relativeFrom="column">
-                        <wp:posOffset>1164590</wp:posOffset>
-                      </wp:positionH>
-                      <wp:positionV relativeFrom="paragraph">
-                        <wp:posOffset>48895</wp:posOffset>
-                      </wp:positionV>
-                      <wp:extent cx="153035" cy="153035"/>
-                      <wp:effectExtent l="38100" t="38100" r="56515" b="113665"/>
-                      <wp:wrapNone/>
-                      <wp:docPr id="113" name="Oval 113"/>
-                      <wp:cNvGraphicFramePr/>
-                      <a:graphic xmlns:a="http://schemas.openxmlformats.org/drawingml/2006/main">
-                        <a:graphicData uri="http://schemas.microsoft.com/office/word/2010/wordprocessingShape">
-                          <wps:wsp>
-                            <wps:cNvSpPr/>
-                            <wps:spPr>
-                              <a:xfrm>
-                                <a:off x="0" y="0"/>
-                                <a:ext cx="153035" cy="153035"/>
-                              </a:xfrm>
-                              <a:prstGeom prst="ellipse">
-                                <a:avLst/>
-                              </a:prstGeom>
-                              <a:noFill/>
-                              <a:ln>
-                                <a:solidFill>
-                                  <a:schemeClr val="tx1"/>
-                                </a:solidFill>
-                              </a:ln>
-                              <a:effectLst>
-                                <a:outerShdw blurRad="50800" dist="38100" dir="2700000" algn="tl" rotWithShape="0">
-                                  <a:prstClr val="black">
-                                    <a:alpha val="40000"/>
-                                  </a:prstClr>
-                                </a:outerShdw>
-                              </a:effectLst>
-                            </wps:spPr>
-                            <wps:style>
-                              <a:lnRef idx="2">
-                                <a:schemeClr val="accent1">
-                                  <a:shade val="50000"/>
-                                </a:schemeClr>
-                              </a:lnRef>
-                              <a:fillRef idx="1">
-                                <a:schemeClr val="accent1"/>
-                              </a:fillRef>
-                              <a:effectRef idx="0">
-                                <a:schemeClr val="accent1"/>
-                              </a:effectRef>
-                              <a:fontRef idx="minor">
-                                <a:schemeClr val="lt1"/>
-                              </a:fontRef>
-                            </wps:style>
-                            <wps:bodyPr rot="0" spcFirstLastPara="0" vertOverflow="overflow" horzOverflow="overflow" vert="horz" wrap="square" lIns="91440" tIns="45720" rIns="91440" bIns="45720" numCol="1" spcCol="0" rtlCol="0" fromWordArt="0" anchor="ctr" anchorCtr="0" forceAA="0" compatLnSpc="1">
-                              <a:prstTxWarp prst="textNoShape">
-                                <a:avLst/>
-                              </a:prstTxWarp>
-                              <a:noAutofit/>
-                            </wps:bodyPr>
-                          </wps:wsp>
-                        </a:graphicData>
-                      </a:graphic>
-                      <wp14:sizeRelH relativeFrom="margin">
-                        <wp14:pctWidth>0</wp14:pctWidth>
-                      </wp14:sizeRelH>
-                    </wp:anchor>
-                  </w:drawing>
-                </mc:Choice>
-                <mc:Fallback>
-                  <w:pict>
-                    <v:oval w14:anchorId="16087F47" id="Oval 113" o:spid="_x0000_s1026" style="position:absolute;margin-left:91.7pt;margin-top:3.85pt;width:12.05pt;height:12.05pt;z-index:251883520;visibility:visible;mso-wrap-style:square;mso-width-percent:0;mso-wrap-distance-left:9pt;mso-wrap-distance-top:0;mso-wrap-distance-right:9pt;mso-wrap-distance-bottom:0;mso-position-horizontal:absolute;mso-position-horizontal-relative:text;mso-position-vertical:absolute;mso-position-vertical-relative:text;mso-width-percent:0;mso-width-relative:margin;v-text-anchor:middle" o:gfxdata="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" filled="f" strokecolor="black [3213]" strokeweight="1pt">
-                      <v:stroke joinstyle="miter"/>
-                      <v:shadow on="t" color="black" opacity="26214f" origin="-.5,-.5" offset=".74836mm,.74836mm"/>
-                    </v:oval>
-                  </w:pict>
-                </mc:Fallback>
-              </mc:AlternateContent>
-            </w:r>
-            <w:r>
-              <w:rPr>
-                <w:rFonts w:ascii="TH Sarabun New" w:hAnsi="TH Sarabun New" w:cs="TH Sarabun New"/>
-                <w:b/>
-                <w:bCs/>
-                <w:noProof/>
-                <w:sz w:val="30"/>
-                <w:szCs w:val="30"/>
-                <w:lang w:val="en-GB" w:eastAsia="en-GB"/>
-              </w:rPr>
-              <mc:AlternateContent>
-                <mc:Choice Requires="wps">
-                  <w:drawing>
-                    <wp:anchor distT="0" distB="0" distL="114300" distR="114300" simplePos="0" relativeHeight="251868160" behindDoc="0" locked="0" layoutInCell="1" allowOverlap="1" wp14:anchorId="779728CE" wp14:editId="7D055667">
-                      <wp:simplePos x="0" y="0"/>
-                      <wp:positionH relativeFrom="column">
-                        <wp:posOffset>-3810</wp:posOffset>
-                      </wp:positionH>
-                      <wp:positionV relativeFrom="paragraph">
-                        <wp:posOffset>48194</wp:posOffset>
-                      </wp:positionV>
-                      <wp:extent cx="153035" cy="153035"/>
-                      <wp:effectExtent l="38100" t="38100" r="56515" b="113665"/>
-                      <wp:wrapNone/>
-                      <wp:docPr id="110" name="Oval 110"/>
-                      <wp:cNvGraphicFramePr/>
-                      <a:graphic xmlns:a="http://schemas.openxmlformats.org/drawingml/2006/main">
-                        <a:graphicData uri="http://schemas.microsoft.com/office/word/2010/wordprocessingShape">
-                          <wps:wsp>
-                            <wps:cNvSpPr/>
-                            <wps:spPr>
-                              <a:xfrm>
-                                <a:off x="0" y="0"/>
-                                <a:ext cx="153035" cy="153035"/>
-                              </a:xfrm>
-                              <a:prstGeom prst="ellipse">
-                                <a:avLst/>
-                              </a:prstGeom>
-                              <a:noFill/>
-                              <a:ln>
-                                <a:solidFill>
-                                  <a:schemeClr val="tx1"/>
-                                </a:solidFill>
-                              </a:ln>
-                              <a:effectLst>
-                                <a:outerShdw blurRad="50800" dist="38100" dir="2700000" algn="tl" rotWithShape="0">
-                                  <a:prstClr val="black">
-                                    <a:alpha val="40000"/>
-                                  </a:prstClr>
-                                </a:outerShdw>
-                              </a:effectLst>
-                            </wps:spPr>
-                            <wps:style>
-                              <a:lnRef idx="2">
-                                <a:schemeClr val="accent1">
-                                  <a:shade val="50000"/>
-                                </a:schemeClr>
-                              </a:lnRef>
-                              <a:fillRef idx="1">
-                                <a:schemeClr val="accent1"/>
-                              </a:fillRef>
-                              <a:effectRef idx="0">
-                                <a:schemeClr val="accent1"/>
-                              </a:effectRef>
-                              <a:fontRef idx="minor">
-                                <a:schemeClr val="lt1"/>
-                              </a:fontRef>
-                            </wps:style>
-                            <wps:bodyPr rot="0" spcFirstLastPara="0" vertOverflow="overflow" horzOverflow="overflow" vert="horz" wrap="square" lIns="91440" tIns="45720" rIns="91440" bIns="45720" numCol="1" spcCol="0" rtlCol="0" fromWordArt="0" anchor="ctr" anchorCtr="0" forceAA="0" compatLnSpc="1">
-                              <a:prstTxWarp prst="textNoShape">
-                                <a:avLst/>
-                              </a:prstTxWarp>
-                              <a:noAutofit/>
-                            </wps:bodyPr>
-                          </wps:wsp>
-                        </a:graphicData>
-                      </a:graphic>
-                      <wp14:sizeRelH relativeFrom="margin">
-                        <wp14:pctWidth>0</wp14:pctWidth>
-                      </wp14:sizeRelH>
-                    </wp:anchor>
-                  </w:drawing>
-                </mc:Choice>
-                <mc:Fallback>
-                  <w:pict>
-                    <v:oval w14:anchorId="50796F5A" id="Oval 110" o:spid="_x0000_s1026" style="position:absolute;margin-left:-.3pt;margin-top:3.8pt;width:12.05pt;height:12.05pt;z-index:251868160;visibility:visible;mso-wrap-style:square;mso-width-percent:0;mso-wrap-distance-left:9pt;mso-wrap-distance-top:0;mso-wrap-distance-right:9pt;mso-wrap-distance-bottom:0;mso-position-horizontal:absolute;mso-position-horizontal-relative:text;mso-position-vertical:absolute;mso-position-vertical-relative:text;mso-width-percent:0;mso-width-relative:margin;v-text-anchor:middle" o:gfxdata="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" filled="f" strokecolor="black [3213]" strokeweight="1pt">
-                      <v:stroke joinstyle="miter"/>
-                      <v:shadow on="t" color="black" opacity="26214f" origin="-.5,-.5" offset=".74836mm,.74836mm"/>
-                    </v:oval>
-                  </w:pict>
-                </mc:Fallback>
-              </mc:AlternateContent>
-            </w:r>
-            <w:r>
-              <w:rPr>
-                <w:rFonts w:ascii="TH Sarabun New" w:hAnsi="TH Sarabun New" w:cs="TH Sarabun New"/>
-                <w:b/>
-                <w:bCs/>
                 <w:sz w:val="30"/>
                 <w:szCs w:val="30"/>
               </w:rPr>
@@ -16912,109 +13618,7 @@
                 <w:szCs w:val="30"/>
                 <w:cs/>
               </w:rPr>
-              <w:t xml:space="preserve">  </w:t>
-            </w:r>
-            <w:r>
-              <w:rPr>
-                <w:rFonts w:ascii="TH Sarabun New" w:hAnsi="TH Sarabun New" w:cs="TH Sarabun New"/>
-                <w:b/>
-                <w:bCs/>
-                <w:noProof/>
-                <w:sz w:val="30"/>
-                <w:szCs w:val="30"/>
-                <w:lang w:val="en-GB" w:eastAsia="en-GB"/>
-              </w:rPr>
-              <mc:AlternateContent>
-                <mc:Choice Requires="wps">
-                  <w:drawing>
-                    <wp:anchor distT="0" distB="0" distL="114300" distR="114300" simplePos="0" relativeHeight="251887616" behindDoc="0" locked="0" layoutInCell="1" allowOverlap="1" wp14:anchorId="7F572F3F" wp14:editId="4EBC77E0">
-                      <wp:simplePos x="0" y="0"/>
-                      <wp:positionH relativeFrom="column">
-                        <wp:posOffset>0</wp:posOffset>
-                      </wp:positionH>
-                      <wp:positionV relativeFrom="paragraph">
-                        <wp:posOffset>42545</wp:posOffset>
-                      </wp:positionV>
-                      <wp:extent cx="153035" cy="153035"/>
-                      <wp:effectExtent l="38100" t="38100" r="56515" b="113665"/>
-                      <wp:wrapNone/>
-                      <wp:docPr id="118" name="Oval 118"/>
-                      <wp:cNvGraphicFramePr/>
-                      <a:graphic xmlns:a="http://schemas.openxmlformats.org/drawingml/2006/main">
-                        <a:graphicData uri="http://schemas.microsoft.com/office/word/2010/wordprocessingShape">
-                          <wps:wsp>
-                            <wps:cNvSpPr/>
-                            <wps:spPr>
-                              <a:xfrm>
-                                <a:off x="0" y="0"/>
-                                <a:ext cx="153035" cy="153035"/>
-                              </a:xfrm>
-                              <a:prstGeom prst="ellipse">
-                                <a:avLst/>
-                              </a:prstGeom>
-                              <a:noFill/>
-                              <a:ln>
-                                <a:solidFill>
-                                  <a:schemeClr val="tx1"/>
-                                </a:solidFill>
-                              </a:ln>
-                              <a:effectLst>
-                                <a:outerShdw blurRad="50800" dist="38100" dir="2700000" algn="tl" rotWithShape="0">
-                                  <a:prstClr val="black">
-                                    <a:alpha val="40000"/>
-                                  </a:prstClr>
-                                </a:outerShdw>
-                              </a:effectLst>
-                            </wps:spPr>
-                            <wps:style>
-                              <a:lnRef idx="2">
-                                <a:schemeClr val="accent1">
-                                  <a:shade val="50000"/>
-                                </a:schemeClr>
-                              </a:lnRef>
-                              <a:fillRef idx="1">
-                                <a:schemeClr val="accent1"/>
-                              </a:fillRef>
-                              <a:effectRef idx="0">
-                                <a:schemeClr val="accent1"/>
-                              </a:effectRef>
-                              <a:fontRef idx="minor">
-                                <a:schemeClr val="lt1"/>
-                              </a:fontRef>
-                            </wps:style>
-                            <wps:bodyPr rot="0" spcFirstLastPara="0" vertOverflow="overflow" horzOverflow="overflow" vert="horz" wrap="square" lIns="91440" tIns="45720" rIns="91440" bIns="45720" numCol="1" spcCol="0" rtlCol="0" fromWordArt="0" anchor="ctr" anchorCtr="0" forceAA="0" compatLnSpc="1">
-                              <a:prstTxWarp prst="textNoShape">
-                                <a:avLst/>
-                              </a:prstTxWarp>
-                              <a:noAutofit/>
-                            </wps:bodyPr>
-                          </wps:wsp>
-                        </a:graphicData>
-                      </a:graphic>
-                      <wp14:sizeRelH relativeFrom="margin">
-                        <wp14:pctWidth>0</wp14:pctWidth>
-                      </wp14:sizeRelH>
-                    </wp:anchor>
-                  </w:drawing>
-                </mc:Choice>
-                <mc:Fallback>
-                  <w:pict>
-                    <v:oval w14:anchorId="184C4E3B" id="Oval 118" o:spid="_x0000_s1026" style="position:absolute;margin-left:0;margin-top:3.35pt;width:12.05pt;height:12.05pt;z-index:251887616;visibility:visible;mso-wrap-style:square;mso-width-percent:0;mso-wrap-distance-left:9pt;mso-wrap-distance-top:0;mso-wrap-distance-right:9pt;mso-wrap-distance-bottom:0;mso-position-horizontal:absolute;mso-position-horizontal-relative:text;mso-position-vertical:absolute;mso-position-vertical-relative:text;mso-width-percent:0;mso-width-relative:margin;v-text-anchor:middle" o:gfxdata="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" filled="f" strokecolor="black [3213]" strokeweight="1pt">
-                      <v:stroke joinstyle="miter"/>
-                      <v:shadow on="t" color="black" opacity="26214f" origin="-.5,-.5" offset=".74836mm,.74836mm"/>
-                    </v:oval>
-                  </w:pict>
-                </mc:Fallback>
-              </mc:AlternateContent>
-            </w:r>
-            <w:r>
-              <w:rPr>
-                <w:rFonts w:ascii="TH Sarabun New" w:hAnsi="TH Sarabun New" w:cs="TH Sarabun New"/>
-                <w:sz w:val="30"/>
-                <w:szCs w:val="30"/>
-                <w:cs/>
-              </w:rPr>
-              <w:t xml:space="preserve">   </w:t>
+              <w:t xml:space="preserve">     </w:t>
             </w:r>
             <w:r>
               <w:rPr>
@@ -17072,109 +13676,7 @@
                 <w:szCs w:val="30"/>
                 <w:cs/>
               </w:rPr>
-              <w:t xml:space="preserve">  </w:t>
-            </w:r>
-            <w:r>
-              <w:rPr>
-                <w:rFonts w:ascii="TH Sarabun New" w:hAnsi="TH Sarabun New" w:cs="TH Sarabun New"/>
-                <w:b/>
-                <w:bCs/>
-                <w:noProof/>
-                <w:sz w:val="30"/>
-                <w:szCs w:val="30"/>
-                <w:lang w:val="en-GB" w:eastAsia="en-GB"/>
-              </w:rPr>
-              <mc:AlternateContent>
-                <mc:Choice Requires="wps">
-                  <w:drawing>
-                    <wp:anchor distT="0" distB="0" distL="114300" distR="114300" simplePos="0" relativeHeight="251888640" behindDoc="0" locked="0" layoutInCell="1" allowOverlap="1" wp14:anchorId="2F4FAD1C" wp14:editId="1EB0D1C2">
-                      <wp:simplePos x="0" y="0"/>
-                      <wp:positionH relativeFrom="column">
-                        <wp:posOffset>0</wp:posOffset>
-                      </wp:positionH>
-                      <wp:positionV relativeFrom="paragraph">
-                        <wp:posOffset>42545</wp:posOffset>
-                      </wp:positionV>
-                      <wp:extent cx="153035" cy="153035"/>
-                      <wp:effectExtent l="38100" t="38100" r="56515" b="113665"/>
-                      <wp:wrapNone/>
-                      <wp:docPr id="119" name="Oval 119"/>
-                      <wp:cNvGraphicFramePr/>
-                      <a:graphic xmlns:a="http://schemas.openxmlformats.org/drawingml/2006/main">
-                        <a:graphicData uri="http://schemas.microsoft.com/office/word/2010/wordprocessingShape">
-                          <wps:wsp>
-                            <wps:cNvSpPr/>
-                            <wps:spPr>
-                              <a:xfrm>
-                                <a:off x="0" y="0"/>
-                                <a:ext cx="153035" cy="153035"/>
-                              </a:xfrm>
-                              <a:prstGeom prst="ellipse">
-                                <a:avLst/>
-                              </a:prstGeom>
-                              <a:noFill/>
-                              <a:ln>
-                                <a:solidFill>
-                                  <a:schemeClr val="tx1"/>
-                                </a:solidFill>
-                              </a:ln>
-                              <a:effectLst>
-                                <a:outerShdw blurRad="50800" dist="38100" dir="2700000" algn="tl" rotWithShape="0">
-                                  <a:prstClr val="black">
-                                    <a:alpha val="40000"/>
-                                  </a:prstClr>
-                                </a:outerShdw>
-                              </a:effectLst>
-                            </wps:spPr>
-                            <wps:style>
-                              <a:lnRef idx="2">
-                                <a:schemeClr val="accent1">
-                                  <a:shade val="50000"/>
-                                </a:schemeClr>
-                              </a:lnRef>
-                              <a:fillRef idx="1">
-                                <a:schemeClr val="accent1"/>
-                              </a:fillRef>
-                              <a:effectRef idx="0">
-                                <a:schemeClr val="accent1"/>
-                              </a:effectRef>
-                              <a:fontRef idx="minor">
-                                <a:schemeClr val="lt1"/>
-                              </a:fontRef>
-                            </wps:style>
-                            <wps:bodyPr rot="0" spcFirstLastPara="0" vertOverflow="overflow" horzOverflow="overflow" vert="horz" wrap="square" lIns="91440" tIns="45720" rIns="91440" bIns="45720" numCol="1" spcCol="0" rtlCol="0" fromWordArt="0" anchor="ctr" anchorCtr="0" forceAA="0" compatLnSpc="1">
-                              <a:prstTxWarp prst="textNoShape">
-                                <a:avLst/>
-                              </a:prstTxWarp>
-                              <a:noAutofit/>
-                            </wps:bodyPr>
-                          </wps:wsp>
-                        </a:graphicData>
-                      </a:graphic>
-                      <wp14:sizeRelH relativeFrom="margin">
-                        <wp14:pctWidth>0</wp14:pctWidth>
-                      </wp14:sizeRelH>
-                    </wp:anchor>
-                  </w:drawing>
-                </mc:Choice>
-                <mc:Fallback>
-                  <w:pict>
-                    <v:oval w14:anchorId="3065EE84" id="Oval 119" o:spid="_x0000_s1026" style="position:absolute;margin-left:0;margin-top:3.35pt;width:12.05pt;height:12.05pt;z-index:251888640;visibility:visible;mso-wrap-style:square;mso-width-percent:0;mso-wrap-distance-left:9pt;mso-wrap-distance-top:0;mso-wrap-distance-right:9pt;mso-wrap-distance-bottom:0;mso-position-horizontal:absolute;mso-position-horizontal-relative:text;mso-position-vertical:absolute;mso-position-vertical-relative:text;mso-width-percent:0;mso-width-relative:margin;v-text-anchor:middle" o:gfxdata="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" filled="f" strokecolor="black [3213]" strokeweight="1pt">
-                      <v:stroke joinstyle="miter"/>
-                      <v:shadow on="t" color="black" opacity="26214f" origin="-.5,-.5" offset=".74836mm,.74836mm"/>
-                    </v:oval>
-                  </w:pict>
-                </mc:Fallback>
-              </mc:AlternateContent>
-            </w:r>
-            <w:r>
-              <w:rPr>
-                <w:rFonts w:ascii="TH Sarabun New" w:hAnsi="TH Sarabun New" w:cs="TH Sarabun New"/>
-                <w:sz w:val="30"/>
-                <w:szCs w:val="30"/>
-                <w:cs/>
-              </w:rPr>
-              <w:t xml:space="preserve">   </w:t>
+              <w:t xml:space="preserve">     </w:t>
             </w:r>
             <w:r>
               <w:rPr>
@@ -17488,99 +13990,6 @@
             <w:r>
               <w:rPr>
                 <w:rFonts w:ascii="TH Sarabun New" w:hAnsi="TH Sarabun New" w:cs="TH Sarabun New"/>
-                <w:b/>
-                <w:bCs/>
-                <w:noProof/>
-                <w:sz w:val="30"/>
-                <w:szCs w:val="30"/>
-                <w:lang w:val="en-GB" w:eastAsia="en-GB"/>
-              </w:rPr>
-              <mc:AlternateContent>
-                <mc:Choice Requires="wps">
-                  <w:drawing>
-                    <wp:anchor distT="0" distB="0" distL="114300" distR="114300" simplePos="0" relativeHeight="251890688" behindDoc="0" locked="0" layoutInCell="1" allowOverlap="1" wp14:anchorId="006BB701" wp14:editId="3F584554">
-                      <wp:simplePos x="0" y="0"/>
-                      <wp:positionH relativeFrom="column">
-                        <wp:posOffset>232189</wp:posOffset>
-                      </wp:positionH>
-                      <wp:positionV relativeFrom="paragraph">
-                        <wp:posOffset>46990</wp:posOffset>
-                      </wp:positionV>
-                      <wp:extent cx="153035" cy="153035"/>
-                      <wp:effectExtent l="38100" t="38100" r="56515" b="113665"/>
-                      <wp:wrapNone/>
-                      <wp:docPr id="120" name="Oval 120"/>
-                      <wp:cNvGraphicFramePr/>
-                      <a:graphic xmlns:a="http://schemas.openxmlformats.org/drawingml/2006/main">
-                        <a:graphicData uri="http://schemas.microsoft.com/office/word/2010/wordprocessingShape">
-                          <wps:wsp>
-                            <wps:cNvSpPr/>
-                            <wps:spPr>
-                              <a:xfrm>
-                                <a:off x="0" y="0"/>
-                                <a:ext cx="153035" cy="153035"/>
-                              </a:xfrm>
-                              <a:prstGeom prst="ellipse">
-                                <a:avLst/>
-                              </a:prstGeom>
-                              <a:noFill/>
-                              <a:ln>
-                                <a:solidFill>
-                                  <a:schemeClr val="tx1"/>
-                                </a:solidFill>
-                              </a:ln>
-                              <a:effectLst>
-                                <a:outerShdw blurRad="50800" dist="38100" dir="2700000" algn="tl" rotWithShape="0">
-                                  <a:prstClr val="black">
-                                    <a:alpha val="40000"/>
-                                  </a:prstClr>
-                                </a:outerShdw>
-                              </a:effectLst>
-                            </wps:spPr>
-                            <wps:style>
-                              <a:lnRef idx="2">
-                                <a:schemeClr val="accent1">
-                                  <a:shade val="50000"/>
-                                </a:schemeClr>
-                              </a:lnRef>
-                              <a:fillRef idx="1">
-                                <a:schemeClr val="accent1"/>
-                              </a:fillRef>
-                              <a:effectRef idx="0">
-                                <a:schemeClr val="accent1"/>
-                              </a:effectRef>
-                              <a:fontRef idx="minor">
-                                <a:schemeClr val="lt1"/>
-                              </a:fontRef>
-                            </wps:style>
-                            <wps:bodyPr rot="0" spcFirstLastPara="0" vertOverflow="overflow" horzOverflow="overflow" vert="horz" wrap="square" lIns="91440" tIns="45720" rIns="91440" bIns="45720" numCol="1" spcCol="0" rtlCol="0" fromWordArt="0" anchor="ctr" anchorCtr="0" forceAA="0" compatLnSpc="1">
-                              <a:prstTxWarp prst="textNoShape">
-                                <a:avLst/>
-                              </a:prstTxWarp>
-                              <a:noAutofit/>
-                            </wps:bodyPr>
-                          </wps:wsp>
-                        </a:graphicData>
-                      </a:graphic>
-                      <wp14:sizeRelH relativeFrom="margin">
-                        <wp14:pctWidth>0</wp14:pctWidth>
-                      </wp14:sizeRelH>
-                    </wp:anchor>
-                  </w:drawing>
-                </mc:Choice>
-                <mc:Fallback>
-                  <w:pict>
-                    <v:oval w14:anchorId="7978EBA1" id="Oval 120" o:spid="_x0000_s1026" style="position:absolute;margin-left:18.3pt;margin-top:3.7pt;width:12.05pt;height:12.05pt;z-index:251890688;visibility:visible;mso-wrap-style:square;mso-width-percent:0;mso-wrap-distance-left:9pt;mso-wrap-distance-top:0;mso-wrap-distance-right:9pt;mso-wrap-distance-bottom:0;mso-position-horizontal:absolute;mso-position-horizontal-relative:text;mso-position-vertical:absolute;mso-position-vertical-relative:text;mso-width-percent:0;mso-width-relative:margin;v-text-anchor:middle" o:gfxdata="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" filled="f" strokecolor="black [3213]" strokeweight="1pt">
-                      <v:stroke joinstyle="miter"/>
-                      <v:shadow on="t" color="black" opacity="26214f" origin="-.5,-.5" offset=".74836mm,.74836mm"/>
-                    </v:oval>
-                  </w:pict>
-                </mc:Fallback>
-              </mc:AlternateContent>
-            </w:r>
-            <w:r>
-              <w:rPr>
-                <w:rFonts w:ascii="TH Sarabun New" w:hAnsi="TH Sarabun New" w:cs="TH Sarabun New"/>
                 <w:sz w:val="30"/>
                 <w:szCs w:val="30"/>
                 <w:cs/>
@@ -17636,99 +14045,6 @@
                 <w:szCs w:val="30"/>
               </w:rPr>
             </w:pPr>
-            <w:r>
-              <w:rPr>
-                <w:rFonts w:ascii="TH Sarabun New" w:hAnsi="TH Sarabun New" w:cs="TH Sarabun New"/>
-                <w:b/>
-                <w:bCs/>
-                <w:noProof/>
-                <w:sz w:val="30"/>
-                <w:szCs w:val="30"/>
-                <w:lang w:val="en-GB" w:eastAsia="en-GB"/>
-              </w:rPr>
-              <mc:AlternateContent>
-                <mc:Choice Requires="wps">
-                  <w:drawing>
-                    <wp:anchor distT="0" distB="0" distL="114300" distR="114300" simplePos="0" relativeHeight="251894784" behindDoc="0" locked="0" layoutInCell="1" allowOverlap="1" wp14:anchorId="3868888D" wp14:editId="1D4B50C8">
-                      <wp:simplePos x="0" y="0"/>
-                      <wp:positionH relativeFrom="column">
-                        <wp:posOffset>232190</wp:posOffset>
-                      </wp:positionH>
-                      <wp:positionV relativeFrom="paragraph">
-                        <wp:posOffset>46990</wp:posOffset>
-                      </wp:positionV>
-                      <wp:extent cx="153035" cy="153035"/>
-                      <wp:effectExtent l="38100" t="38100" r="56515" b="113665"/>
-                      <wp:wrapNone/>
-                      <wp:docPr id="121" name="Oval 121"/>
-                      <wp:cNvGraphicFramePr/>
-                      <a:graphic xmlns:a="http://schemas.openxmlformats.org/drawingml/2006/main">
-                        <a:graphicData uri="http://schemas.microsoft.com/office/word/2010/wordprocessingShape">
-                          <wps:wsp>
-                            <wps:cNvSpPr/>
-                            <wps:spPr>
-                              <a:xfrm>
-                                <a:off x="0" y="0"/>
-                                <a:ext cx="153035" cy="153035"/>
-                              </a:xfrm>
-                              <a:prstGeom prst="ellipse">
-                                <a:avLst/>
-                              </a:prstGeom>
-                              <a:noFill/>
-                              <a:ln>
-                                <a:solidFill>
-                                  <a:schemeClr val="tx1"/>
-                                </a:solidFill>
-                              </a:ln>
-                              <a:effectLst>
-                                <a:outerShdw blurRad="50800" dist="38100" dir="2700000" algn="tl" rotWithShape="0">
-                                  <a:prstClr val="black">
-                                    <a:alpha val="40000"/>
-                                  </a:prstClr>
-                                </a:outerShdw>
-                              </a:effectLst>
-                            </wps:spPr>
-                            <wps:style>
-                              <a:lnRef idx="2">
-                                <a:schemeClr val="accent1">
-                                  <a:shade val="50000"/>
-                                </a:schemeClr>
-                              </a:lnRef>
-                              <a:fillRef idx="1">
-                                <a:schemeClr val="accent1"/>
-                              </a:fillRef>
-                              <a:effectRef idx="0">
-                                <a:schemeClr val="accent1"/>
-                              </a:effectRef>
-                              <a:fontRef idx="minor">
-                                <a:schemeClr val="lt1"/>
-                              </a:fontRef>
-                            </wps:style>
-                            <wps:bodyPr rot="0" spcFirstLastPara="0" vertOverflow="overflow" horzOverflow="overflow" vert="horz" wrap="square" lIns="91440" tIns="45720" rIns="91440" bIns="45720" numCol="1" spcCol="0" rtlCol="0" fromWordArt="0" anchor="ctr" anchorCtr="0" forceAA="0" compatLnSpc="1">
-                              <a:prstTxWarp prst="textNoShape">
-                                <a:avLst/>
-                              </a:prstTxWarp>
-                              <a:noAutofit/>
-                            </wps:bodyPr>
-                          </wps:wsp>
-                        </a:graphicData>
-                      </a:graphic>
-                      <wp14:sizeRelH relativeFrom="margin">
-                        <wp14:pctWidth>0</wp14:pctWidth>
-                      </wp14:sizeRelH>
-                    </wp:anchor>
-                  </w:drawing>
-                </mc:Choice>
-                <mc:Fallback>
-                  <w:pict>
-                    <v:oval w14:anchorId="40AB6D1E" id="Oval 121" o:spid="_x0000_s1026" style="position:absolute;margin-left:18.3pt;margin-top:3.7pt;width:12.05pt;height:12.05pt;z-index:251894784;visibility:visible;mso-wrap-style:square;mso-width-percent:0;mso-wrap-distance-left:9pt;mso-wrap-distance-top:0;mso-wrap-distance-right:9pt;mso-wrap-distance-bottom:0;mso-position-horizontal:absolute;mso-position-horizontal-relative:text;mso-position-vertical:absolute;mso-position-vertical-relative:text;mso-width-percent:0;mso-width-relative:margin;v-text-anchor:middle" o:gfxdata="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" filled="f" strokecolor="black [3213]" strokeweight="1pt">
-                      <v:stroke joinstyle="miter"/>
-                      <v:shadow on="t" color="black" opacity="26214f" origin="-.5,-.5" offset=".74836mm,.74836mm"/>
-                    </v:oval>
-                  </w:pict>
-                </mc:Fallback>
-              </mc:AlternateContent>
-            </w:r>
             <w:r>
               <w:rPr>
                 <w:rFonts w:ascii="TH Sarabun New" w:hAnsi="TH Sarabun New" w:cs="TH Sarabun New"/>
@@ -17917,7 +14233,6 @@
           </w:p>
           <w:p>
             <w:pPr>
-              <w:jc w:val="thaiDistribute"/>
               <w:rPr>
                 <w:rFonts w:ascii="TH Sarabun New" w:hAnsi="TH Sarabun New" w:cs="TH Sarabun New"/>
                 <w:sz w:val="30"/>
@@ -18061,35 +14376,7 @@
                 <w:szCs w:val="30"/>
                 <w:cs/>
               </w:rPr>
-              <w:t>หนังสือรับรองว่าผลงานที่ส่งมามีเนื้อหา</w:t>
-            </w:r>
-            <w:r>
-              <w:rPr>
-                <w:rFonts w:ascii="TH Sarabun New" w:hAnsi="TH Sarabun New" w:cs="TH Sarabun New"/>
-                <w:sz w:val="30"/>
-                <w:szCs w:val="30"/>
-                <w:cs/>
-              </w:rPr>
-              <w:br/>
-            </w:r>
-            <w:r>
-              <w:rPr>
-                <w:rFonts w:ascii="TH Sarabun New" w:hAnsi="TH Sarabun New" w:cs="TH Sarabun New"/>
-                <w:sz w:val="30"/>
-                <w:szCs w:val="30"/>
-                <w:cs/>
-              </w:rPr>
-              <w:tab/>
-            </w:r>
-            <w:r>
-              <w:rPr>
-                <w:rFonts w:ascii="TH Sarabun New" w:hAnsi="TH Sarabun New" w:cs="TH Sarabun New"/>
-                <w:sz w:val="30"/>
-                <w:szCs w:val="30"/>
-                <w:cs/>
-              </w:rPr>
-              <w:tab/>
-              <w:t>เหมือนกับฉบับที่ตีพิมพ์</w:t>
+              <w:t>หนังสือรับรองว่าผลงานที่ส่งมามีเนื้อหาเหมือนกับฉบับที่ตีพิมพ์</w:t>
             </w:r>
           </w:p>
         </w:tc>
@@ -18180,109 +14467,7 @@
                 <w:szCs w:val="30"/>
                 <w:cs/>
               </w:rPr>
-              <w:t xml:space="preserve">  </w:t>
-            </w:r>
-            <w:r>
-              <w:rPr>
-                <w:rFonts w:ascii="TH Sarabun New" w:hAnsi="TH Sarabun New" w:cs="TH Sarabun New"/>
-                <w:b/>
-                <w:bCs/>
-                <w:noProof/>
-                <w:sz w:val="30"/>
-                <w:szCs w:val="30"/>
-                <w:lang w:val="en-GB" w:eastAsia="en-GB"/>
-              </w:rPr>
-              <mc:AlternateContent>
-                <mc:Choice Requires="wps">
-                  <w:drawing>
-                    <wp:anchor distT="0" distB="0" distL="114300" distR="114300" simplePos="0" relativeHeight="251899904" behindDoc="0" locked="0" layoutInCell="1" allowOverlap="1" wp14:anchorId="2A950F8A" wp14:editId="3381DF66">
-                      <wp:simplePos x="0" y="0"/>
-                      <wp:positionH relativeFrom="column">
-                        <wp:posOffset>0</wp:posOffset>
-                      </wp:positionH>
-                      <wp:positionV relativeFrom="paragraph">
-                        <wp:posOffset>42545</wp:posOffset>
-                      </wp:positionV>
-                      <wp:extent cx="153035" cy="153035"/>
-                      <wp:effectExtent l="38100" t="38100" r="56515" b="113665"/>
-                      <wp:wrapNone/>
-                      <wp:docPr id="129" name="Oval 129"/>
-                      <wp:cNvGraphicFramePr/>
-                      <a:graphic xmlns:a="http://schemas.openxmlformats.org/drawingml/2006/main">
-                        <a:graphicData uri="http://schemas.microsoft.com/office/word/2010/wordprocessingShape">
-                          <wps:wsp>
-                            <wps:cNvSpPr/>
-                            <wps:spPr>
-                              <a:xfrm>
-                                <a:off x="0" y="0"/>
-                                <a:ext cx="153035" cy="153035"/>
-                              </a:xfrm>
-                              <a:prstGeom prst="ellipse">
-                                <a:avLst/>
-                              </a:prstGeom>
-                              <a:noFill/>
-                              <a:ln>
-                                <a:solidFill>
-                                  <a:schemeClr val="tx1"/>
-                                </a:solidFill>
-                              </a:ln>
-                              <a:effectLst>
-                                <a:outerShdw blurRad="50800" dist="38100" dir="2700000" algn="tl" rotWithShape="0">
-                                  <a:prstClr val="black">
-                                    <a:alpha val="40000"/>
-                                  </a:prstClr>
-                                </a:outerShdw>
-                              </a:effectLst>
-                            </wps:spPr>
-                            <wps:style>
-                              <a:lnRef idx="2">
-                                <a:schemeClr val="accent1">
-                                  <a:shade val="50000"/>
-                                </a:schemeClr>
-                              </a:lnRef>
-                              <a:fillRef idx="1">
-                                <a:schemeClr val="accent1"/>
-                              </a:fillRef>
-                              <a:effectRef idx="0">
-                                <a:schemeClr val="accent1"/>
-                              </a:effectRef>
-                              <a:fontRef idx="minor">
-                                <a:schemeClr val="lt1"/>
-                              </a:fontRef>
-                            </wps:style>
-                            <wps:bodyPr rot="0" spcFirstLastPara="0" vertOverflow="overflow" horzOverflow="overflow" vert="horz" wrap="square" lIns="91440" tIns="45720" rIns="91440" bIns="45720" numCol="1" spcCol="0" rtlCol="0" fromWordArt="0" anchor="ctr" anchorCtr="0" forceAA="0" compatLnSpc="1">
-                              <a:prstTxWarp prst="textNoShape">
-                                <a:avLst/>
-                              </a:prstTxWarp>
-                              <a:noAutofit/>
-                            </wps:bodyPr>
-                          </wps:wsp>
-                        </a:graphicData>
-                      </a:graphic>
-                      <wp14:sizeRelH relativeFrom="margin">
-                        <wp14:pctWidth>0</wp14:pctWidth>
-                      </wp14:sizeRelH>
-                    </wp:anchor>
-                  </w:drawing>
-                </mc:Choice>
-                <mc:Fallback>
-                  <w:pict>
-                    <v:oval w14:anchorId="054AB231" id="Oval 129" o:spid="_x0000_s1026" style="position:absolute;margin-left:0;margin-top:3.35pt;width:12.05pt;height:12.05pt;z-index:251899904;visibility:visible;mso-wrap-style:square;mso-width-percent:0;mso-wrap-distance-left:9pt;mso-wrap-distance-top:0;mso-wrap-distance-right:9pt;mso-wrap-distance-bottom:0;mso-position-horizontal:absolute;mso-position-horizontal-relative:text;mso-position-vertical:absolute;mso-position-vertical-relative:text;mso-width-percent:0;mso-width-relative:margin;v-text-anchor:middle" o:gfxdata="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" filled="f" strokecolor="black [3213]" strokeweight="1pt">
-                      <v:stroke joinstyle="miter"/>
-                      <v:shadow on="t" color="black" opacity="26214f" origin="-.5,-.5" offset=".74836mm,.74836mm"/>
-                    </v:oval>
-                  </w:pict>
-                </mc:Fallback>
-              </mc:AlternateContent>
-            </w:r>
-            <w:r>
-              <w:rPr>
-                <w:rFonts w:ascii="TH Sarabun New" w:hAnsi="TH Sarabun New" w:cs="TH Sarabun New"/>
-                <w:sz w:val="30"/>
-                <w:szCs w:val="30"/>
-                <w:cs/>
-              </w:rPr>
-              <w:t xml:space="preserve">   </w:t>
+              <w:t xml:space="preserve">     </w:t>
             </w:r>
             <w:r>
               <w:rPr>
@@ -18339,109 +14524,7 @@
                 <w:szCs w:val="30"/>
                 <w:cs/>
               </w:rPr>
-              <w:t xml:space="preserve">  </w:t>
-            </w:r>
-            <w:r>
-              <w:rPr>
-                <w:rFonts w:ascii="TH Sarabun New" w:hAnsi="TH Sarabun New" w:cs="TH Sarabun New"/>
-                <w:b/>
-                <w:bCs/>
-                <w:noProof/>
-                <w:sz w:val="30"/>
-                <w:szCs w:val="30"/>
-                <w:lang w:val="en-GB" w:eastAsia="en-GB"/>
-              </w:rPr>
-              <mc:AlternateContent>
-                <mc:Choice Requires="wps">
-                  <w:drawing>
-                    <wp:anchor distT="0" distB="0" distL="114300" distR="114300" simplePos="0" relativeHeight="251900928" behindDoc="0" locked="0" layoutInCell="1" allowOverlap="1" wp14:anchorId="186423B9" wp14:editId="54BB379D">
-                      <wp:simplePos x="0" y="0"/>
-                      <wp:positionH relativeFrom="column">
-                        <wp:posOffset>0</wp:posOffset>
-                      </wp:positionH>
-                      <wp:positionV relativeFrom="paragraph">
-                        <wp:posOffset>42545</wp:posOffset>
-                      </wp:positionV>
-                      <wp:extent cx="153035" cy="153035"/>
-                      <wp:effectExtent l="38100" t="38100" r="56515" b="113665"/>
-                      <wp:wrapNone/>
-                      <wp:docPr id="130" name="Oval 130"/>
-                      <wp:cNvGraphicFramePr/>
-                      <a:graphic xmlns:a="http://schemas.openxmlformats.org/drawingml/2006/main">
-                        <a:graphicData uri="http://schemas.microsoft.com/office/word/2010/wordprocessingShape">
-                          <wps:wsp>
-                            <wps:cNvSpPr/>
-                            <wps:spPr>
-                              <a:xfrm>
-                                <a:off x="0" y="0"/>
-                                <a:ext cx="153035" cy="153035"/>
-                              </a:xfrm>
-                              <a:prstGeom prst="ellipse">
-                                <a:avLst/>
-                              </a:prstGeom>
-                              <a:noFill/>
-                              <a:ln>
-                                <a:solidFill>
-                                  <a:schemeClr val="tx1"/>
-                                </a:solidFill>
-                              </a:ln>
-                              <a:effectLst>
-                                <a:outerShdw blurRad="50800" dist="38100" dir="2700000" algn="tl" rotWithShape="0">
-                                  <a:prstClr val="black">
-                                    <a:alpha val="40000"/>
-                                  </a:prstClr>
-                                </a:outerShdw>
-                              </a:effectLst>
-                            </wps:spPr>
-                            <wps:style>
-                              <a:lnRef idx="2">
-                                <a:schemeClr val="accent1">
-                                  <a:shade val="50000"/>
-                                </a:schemeClr>
-                              </a:lnRef>
-                              <a:fillRef idx="1">
-                                <a:schemeClr val="accent1"/>
-                              </a:fillRef>
-                              <a:effectRef idx="0">
-                                <a:schemeClr val="accent1"/>
-                              </a:effectRef>
-                              <a:fontRef idx="minor">
-                                <a:schemeClr val="lt1"/>
-                              </a:fontRef>
-                            </wps:style>
-                            <wps:bodyPr rot="0" spcFirstLastPara="0" vertOverflow="overflow" horzOverflow="overflow" vert="horz" wrap="square" lIns="91440" tIns="45720" rIns="91440" bIns="45720" numCol="1" spcCol="0" rtlCol="0" fromWordArt="0" anchor="ctr" anchorCtr="0" forceAA="0" compatLnSpc="1">
-                              <a:prstTxWarp prst="textNoShape">
-                                <a:avLst/>
-                              </a:prstTxWarp>
-                              <a:noAutofit/>
-                            </wps:bodyPr>
-                          </wps:wsp>
-                        </a:graphicData>
-                      </a:graphic>
-                      <wp14:sizeRelH relativeFrom="margin">
-                        <wp14:pctWidth>0</wp14:pctWidth>
-                      </wp14:sizeRelH>
-                    </wp:anchor>
-                  </w:drawing>
-                </mc:Choice>
-                <mc:Fallback>
-                  <w:pict>
-                    <v:oval w14:anchorId="39AC1951" id="Oval 130" o:spid="_x0000_s1026" style="position:absolute;margin-left:0;margin-top:3.35pt;width:12.05pt;height:12.05pt;z-index:251900928;visibility:visible;mso-wrap-style:square;mso-width-percent:0;mso-wrap-distance-left:9pt;mso-wrap-distance-top:0;mso-wrap-distance-right:9pt;mso-wrap-distance-bottom:0;mso-position-horizontal:absolute;mso-position-horizontal-relative:text;mso-position-vertical:absolute;mso-position-vertical-relative:text;mso-width-percent:0;mso-width-relative:margin;v-text-anchor:middle" o:gfxdata="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" filled="f" strokecolor="black [3213]" strokeweight="1pt">
-                      <v:stroke joinstyle="miter"/>
-                      <v:shadow on="t" color="black" opacity="26214f" origin="-.5,-.5" offset=".74836mm,.74836mm"/>
-                    </v:oval>
-                  </w:pict>
-                </mc:Fallback>
-              </mc:AlternateContent>
-            </w:r>
-            <w:r>
-              <w:rPr>
-                <w:rFonts w:ascii="TH Sarabun New" w:hAnsi="TH Sarabun New" w:cs="TH Sarabun New"/>
-                <w:sz w:val="30"/>
-                <w:szCs w:val="30"/>
-                <w:cs/>
-              </w:rPr>
-              <w:t xml:space="preserve">   </w:t>
+              <w:t xml:space="preserve">     </w:t>
             </w:r>
             <w:r>
               <w:rPr>
@@ -18531,109 +14614,7 @@
                 <w:szCs w:val="30"/>
                 <w:cs/>
               </w:rPr>
-              <w:t xml:space="preserve">  </w:t>
-            </w:r>
-            <w:r>
-              <w:rPr>
-                <w:rFonts w:ascii="TH Sarabun New" w:hAnsi="TH Sarabun New" w:cs="TH Sarabun New"/>
-                <w:b/>
-                <w:bCs/>
-                <w:noProof/>
-                <w:sz w:val="30"/>
-                <w:szCs w:val="30"/>
-                <w:lang w:val="en-GB" w:eastAsia="en-GB"/>
-              </w:rPr>
-              <mc:AlternateContent>
-                <mc:Choice Requires="wps">
-                  <w:drawing>
-                    <wp:anchor distT="0" distB="0" distL="114300" distR="114300" simplePos="0" relativeHeight="251902976" behindDoc="0" locked="0" layoutInCell="1" allowOverlap="1" wp14:anchorId="2D515FD9" wp14:editId="25D6CB32">
-                      <wp:simplePos x="0" y="0"/>
-                      <wp:positionH relativeFrom="column">
-                        <wp:posOffset>0</wp:posOffset>
-                      </wp:positionH>
-                      <wp:positionV relativeFrom="paragraph">
-                        <wp:posOffset>42545</wp:posOffset>
-                      </wp:positionV>
-                      <wp:extent cx="153035" cy="153035"/>
-                      <wp:effectExtent l="38100" t="38100" r="56515" b="113665"/>
-                      <wp:wrapNone/>
-                      <wp:docPr id="131" name="Oval 131"/>
-                      <wp:cNvGraphicFramePr/>
-                      <a:graphic xmlns:a="http://schemas.openxmlformats.org/drawingml/2006/main">
-                        <a:graphicData uri="http://schemas.microsoft.com/office/word/2010/wordprocessingShape">
-                          <wps:wsp>
-                            <wps:cNvSpPr/>
-                            <wps:spPr>
-                              <a:xfrm>
-                                <a:off x="0" y="0"/>
-                                <a:ext cx="153035" cy="153035"/>
-                              </a:xfrm>
-                              <a:prstGeom prst="ellipse">
-                                <a:avLst/>
-                              </a:prstGeom>
-                              <a:noFill/>
-                              <a:ln>
-                                <a:solidFill>
-                                  <a:schemeClr val="tx1"/>
-                                </a:solidFill>
-                              </a:ln>
-                              <a:effectLst>
-                                <a:outerShdw blurRad="50800" dist="38100" dir="2700000" algn="tl" rotWithShape="0">
-                                  <a:prstClr val="black">
-                                    <a:alpha val="40000"/>
-                                  </a:prstClr>
-                                </a:outerShdw>
-                              </a:effectLst>
-                            </wps:spPr>
-                            <wps:style>
-                              <a:lnRef idx="2">
-                                <a:schemeClr val="accent1">
-                                  <a:shade val="50000"/>
-                                </a:schemeClr>
-                              </a:lnRef>
-                              <a:fillRef idx="1">
-                                <a:schemeClr val="accent1"/>
-                              </a:fillRef>
-                              <a:effectRef idx="0">
-                                <a:schemeClr val="accent1"/>
-                              </a:effectRef>
-                              <a:fontRef idx="minor">
-                                <a:schemeClr val="lt1"/>
-                              </a:fontRef>
-                            </wps:style>
-                            <wps:bodyPr rot="0" spcFirstLastPara="0" vertOverflow="overflow" horzOverflow="overflow" vert="horz" wrap="square" lIns="91440" tIns="45720" rIns="91440" bIns="45720" numCol="1" spcCol="0" rtlCol="0" fromWordArt="0" anchor="ctr" anchorCtr="0" forceAA="0" compatLnSpc="1">
-                              <a:prstTxWarp prst="textNoShape">
-                                <a:avLst/>
-                              </a:prstTxWarp>
-                              <a:noAutofit/>
-                            </wps:bodyPr>
-                          </wps:wsp>
-                        </a:graphicData>
-                      </a:graphic>
-                      <wp14:sizeRelH relativeFrom="margin">
-                        <wp14:pctWidth>0</wp14:pctWidth>
-                      </wp14:sizeRelH>
-                    </wp:anchor>
-                  </w:drawing>
-                </mc:Choice>
-                <mc:Fallback>
-                  <w:pict>
-                    <v:oval w14:anchorId="52B201A6" id="Oval 131" o:spid="_x0000_s1026" style="position:absolute;margin-left:0;margin-top:3.35pt;width:12.05pt;height:12.05pt;z-index:251902976;visibility:visible;mso-wrap-style:square;mso-width-percent:0;mso-wrap-distance-left:9pt;mso-wrap-distance-top:0;mso-wrap-distance-right:9pt;mso-wrap-distance-bottom:0;mso-position-horizontal:absolute;mso-position-horizontal-relative:text;mso-position-vertical:absolute;mso-position-vertical-relative:text;mso-width-percent:0;mso-width-relative:margin;v-text-anchor:middle" o:gfxdata="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" filled="f" strokecolor="black [3213]" strokeweight="1pt">
-                      <v:stroke joinstyle="miter"/>
-                      <v:shadow on="t" color="black" opacity="26214f" origin="-.5,-.5" offset=".74836mm,.74836mm"/>
-                    </v:oval>
-                  </w:pict>
-                </mc:Fallback>
-              </mc:AlternateContent>
-            </w:r>
-            <w:r>
-              <w:rPr>
-                <w:rFonts w:ascii="TH Sarabun New" w:hAnsi="TH Sarabun New" w:cs="TH Sarabun New"/>
-                <w:sz w:val="30"/>
-                <w:szCs w:val="30"/>
-                <w:cs/>
-              </w:rPr>
-              <w:t xml:space="preserve">   </w:t>
+              <w:t xml:space="preserve">     </w:t>
             </w:r>
             <w:r>
               <w:rPr>
@@ -18941,7 +14922,7 @@
         <w:jc w:val="center"/>
         <w:rPr>
           <w:rFonts w:ascii="TH Sarabun New" w:hAnsi="TH Sarabun New" w:cs="TH Sarabun New"/>
-          <w:color w:val="EE0000"/>
+          <w:color w:val="000000" w:themeColor="text1"/>
           <w:sz w:val="30"/>
           <w:szCs w:val="30"/>
         </w:rPr>
@@ -18949,7 +14930,7 @@
       <w:r>
         <w:rPr>
           <w:rFonts w:ascii="TH Sarabun New" w:hAnsi="TH Sarabun New" w:cs="TH Sarabun New"/>
-          <w:color w:val="EE0000"/>
+          <w:color w:val="000000" w:themeColor="text1"/>
           <w:sz w:val="30"/>
           <w:szCs w:val="30"/>
           <w:cs/>
@@ -18959,6 +14940,7 @@
       <w:r>
         <w:rPr>
           <w:rFonts w:ascii="TH Sarabun New" w:hAnsi="TH Sarabun New" w:cs="TH Sarabun New"/>
+          <w:color w:val="000000" w:themeColor="text1"/>
           <w:sz w:val="28"/>
         </w:rPr>
         <w:t>{{</w:t>
@@ -18966,6 +14948,7 @@
       <w:r>
         <w:rPr>
           <w:rFonts w:ascii="TH Sarabun New" w:hAnsi="TH Sarabun New" w:cs="TH Sarabun New"/>
+          <w:color w:val="000000" w:themeColor="text1"/>
           <w:sz w:val="28"/>
         </w:rPr>
         <w:t>hr_officer_name</w:t>
@@ -18973,6 +14956,7 @@
       <w:r>
         <w:rPr>
           <w:rFonts w:ascii="TH Sarabun New" w:hAnsi="TH Sarabun New" w:cs="TH Sarabun New"/>
+          <w:color w:val="000000" w:themeColor="text1"/>
           <w:sz w:val="28"/>
         </w:rPr>
         <w:t>}}</w:t>
@@ -18980,7 +14964,7 @@
       <w:r>
         <w:rPr>
           <w:rFonts w:ascii="TH Sarabun New" w:hAnsi="TH Sarabun New" w:cs="TH Sarabun New"/>
-          <w:color w:val="EE0000"/>
+          <w:color w:val="000000" w:themeColor="text1"/>
           <w:sz w:val="30"/>
           <w:szCs w:val="30"/>
           <w:cs/>
@@ -18995,7 +14979,7 @@
         <w:jc w:val="center"/>
         <w:rPr>
           <w:rFonts w:ascii="TH Sarabun New" w:hAnsi="TH Sarabun New" w:cs="TH Sarabun New"/>
-          <w:color w:val="EE0000"/>
+          <w:color w:val="000000" w:themeColor="text1"/>
           <w:sz w:val="30"/>
           <w:szCs w:val="30"/>
         </w:rPr>
@@ -19003,6 +14987,7 @@
       <w:r>
         <w:rPr>
           <w:rFonts w:ascii="TH Sarabun New" w:hAnsi="TH Sarabun New" w:cs="TH Sarabun New"/>
+          <w:color w:val="000000" w:themeColor="text1"/>
           <w:sz w:val="28"/>
         </w:rPr>
         <w:t>{{</w:t>
@@ -19010,20 +14995,15 @@
       <w:r>
         <w:rPr>
           <w:rFonts w:ascii="TH Sarabun New" w:hAnsi="TH Sarabun New" w:cs="TH Sarabun New"/>
+          <w:color w:val="000000" w:themeColor="text1"/>
           <w:sz w:val="28"/>
         </w:rPr>
-        <w:t>hr_officer_</w:t>
+        <w:t>hr_officer_position</w:t>
       </w:r>
       <w:r>
         <w:rPr>
           <w:rFonts w:ascii="TH Sarabun New" w:hAnsi="TH Sarabun New" w:cs="TH Sarabun New"/>
-          <w:sz w:val="28"/>
-        </w:rPr>
-        <w:t>position</w:t>
-      </w:r>
-      <w:r>
-        <w:rPr>
-          <w:rFonts w:ascii="TH Sarabun New" w:hAnsi="TH Sarabun New" w:cs="TH Sarabun New"/>
+          <w:color w:val="000000" w:themeColor="text1"/>
           <w:sz w:val="28"/>
         </w:rPr>
         <w:t>}}</w:t>
@@ -19036,6 +15016,7 @@
         <w:jc w:val="center"/>
         <w:rPr>
           <w:rFonts w:ascii="TH Sarabun New" w:hAnsi="TH Sarabun New" w:cs="TH Sarabun New"/>
+          <w:color w:val="000000" w:themeColor="text1"/>
           <w:sz w:val="30"/>
           <w:szCs w:val="30"/>
         </w:rPr>
@@ -19043,6 +15024,7 @@
       <w:r>
         <w:rPr>
           <w:rFonts w:ascii="TH Sarabun New" w:hAnsi="TH Sarabun New" w:cs="TH Sarabun New"/>
+          <w:color w:val="000000" w:themeColor="text1"/>
           <w:sz w:val="30"/>
           <w:szCs w:val="30"/>
           <w:cs/>
@@ -19056,6 +15038,7 @@
         <w:jc w:val="center"/>
         <w:rPr>
           <w:rFonts w:ascii="TH Sarabun New" w:hAnsi="TH Sarabun New" w:cs="TH Sarabun New"/>
+          <w:color w:val="000000" w:themeColor="text1"/>
           <w:sz w:val="30"/>
           <w:szCs w:val="30"/>
         </w:rPr>
@@ -19067,6 +15050,7 @@
         <w:jc w:val="center"/>
         <w:rPr>
           <w:rFonts w:ascii="TH Sarabun New" w:hAnsi="TH Sarabun New" w:cs="TH Sarabun New"/>
+          <w:color w:val="000000" w:themeColor="text1"/>
           <w:sz w:val="30"/>
           <w:szCs w:val="30"/>
         </w:rPr>
@@ -19079,6 +15063,7 @@
         <w:jc w:val="center"/>
         <w:rPr>
           <w:rFonts w:ascii="TH Sarabun New" w:hAnsi="TH Sarabun New" w:cs="TH Sarabun New"/>
+          <w:color w:val="000000" w:themeColor="text1"/>
           <w:sz w:val="30"/>
           <w:szCs w:val="30"/>
         </w:rPr>
@@ -19086,6 +15071,7 @@
       <w:r>
         <w:rPr>
           <w:rFonts w:ascii="TH Sarabun New" w:hAnsi="TH Sarabun New" w:cs="TH Sarabun New"/>
+          <w:color w:val="000000" w:themeColor="text1"/>
           <w:sz w:val="30"/>
           <w:szCs w:val="30"/>
           <w:cs/>
@@ -19100,7 +15086,7 @@
         <w:jc w:val="center"/>
         <w:rPr>
           <w:rFonts w:ascii="TH Sarabun New" w:hAnsi="TH Sarabun New" w:cs="TH Sarabun New"/>
-          <w:color w:val="EE0000"/>
+          <w:color w:val="000000" w:themeColor="text1"/>
           <w:sz w:val="30"/>
           <w:szCs w:val="30"/>
         </w:rPr>
@@ -19108,7 +15094,7 @@
       <w:r>
         <w:rPr>
           <w:rFonts w:ascii="TH Sarabun New" w:hAnsi="TH Sarabun New" w:cs="TH Sarabun New"/>
-          <w:color w:val="EE0000"/>
+          <w:color w:val="000000" w:themeColor="text1"/>
           <w:sz w:val="30"/>
           <w:szCs w:val="30"/>
           <w:cs/>
@@ -19118,6 +15104,7 @@
       <w:r>
         <w:rPr>
           <w:rFonts w:ascii="TH Sarabun New" w:hAnsi="TH Sarabun New" w:cs="TH Sarabun New"/>
+          <w:color w:val="000000" w:themeColor="text1"/>
           <w:sz w:val="28"/>
         </w:rPr>
         <w:t>{{</w:t>
@@ -19125,6 +15112,7 @@
       <w:r>
         <w:rPr>
           <w:rFonts w:ascii="TH Sarabun New" w:hAnsi="TH Sarabun New" w:cs="TH Sarabun New"/>
+          <w:color w:val="000000" w:themeColor="text1"/>
           <w:sz w:val="28"/>
         </w:rPr>
         <w:t>dean_name</w:t>
@@ -19132,6 +15120,7 @@
       <w:r>
         <w:rPr>
           <w:rFonts w:ascii="TH Sarabun New" w:hAnsi="TH Sarabun New" w:cs="TH Sarabun New"/>
+          <w:color w:val="000000" w:themeColor="text1"/>
           <w:sz w:val="28"/>
         </w:rPr>
         <w:t>}}</w:t>
@@ -19139,7 +15128,7 @@
       <w:r>
         <w:rPr>
           <w:rFonts w:ascii="TH Sarabun New" w:hAnsi="TH Sarabun New" w:cs="TH Sarabun New"/>
-          <w:color w:val="EE0000"/>
+          <w:color w:val="000000" w:themeColor="text1"/>
           <w:sz w:val="30"/>
           <w:szCs w:val="30"/>
           <w:cs/>

--- a/HRCP-KKU-Academic/src/main/resources/templates/docx/Phase2/p2doc_7.docx
+++ b/HRCP-KKU-Academic/src/main/resources/templates/docx/Phase2/p2doc_7.docx
@@ -15215,10 +15215,9 @@
       <w:pPr>
         <w:spacing w:after="0" w:line="240" w:lineRule="auto"/>
         <w:rPr>
-          <w:rFonts w:ascii="TH Sarabun New" w:hAnsi="TH Sarabun New" w:cs="TH Sarabun New"/>
+          <w:rFonts w:ascii="TH Sarabun New" w:hAnsi="TH Sarabun New" w:cs="TH Sarabun New" w:hint="cs"/>
           <w:sz w:val="30"/>
           <w:szCs w:val="30"/>
-          <w:cs/>
         </w:rPr>
       </w:pPr>
     </w:p>

--- a/HRCP-KKU-Academic/src/main/resources/templates/docx/Phase2/p2doc_7.docx
+++ b/HRCP-KKU-Academic/src/main/resources/templates/docx/Phase2/p2doc_7.docx
@@ -445,7 +445,15 @@
                 <w:sz w:val="30"/>
                 <w:szCs w:val="30"/>
               </w:rPr>
-              <w:t xml:space="preserve"> {{applicant_firstname}}</w:t>
+              <w:t xml:space="preserve"> </w:t>
+            </w:r>
+            <w:r>
+              <w:rPr>
+                <w:rFonts w:ascii="TH Sarabun New" w:hAnsi="TH Sarabun New" w:cs="TH Sarabun New"/>
+                <w:sz w:val="30"/>
+                <w:szCs w:val="30"/>
+              </w:rPr>
+              <w:t>{{applicant_firstname}}</w:t>
             </w:r>
             <w:r>
               <w:rPr>
@@ -483,8 +491,6 @@
             <w:r>
               <w:rPr>
                 <w:rFonts w:ascii="TH Sarabun New" w:hAnsi="TH Sarabun New" w:cs="TH Sarabun New"/>
-                <w:b/>
-                <w:bCs/>
                 <w:sz w:val="30"/>
                 <w:szCs w:val="30"/>
               </w:rPr>
@@ -495,8 +501,6 @@
             <w:pPr>
               <w:rPr>
                 <w:rFonts w:ascii="TH Sarabun New" w:hAnsi="TH Sarabun New" w:cs="TH Sarabun New"/>
-                <w:b/>
-                <w:bCs/>
                 <w:sz w:val="30"/>
                 <w:szCs w:val="30"/>
               </w:rPr>
@@ -514,36 +518,6 @@
             </w:r>
             <w:r>
               <w:rPr>
-                <w:rFonts w:ascii="TH Sarabun New" w:hAnsi="TH Sarabun New" w:cs="TH Sarabun New"/>
-                <w:b/>
-                <w:bCs/>
-                <w:sz w:val="30"/>
-                <w:szCs w:val="30"/>
-              </w:rPr>
-              <w:t>{{</w:t>
-            </w:r>
-            <w:r>
-              <w:rPr>
-                <w:rFonts w:ascii="TH Sarabun New" w:hAnsi="TH Sarabun New" w:cs="TH Sarabun New"/>
-                <w:b/>
-                <w:bCs/>
-                <w:sz w:val="30"/>
-                <w:szCs w:val="30"/>
-              </w:rPr>
-              <w:t>department</w:t>
-            </w:r>
-            <w:r>
-              <w:rPr>
-                <w:rFonts w:ascii="TH Sarabun New" w:hAnsi="TH Sarabun New" w:cs="TH Sarabun New"/>
-                <w:b/>
-                <w:bCs/>
-                <w:sz w:val="30"/>
-                <w:szCs w:val="30"/>
-              </w:rPr>
-              <w:t>}}</w:t>
-            </w:r>
-            <w:r>
-              <w:rPr>
                 <w:rFonts w:ascii="TH Sarabun New" w:hAnsi="TH Sarabun New" w:cs="TH Sarabun New" w:hint="cs"/>
                 <w:b/>
                 <w:bCs/>
@@ -556,6 +530,25 @@
             <w:r>
               <w:rPr>
                 <w:rFonts w:ascii="TH Sarabun New" w:hAnsi="TH Sarabun New" w:cs="TH Sarabun New"/>
+                <w:sz w:val="30"/>
+                <w:szCs w:val="30"/>
+              </w:rPr>
+              <w:t>{{department}}</w:t>
+            </w:r>
+            <w:r>
+              <w:rPr>
+                <w:rFonts w:ascii="TH Sarabun New" w:hAnsi="TH Sarabun New" w:cs="TH Sarabun New" w:hint="cs"/>
+                <w:b/>
+                <w:bCs/>
+                <w:sz w:val="30"/>
+                <w:szCs w:val="30"/>
+                <w:cs/>
+              </w:rPr>
+              <w:t xml:space="preserve"> </w:t>
+            </w:r>
+            <w:r>
+              <w:rPr>
+                <w:rFonts w:ascii="TH Sarabun New" w:hAnsi="TH Sarabun New" w:cs="TH Sarabun New"/>
                 <w:b/>
                 <w:bCs/>
                 <w:sz w:val="30"/>
@@ -566,33 +559,22 @@
             </w:r>
             <w:r>
               <w:rPr>
-                <w:rFonts w:ascii="TH Sarabun New" w:hAnsi="TH Sarabun New" w:cs="TH Sarabun New"/>
-                <w:b/>
-                <w:bCs/>
-                <w:sz w:val="30"/>
-                <w:szCs w:val="30"/>
-              </w:rPr>
-              <w:t>{{</w:t>
-            </w:r>
-            <w:r>
-              <w:rPr>
-                <w:rFonts w:ascii="TH Sarabun New" w:hAnsi="TH Sarabun New" w:cs="TH Sarabun New"/>
-                <w:b/>
-                <w:bCs/>
-                <w:sz w:val="30"/>
-                <w:szCs w:val="30"/>
-              </w:rPr>
-              <w:t>faculty</w:t>
-            </w:r>
-            <w:r>
-              <w:rPr>
-                <w:rFonts w:ascii="TH Sarabun New" w:hAnsi="TH Sarabun New" w:cs="TH Sarabun New"/>
-                <w:b/>
-                <w:bCs/>
-                <w:sz w:val="30"/>
-                <w:szCs w:val="30"/>
-              </w:rPr>
-              <w:t>}}</w:t>
+                <w:rFonts w:ascii="TH Sarabun New" w:hAnsi="TH Sarabun New" w:cs="TH Sarabun New" w:hint="cs"/>
+                <w:b/>
+                <w:bCs/>
+                <w:sz w:val="30"/>
+                <w:szCs w:val="30"/>
+                <w:cs/>
+              </w:rPr>
+              <w:t xml:space="preserve"> </w:t>
+            </w:r>
+            <w:r>
+              <w:rPr>
+                <w:rFonts w:ascii="TH Sarabun New" w:hAnsi="TH Sarabun New" w:cs="TH Sarabun New"/>
+                <w:sz w:val="30"/>
+                <w:szCs w:val="30"/>
+              </w:rPr>
+              <w:t>{{faculty}}</w:t>
             </w:r>
           </w:p>
           <w:p>
@@ -618,33 +600,32 @@
             </w:r>
             <w:r>
               <w:rPr>
-                <w:rFonts w:ascii="TH Sarabun New" w:hAnsi="TH Sarabun New" w:cs="TH Sarabun New"/>
-                <w:b/>
-                <w:bCs/>
-                <w:sz w:val="30"/>
-                <w:szCs w:val="30"/>
-              </w:rPr>
-              <w:t>{{</w:t>
-            </w:r>
-            <w:r>
-              <w:rPr>
-                <w:rFonts w:ascii="TH Sarabun New" w:hAnsi="TH Sarabun New" w:cs="TH Sarabun New"/>
-                <w:b/>
-                <w:bCs/>
-                <w:sz w:val="30"/>
-                <w:szCs w:val="30"/>
-              </w:rPr>
-              <w:t>major</w:t>
-            </w:r>
-            <w:r>
-              <w:rPr>
-                <w:rFonts w:ascii="TH Sarabun New" w:hAnsi="TH Sarabun New" w:cs="TH Sarabun New"/>
-                <w:b/>
-                <w:bCs/>
-                <w:sz w:val="30"/>
-                <w:szCs w:val="30"/>
-              </w:rPr>
-              <w:t xml:space="preserve">}} </w:t>
+                <w:rFonts w:ascii="TH Sarabun New" w:hAnsi="TH Sarabun New" w:cs="TH Sarabun New" w:hint="cs"/>
+                <w:b/>
+                <w:bCs/>
+                <w:sz w:val="30"/>
+                <w:szCs w:val="30"/>
+                <w:cs/>
+              </w:rPr>
+              <w:t xml:space="preserve"> </w:t>
+            </w:r>
+            <w:r>
+              <w:rPr>
+                <w:rFonts w:ascii="TH Sarabun New" w:hAnsi="TH Sarabun New" w:cs="TH Sarabun New"/>
+                <w:sz w:val="30"/>
+                <w:szCs w:val="30"/>
+              </w:rPr>
+              <w:t>{{major}}</w:t>
+            </w:r>
+            <w:r>
+              <w:rPr>
+                <w:rFonts w:ascii="TH Sarabun New" w:hAnsi="TH Sarabun New" w:cs="TH Sarabun New"/>
+                <w:b/>
+                <w:bCs/>
+                <w:sz w:val="30"/>
+                <w:szCs w:val="30"/>
+              </w:rPr>
+              <w:t xml:space="preserve"> </w:t>
             </w:r>
             <w:r>
               <w:rPr>
@@ -674,40 +655,16 @@
             <w:r>
               <w:rPr>
                 <w:rFonts w:ascii="TH Sarabun New" w:hAnsi="TH Sarabun New" w:cs="TH Sarabun New"/>
-                <w:b/>
-                <w:bCs/>
-                <w:sz w:val="30"/>
-                <w:szCs w:val="30"/>
-              </w:rPr>
-              <w:t>{{</w:t>
-            </w:r>
-            <w:r>
-              <w:rPr>
-                <w:rFonts w:ascii="TH Sarabun New" w:hAnsi="TH Sarabun New" w:cs="TH Sarabun New"/>
-                <w:b/>
-                <w:bCs/>
-                <w:sz w:val="30"/>
-                <w:szCs w:val="30"/>
-              </w:rPr>
-              <w:t>major</w:t>
-            </w:r>
-            <w:r>
-              <w:rPr>
-                <w:rFonts w:ascii="TH Sarabun New" w:hAnsi="TH Sarabun New" w:cs="TH Sarabun New"/>
-                <w:b/>
-                <w:bCs/>
-                <w:sz w:val="30"/>
-                <w:szCs w:val="30"/>
-              </w:rPr>
-              <w:t>_code}}</w:t>
-            </w:r>
-          </w:p>
-          <w:p>
-            <w:pPr>
-              <w:rPr>
-                <w:rFonts w:ascii="TH Sarabun New" w:hAnsi="TH Sarabun New" w:cs="TH Sarabun New"/>
-                <w:b/>
-                <w:bCs/>
+                <w:sz w:val="30"/>
+                <w:szCs w:val="30"/>
+              </w:rPr>
+              <w:t>{{major_code}}</w:t>
+            </w:r>
+          </w:p>
+          <w:p>
+            <w:pPr>
+              <w:rPr>
+                <w:rFonts w:ascii="TH Sarabun New" w:hAnsi="TH Sarabun New" w:cs="TH Sarabun New"/>
                 <w:sz w:val="30"/>
                 <w:szCs w:val="30"/>
               </w:rPr>
@@ -737,32 +694,20 @@
             <w:r>
               <w:rPr>
                 <w:rFonts w:ascii="TH Sarabun New" w:hAnsi="TH Sarabun New" w:cs="TH Sarabun New"/>
-                <w:b/>
-                <w:bCs/>
-                <w:sz w:val="30"/>
-                <w:szCs w:val="30"/>
-              </w:rPr>
-              <w:t>{{</w:t>
-            </w:r>
-            <w:r>
-              <w:rPr>
-                <w:rFonts w:ascii="TH Sarabun New" w:hAnsi="TH Sarabun New" w:cs="TH Sarabun New"/>
-                <w:b/>
-                <w:bCs/>
-                <w:sz w:val="30"/>
-                <w:szCs w:val="30"/>
-              </w:rPr>
-              <w:t>phone_home</w:t>
-            </w:r>
-            <w:r>
-              <w:rPr>
-                <w:rFonts w:ascii="TH Sarabun New" w:hAnsi="TH Sarabun New" w:cs="TH Sarabun New"/>
-                <w:b/>
-                <w:bCs/>
-                <w:sz w:val="30"/>
-                <w:szCs w:val="30"/>
-              </w:rPr>
-              <w:t xml:space="preserve">}} </w:t>
+                <w:sz w:val="30"/>
+                <w:szCs w:val="30"/>
+              </w:rPr>
+              <w:t>{{phone_home}}</w:t>
+            </w:r>
+            <w:r>
+              <w:rPr>
+                <w:rFonts w:ascii="TH Sarabun New" w:hAnsi="TH Sarabun New" w:cs="TH Sarabun New"/>
+                <w:b/>
+                <w:bCs/>
+                <w:sz w:val="30"/>
+                <w:szCs w:val="30"/>
+              </w:rPr>
+              <w:t xml:space="preserve"> </w:t>
             </w:r>
             <w:r>
               <w:rPr>
@@ -789,32 +734,10 @@
             <w:r>
               <w:rPr>
                 <w:rFonts w:ascii="TH Sarabun New" w:hAnsi="TH Sarabun New" w:cs="TH Sarabun New"/>
-                <w:b/>
-                <w:bCs/>
-                <w:sz w:val="30"/>
-                <w:szCs w:val="30"/>
-              </w:rPr>
-              <w:t>{{</w:t>
-            </w:r>
-            <w:r>
-              <w:rPr>
-                <w:rFonts w:ascii="TH Sarabun New" w:hAnsi="TH Sarabun New" w:cs="TH Sarabun New"/>
-                <w:b/>
-                <w:bCs/>
-                <w:sz w:val="30"/>
-                <w:szCs w:val="30"/>
-              </w:rPr>
-              <w:t>phone_mobile</w:t>
-            </w:r>
-            <w:r>
-              <w:rPr>
-                <w:rFonts w:ascii="TH Sarabun New" w:hAnsi="TH Sarabun New" w:cs="TH Sarabun New"/>
-                <w:b/>
-                <w:bCs/>
-                <w:sz w:val="30"/>
-                <w:szCs w:val="30"/>
-              </w:rPr>
-              <w:t>}}</w:t>
+                <w:sz w:val="30"/>
+                <w:szCs w:val="30"/>
+              </w:rPr>
+              <w:t>{{phone_mobile}}</w:t>
             </w:r>
           </w:p>
           <w:p>
@@ -845,7 +768,15 @@
                 <w:sz w:val="30"/>
                 <w:szCs w:val="30"/>
               </w:rPr>
-              <w:t xml:space="preserve"> {{email}}</w:t>
+              <w:t xml:space="preserve"> </w:t>
+            </w:r>
+            <w:r>
+              <w:rPr>
+                <w:rFonts w:ascii="TH Sarabun New" w:hAnsi="TH Sarabun New" w:cs="TH Sarabun New"/>
+                <w:sz w:val="30"/>
+                <w:szCs w:val="30"/>
+              </w:rPr>
+              <w:t>{{email}}</w:t>
             </w:r>
           </w:p>
         </w:tc>
@@ -3808,7 +3739,7 @@
                 <w:szCs w:val="30"/>
                 <w:cs/>
               </w:rPr>
-              <w:t xml:space="preserve"> (สมมุติ อจ.ยื่นงานวิจัย 5 เรื่อง ต้องกรอกช่องนี้ 5 เรื่อง)</w:t>
+              <w:t xml:space="preserve"> </w:t>
             </w:r>
           </w:p>
         </w:tc>
@@ -4149,84 +4080,6 @@
             <w:r>
               <w:rPr>
                 <w:rFonts w:ascii="TH Sarabun New" w:hAnsi="TH Sarabun New" w:cs="TH Sarabun New"/>
-                <w:noProof/>
-                <w:sz w:val="30"/>
-                <w:szCs w:val="30"/>
-                <w:lang w:val="en-GB" w:eastAsia="en-GB"/>
-              </w:rPr>
-              <mc:AlternateContent>
-                <mc:Choice Requires="wps">
-                  <w:drawing>
-                    <wp:anchor distT="0" distB="0" distL="114300" distR="114300" simplePos="0" relativeHeight="251705344" behindDoc="0" locked="0" layoutInCell="1" allowOverlap="1" wp14:anchorId="28B054A4" wp14:editId="0FABD82B">
-                      <wp:simplePos x="0" y="0"/>
-                      <wp:positionH relativeFrom="column">
-                        <wp:posOffset>709523</wp:posOffset>
-                      </wp:positionH>
-                      <wp:positionV relativeFrom="paragraph">
-                        <wp:posOffset>55712</wp:posOffset>
-                      </wp:positionV>
-                      <wp:extent cx="119270" cy="119270"/>
-                      <wp:effectExtent l="0" t="0" r="14605" b="14605"/>
-                      <wp:wrapNone/>
-                      <wp:docPr id="27" name="Rectangle 27"/>
-                      <wp:cNvGraphicFramePr/>
-                      <a:graphic xmlns:a="http://schemas.openxmlformats.org/drawingml/2006/main">
-                        <a:graphicData uri="http://schemas.microsoft.com/office/word/2010/wordprocessingShape">
-                          <wps:wsp>
-                            <wps:cNvSpPr/>
-                            <wps:spPr>
-                              <a:xfrm>
-                                <a:off x="0" y="0"/>
-                                <a:ext cx="119270" cy="119270"/>
-                              </a:xfrm>
-                              <a:prstGeom prst="rect">
-                                <a:avLst/>
-                              </a:prstGeom>
-                              <a:noFill/>
-                              <a:ln w="9525">
-                                <a:solidFill>
-                                  <a:schemeClr val="tx1"/>
-                                </a:solidFill>
-                              </a:ln>
-                            </wps:spPr>
-                            <wps:style>
-                              <a:lnRef idx="2">
-                                <a:schemeClr val="accent1">
-                                  <a:shade val="50000"/>
-                                </a:schemeClr>
-                              </a:lnRef>
-                              <a:fillRef idx="1">
-                                <a:schemeClr val="accent1"/>
-                              </a:fillRef>
-                              <a:effectRef idx="0">
-                                <a:schemeClr val="accent1"/>
-                              </a:effectRef>
-                              <a:fontRef idx="minor">
-                                <a:schemeClr val="lt1"/>
-                              </a:fontRef>
-                            </wps:style>
-                            <wps:bodyPr rot="0" spcFirstLastPara="0" vertOverflow="overflow" horzOverflow="overflow" vert="horz" wrap="square" lIns="91440" tIns="45720" rIns="91440" bIns="45720" numCol="1" spcCol="0" rtlCol="0" fromWordArt="0" anchor="ctr" anchorCtr="0" forceAA="0" compatLnSpc="1">
-                              <a:prstTxWarp prst="textNoShape">
-                                <a:avLst/>
-                              </a:prstTxWarp>
-                              <a:noAutofit/>
-                            </wps:bodyPr>
-                          </wps:wsp>
-                        </a:graphicData>
-                      </a:graphic>
-                    </wp:anchor>
-                  </w:drawing>
-                </mc:Choice>
-                <mc:Fallback>
-                  <w:pict>
-                    <v:rect w14:anchorId="1EC27D57" id="Rectangle 27" o:spid="_x0000_s1026" style="position:absolute;margin-left:55.85pt;margin-top:4.4pt;width:9.4pt;height:9.4pt;z-index:251705344;visibility:visible;mso-wrap-style:square;mso-wrap-distance-left:9pt;mso-wrap-distance-top:0;mso-wrap-distance-right:9pt;mso-wrap-distance-bottom:0;mso-position-horizontal:absolute;mso-position-horizontal-relative:text;mso-position-vertical:absolute;mso-position-vertical-relative:text;v-text-anchor:middle" o:gfxdata="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" filled="f" strokecolor="black [3213]"/>
-                  </w:pict>
-                </mc:Fallback>
-              </mc:AlternateContent>
-            </w:r>
-            <w:r>
-              <w:rPr>
-                <w:rFonts w:ascii="TH Sarabun New" w:hAnsi="TH Sarabun New" w:cs="TH Sarabun New"/>
                 <w:sz w:val="30"/>
                 <w:szCs w:val="30"/>
               </w:rPr>
@@ -4238,14 +4091,6 @@
                 <w:sz w:val="30"/>
                 <w:szCs w:val="30"/>
               </w:rPr>
-              <w:tab/>
-            </w:r>
-            <w:r>
-              <w:rPr>
-                <w:rFonts w:ascii="TH Sarabun New" w:hAnsi="TH Sarabun New" w:cs="TH Sarabun New"/>
-                <w:sz w:val="30"/>
-                <w:szCs w:val="30"/>
-              </w:rPr>
               <w:t>{{</w:t>
             </w:r>
             <w:r>
@@ -4291,93 +4136,6 @@
                 <w:szCs w:val="30"/>
               </w:rPr>
             </w:pPr>
-            <w:r>
-              <w:rPr>
-                <w:rFonts w:ascii="TH Sarabun New" w:hAnsi="TH Sarabun New" w:cs="TH Sarabun New"/>
-                <w:noProof/>
-                <w:sz w:val="30"/>
-                <w:szCs w:val="30"/>
-                <w:lang w:val="en-GB" w:eastAsia="en-GB"/>
-              </w:rPr>
-              <mc:AlternateContent>
-                <mc:Choice Requires="wps">
-                  <w:drawing>
-                    <wp:anchor distT="0" distB="0" distL="114300" distR="114300" simplePos="0" relativeHeight="251707392" behindDoc="0" locked="0" layoutInCell="1" allowOverlap="1" wp14:anchorId="4E90B320" wp14:editId="2034B3BC">
-                      <wp:simplePos x="0" y="0"/>
-                      <wp:positionH relativeFrom="column">
-                        <wp:posOffset>717121</wp:posOffset>
-                      </wp:positionH>
-                      <wp:positionV relativeFrom="paragraph">
-                        <wp:posOffset>57150</wp:posOffset>
-                      </wp:positionV>
-                      <wp:extent cx="119270" cy="119270"/>
-                      <wp:effectExtent l="0" t="0" r="14605" b="14605"/>
-                      <wp:wrapNone/>
-                      <wp:docPr id="28" name="Rectangle 28"/>
-                      <wp:cNvGraphicFramePr/>
-                      <a:graphic xmlns:a="http://schemas.openxmlformats.org/drawingml/2006/main">
-                        <a:graphicData uri="http://schemas.microsoft.com/office/word/2010/wordprocessingShape">
-                          <wps:wsp>
-                            <wps:cNvSpPr/>
-                            <wps:spPr>
-                              <a:xfrm>
-                                <a:off x="0" y="0"/>
-                                <a:ext cx="119270" cy="119270"/>
-                              </a:xfrm>
-                              <a:prstGeom prst="rect">
-                                <a:avLst/>
-                              </a:prstGeom>
-                              <a:noFill/>
-                              <a:ln w="9525">
-                                <a:solidFill>
-                                  <a:schemeClr val="tx1"/>
-                                </a:solidFill>
-                              </a:ln>
-                            </wps:spPr>
-                            <wps:style>
-                              <a:lnRef idx="2">
-                                <a:schemeClr val="accent1">
-                                  <a:shade val="50000"/>
-                                </a:schemeClr>
-                              </a:lnRef>
-                              <a:fillRef idx="1">
-                                <a:schemeClr val="accent1"/>
-                              </a:fillRef>
-                              <a:effectRef idx="0">
-                                <a:schemeClr val="accent1"/>
-                              </a:effectRef>
-                              <a:fontRef idx="minor">
-                                <a:schemeClr val="lt1"/>
-                              </a:fontRef>
-                            </wps:style>
-                            <wps:bodyPr rot="0" spcFirstLastPara="0" vertOverflow="overflow" horzOverflow="overflow" vert="horz" wrap="square" lIns="91440" tIns="45720" rIns="91440" bIns="45720" numCol="1" spcCol="0" rtlCol="0" fromWordArt="0" anchor="ctr" anchorCtr="0" forceAA="0" compatLnSpc="1">
-                              <a:prstTxWarp prst="textNoShape">
-                                <a:avLst/>
-                              </a:prstTxWarp>
-                              <a:noAutofit/>
-                            </wps:bodyPr>
-                          </wps:wsp>
-                        </a:graphicData>
-                      </a:graphic>
-                    </wp:anchor>
-                  </w:drawing>
-                </mc:Choice>
-                <mc:Fallback>
-                  <w:pict>
-                    <v:rect w14:anchorId="128E1434" id="Rectangle 28" o:spid="_x0000_s1026" style="position:absolute;margin-left:56.45pt;margin-top:4.5pt;width:9.4pt;height:9.4pt;z-index:251707392;visibility:visible;mso-wrap-style:square;mso-wrap-distance-left:9pt;mso-wrap-distance-top:0;mso-wrap-distance-right:9pt;mso-wrap-distance-bottom:0;mso-position-horizontal:absolute;mso-position-horizontal-relative:text;mso-position-vertical:absolute;mso-position-vertical-relative:text;v-text-anchor:middle" o:gfxdata="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" filled="f" strokecolor="black [3213]"/>
-                  </w:pict>
-                </mc:Fallback>
-              </mc:AlternateContent>
-            </w:r>
-            <w:r>
-              <w:rPr>
-                <w:rFonts w:ascii="TH Sarabun New" w:hAnsi="TH Sarabun New" w:cs="TH Sarabun New"/>
-                <w:sz w:val="30"/>
-                <w:szCs w:val="30"/>
-                <w:cs/>
-              </w:rPr>
-              <w:tab/>
-            </w:r>
             <w:r>
               <w:rPr>
                 <w:rFonts w:ascii="TH Sarabun New" w:hAnsi="TH Sarabun New" w:cs="TH Sarabun New"/>
@@ -4866,88 +4624,10 @@
             <w:r>
               <w:rPr>
                 <w:rFonts w:ascii="TH Sarabun New" w:hAnsi="TH Sarabun New" w:cs="TH Sarabun New"/>
-                <w:noProof/>
-                <w:sz w:val="30"/>
-                <w:szCs w:val="30"/>
-                <w:lang w:val="en-GB" w:eastAsia="en-GB"/>
-              </w:rPr>
-              <mc:AlternateContent>
-                <mc:Choice Requires="wps">
-                  <w:drawing>
-                    <wp:anchor distT="0" distB="0" distL="114300" distR="114300" simplePos="0" relativeHeight="251717632" behindDoc="0" locked="0" layoutInCell="1" allowOverlap="1" wp14:anchorId="05E2ACE6" wp14:editId="640FB63D">
-                      <wp:simplePos x="0" y="0"/>
-                      <wp:positionH relativeFrom="column">
-                        <wp:posOffset>302751</wp:posOffset>
-                      </wp:positionH>
-                      <wp:positionV relativeFrom="paragraph">
-                        <wp:posOffset>51244</wp:posOffset>
-                      </wp:positionV>
-                      <wp:extent cx="119270" cy="119270"/>
-                      <wp:effectExtent l="0" t="0" r="14605" b="14605"/>
-                      <wp:wrapNone/>
-                      <wp:docPr id="33" name="Rectangle 33"/>
-                      <wp:cNvGraphicFramePr/>
-                      <a:graphic xmlns:a="http://schemas.openxmlformats.org/drawingml/2006/main">
-                        <a:graphicData uri="http://schemas.microsoft.com/office/word/2010/wordprocessingShape">
-                          <wps:wsp>
-                            <wps:cNvSpPr/>
-                            <wps:spPr>
-                              <a:xfrm>
-                                <a:off x="0" y="0"/>
-                                <a:ext cx="119270" cy="119270"/>
-                              </a:xfrm>
-                              <a:prstGeom prst="rect">
-                                <a:avLst/>
-                              </a:prstGeom>
-                              <a:noFill/>
-                              <a:ln w="9525">
-                                <a:solidFill>
-                                  <a:schemeClr val="tx1"/>
-                                </a:solidFill>
-                              </a:ln>
-                            </wps:spPr>
-                            <wps:style>
-                              <a:lnRef idx="2">
-                                <a:schemeClr val="accent1">
-                                  <a:shade val="50000"/>
-                                </a:schemeClr>
-                              </a:lnRef>
-                              <a:fillRef idx="1">
-                                <a:schemeClr val="accent1"/>
-                              </a:fillRef>
-                              <a:effectRef idx="0">
-                                <a:schemeClr val="accent1"/>
-                              </a:effectRef>
-                              <a:fontRef idx="minor">
-                                <a:schemeClr val="lt1"/>
-                              </a:fontRef>
-                            </wps:style>
-                            <wps:bodyPr rot="0" spcFirstLastPara="0" vertOverflow="overflow" horzOverflow="overflow" vert="horz" wrap="square" lIns="91440" tIns="45720" rIns="91440" bIns="45720" numCol="1" spcCol="0" rtlCol="0" fromWordArt="0" anchor="ctr" anchorCtr="0" forceAA="0" compatLnSpc="1">
-                              <a:prstTxWarp prst="textNoShape">
-                                <a:avLst/>
-                              </a:prstTxWarp>
-                              <a:noAutofit/>
-                            </wps:bodyPr>
-                          </wps:wsp>
-                        </a:graphicData>
-                      </a:graphic>
-                    </wp:anchor>
-                  </w:drawing>
-                </mc:Choice>
-                <mc:Fallback>
-                  <w:pict>
-                    <v:rect w14:anchorId="5AFAEF57" id="Rectangle 33" o:spid="_x0000_s1026" style="position:absolute;margin-left:23.85pt;margin-top:4.05pt;width:9.4pt;height:9.4pt;z-index:251717632;visibility:visible;mso-wrap-style:square;mso-wrap-distance-left:9pt;mso-wrap-distance-top:0;mso-wrap-distance-right:9pt;mso-wrap-distance-bottom:0;mso-position-horizontal:absolute;mso-position-horizontal-relative:text;mso-position-vertical:absolute;mso-position-vertical-relative:text;v-text-anchor:middle" o:gfxdata="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" filled="f" strokecolor="black [3213]"/>
-                  </w:pict>
-                </mc:Fallback>
-              </mc:AlternateContent>
-            </w:r>
-            <w:r>
-              <w:rPr>
-                <w:rFonts w:ascii="TH Sarabun New" w:hAnsi="TH Sarabun New" w:cs="TH Sarabun New"/>
-                <w:sz w:val="30"/>
-                <w:szCs w:val="30"/>
-              </w:rPr>
-              <w:tab/>
+                <w:sz w:val="30"/>
+                <w:szCs w:val="30"/>
+              </w:rPr>
+              <w:t xml:space="preserve">     </w:t>
             </w:r>
             <w:r>
               <w:rPr>
@@ -4980,115 +4660,35 @@
                 <w:szCs w:val="30"/>
                 <w:cs/>
               </w:rPr>
-              <w:t>หนังสือรับรองว่าได้เผยแพร่ไปยังวงวิชาการ</w:t>
-            </w:r>
-            <w:r>
-              <w:rPr>
-                <w:rFonts w:ascii="TH Sarabun New" w:hAnsi="TH Sarabun New" w:cs="TH Sarabun New"/>
-                <w:sz w:val="30"/>
-                <w:szCs w:val="30"/>
-                <w:cs/>
-              </w:rPr>
-              <w:tab/>
-              <w:t>และวิชาชีพในสาขาที่ขออย่างกว้างขวาง</w:t>
-            </w:r>
-          </w:p>
-          <w:p>
-            <w:pPr>
-              <w:jc w:val="thaiDistribute"/>
-              <w:rPr>
-                <w:rFonts w:ascii="TH Sarabun New" w:hAnsi="TH Sarabun New" w:cs="TH Sarabun New"/>
-                <w:sz w:val="30"/>
-                <w:szCs w:val="30"/>
-              </w:rPr>
-            </w:pPr>
-            <w:r>
-              <w:rPr>
-                <w:rFonts w:ascii="TH Sarabun New" w:hAnsi="TH Sarabun New" w:cs="TH Sarabun New"/>
-                <w:noProof/>
-                <w:sz w:val="30"/>
-                <w:szCs w:val="30"/>
-                <w:lang w:val="en-GB" w:eastAsia="en-GB"/>
-              </w:rPr>
-              <mc:AlternateContent>
-                <mc:Choice Requires="wps">
-                  <w:drawing>
-                    <wp:anchor distT="0" distB="0" distL="114300" distR="114300" simplePos="0" relativeHeight="251719680" behindDoc="0" locked="0" layoutInCell="1" allowOverlap="1" wp14:anchorId="49CF3553" wp14:editId="2D3D91F6">
-                      <wp:simplePos x="0" y="0"/>
-                      <wp:positionH relativeFrom="column">
-                        <wp:posOffset>302260</wp:posOffset>
-                      </wp:positionH>
-                      <wp:positionV relativeFrom="paragraph">
-                        <wp:posOffset>41481</wp:posOffset>
-                      </wp:positionV>
-                      <wp:extent cx="119270" cy="119270"/>
-                      <wp:effectExtent l="0" t="0" r="14605" b="14605"/>
-                      <wp:wrapNone/>
-                      <wp:docPr id="34" name="Rectangle 34"/>
-                      <wp:cNvGraphicFramePr/>
-                      <a:graphic xmlns:a="http://schemas.openxmlformats.org/drawingml/2006/main">
-                        <a:graphicData uri="http://schemas.microsoft.com/office/word/2010/wordprocessingShape">
-                          <wps:wsp>
-                            <wps:cNvSpPr/>
-                            <wps:spPr>
-                              <a:xfrm>
-                                <a:off x="0" y="0"/>
-                                <a:ext cx="119270" cy="119270"/>
-                              </a:xfrm>
-                              <a:prstGeom prst="rect">
-                                <a:avLst/>
-                              </a:prstGeom>
-                              <a:noFill/>
-                              <a:ln w="9525">
-                                <a:solidFill>
-                                  <a:schemeClr val="tx1"/>
-                                </a:solidFill>
-                              </a:ln>
-                            </wps:spPr>
-                            <wps:style>
-                              <a:lnRef idx="2">
-                                <a:schemeClr val="accent1">
-                                  <a:shade val="50000"/>
-                                </a:schemeClr>
-                              </a:lnRef>
-                              <a:fillRef idx="1">
-                                <a:schemeClr val="accent1"/>
-                              </a:fillRef>
-                              <a:effectRef idx="0">
-                                <a:schemeClr val="accent1"/>
-                              </a:effectRef>
-                              <a:fontRef idx="minor">
-                                <a:schemeClr val="lt1"/>
-                              </a:fontRef>
-                            </wps:style>
-                            <wps:bodyPr rot="0" spcFirstLastPara="0" vertOverflow="overflow" horzOverflow="overflow" vert="horz" wrap="square" lIns="91440" tIns="45720" rIns="91440" bIns="45720" numCol="1" spcCol="0" rtlCol="0" fromWordArt="0" anchor="ctr" anchorCtr="0" forceAA="0" compatLnSpc="1">
-                              <a:prstTxWarp prst="textNoShape">
-                                <a:avLst/>
-                              </a:prstTxWarp>
-                              <a:noAutofit/>
-                            </wps:bodyPr>
-                          </wps:wsp>
-                        </a:graphicData>
-                      </a:graphic>
-                    </wp:anchor>
-                  </w:drawing>
-                </mc:Choice>
-                <mc:Fallback>
-                  <w:pict>
-                    <v:rect w14:anchorId="207C3470" id="Rectangle 34" o:spid="_x0000_s1026" style="position:absolute;margin-left:23.8pt;margin-top:3.25pt;width:9.4pt;height:9.4pt;z-index:251719680;visibility:visible;mso-wrap-style:square;mso-wrap-distance-left:9pt;mso-wrap-distance-top:0;mso-wrap-distance-right:9pt;mso-wrap-distance-bottom:0;mso-position-horizontal:absolute;mso-position-horizontal-relative:text;mso-position-vertical:absolute;mso-position-vertical-relative:text;v-text-anchor:middle" o:gfxdata="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" filled="f" strokecolor="black [3213]"/>
-                  </w:pict>
-                </mc:Fallback>
-              </mc:AlternateContent>
-            </w:r>
-            <w:r>
-              <w:rPr>
-                <w:rFonts w:ascii="TH Sarabun New" w:hAnsi="TH Sarabun New" w:cs="TH Sarabun New"/>
-                <w:sz w:val="30"/>
-                <w:szCs w:val="30"/>
-                <w:cs/>
-              </w:rPr>
-              <w:tab/>
-            </w:r>
+              <w:t>หนังสือรับรองว่าได้</w:t>
+            </w:r>
+            <w:r>
+              <w:rPr>
+                <w:rFonts w:ascii="TH Sarabun New" w:hAnsi="TH Sarabun New" w:cs="TH Sarabun New"/>
+                <w:sz w:val="30"/>
+                <w:szCs w:val="30"/>
+              </w:rPr>
+              <w:t xml:space="preserve">            </w:t>
+            </w:r>
+            <w:r>
+              <w:rPr>
+                <w:rFonts w:ascii="TH Sarabun New" w:hAnsi="TH Sarabun New" w:cs="TH Sarabun New"/>
+                <w:sz w:val="30"/>
+                <w:szCs w:val="30"/>
+                <w:cs/>
+              </w:rPr>
+              <w:t>เผยแพร่ไปยังวงวิชาการและวิชาชีพในสาขาที่ขออย่างกว้างขวาง</w:t>
+            </w:r>
+          </w:p>
+          <w:p>
+            <w:pPr>
+              <w:jc w:val="thaiDistribute"/>
+              <w:rPr>
+                <w:rFonts w:ascii="TH Sarabun New" w:hAnsi="TH Sarabun New" w:cs="TH Sarabun New"/>
+                <w:sz w:val="30"/>
+                <w:szCs w:val="30"/>
+              </w:rPr>
+            </w:pPr>
             <w:r>
               <w:rPr>
                 <w:rFonts w:ascii="TH Sarabun New" w:hAnsi="TH Sarabun New" w:cs="TH Sarabun New"/>
@@ -5142,6 +4742,14 @@
               </w:rPr>
               <w:lastRenderedPageBreak/>
               <w:t xml:space="preserve">     </w:t>
+            </w:r>
+            <w:r>
+              <w:rPr>
+                <w:rFonts w:ascii="TH Sarabun New" w:hAnsi="TH Sarabun New" w:cs="TH Sarabun New"/>
+                <w:sz w:val="30"/>
+                <w:szCs w:val="30"/>
+              </w:rPr>
+              <w:t xml:space="preserve"> </w:t>
             </w:r>
             <w:r>
               <w:rPr>
@@ -5281,7 +4889,7 @@
             <w:pPr>
               <w:jc w:val="thaiDistribute"/>
               <w:rPr>
-                <w:rFonts w:ascii="TH Sarabun New" w:hAnsi="TH Sarabun New" w:cs="TH Sarabun New"/>
+                <w:rFonts w:ascii="TH Sarabun New" w:hAnsi="TH Sarabun New" w:cs="TH Sarabun New" w:hint="cs"/>
                 <w:sz w:val="30"/>
                 <w:szCs w:val="30"/>
               </w:rPr>
@@ -5399,7 +5007,7 @@
                 <w:rFonts w:ascii="TH Sarabun New" w:hAnsi="TH Sarabun New" w:cs="TH Sarabun New"/>
                 <w:sz w:val="28"/>
               </w:rPr>
-              <w:t>reason_if_none</w:t>
+              <w:t>reason_e</w:t>
             </w:r>
             <w:r>
               <w:rPr>
@@ -5407,13 +5015,6 @@
                 <w:sz w:val="28"/>
               </w:rPr>
               <w:t>}}</w:t>
-            </w:r>
-            <w:r>
-              <w:rPr>
-                <w:rFonts w:ascii="TH Sarabun New" w:hAnsi="TH Sarabun New" w:cs="TH Sarabun New"/>
-                <w:sz w:val="28"/>
-              </w:rPr>
-              <w:t>{{/research_working_list}}</w:t>
             </w:r>
           </w:p>
         </w:tc>
@@ -6221,84 +5822,6 @@
             <w:r>
               <w:rPr>
                 <w:rFonts w:ascii="TH Sarabun New" w:hAnsi="TH Sarabun New" w:cs="TH Sarabun New"/>
-                <w:noProof/>
-                <w:sz w:val="30"/>
-                <w:szCs w:val="30"/>
-                <w:lang w:val="en-GB" w:eastAsia="en-GB"/>
-              </w:rPr>
-              <mc:AlternateContent>
-                <mc:Choice Requires="wps">
-                  <w:drawing>
-                    <wp:anchor distT="0" distB="0" distL="114300" distR="114300" simplePos="0" relativeHeight="251767808" behindDoc="0" locked="0" layoutInCell="1" allowOverlap="1" wp14:anchorId="6D7A102A" wp14:editId="7ECB0C3F">
-                      <wp:simplePos x="0" y="0"/>
-                      <wp:positionH relativeFrom="column">
-                        <wp:posOffset>302260</wp:posOffset>
-                      </wp:positionH>
-                      <wp:positionV relativeFrom="paragraph">
-                        <wp:posOffset>41481</wp:posOffset>
-                      </wp:positionV>
-                      <wp:extent cx="119270" cy="119270"/>
-                      <wp:effectExtent l="0" t="0" r="14605" b="14605"/>
-                      <wp:wrapNone/>
-                      <wp:docPr id="48" name="Rectangle 48"/>
-                      <wp:cNvGraphicFramePr/>
-                      <a:graphic xmlns:a="http://schemas.openxmlformats.org/drawingml/2006/main">
-                        <a:graphicData uri="http://schemas.microsoft.com/office/word/2010/wordprocessingShape">
-                          <wps:wsp>
-                            <wps:cNvSpPr/>
-                            <wps:spPr>
-                              <a:xfrm>
-                                <a:off x="0" y="0"/>
-                                <a:ext cx="119270" cy="119270"/>
-                              </a:xfrm>
-                              <a:prstGeom prst="rect">
-                                <a:avLst/>
-                              </a:prstGeom>
-                              <a:noFill/>
-                              <a:ln w="9525">
-                                <a:solidFill>
-                                  <a:schemeClr val="tx1"/>
-                                </a:solidFill>
-                              </a:ln>
-                            </wps:spPr>
-                            <wps:style>
-                              <a:lnRef idx="2">
-                                <a:schemeClr val="accent1">
-                                  <a:shade val="50000"/>
-                                </a:schemeClr>
-                              </a:lnRef>
-                              <a:fillRef idx="1">
-                                <a:schemeClr val="accent1"/>
-                              </a:fillRef>
-                              <a:effectRef idx="0">
-                                <a:schemeClr val="accent1"/>
-                              </a:effectRef>
-                              <a:fontRef idx="minor">
-                                <a:schemeClr val="lt1"/>
-                              </a:fontRef>
-                            </wps:style>
-                            <wps:bodyPr rot="0" spcFirstLastPara="0" vertOverflow="overflow" horzOverflow="overflow" vert="horz" wrap="square" lIns="91440" tIns="45720" rIns="91440" bIns="45720" numCol="1" spcCol="0" rtlCol="0" fromWordArt="0" anchor="ctr" anchorCtr="0" forceAA="0" compatLnSpc="1">
-                              <a:prstTxWarp prst="textNoShape">
-                                <a:avLst/>
-                              </a:prstTxWarp>
-                              <a:noAutofit/>
-                            </wps:bodyPr>
-                          </wps:wsp>
-                        </a:graphicData>
-                      </a:graphic>
-                    </wp:anchor>
-                  </w:drawing>
-                </mc:Choice>
-                <mc:Fallback>
-                  <w:pict>
-                    <v:rect w14:anchorId="5FFE6463" id="Rectangle 48" o:spid="_x0000_s1026" style="position:absolute;margin-left:23.8pt;margin-top:3.25pt;width:9.4pt;height:9.4pt;z-index:251767808;visibility:visible;mso-wrap-style:square;mso-wrap-distance-left:9pt;mso-wrap-distance-top:0;mso-wrap-distance-right:9pt;mso-wrap-distance-bottom:0;mso-position-horizontal:absolute;mso-position-horizontal-relative:text;mso-position-vertical:absolute;mso-position-vertical-relative:text;v-text-anchor:middle" o:gfxdata="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" filled="f" strokecolor="black [3213]"/>
-                  </w:pict>
-                </mc:Fallback>
-              </mc:AlternateContent>
-            </w:r>
-            <w:r>
-              <w:rPr>
-                <w:rFonts w:ascii="TH Sarabun New" w:hAnsi="TH Sarabun New" w:cs="TH Sarabun New"/>
                 <w:sz w:val="30"/>
                 <w:szCs w:val="30"/>
                 <w:cs/>
@@ -6483,84 +6006,6 @@
             <w:r>
               <w:rPr>
                 <w:rFonts w:ascii="TH Sarabun New" w:hAnsi="TH Sarabun New" w:cs="TH Sarabun New"/>
-                <w:noProof/>
-                <w:sz w:val="30"/>
-                <w:szCs w:val="30"/>
-                <w:lang w:val="en-GB" w:eastAsia="en-GB"/>
-              </w:rPr>
-              <mc:AlternateContent>
-                <mc:Choice Requires="wps">
-                  <w:drawing>
-                    <wp:anchor distT="0" distB="0" distL="114300" distR="114300" simplePos="0" relativeHeight="251769856" behindDoc="0" locked="0" layoutInCell="1" allowOverlap="1" wp14:anchorId="21F84B72" wp14:editId="4D730EC8">
-                      <wp:simplePos x="0" y="0"/>
-                      <wp:positionH relativeFrom="column">
-                        <wp:posOffset>304800</wp:posOffset>
-                      </wp:positionH>
-                      <wp:positionV relativeFrom="paragraph">
-                        <wp:posOffset>41275</wp:posOffset>
-                      </wp:positionV>
-                      <wp:extent cx="119270" cy="119270"/>
-                      <wp:effectExtent l="0" t="0" r="14605" b="14605"/>
-                      <wp:wrapNone/>
-                      <wp:docPr id="2" name="Rectangle 2"/>
-                      <wp:cNvGraphicFramePr/>
-                      <a:graphic xmlns:a="http://schemas.openxmlformats.org/drawingml/2006/main">
-                        <a:graphicData uri="http://schemas.microsoft.com/office/word/2010/wordprocessingShape">
-                          <wps:wsp>
-                            <wps:cNvSpPr/>
-                            <wps:spPr>
-                              <a:xfrm>
-                                <a:off x="0" y="0"/>
-                                <a:ext cx="119270" cy="119270"/>
-                              </a:xfrm>
-                              <a:prstGeom prst="rect">
-                                <a:avLst/>
-                              </a:prstGeom>
-                              <a:noFill/>
-                              <a:ln w="9525">
-                                <a:solidFill>
-                                  <a:schemeClr val="tx1"/>
-                                </a:solidFill>
-                              </a:ln>
-                            </wps:spPr>
-                            <wps:style>
-                              <a:lnRef idx="2">
-                                <a:schemeClr val="accent1">
-                                  <a:shade val="50000"/>
-                                </a:schemeClr>
-                              </a:lnRef>
-                              <a:fillRef idx="1">
-                                <a:schemeClr val="accent1"/>
-                              </a:fillRef>
-                              <a:effectRef idx="0">
-                                <a:schemeClr val="accent1"/>
-                              </a:effectRef>
-                              <a:fontRef idx="minor">
-                                <a:schemeClr val="lt1"/>
-                              </a:fontRef>
-                            </wps:style>
-                            <wps:bodyPr rot="0" spcFirstLastPara="0" vertOverflow="overflow" horzOverflow="overflow" vert="horz" wrap="square" lIns="91440" tIns="45720" rIns="91440" bIns="45720" numCol="1" spcCol="0" rtlCol="0" fromWordArt="0" anchor="ctr" anchorCtr="0" forceAA="0" compatLnSpc="1">
-                              <a:prstTxWarp prst="textNoShape">
-                                <a:avLst/>
-                              </a:prstTxWarp>
-                              <a:noAutofit/>
-                            </wps:bodyPr>
-                          </wps:wsp>
-                        </a:graphicData>
-                      </a:graphic>
-                    </wp:anchor>
-                  </w:drawing>
-                </mc:Choice>
-                <mc:Fallback>
-                  <w:pict>
-                    <v:rect w14:anchorId="375BED5C" id="Rectangle 2" o:spid="_x0000_s1026" style="position:absolute;margin-left:24pt;margin-top:3.25pt;width:9.4pt;height:9.4pt;z-index:251769856;visibility:visible;mso-wrap-style:square;mso-wrap-distance-left:9pt;mso-wrap-distance-top:0;mso-wrap-distance-right:9pt;mso-wrap-distance-bottom:0;mso-position-horizontal:absolute;mso-position-horizontal-relative:text;mso-position-vertical:absolute;mso-position-vertical-relative:text;v-text-anchor:middle" o:gfxdata="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" filled="f" strokecolor="black [3213]"/>
-                  </w:pict>
-                </mc:Fallback>
-              </mc:AlternateContent>
-            </w:r>
-            <w:r>
-              <w:rPr>
-                <w:rFonts w:ascii="TH Sarabun New" w:hAnsi="TH Sarabun New" w:cs="TH Sarabun New"/>
                 <w:sz w:val="30"/>
                 <w:szCs w:val="30"/>
                 <w:cs/>
@@ -6629,84 +6074,6 @@
                 <w:szCs w:val="30"/>
               </w:rPr>
             </w:pPr>
-            <w:r>
-              <w:rPr>
-                <w:rFonts w:ascii="TH Sarabun New" w:hAnsi="TH Sarabun New" w:cs="TH Sarabun New"/>
-                <w:noProof/>
-                <w:sz w:val="30"/>
-                <w:szCs w:val="30"/>
-                <w:lang w:val="en-GB" w:eastAsia="en-GB"/>
-              </w:rPr>
-              <mc:AlternateContent>
-                <mc:Choice Requires="wps">
-                  <w:drawing>
-                    <wp:anchor distT="0" distB="0" distL="114300" distR="114300" simplePos="0" relativeHeight="251771904" behindDoc="0" locked="0" layoutInCell="1" allowOverlap="1" wp14:anchorId="520AFB9A" wp14:editId="0A6320D6">
-                      <wp:simplePos x="0" y="0"/>
-                      <wp:positionH relativeFrom="column">
-                        <wp:posOffset>304800</wp:posOffset>
-                      </wp:positionH>
-                      <wp:positionV relativeFrom="paragraph">
-                        <wp:posOffset>45720</wp:posOffset>
-                      </wp:positionV>
-                      <wp:extent cx="119270" cy="119270"/>
-                      <wp:effectExtent l="0" t="0" r="14605" b="14605"/>
-                      <wp:wrapNone/>
-                      <wp:docPr id="4" name="Rectangle 4"/>
-                      <wp:cNvGraphicFramePr/>
-                      <a:graphic xmlns:a="http://schemas.openxmlformats.org/drawingml/2006/main">
-                        <a:graphicData uri="http://schemas.microsoft.com/office/word/2010/wordprocessingShape">
-                          <wps:wsp>
-                            <wps:cNvSpPr/>
-                            <wps:spPr>
-                              <a:xfrm>
-                                <a:off x="0" y="0"/>
-                                <a:ext cx="119270" cy="119270"/>
-                              </a:xfrm>
-                              <a:prstGeom prst="rect">
-                                <a:avLst/>
-                              </a:prstGeom>
-                              <a:noFill/>
-                              <a:ln w="9525">
-                                <a:solidFill>
-                                  <a:schemeClr val="tx1"/>
-                                </a:solidFill>
-                              </a:ln>
-                            </wps:spPr>
-                            <wps:style>
-                              <a:lnRef idx="2">
-                                <a:schemeClr val="accent1">
-                                  <a:shade val="50000"/>
-                                </a:schemeClr>
-                              </a:lnRef>
-                              <a:fillRef idx="1">
-                                <a:schemeClr val="accent1"/>
-                              </a:fillRef>
-                              <a:effectRef idx="0">
-                                <a:schemeClr val="accent1"/>
-                              </a:effectRef>
-                              <a:fontRef idx="minor">
-                                <a:schemeClr val="lt1"/>
-                              </a:fontRef>
-                            </wps:style>
-                            <wps:bodyPr rot="0" spcFirstLastPara="0" vertOverflow="overflow" horzOverflow="overflow" vert="horz" wrap="square" lIns="91440" tIns="45720" rIns="91440" bIns="45720" numCol="1" spcCol="0" rtlCol="0" fromWordArt="0" anchor="ctr" anchorCtr="0" forceAA="0" compatLnSpc="1">
-                              <a:prstTxWarp prst="textNoShape">
-                                <a:avLst/>
-                              </a:prstTxWarp>
-                              <a:noAutofit/>
-                            </wps:bodyPr>
-                          </wps:wsp>
-                        </a:graphicData>
-                      </a:graphic>
-                    </wp:anchor>
-                  </w:drawing>
-                </mc:Choice>
-                <mc:Fallback>
-                  <w:pict>
-                    <v:rect w14:anchorId="66FBCAD9" id="Rectangle 4" o:spid="_x0000_s1026" style="position:absolute;margin-left:24pt;margin-top:3.6pt;width:9.4pt;height:9.4pt;z-index:251771904;visibility:visible;mso-wrap-style:square;mso-wrap-distance-left:9pt;mso-wrap-distance-top:0;mso-wrap-distance-right:9pt;mso-wrap-distance-bottom:0;mso-position-horizontal:absolute;mso-position-horizontal-relative:text;mso-position-vertical:absolute;mso-position-vertical-relative:text;v-text-anchor:middle" o:gfxdata="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" filled="f" strokecolor="black [3213]"/>
-                  </w:pict>
-                </mc:Fallback>
-              </mc:AlternateContent>
-            </w:r>
             <w:r>
               <w:rPr>
                 <w:rFonts w:ascii="TH Sarabun New" w:hAnsi="TH Sarabun New" w:cs="TH Sarabun New"/>
@@ -6983,84 +6350,6 @@
             <w:r>
               <w:rPr>
                 <w:rFonts w:ascii="TH Sarabun New" w:hAnsi="TH Sarabun New" w:cs="TH Sarabun New"/>
-                <w:noProof/>
-                <w:sz w:val="30"/>
-                <w:szCs w:val="30"/>
-                <w:lang w:val="en-GB" w:eastAsia="en-GB"/>
-              </w:rPr>
-              <mc:AlternateContent>
-                <mc:Choice Requires="wps">
-                  <w:drawing>
-                    <wp:anchor distT="0" distB="0" distL="114300" distR="114300" simplePos="0" relativeHeight="251779072" behindDoc="0" locked="0" layoutInCell="1" allowOverlap="1" wp14:anchorId="34C20ABE" wp14:editId="1322EFEC">
-                      <wp:simplePos x="0" y="0"/>
-                      <wp:positionH relativeFrom="column">
-                        <wp:posOffset>302751</wp:posOffset>
-                      </wp:positionH>
-                      <wp:positionV relativeFrom="paragraph">
-                        <wp:posOffset>51244</wp:posOffset>
-                      </wp:positionV>
-                      <wp:extent cx="119270" cy="119270"/>
-                      <wp:effectExtent l="0" t="0" r="14605" b="14605"/>
-                      <wp:wrapNone/>
-                      <wp:docPr id="42" name="Rectangle 42"/>
-                      <wp:cNvGraphicFramePr/>
-                      <a:graphic xmlns:a="http://schemas.openxmlformats.org/drawingml/2006/main">
-                        <a:graphicData uri="http://schemas.microsoft.com/office/word/2010/wordprocessingShape">
-                          <wps:wsp>
-                            <wps:cNvSpPr/>
-                            <wps:spPr>
-                              <a:xfrm>
-                                <a:off x="0" y="0"/>
-                                <a:ext cx="119270" cy="119270"/>
-                              </a:xfrm>
-                              <a:prstGeom prst="rect">
-                                <a:avLst/>
-                              </a:prstGeom>
-                              <a:noFill/>
-                              <a:ln w="9525">
-                                <a:solidFill>
-                                  <a:schemeClr val="tx1"/>
-                                </a:solidFill>
-                              </a:ln>
-                            </wps:spPr>
-                            <wps:style>
-                              <a:lnRef idx="2">
-                                <a:schemeClr val="accent1">
-                                  <a:shade val="50000"/>
-                                </a:schemeClr>
-                              </a:lnRef>
-                              <a:fillRef idx="1">
-                                <a:schemeClr val="accent1"/>
-                              </a:fillRef>
-                              <a:effectRef idx="0">
-                                <a:schemeClr val="accent1"/>
-                              </a:effectRef>
-                              <a:fontRef idx="minor">
-                                <a:schemeClr val="lt1"/>
-                              </a:fontRef>
-                            </wps:style>
-                            <wps:bodyPr rot="0" spcFirstLastPara="0" vertOverflow="overflow" horzOverflow="overflow" vert="horz" wrap="square" lIns="91440" tIns="45720" rIns="91440" bIns="45720" numCol="1" spcCol="0" rtlCol="0" fromWordArt="0" anchor="ctr" anchorCtr="0" forceAA="0" compatLnSpc="1">
-                              <a:prstTxWarp prst="textNoShape">
-                                <a:avLst/>
-                              </a:prstTxWarp>
-                              <a:noAutofit/>
-                            </wps:bodyPr>
-                          </wps:wsp>
-                        </a:graphicData>
-                      </a:graphic>
-                    </wp:anchor>
-                  </w:drawing>
-                </mc:Choice>
-                <mc:Fallback>
-                  <w:pict>
-                    <v:rect w14:anchorId="16504826" id="Rectangle 42" o:spid="_x0000_s1026" style="position:absolute;margin-left:23.85pt;margin-top:4.05pt;width:9.4pt;height:9.4pt;z-index:251779072;visibility:visible;mso-wrap-style:square;mso-wrap-distance-left:9pt;mso-wrap-distance-top:0;mso-wrap-distance-right:9pt;mso-wrap-distance-bottom:0;mso-position-horizontal:absolute;mso-position-horizontal-relative:text;mso-position-vertical:absolute;mso-position-vertical-relative:text;v-text-anchor:middle" o:gfxdata="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" filled="f" strokecolor="black [3213]"/>
-                  </w:pict>
-                </mc:Fallback>
-              </mc:AlternateContent>
-            </w:r>
-            <w:r>
-              <w:rPr>
-                <w:rFonts w:ascii="TH Sarabun New" w:hAnsi="TH Sarabun New" w:cs="TH Sarabun New"/>
                 <w:sz w:val="30"/>
                 <w:szCs w:val="30"/>
               </w:rPr>
@@ -7155,84 +6444,6 @@
                 <w:szCs w:val="30"/>
               </w:rPr>
             </w:pPr>
-            <w:r>
-              <w:rPr>
-                <w:rFonts w:ascii="TH Sarabun New" w:hAnsi="TH Sarabun New" w:cs="TH Sarabun New"/>
-                <w:noProof/>
-                <w:sz w:val="30"/>
-                <w:szCs w:val="30"/>
-                <w:lang w:val="en-GB" w:eastAsia="en-GB"/>
-              </w:rPr>
-              <mc:AlternateContent>
-                <mc:Choice Requires="wps">
-                  <w:drawing>
-                    <wp:anchor distT="0" distB="0" distL="114300" distR="114300" simplePos="0" relativeHeight="251780096" behindDoc="0" locked="0" layoutInCell="1" allowOverlap="1" wp14:anchorId="3E5ADC7E" wp14:editId="3EC9AA9C">
-                      <wp:simplePos x="0" y="0"/>
-                      <wp:positionH relativeFrom="column">
-                        <wp:posOffset>302260</wp:posOffset>
-                      </wp:positionH>
-                      <wp:positionV relativeFrom="paragraph">
-                        <wp:posOffset>41481</wp:posOffset>
-                      </wp:positionV>
-                      <wp:extent cx="119270" cy="119270"/>
-                      <wp:effectExtent l="0" t="0" r="14605" b="14605"/>
-                      <wp:wrapNone/>
-                      <wp:docPr id="47" name="Rectangle 47"/>
-                      <wp:cNvGraphicFramePr/>
-                      <a:graphic xmlns:a="http://schemas.openxmlformats.org/drawingml/2006/main">
-                        <a:graphicData uri="http://schemas.microsoft.com/office/word/2010/wordprocessingShape">
-                          <wps:wsp>
-                            <wps:cNvSpPr/>
-                            <wps:spPr>
-                              <a:xfrm>
-                                <a:off x="0" y="0"/>
-                                <a:ext cx="119270" cy="119270"/>
-                              </a:xfrm>
-                              <a:prstGeom prst="rect">
-                                <a:avLst/>
-                              </a:prstGeom>
-                              <a:noFill/>
-                              <a:ln w="9525">
-                                <a:solidFill>
-                                  <a:schemeClr val="tx1"/>
-                                </a:solidFill>
-                              </a:ln>
-                            </wps:spPr>
-                            <wps:style>
-                              <a:lnRef idx="2">
-                                <a:schemeClr val="accent1">
-                                  <a:shade val="50000"/>
-                                </a:schemeClr>
-                              </a:lnRef>
-                              <a:fillRef idx="1">
-                                <a:schemeClr val="accent1"/>
-                              </a:fillRef>
-                              <a:effectRef idx="0">
-                                <a:schemeClr val="accent1"/>
-                              </a:effectRef>
-                              <a:fontRef idx="minor">
-                                <a:schemeClr val="lt1"/>
-                              </a:fontRef>
-                            </wps:style>
-                            <wps:bodyPr rot="0" spcFirstLastPara="0" vertOverflow="overflow" horzOverflow="overflow" vert="horz" wrap="square" lIns="91440" tIns="45720" rIns="91440" bIns="45720" numCol="1" spcCol="0" rtlCol="0" fromWordArt="0" anchor="ctr" anchorCtr="0" forceAA="0" compatLnSpc="1">
-                              <a:prstTxWarp prst="textNoShape">
-                                <a:avLst/>
-                              </a:prstTxWarp>
-                              <a:noAutofit/>
-                            </wps:bodyPr>
-                          </wps:wsp>
-                        </a:graphicData>
-                      </a:graphic>
-                    </wp:anchor>
-                  </w:drawing>
-                </mc:Choice>
-                <mc:Fallback>
-                  <w:pict>
-                    <v:rect w14:anchorId="2C567BA2" id="Rectangle 47" o:spid="_x0000_s1026" style="position:absolute;margin-left:23.8pt;margin-top:3.25pt;width:9.4pt;height:9.4pt;z-index:251780096;visibility:visible;mso-wrap-style:square;mso-wrap-distance-left:9pt;mso-wrap-distance-top:0;mso-wrap-distance-right:9pt;mso-wrap-distance-bottom:0;mso-position-horizontal:absolute;mso-position-horizontal-relative:text;mso-position-vertical:absolute;mso-position-vertical-relative:text;v-text-anchor:middle" o:gfxdata="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" filled="f" strokecolor="black [3213]"/>
-                  </w:pict>
-                </mc:Fallback>
-              </mc:AlternateContent>
-            </w:r>
             <w:r>
               <w:rPr>
                 <w:rFonts w:ascii="TH Sarabun New" w:hAnsi="TH Sarabun New" w:cs="TH Sarabun New"/>
@@ -8015,84 +7226,6 @@
                 <w:szCs w:val="30"/>
               </w:rPr>
             </w:pPr>
-            <w:r>
-              <w:rPr>
-                <w:rFonts w:ascii="TH Sarabun New" w:hAnsi="TH Sarabun New" w:cs="TH Sarabun New"/>
-                <w:noProof/>
-                <w:sz w:val="30"/>
-                <w:szCs w:val="30"/>
-                <w:lang w:val="en-GB" w:eastAsia="en-GB"/>
-              </w:rPr>
-              <mc:AlternateContent>
-                <mc:Choice Requires="wps">
-                  <w:drawing>
-                    <wp:anchor distT="0" distB="0" distL="114300" distR="114300" simplePos="0" relativeHeight="251799552" behindDoc="0" locked="0" layoutInCell="1" allowOverlap="1" wp14:anchorId="5800A425" wp14:editId="2BA604E5">
-                      <wp:simplePos x="0" y="0"/>
-                      <wp:positionH relativeFrom="column">
-                        <wp:posOffset>304800</wp:posOffset>
-                      </wp:positionH>
-                      <wp:positionV relativeFrom="paragraph">
-                        <wp:posOffset>39370</wp:posOffset>
-                      </wp:positionV>
-                      <wp:extent cx="119270" cy="119270"/>
-                      <wp:effectExtent l="0" t="0" r="14605" b="14605"/>
-                      <wp:wrapNone/>
-                      <wp:docPr id="69" name="Rectangle 69"/>
-                      <wp:cNvGraphicFramePr/>
-                      <a:graphic xmlns:a="http://schemas.openxmlformats.org/drawingml/2006/main">
-                        <a:graphicData uri="http://schemas.microsoft.com/office/word/2010/wordprocessingShape">
-                          <wps:wsp>
-                            <wps:cNvSpPr/>
-                            <wps:spPr>
-                              <a:xfrm>
-                                <a:off x="0" y="0"/>
-                                <a:ext cx="119270" cy="119270"/>
-                              </a:xfrm>
-                              <a:prstGeom prst="rect">
-                                <a:avLst/>
-                              </a:prstGeom>
-                              <a:noFill/>
-                              <a:ln w="9525">
-                                <a:solidFill>
-                                  <a:schemeClr val="tx1"/>
-                                </a:solidFill>
-                              </a:ln>
-                            </wps:spPr>
-                            <wps:style>
-                              <a:lnRef idx="2">
-                                <a:schemeClr val="accent1">
-                                  <a:shade val="50000"/>
-                                </a:schemeClr>
-                              </a:lnRef>
-                              <a:fillRef idx="1">
-                                <a:schemeClr val="accent1"/>
-                              </a:fillRef>
-                              <a:effectRef idx="0">
-                                <a:schemeClr val="accent1"/>
-                              </a:effectRef>
-                              <a:fontRef idx="minor">
-                                <a:schemeClr val="lt1"/>
-                              </a:fontRef>
-                            </wps:style>
-                            <wps:bodyPr rot="0" spcFirstLastPara="0" vertOverflow="overflow" horzOverflow="overflow" vert="horz" wrap="square" lIns="91440" tIns="45720" rIns="91440" bIns="45720" numCol="1" spcCol="0" rtlCol="0" fromWordArt="0" anchor="ctr" anchorCtr="0" forceAA="0" compatLnSpc="1">
-                              <a:prstTxWarp prst="textNoShape">
-                                <a:avLst/>
-                              </a:prstTxWarp>
-                              <a:noAutofit/>
-                            </wps:bodyPr>
-                          </wps:wsp>
-                        </a:graphicData>
-                      </a:graphic>
-                    </wp:anchor>
-                  </w:drawing>
-                </mc:Choice>
-                <mc:Fallback>
-                  <w:pict>
-                    <v:rect w14:anchorId="7D71F75F" id="Rectangle 69" o:spid="_x0000_s1026" style="position:absolute;margin-left:24pt;margin-top:3.1pt;width:9.4pt;height:9.4pt;z-index:251799552;visibility:visible;mso-wrap-style:square;mso-wrap-distance-left:9pt;mso-wrap-distance-top:0;mso-wrap-distance-right:9pt;mso-wrap-distance-bottom:0;mso-position-horizontal:absolute;mso-position-horizontal-relative:text;mso-position-vertical:absolute;mso-position-vertical-relative:text;v-text-anchor:middle" o:gfxdata="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" filled="f" strokecolor="black [3213]"/>
-                  </w:pict>
-                </mc:Fallback>
-              </mc:AlternateContent>
-            </w:r>
             <w:r>
               <w:rPr>
                 <w:rFonts w:ascii="TH Sarabun New" w:hAnsi="TH Sarabun New" w:cs="TH Sarabun New"/>
@@ -9130,15 +8263,15 @@
                 <w:szCs w:val="30"/>
                 <w:cs/>
               </w:rPr>
-              <w:t>ๆ ......</w:t>
-            </w:r>
-            <w:r>
-              <w:rPr>
-                <w:rFonts w:ascii="TH Sarabun New" w:hAnsi="TH Sarabun New" w:cs="TH Sarabun New"/>
-                <w:sz w:val="30"/>
-                <w:szCs w:val="30"/>
-              </w:rPr>
-              <w:t>..........</w:t>
+              <w:t xml:space="preserve">ๆ </w:t>
+            </w:r>
+            <w:r>
+              <w:rPr>
+                <w:rFonts w:ascii="TH Sarabun New" w:hAnsi="TH Sarabun New" w:cs="TH Sarabun New"/>
+                <w:sz w:val="30"/>
+                <w:szCs w:val="30"/>
+              </w:rPr>
+              <w:t>{{elect_descr}}</w:t>
             </w:r>
           </w:p>
           <w:p>
@@ -10981,84 +10114,6 @@
             <w:r>
               <w:rPr>
                 <w:rFonts w:ascii="TH Sarabun New" w:hAnsi="TH Sarabun New" w:cs="TH Sarabun New"/>
-                <w:noProof/>
-                <w:sz w:val="30"/>
-                <w:szCs w:val="30"/>
-                <w:lang w:val="en-GB" w:eastAsia="en-GB"/>
-              </w:rPr>
-              <mc:AlternateContent>
-                <mc:Choice Requires="wps">
-                  <w:drawing>
-                    <wp:anchor distT="0" distB="0" distL="114300" distR="114300" simplePos="0" relativeHeight="251839488" behindDoc="0" locked="0" layoutInCell="1" allowOverlap="1" wp14:anchorId="2866E72B" wp14:editId="0EBF3411">
-                      <wp:simplePos x="0" y="0"/>
-                      <wp:positionH relativeFrom="column">
-                        <wp:posOffset>709523</wp:posOffset>
-                      </wp:positionH>
-                      <wp:positionV relativeFrom="paragraph">
-                        <wp:posOffset>55712</wp:posOffset>
-                      </wp:positionV>
-                      <wp:extent cx="119270" cy="119270"/>
-                      <wp:effectExtent l="0" t="0" r="14605" b="14605"/>
-                      <wp:wrapNone/>
-                      <wp:docPr id="91" name="Rectangle 91"/>
-                      <wp:cNvGraphicFramePr/>
-                      <a:graphic xmlns:a="http://schemas.openxmlformats.org/drawingml/2006/main">
-                        <a:graphicData uri="http://schemas.microsoft.com/office/word/2010/wordprocessingShape">
-                          <wps:wsp>
-                            <wps:cNvSpPr/>
-                            <wps:spPr>
-                              <a:xfrm>
-                                <a:off x="0" y="0"/>
-                                <a:ext cx="119270" cy="119270"/>
-                              </a:xfrm>
-                              <a:prstGeom prst="rect">
-                                <a:avLst/>
-                              </a:prstGeom>
-                              <a:noFill/>
-                              <a:ln w="9525">
-                                <a:solidFill>
-                                  <a:schemeClr val="tx1"/>
-                                </a:solidFill>
-                              </a:ln>
-                            </wps:spPr>
-                            <wps:style>
-                              <a:lnRef idx="2">
-                                <a:schemeClr val="accent1">
-                                  <a:shade val="50000"/>
-                                </a:schemeClr>
-                              </a:lnRef>
-                              <a:fillRef idx="1">
-                                <a:schemeClr val="accent1"/>
-                              </a:fillRef>
-                              <a:effectRef idx="0">
-                                <a:schemeClr val="accent1"/>
-                              </a:effectRef>
-                              <a:fontRef idx="minor">
-                                <a:schemeClr val="lt1"/>
-                              </a:fontRef>
-                            </wps:style>
-                            <wps:bodyPr rot="0" spcFirstLastPara="0" vertOverflow="overflow" horzOverflow="overflow" vert="horz" wrap="square" lIns="91440" tIns="45720" rIns="91440" bIns="45720" numCol="1" spcCol="0" rtlCol="0" fromWordArt="0" anchor="ctr" anchorCtr="0" forceAA="0" compatLnSpc="1">
-                              <a:prstTxWarp prst="textNoShape">
-                                <a:avLst/>
-                              </a:prstTxWarp>
-                              <a:noAutofit/>
-                            </wps:bodyPr>
-                          </wps:wsp>
-                        </a:graphicData>
-                      </a:graphic>
-                    </wp:anchor>
-                  </w:drawing>
-                </mc:Choice>
-                <mc:Fallback>
-                  <w:pict>
-                    <v:rect w14:anchorId="3F19979D" id="Rectangle 91" o:spid="_x0000_s1026" style="position:absolute;margin-left:55.85pt;margin-top:4.4pt;width:9.4pt;height:9.4pt;z-index:251839488;visibility:visible;mso-wrap-style:square;mso-wrap-distance-left:9pt;mso-wrap-distance-top:0;mso-wrap-distance-right:9pt;mso-wrap-distance-bottom:0;mso-position-horizontal:absolute;mso-position-horizontal-relative:text;mso-position-vertical:absolute;mso-position-vertical-relative:text;v-text-anchor:middle" o:gfxdata="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" filled="f" strokecolor="black [3213]"/>
-                  </w:pict>
-                </mc:Fallback>
-              </mc:AlternateContent>
-            </w:r>
-            <w:r>
-              <w:rPr>
-                <w:rFonts w:ascii="TH Sarabun New" w:hAnsi="TH Sarabun New" w:cs="TH Sarabun New"/>
                 <w:sz w:val="30"/>
                 <w:szCs w:val="30"/>
               </w:rPr>
@@ -11145,84 +10200,6 @@
             <w:r>
               <w:rPr>
                 <w:rFonts w:ascii="TH Sarabun New" w:hAnsi="TH Sarabun New" w:cs="TH Sarabun New"/>
-                <w:noProof/>
-                <w:sz w:val="30"/>
-                <w:szCs w:val="30"/>
-                <w:lang w:val="en-GB" w:eastAsia="en-GB"/>
-              </w:rPr>
-              <mc:AlternateContent>
-                <mc:Choice Requires="wps">
-                  <w:drawing>
-                    <wp:anchor distT="0" distB="0" distL="114300" distR="114300" simplePos="0" relativeHeight="251851776" behindDoc="0" locked="0" layoutInCell="1" allowOverlap="1" wp14:anchorId="583D22AD" wp14:editId="3C683106">
-                      <wp:simplePos x="0" y="0"/>
-                      <wp:positionH relativeFrom="column">
-                        <wp:posOffset>711200</wp:posOffset>
-                      </wp:positionH>
-                      <wp:positionV relativeFrom="paragraph">
-                        <wp:posOffset>39370</wp:posOffset>
-                      </wp:positionV>
-                      <wp:extent cx="119270" cy="119270"/>
-                      <wp:effectExtent l="0" t="0" r="14605" b="14605"/>
-                      <wp:wrapNone/>
-                      <wp:docPr id="103" name="Rectangle 103"/>
-                      <wp:cNvGraphicFramePr/>
-                      <a:graphic xmlns:a="http://schemas.openxmlformats.org/drawingml/2006/main">
-                        <a:graphicData uri="http://schemas.microsoft.com/office/word/2010/wordprocessingShape">
-                          <wps:wsp>
-                            <wps:cNvSpPr/>
-                            <wps:spPr>
-                              <a:xfrm>
-                                <a:off x="0" y="0"/>
-                                <a:ext cx="119270" cy="119270"/>
-                              </a:xfrm>
-                              <a:prstGeom prst="rect">
-                                <a:avLst/>
-                              </a:prstGeom>
-                              <a:noFill/>
-                              <a:ln w="9525">
-                                <a:solidFill>
-                                  <a:schemeClr val="tx1"/>
-                                </a:solidFill>
-                              </a:ln>
-                            </wps:spPr>
-                            <wps:style>
-                              <a:lnRef idx="2">
-                                <a:schemeClr val="accent1">
-                                  <a:shade val="50000"/>
-                                </a:schemeClr>
-                              </a:lnRef>
-                              <a:fillRef idx="1">
-                                <a:schemeClr val="accent1"/>
-                              </a:fillRef>
-                              <a:effectRef idx="0">
-                                <a:schemeClr val="accent1"/>
-                              </a:effectRef>
-                              <a:fontRef idx="minor">
-                                <a:schemeClr val="lt1"/>
-                              </a:fontRef>
-                            </wps:style>
-                            <wps:bodyPr rot="0" spcFirstLastPara="0" vertOverflow="overflow" horzOverflow="overflow" vert="horz" wrap="square" lIns="91440" tIns="45720" rIns="91440" bIns="45720" numCol="1" spcCol="0" rtlCol="0" fromWordArt="0" anchor="ctr" anchorCtr="0" forceAA="0" compatLnSpc="1">
-                              <a:prstTxWarp prst="textNoShape">
-                                <a:avLst/>
-                              </a:prstTxWarp>
-                              <a:noAutofit/>
-                            </wps:bodyPr>
-                          </wps:wsp>
-                        </a:graphicData>
-                      </a:graphic>
-                    </wp:anchor>
-                  </w:drawing>
-                </mc:Choice>
-                <mc:Fallback>
-                  <w:pict>
-                    <v:rect w14:anchorId="2DEBB3F9" id="Rectangle 103" o:spid="_x0000_s1026" style="position:absolute;margin-left:56pt;margin-top:3.1pt;width:9.4pt;height:9.4pt;z-index:251851776;visibility:visible;mso-wrap-style:square;mso-wrap-distance-left:9pt;mso-wrap-distance-top:0;mso-wrap-distance-right:9pt;mso-wrap-distance-bottom:0;mso-position-horizontal:absolute;mso-position-horizontal-relative:text;mso-position-vertical:absolute;mso-position-vertical-relative:text;v-text-anchor:middle" o:gfxdata="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" filled="f" strokecolor="black [3213]"/>
-                  </w:pict>
-                </mc:Fallback>
-              </mc:AlternateContent>
-            </w:r>
-            <w:r>
-              <w:rPr>
-                <w:rFonts w:ascii="TH Sarabun New" w:hAnsi="TH Sarabun New" w:cs="TH Sarabun New"/>
                 <w:sz w:val="30"/>
                 <w:szCs w:val="30"/>
                 <w:cs/>
@@ -11301,84 +10278,6 @@
             <w:r>
               <w:rPr>
                 <w:rFonts w:ascii="TH Sarabun New" w:hAnsi="TH Sarabun New" w:cs="TH Sarabun New"/>
-                <w:noProof/>
-                <w:sz w:val="30"/>
-                <w:szCs w:val="30"/>
-                <w:lang w:val="en-GB" w:eastAsia="en-GB"/>
-              </w:rPr>
-              <mc:AlternateContent>
-                <mc:Choice Requires="wps">
-                  <w:drawing>
-                    <wp:anchor distT="0" distB="0" distL="114300" distR="114300" simplePos="0" relativeHeight="251855872" behindDoc="0" locked="0" layoutInCell="1" allowOverlap="1" wp14:anchorId="042D756C" wp14:editId="5EFE5339">
-                      <wp:simplePos x="0" y="0"/>
-                      <wp:positionH relativeFrom="column">
-                        <wp:posOffset>711200</wp:posOffset>
-                      </wp:positionH>
-                      <wp:positionV relativeFrom="paragraph">
-                        <wp:posOffset>55880</wp:posOffset>
-                      </wp:positionV>
-                      <wp:extent cx="119270" cy="119270"/>
-                      <wp:effectExtent l="0" t="0" r="14605" b="14605"/>
-                      <wp:wrapNone/>
-                      <wp:docPr id="44" name="Rectangle 44"/>
-                      <wp:cNvGraphicFramePr/>
-                      <a:graphic xmlns:a="http://schemas.openxmlformats.org/drawingml/2006/main">
-                        <a:graphicData uri="http://schemas.microsoft.com/office/word/2010/wordprocessingShape">
-                          <wps:wsp>
-                            <wps:cNvSpPr/>
-                            <wps:spPr>
-                              <a:xfrm>
-                                <a:off x="0" y="0"/>
-                                <a:ext cx="119270" cy="119270"/>
-                              </a:xfrm>
-                              <a:prstGeom prst="rect">
-                                <a:avLst/>
-                              </a:prstGeom>
-                              <a:noFill/>
-                              <a:ln w="9525">
-                                <a:solidFill>
-                                  <a:schemeClr val="tx1"/>
-                                </a:solidFill>
-                              </a:ln>
-                            </wps:spPr>
-                            <wps:style>
-                              <a:lnRef idx="2">
-                                <a:schemeClr val="accent1">
-                                  <a:shade val="50000"/>
-                                </a:schemeClr>
-                              </a:lnRef>
-                              <a:fillRef idx="1">
-                                <a:schemeClr val="accent1"/>
-                              </a:fillRef>
-                              <a:effectRef idx="0">
-                                <a:schemeClr val="accent1"/>
-                              </a:effectRef>
-                              <a:fontRef idx="minor">
-                                <a:schemeClr val="lt1"/>
-                              </a:fontRef>
-                            </wps:style>
-                            <wps:bodyPr rot="0" spcFirstLastPara="0" vertOverflow="overflow" horzOverflow="overflow" vert="horz" wrap="square" lIns="91440" tIns="45720" rIns="91440" bIns="45720" numCol="1" spcCol="0" rtlCol="0" fromWordArt="0" anchor="ctr" anchorCtr="0" forceAA="0" compatLnSpc="1">
-                              <a:prstTxWarp prst="textNoShape">
-                                <a:avLst/>
-                              </a:prstTxWarp>
-                              <a:noAutofit/>
-                            </wps:bodyPr>
-                          </wps:wsp>
-                        </a:graphicData>
-                      </a:graphic>
-                    </wp:anchor>
-                  </w:drawing>
-                </mc:Choice>
-                <mc:Fallback>
-                  <w:pict>
-                    <v:rect w14:anchorId="678DCDEB" id="Rectangle 44" o:spid="_x0000_s1026" style="position:absolute;margin-left:56pt;margin-top:4.4pt;width:9.4pt;height:9.4pt;z-index:251855872;visibility:visible;mso-wrap-style:square;mso-wrap-distance-left:9pt;mso-wrap-distance-top:0;mso-wrap-distance-right:9pt;mso-wrap-distance-bottom:0;mso-position-horizontal:absolute;mso-position-horizontal-relative:text;mso-position-vertical:absolute;mso-position-vertical-relative:text;v-text-anchor:middle" o:gfxdata="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" filled="f" strokecolor="black [3213]"/>
-                  </w:pict>
-                </mc:Fallback>
-              </mc:AlternateContent>
-            </w:r>
-            <w:r>
-              <w:rPr>
-                <w:rFonts w:ascii="TH Sarabun New" w:hAnsi="TH Sarabun New" w:cs="TH Sarabun New"/>
                 <w:sz w:val="30"/>
                 <w:szCs w:val="30"/>
               </w:rPr>
@@ -11446,84 +10345,6 @@
             <w:r>
               <w:rPr>
                 <w:rFonts w:ascii="TH Sarabun New" w:hAnsi="TH Sarabun New" w:cs="TH Sarabun New"/>
-                <w:noProof/>
-                <w:sz w:val="30"/>
-                <w:szCs w:val="30"/>
-                <w:lang w:val="en-GB" w:eastAsia="en-GB"/>
-              </w:rPr>
-              <mc:AlternateContent>
-                <mc:Choice Requires="wps">
-                  <w:drawing>
-                    <wp:anchor distT="0" distB="0" distL="114300" distR="114300" simplePos="0" relativeHeight="251857920" behindDoc="0" locked="0" layoutInCell="1" allowOverlap="1" wp14:anchorId="5DCBAB3D" wp14:editId="697534D3">
-                      <wp:simplePos x="0" y="0"/>
-                      <wp:positionH relativeFrom="column">
-                        <wp:posOffset>711200</wp:posOffset>
-                      </wp:positionH>
-                      <wp:positionV relativeFrom="paragraph">
-                        <wp:posOffset>39370</wp:posOffset>
-                      </wp:positionV>
-                      <wp:extent cx="119270" cy="119270"/>
-                      <wp:effectExtent l="0" t="0" r="14605" b="14605"/>
-                      <wp:wrapNone/>
-                      <wp:docPr id="49" name="Rectangle 49"/>
-                      <wp:cNvGraphicFramePr/>
-                      <a:graphic xmlns:a="http://schemas.openxmlformats.org/drawingml/2006/main">
-                        <a:graphicData uri="http://schemas.microsoft.com/office/word/2010/wordprocessingShape">
-                          <wps:wsp>
-                            <wps:cNvSpPr/>
-                            <wps:spPr>
-                              <a:xfrm>
-                                <a:off x="0" y="0"/>
-                                <a:ext cx="119270" cy="119270"/>
-                              </a:xfrm>
-                              <a:prstGeom prst="rect">
-                                <a:avLst/>
-                              </a:prstGeom>
-                              <a:noFill/>
-                              <a:ln w="9525">
-                                <a:solidFill>
-                                  <a:schemeClr val="tx1"/>
-                                </a:solidFill>
-                              </a:ln>
-                            </wps:spPr>
-                            <wps:style>
-                              <a:lnRef idx="2">
-                                <a:schemeClr val="accent1">
-                                  <a:shade val="50000"/>
-                                </a:schemeClr>
-                              </a:lnRef>
-                              <a:fillRef idx="1">
-                                <a:schemeClr val="accent1"/>
-                              </a:fillRef>
-                              <a:effectRef idx="0">
-                                <a:schemeClr val="accent1"/>
-                              </a:effectRef>
-                              <a:fontRef idx="minor">
-                                <a:schemeClr val="lt1"/>
-                              </a:fontRef>
-                            </wps:style>
-                            <wps:bodyPr rot="0" spcFirstLastPara="0" vertOverflow="overflow" horzOverflow="overflow" vert="horz" wrap="square" lIns="91440" tIns="45720" rIns="91440" bIns="45720" numCol="1" spcCol="0" rtlCol="0" fromWordArt="0" anchor="ctr" anchorCtr="0" forceAA="0" compatLnSpc="1">
-                              <a:prstTxWarp prst="textNoShape">
-                                <a:avLst/>
-                              </a:prstTxWarp>
-                              <a:noAutofit/>
-                            </wps:bodyPr>
-                          </wps:wsp>
-                        </a:graphicData>
-                      </a:graphic>
-                    </wp:anchor>
-                  </w:drawing>
-                </mc:Choice>
-                <mc:Fallback>
-                  <w:pict>
-                    <v:rect w14:anchorId="56F59273" id="Rectangle 49" o:spid="_x0000_s1026" style="position:absolute;margin-left:56pt;margin-top:3.1pt;width:9.4pt;height:9.4pt;z-index:251857920;visibility:visible;mso-wrap-style:square;mso-wrap-distance-left:9pt;mso-wrap-distance-top:0;mso-wrap-distance-right:9pt;mso-wrap-distance-bottom:0;mso-position-horizontal:absolute;mso-position-horizontal-relative:text;mso-position-vertical:absolute;mso-position-vertical-relative:text;v-text-anchor:middle" o:gfxdata="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" filled="f" strokecolor="black [3213]"/>
-                  </w:pict>
-                </mc:Fallback>
-              </mc:AlternateContent>
-            </w:r>
-            <w:r>
-              <w:rPr>
-                <w:rFonts w:ascii="TH Sarabun New" w:hAnsi="TH Sarabun New" w:cs="TH Sarabun New"/>
                 <w:sz w:val="30"/>
                 <w:szCs w:val="30"/>
                 <w:cs/>
@@ -11593,89 +10414,11 @@
             <w:r>
               <w:rPr>
                 <w:rFonts w:ascii="TH Sarabun New" w:hAnsi="TH Sarabun New" w:cs="TH Sarabun New"/>
-                <w:noProof/>
-                <w:sz w:val="30"/>
-                <w:szCs w:val="30"/>
-                <w:lang w:val="en-GB" w:eastAsia="en-GB"/>
+                <w:sz w:val="30"/>
+                <w:szCs w:val="30"/>
+                <w:cs/>
               </w:rPr>
               <w:lastRenderedPageBreak/>
-              <mc:AlternateContent>
-                <mc:Choice Requires="wps">
-                  <w:drawing>
-                    <wp:anchor distT="0" distB="0" distL="114300" distR="114300" simplePos="0" relativeHeight="251859968" behindDoc="0" locked="0" layoutInCell="1" allowOverlap="1" wp14:anchorId="5078718C" wp14:editId="37A8DB1B">
-                      <wp:simplePos x="0" y="0"/>
-                      <wp:positionH relativeFrom="column">
-                        <wp:posOffset>711200</wp:posOffset>
-                      </wp:positionH>
-                      <wp:positionV relativeFrom="paragraph">
-                        <wp:posOffset>53975</wp:posOffset>
-                      </wp:positionV>
-                      <wp:extent cx="119270" cy="119270"/>
-                      <wp:effectExtent l="0" t="0" r="14605" b="14605"/>
-                      <wp:wrapNone/>
-                      <wp:docPr id="81" name="Rectangle 81"/>
-                      <wp:cNvGraphicFramePr/>
-                      <a:graphic xmlns:a="http://schemas.openxmlformats.org/drawingml/2006/main">
-                        <a:graphicData uri="http://schemas.microsoft.com/office/word/2010/wordprocessingShape">
-                          <wps:wsp>
-                            <wps:cNvSpPr/>
-                            <wps:spPr>
-                              <a:xfrm>
-                                <a:off x="0" y="0"/>
-                                <a:ext cx="119270" cy="119270"/>
-                              </a:xfrm>
-                              <a:prstGeom prst="rect">
-                                <a:avLst/>
-                              </a:prstGeom>
-                              <a:noFill/>
-                              <a:ln w="9525">
-                                <a:solidFill>
-                                  <a:schemeClr val="tx1"/>
-                                </a:solidFill>
-                              </a:ln>
-                            </wps:spPr>
-                            <wps:style>
-                              <a:lnRef idx="2">
-                                <a:schemeClr val="accent1">
-                                  <a:shade val="50000"/>
-                                </a:schemeClr>
-                              </a:lnRef>
-                              <a:fillRef idx="1">
-                                <a:schemeClr val="accent1"/>
-                              </a:fillRef>
-                              <a:effectRef idx="0">
-                                <a:schemeClr val="accent1"/>
-                              </a:effectRef>
-                              <a:fontRef idx="minor">
-                                <a:schemeClr val="lt1"/>
-                              </a:fontRef>
-                            </wps:style>
-                            <wps:bodyPr rot="0" spcFirstLastPara="0" vertOverflow="overflow" horzOverflow="overflow" vert="horz" wrap="square" lIns="91440" tIns="45720" rIns="91440" bIns="45720" numCol="1" spcCol="0" rtlCol="0" fromWordArt="0" anchor="ctr" anchorCtr="0" forceAA="0" compatLnSpc="1">
-                              <a:prstTxWarp prst="textNoShape">
-                                <a:avLst/>
-                              </a:prstTxWarp>
-                              <a:noAutofit/>
-                            </wps:bodyPr>
-                          </wps:wsp>
-                        </a:graphicData>
-                      </a:graphic>
-                    </wp:anchor>
-                  </w:drawing>
-                </mc:Choice>
-                <mc:Fallback>
-                  <w:pict>
-                    <v:rect w14:anchorId="5002C969" id="Rectangle 81" o:spid="_x0000_s1026" style="position:absolute;margin-left:56pt;margin-top:4.25pt;width:9.4pt;height:9.4pt;z-index:251859968;visibility:visible;mso-wrap-style:square;mso-wrap-distance-left:9pt;mso-wrap-distance-top:0;mso-wrap-distance-right:9pt;mso-wrap-distance-bottom:0;mso-position-horizontal:absolute;mso-position-horizontal-relative:text;mso-position-vertical:absolute;mso-position-vertical-relative:text;v-text-anchor:middle" o:gfxdata="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" filled="f" strokecolor="black [3213]"/>
-                  </w:pict>
-                </mc:Fallback>
-              </mc:AlternateContent>
-            </w:r>
-            <w:r>
-              <w:rPr>
-                <w:rFonts w:ascii="TH Sarabun New" w:hAnsi="TH Sarabun New" w:cs="TH Sarabun New"/>
-                <w:sz w:val="30"/>
-                <w:szCs w:val="30"/>
-                <w:cs/>
-              </w:rPr>
               <w:tab/>
             </w:r>
             <w:r>
@@ -11821,84 +10564,6 @@
             <w:r>
               <w:rPr>
                 <w:rFonts w:ascii="TH Sarabun New" w:hAnsi="TH Sarabun New" w:cs="TH Sarabun New"/>
-                <w:noProof/>
-                <w:sz w:val="30"/>
-                <w:szCs w:val="30"/>
-                <w:lang w:val="en-GB" w:eastAsia="en-GB"/>
-              </w:rPr>
-              <mc:AlternateContent>
-                <mc:Choice Requires="wps">
-                  <w:drawing>
-                    <wp:anchor distT="0" distB="0" distL="114300" distR="114300" simplePos="0" relativeHeight="251862016" behindDoc="0" locked="0" layoutInCell="1" allowOverlap="1" wp14:anchorId="251AEA41" wp14:editId="14998E5E">
-                      <wp:simplePos x="0" y="0"/>
-                      <wp:positionH relativeFrom="column">
-                        <wp:posOffset>292100</wp:posOffset>
-                      </wp:positionH>
-                      <wp:positionV relativeFrom="paragraph">
-                        <wp:posOffset>48895</wp:posOffset>
-                      </wp:positionV>
-                      <wp:extent cx="119270" cy="119270"/>
-                      <wp:effectExtent l="0" t="0" r="14605" b="14605"/>
-                      <wp:wrapNone/>
-                      <wp:docPr id="84" name="Rectangle 84"/>
-                      <wp:cNvGraphicFramePr/>
-                      <a:graphic xmlns:a="http://schemas.openxmlformats.org/drawingml/2006/main">
-                        <a:graphicData uri="http://schemas.microsoft.com/office/word/2010/wordprocessingShape">
-                          <wps:wsp>
-                            <wps:cNvSpPr/>
-                            <wps:spPr>
-                              <a:xfrm>
-                                <a:off x="0" y="0"/>
-                                <a:ext cx="119270" cy="119270"/>
-                              </a:xfrm>
-                              <a:prstGeom prst="rect">
-                                <a:avLst/>
-                              </a:prstGeom>
-                              <a:noFill/>
-                              <a:ln w="9525">
-                                <a:solidFill>
-                                  <a:schemeClr val="tx1"/>
-                                </a:solidFill>
-                              </a:ln>
-                            </wps:spPr>
-                            <wps:style>
-                              <a:lnRef idx="2">
-                                <a:schemeClr val="accent1">
-                                  <a:shade val="50000"/>
-                                </a:schemeClr>
-                              </a:lnRef>
-                              <a:fillRef idx="1">
-                                <a:schemeClr val="accent1"/>
-                              </a:fillRef>
-                              <a:effectRef idx="0">
-                                <a:schemeClr val="accent1"/>
-                              </a:effectRef>
-                              <a:fontRef idx="minor">
-                                <a:schemeClr val="lt1"/>
-                              </a:fontRef>
-                            </wps:style>
-                            <wps:bodyPr rot="0" spcFirstLastPara="0" vertOverflow="overflow" horzOverflow="overflow" vert="horz" wrap="square" lIns="91440" tIns="45720" rIns="91440" bIns="45720" numCol="1" spcCol="0" rtlCol="0" fromWordArt="0" anchor="ctr" anchorCtr="0" forceAA="0" compatLnSpc="1">
-                              <a:prstTxWarp prst="textNoShape">
-                                <a:avLst/>
-                              </a:prstTxWarp>
-                              <a:noAutofit/>
-                            </wps:bodyPr>
-                          </wps:wsp>
-                        </a:graphicData>
-                      </a:graphic>
-                    </wp:anchor>
-                  </w:drawing>
-                </mc:Choice>
-                <mc:Fallback>
-                  <w:pict>
-                    <v:rect w14:anchorId="1D0F0385" id="Rectangle 84" o:spid="_x0000_s1026" style="position:absolute;margin-left:23pt;margin-top:3.85pt;width:9.4pt;height:9.4pt;z-index:251862016;visibility:visible;mso-wrap-style:square;mso-wrap-distance-left:9pt;mso-wrap-distance-top:0;mso-wrap-distance-right:9pt;mso-wrap-distance-bottom:0;mso-position-horizontal:absolute;mso-position-horizontal-relative:text;mso-position-vertical:absolute;mso-position-vertical-relative:text;v-text-anchor:middle" o:gfxdata="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" filled="f" strokecolor="black [3213]"/>
-                  </w:pict>
-                </mc:Fallback>
-              </mc:AlternateContent>
-            </w:r>
-            <w:r>
-              <w:rPr>
-                <w:rFonts w:ascii="TH Sarabun New" w:hAnsi="TH Sarabun New" w:cs="TH Sarabun New"/>
                 <w:sz w:val="30"/>
                 <w:szCs w:val="30"/>
                 <w:cs/>
@@ -11995,84 +10660,6 @@
                 <w:cs/>
               </w:rPr>
             </w:pPr>
-            <w:r>
-              <w:rPr>
-                <w:rFonts w:ascii="TH Sarabun New" w:hAnsi="TH Sarabun New" w:cs="TH Sarabun New"/>
-                <w:noProof/>
-                <w:sz w:val="30"/>
-                <w:szCs w:val="30"/>
-                <w:lang w:val="en-GB" w:eastAsia="en-GB"/>
-              </w:rPr>
-              <mc:AlternateContent>
-                <mc:Choice Requires="wps">
-                  <w:drawing>
-                    <wp:anchor distT="0" distB="0" distL="114300" distR="114300" simplePos="0" relativeHeight="251864064" behindDoc="0" locked="0" layoutInCell="1" allowOverlap="1" wp14:anchorId="61F75BF3" wp14:editId="698F7522">
-                      <wp:simplePos x="0" y="0"/>
-                      <wp:positionH relativeFrom="column">
-                        <wp:posOffset>292100</wp:posOffset>
-                      </wp:positionH>
-                      <wp:positionV relativeFrom="paragraph">
-                        <wp:posOffset>53975</wp:posOffset>
-                      </wp:positionV>
-                      <wp:extent cx="119270" cy="119270"/>
-                      <wp:effectExtent l="0" t="0" r="14605" b="14605"/>
-                      <wp:wrapNone/>
-                      <wp:docPr id="90" name="Rectangle 90"/>
-                      <wp:cNvGraphicFramePr/>
-                      <a:graphic xmlns:a="http://schemas.openxmlformats.org/drawingml/2006/main">
-                        <a:graphicData uri="http://schemas.microsoft.com/office/word/2010/wordprocessingShape">
-                          <wps:wsp>
-                            <wps:cNvSpPr/>
-                            <wps:spPr>
-                              <a:xfrm>
-                                <a:off x="0" y="0"/>
-                                <a:ext cx="119270" cy="119270"/>
-                              </a:xfrm>
-                              <a:prstGeom prst="rect">
-                                <a:avLst/>
-                              </a:prstGeom>
-                              <a:noFill/>
-                              <a:ln w="9525">
-                                <a:solidFill>
-                                  <a:schemeClr val="tx1"/>
-                                </a:solidFill>
-                              </a:ln>
-                            </wps:spPr>
-                            <wps:style>
-                              <a:lnRef idx="2">
-                                <a:schemeClr val="accent1">
-                                  <a:shade val="50000"/>
-                                </a:schemeClr>
-                              </a:lnRef>
-                              <a:fillRef idx="1">
-                                <a:schemeClr val="accent1"/>
-                              </a:fillRef>
-                              <a:effectRef idx="0">
-                                <a:schemeClr val="accent1"/>
-                              </a:effectRef>
-                              <a:fontRef idx="minor">
-                                <a:schemeClr val="lt1"/>
-                              </a:fontRef>
-                            </wps:style>
-                            <wps:bodyPr rot="0" spcFirstLastPara="0" vertOverflow="overflow" horzOverflow="overflow" vert="horz" wrap="square" lIns="91440" tIns="45720" rIns="91440" bIns="45720" numCol="1" spcCol="0" rtlCol="0" fromWordArt="0" anchor="ctr" anchorCtr="0" forceAA="0" compatLnSpc="1">
-                              <a:prstTxWarp prst="textNoShape">
-                                <a:avLst/>
-                              </a:prstTxWarp>
-                              <a:noAutofit/>
-                            </wps:bodyPr>
-                          </wps:wsp>
-                        </a:graphicData>
-                      </a:graphic>
-                    </wp:anchor>
-                  </w:drawing>
-                </mc:Choice>
-                <mc:Fallback>
-                  <w:pict>
-                    <v:rect w14:anchorId="0C4E8B02" id="Rectangle 90" o:spid="_x0000_s1026" style="position:absolute;margin-left:23pt;margin-top:4.25pt;width:9.4pt;height:9.4pt;z-index:251864064;visibility:visible;mso-wrap-style:square;mso-wrap-distance-left:9pt;mso-wrap-distance-top:0;mso-wrap-distance-right:9pt;mso-wrap-distance-bottom:0;mso-position-horizontal:absolute;mso-position-horizontal-relative:text;mso-position-vertical:absolute;mso-position-vertical-relative:text;v-text-anchor:middle" o:gfxdata="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" filled="f" strokecolor="black [3213]"/>
-                  </w:pict>
-                </mc:Fallback>
-              </mc:AlternateContent>
-            </w:r>
             <w:r>
               <w:rPr>
                 <w:rFonts w:ascii="TH Sarabun New" w:hAnsi="TH Sarabun New" w:cs="TH Sarabun New"/>
@@ -12559,84 +11146,6 @@
             <w:r>
               <w:rPr>
                 <w:rFonts w:ascii="TH Sarabun New" w:hAnsi="TH Sarabun New" w:cs="TH Sarabun New"/>
-                <w:noProof/>
-                <w:sz w:val="30"/>
-                <w:szCs w:val="30"/>
-                <w:lang w:val="en-GB" w:eastAsia="en-GB"/>
-              </w:rPr>
-              <mc:AlternateContent>
-                <mc:Choice Requires="wps">
-                  <w:drawing>
-                    <wp:anchor distT="0" distB="0" distL="114300" distR="114300" simplePos="0" relativeHeight="251880448" behindDoc="0" locked="0" layoutInCell="1" allowOverlap="1" wp14:anchorId="3824EBF5" wp14:editId="7B7CE281">
-                      <wp:simplePos x="0" y="0"/>
-                      <wp:positionH relativeFrom="column">
-                        <wp:posOffset>709523</wp:posOffset>
-                      </wp:positionH>
-                      <wp:positionV relativeFrom="paragraph">
-                        <wp:posOffset>55712</wp:posOffset>
-                      </wp:positionV>
-                      <wp:extent cx="119270" cy="119270"/>
-                      <wp:effectExtent l="0" t="0" r="14605" b="14605"/>
-                      <wp:wrapNone/>
-                      <wp:docPr id="115" name="Rectangle 115"/>
-                      <wp:cNvGraphicFramePr/>
-                      <a:graphic xmlns:a="http://schemas.openxmlformats.org/drawingml/2006/main">
-                        <a:graphicData uri="http://schemas.microsoft.com/office/word/2010/wordprocessingShape">
-                          <wps:wsp>
-                            <wps:cNvSpPr/>
-                            <wps:spPr>
-                              <a:xfrm>
-                                <a:off x="0" y="0"/>
-                                <a:ext cx="119270" cy="119270"/>
-                              </a:xfrm>
-                              <a:prstGeom prst="rect">
-                                <a:avLst/>
-                              </a:prstGeom>
-                              <a:noFill/>
-                              <a:ln w="9525">
-                                <a:solidFill>
-                                  <a:schemeClr val="tx1"/>
-                                </a:solidFill>
-                              </a:ln>
-                            </wps:spPr>
-                            <wps:style>
-                              <a:lnRef idx="2">
-                                <a:schemeClr val="accent1">
-                                  <a:shade val="50000"/>
-                                </a:schemeClr>
-                              </a:lnRef>
-                              <a:fillRef idx="1">
-                                <a:schemeClr val="accent1"/>
-                              </a:fillRef>
-                              <a:effectRef idx="0">
-                                <a:schemeClr val="accent1"/>
-                              </a:effectRef>
-                              <a:fontRef idx="minor">
-                                <a:schemeClr val="lt1"/>
-                              </a:fontRef>
-                            </wps:style>
-                            <wps:bodyPr rot="0" spcFirstLastPara="0" vertOverflow="overflow" horzOverflow="overflow" vert="horz" wrap="square" lIns="91440" tIns="45720" rIns="91440" bIns="45720" numCol="1" spcCol="0" rtlCol="0" fromWordArt="0" anchor="ctr" anchorCtr="0" forceAA="0" compatLnSpc="1">
-                              <a:prstTxWarp prst="textNoShape">
-                                <a:avLst/>
-                              </a:prstTxWarp>
-                              <a:noAutofit/>
-                            </wps:bodyPr>
-                          </wps:wsp>
-                        </a:graphicData>
-                      </a:graphic>
-                    </wp:anchor>
-                  </w:drawing>
-                </mc:Choice>
-                <mc:Fallback>
-                  <w:pict>
-                    <v:rect w14:anchorId="4BEF406D" id="Rectangle 115" o:spid="_x0000_s1026" style="position:absolute;margin-left:55.85pt;margin-top:4.4pt;width:9.4pt;height:9.4pt;z-index:251880448;visibility:visible;mso-wrap-style:square;mso-wrap-distance-left:9pt;mso-wrap-distance-top:0;mso-wrap-distance-right:9pt;mso-wrap-distance-bottom:0;mso-position-horizontal:absolute;mso-position-horizontal-relative:text;mso-position-vertical:absolute;mso-position-vertical-relative:text;v-text-anchor:middle" o:gfxdata="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" filled="f" strokecolor="black [3213]"/>
-                  </w:pict>
-                </mc:Fallback>
-              </mc:AlternateContent>
-            </w:r>
-            <w:r>
-              <w:rPr>
-                <w:rFonts w:ascii="TH Sarabun New" w:hAnsi="TH Sarabun New" w:cs="TH Sarabun New"/>
                 <w:sz w:val="30"/>
                 <w:szCs w:val="30"/>
               </w:rPr>
@@ -12702,84 +11211,6 @@
                 <w:szCs w:val="30"/>
               </w:rPr>
             </w:pPr>
-            <w:r>
-              <w:rPr>
-                <w:rFonts w:ascii="TH Sarabun New" w:hAnsi="TH Sarabun New" w:cs="TH Sarabun New"/>
-                <w:noProof/>
-                <w:sz w:val="30"/>
-                <w:szCs w:val="30"/>
-                <w:lang w:val="en-GB" w:eastAsia="en-GB"/>
-              </w:rPr>
-              <mc:AlternateContent>
-                <mc:Choice Requires="wps">
-                  <w:drawing>
-                    <wp:anchor distT="0" distB="0" distL="114300" distR="114300" simplePos="0" relativeHeight="251881472" behindDoc="0" locked="0" layoutInCell="1" allowOverlap="1" wp14:anchorId="010A5A2A" wp14:editId="0531B4EF">
-                      <wp:simplePos x="0" y="0"/>
-                      <wp:positionH relativeFrom="column">
-                        <wp:posOffset>717121</wp:posOffset>
-                      </wp:positionH>
-                      <wp:positionV relativeFrom="paragraph">
-                        <wp:posOffset>57150</wp:posOffset>
-                      </wp:positionV>
-                      <wp:extent cx="119270" cy="119270"/>
-                      <wp:effectExtent l="0" t="0" r="14605" b="14605"/>
-                      <wp:wrapNone/>
-                      <wp:docPr id="116" name="Rectangle 116"/>
-                      <wp:cNvGraphicFramePr/>
-                      <a:graphic xmlns:a="http://schemas.openxmlformats.org/drawingml/2006/main">
-                        <a:graphicData uri="http://schemas.microsoft.com/office/word/2010/wordprocessingShape">
-                          <wps:wsp>
-                            <wps:cNvSpPr/>
-                            <wps:spPr>
-                              <a:xfrm>
-                                <a:off x="0" y="0"/>
-                                <a:ext cx="119270" cy="119270"/>
-                              </a:xfrm>
-                              <a:prstGeom prst="rect">
-                                <a:avLst/>
-                              </a:prstGeom>
-                              <a:noFill/>
-                              <a:ln w="9525">
-                                <a:solidFill>
-                                  <a:schemeClr val="tx1"/>
-                                </a:solidFill>
-                              </a:ln>
-                            </wps:spPr>
-                            <wps:style>
-                              <a:lnRef idx="2">
-                                <a:schemeClr val="accent1">
-                                  <a:shade val="50000"/>
-                                </a:schemeClr>
-                              </a:lnRef>
-                              <a:fillRef idx="1">
-                                <a:schemeClr val="accent1"/>
-                              </a:fillRef>
-                              <a:effectRef idx="0">
-                                <a:schemeClr val="accent1"/>
-                              </a:effectRef>
-                              <a:fontRef idx="minor">
-                                <a:schemeClr val="lt1"/>
-                              </a:fontRef>
-                            </wps:style>
-                            <wps:bodyPr rot="0" spcFirstLastPara="0" vertOverflow="overflow" horzOverflow="overflow" vert="horz" wrap="square" lIns="91440" tIns="45720" rIns="91440" bIns="45720" numCol="1" spcCol="0" rtlCol="0" fromWordArt="0" anchor="ctr" anchorCtr="0" forceAA="0" compatLnSpc="1">
-                              <a:prstTxWarp prst="textNoShape">
-                                <a:avLst/>
-                              </a:prstTxWarp>
-                              <a:noAutofit/>
-                            </wps:bodyPr>
-                          </wps:wsp>
-                        </a:graphicData>
-                      </a:graphic>
-                    </wp:anchor>
-                  </w:drawing>
-                </mc:Choice>
-                <mc:Fallback>
-                  <w:pict>
-                    <v:rect w14:anchorId="54765C2D" id="Rectangle 116" o:spid="_x0000_s1026" style="position:absolute;margin-left:56.45pt;margin-top:4.5pt;width:9.4pt;height:9.4pt;z-index:251881472;visibility:visible;mso-wrap-style:square;mso-wrap-distance-left:9pt;mso-wrap-distance-top:0;mso-wrap-distance-right:9pt;mso-wrap-distance-bottom:0;mso-position-horizontal:absolute;mso-position-horizontal-relative:text;mso-position-vertical:absolute;mso-position-vertical-relative:text;v-text-anchor:middle" o:gfxdata="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" filled="f" strokecolor="black [3213]"/>
-                  </w:pict>
-                </mc:Fallback>
-              </mc:AlternateContent>
-            </w:r>
             <w:r>
               <w:rPr>
                 <w:rFonts w:ascii="TH Sarabun New" w:hAnsi="TH Sarabun New" w:cs="TH Sarabun New"/>
@@ -13150,84 +11581,6 @@
             <w:r>
               <w:rPr>
                 <w:rFonts w:ascii="TH Sarabun New" w:hAnsi="TH Sarabun New" w:cs="TH Sarabun New"/>
-                <w:noProof/>
-                <w:sz w:val="30"/>
-                <w:szCs w:val="30"/>
-                <w:lang w:val="en-GB" w:eastAsia="en-GB"/>
-              </w:rPr>
-              <mc:AlternateContent>
-                <mc:Choice Requires="wps">
-                  <w:drawing>
-                    <wp:anchor distT="0" distB="0" distL="114300" distR="114300" simplePos="0" relativeHeight="251876352" behindDoc="0" locked="0" layoutInCell="1" allowOverlap="1" wp14:anchorId="50D09917" wp14:editId="6D8DE1F1">
-                      <wp:simplePos x="0" y="0"/>
-                      <wp:positionH relativeFrom="column">
-                        <wp:posOffset>292100</wp:posOffset>
-                      </wp:positionH>
-                      <wp:positionV relativeFrom="paragraph">
-                        <wp:posOffset>48895</wp:posOffset>
-                      </wp:positionV>
-                      <wp:extent cx="119270" cy="119270"/>
-                      <wp:effectExtent l="0" t="0" r="14605" b="14605"/>
-                      <wp:wrapNone/>
-                      <wp:docPr id="111" name="Rectangle 111"/>
-                      <wp:cNvGraphicFramePr/>
-                      <a:graphic xmlns:a="http://schemas.openxmlformats.org/drawingml/2006/main">
-                        <a:graphicData uri="http://schemas.microsoft.com/office/word/2010/wordprocessingShape">
-                          <wps:wsp>
-                            <wps:cNvSpPr/>
-                            <wps:spPr>
-                              <a:xfrm>
-                                <a:off x="0" y="0"/>
-                                <a:ext cx="119270" cy="119270"/>
-                              </a:xfrm>
-                              <a:prstGeom prst="rect">
-                                <a:avLst/>
-                              </a:prstGeom>
-                              <a:noFill/>
-                              <a:ln w="9525">
-                                <a:solidFill>
-                                  <a:schemeClr val="tx1"/>
-                                </a:solidFill>
-                              </a:ln>
-                            </wps:spPr>
-                            <wps:style>
-                              <a:lnRef idx="2">
-                                <a:schemeClr val="accent1">
-                                  <a:shade val="50000"/>
-                                </a:schemeClr>
-                              </a:lnRef>
-                              <a:fillRef idx="1">
-                                <a:schemeClr val="accent1"/>
-                              </a:fillRef>
-                              <a:effectRef idx="0">
-                                <a:schemeClr val="accent1"/>
-                              </a:effectRef>
-                              <a:fontRef idx="minor">
-                                <a:schemeClr val="lt1"/>
-                              </a:fontRef>
-                            </wps:style>
-                            <wps:bodyPr rot="0" spcFirstLastPara="0" vertOverflow="overflow" horzOverflow="overflow" vert="horz" wrap="square" lIns="91440" tIns="45720" rIns="91440" bIns="45720" numCol="1" spcCol="0" rtlCol="0" fromWordArt="0" anchor="ctr" anchorCtr="0" forceAA="0" compatLnSpc="1">
-                              <a:prstTxWarp prst="textNoShape">
-                                <a:avLst/>
-                              </a:prstTxWarp>
-                              <a:noAutofit/>
-                            </wps:bodyPr>
-                          </wps:wsp>
-                        </a:graphicData>
-                      </a:graphic>
-                    </wp:anchor>
-                  </w:drawing>
-                </mc:Choice>
-                <mc:Fallback>
-                  <w:pict>
-                    <v:rect w14:anchorId="591FCF6D" id="Rectangle 111" o:spid="_x0000_s1026" style="position:absolute;margin-left:23pt;margin-top:3.85pt;width:9.4pt;height:9.4pt;z-index:251876352;visibility:visible;mso-wrap-style:square;mso-wrap-distance-left:9pt;mso-wrap-distance-top:0;mso-wrap-distance-right:9pt;mso-wrap-distance-bottom:0;mso-position-horizontal:absolute;mso-position-horizontal-relative:text;mso-position-vertical:absolute;mso-position-vertical-relative:text;v-text-anchor:middle" o:gfxdata="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" filled="f" strokecolor="black [3213]"/>
-                  </w:pict>
-                </mc:Fallback>
-              </mc:AlternateContent>
-            </w:r>
-            <w:r>
-              <w:rPr>
-                <w:rFonts w:ascii="TH Sarabun New" w:hAnsi="TH Sarabun New" w:cs="TH Sarabun New"/>
                 <w:sz w:val="30"/>
                 <w:szCs w:val="30"/>
                 <w:cs/>
@@ -13289,84 +11642,6 @@
             <w:r>
               <w:rPr>
                 <w:rFonts w:ascii="TH Sarabun New" w:hAnsi="TH Sarabun New" w:cs="TH Sarabun New"/>
-                <w:noProof/>
-                <w:sz w:val="30"/>
-                <w:szCs w:val="30"/>
-                <w:lang w:val="en-GB" w:eastAsia="en-GB"/>
-              </w:rPr>
-              <mc:AlternateContent>
-                <mc:Choice Requires="wps">
-                  <w:drawing>
-                    <wp:anchor distT="0" distB="0" distL="114300" distR="114300" simplePos="0" relativeHeight="251877376" behindDoc="0" locked="0" layoutInCell="1" allowOverlap="1" wp14:anchorId="7721CB8A" wp14:editId="668A6A09">
-                      <wp:simplePos x="0" y="0"/>
-                      <wp:positionH relativeFrom="column">
-                        <wp:posOffset>292100</wp:posOffset>
-                      </wp:positionH>
-                      <wp:positionV relativeFrom="paragraph">
-                        <wp:posOffset>53975</wp:posOffset>
-                      </wp:positionV>
-                      <wp:extent cx="119270" cy="119270"/>
-                      <wp:effectExtent l="0" t="0" r="14605" b="14605"/>
-                      <wp:wrapNone/>
-                      <wp:docPr id="112" name="Rectangle 112"/>
-                      <wp:cNvGraphicFramePr/>
-                      <a:graphic xmlns:a="http://schemas.openxmlformats.org/drawingml/2006/main">
-                        <a:graphicData uri="http://schemas.microsoft.com/office/word/2010/wordprocessingShape">
-                          <wps:wsp>
-                            <wps:cNvSpPr/>
-                            <wps:spPr>
-                              <a:xfrm>
-                                <a:off x="0" y="0"/>
-                                <a:ext cx="119270" cy="119270"/>
-                              </a:xfrm>
-                              <a:prstGeom prst="rect">
-                                <a:avLst/>
-                              </a:prstGeom>
-                              <a:noFill/>
-                              <a:ln w="9525">
-                                <a:solidFill>
-                                  <a:schemeClr val="tx1"/>
-                                </a:solidFill>
-                              </a:ln>
-                            </wps:spPr>
-                            <wps:style>
-                              <a:lnRef idx="2">
-                                <a:schemeClr val="accent1">
-                                  <a:shade val="50000"/>
-                                </a:schemeClr>
-                              </a:lnRef>
-                              <a:fillRef idx="1">
-                                <a:schemeClr val="accent1"/>
-                              </a:fillRef>
-                              <a:effectRef idx="0">
-                                <a:schemeClr val="accent1"/>
-                              </a:effectRef>
-                              <a:fontRef idx="minor">
-                                <a:schemeClr val="lt1"/>
-                              </a:fontRef>
-                            </wps:style>
-                            <wps:bodyPr rot="0" spcFirstLastPara="0" vertOverflow="overflow" horzOverflow="overflow" vert="horz" wrap="square" lIns="91440" tIns="45720" rIns="91440" bIns="45720" numCol="1" spcCol="0" rtlCol="0" fromWordArt="0" anchor="ctr" anchorCtr="0" forceAA="0" compatLnSpc="1">
-                              <a:prstTxWarp prst="textNoShape">
-                                <a:avLst/>
-                              </a:prstTxWarp>
-                              <a:noAutofit/>
-                            </wps:bodyPr>
-                          </wps:wsp>
-                        </a:graphicData>
-                      </a:graphic>
-                    </wp:anchor>
-                  </w:drawing>
-                </mc:Choice>
-                <mc:Fallback>
-                  <w:pict>
-                    <v:rect w14:anchorId="249011AF" id="Rectangle 112" o:spid="_x0000_s1026" style="position:absolute;margin-left:23pt;margin-top:4.25pt;width:9.4pt;height:9.4pt;z-index:251877376;visibility:visible;mso-wrap-style:square;mso-wrap-distance-left:9pt;mso-wrap-distance-top:0;mso-wrap-distance-right:9pt;mso-wrap-distance-bottom:0;mso-position-horizontal:absolute;mso-position-horizontal-relative:text;mso-position-vertical:absolute;mso-position-vertical-relative:text;v-text-anchor:middle" o:gfxdata="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" filled="f" strokecolor="black [3213]"/>
-                  </w:pict>
-                </mc:Fallback>
-              </mc:AlternateContent>
-            </w:r>
-            <w:r>
-              <w:rPr>
-                <w:rFonts w:ascii="TH Sarabun New" w:hAnsi="TH Sarabun New" w:cs="TH Sarabun New"/>
                 <w:sz w:val="30"/>
                 <w:szCs w:val="30"/>
                 <w:cs/>
@@ -13443,84 +11718,6 @@
                 <w:cs/>
               </w:rPr>
             </w:pPr>
-            <w:r>
-              <w:rPr>
-                <w:rFonts w:ascii="TH Sarabun New" w:hAnsi="TH Sarabun New" w:cs="TH Sarabun New"/>
-                <w:noProof/>
-                <w:sz w:val="30"/>
-                <w:szCs w:val="30"/>
-                <w:lang w:val="en-GB" w:eastAsia="en-GB"/>
-              </w:rPr>
-              <mc:AlternateContent>
-                <mc:Choice Requires="wps">
-                  <w:drawing>
-                    <wp:anchor distT="0" distB="0" distL="114300" distR="114300" simplePos="0" relativeHeight="251885568" behindDoc="0" locked="0" layoutInCell="1" allowOverlap="1" wp14:anchorId="6712D3AD" wp14:editId="584F9014">
-                      <wp:simplePos x="0" y="0"/>
-                      <wp:positionH relativeFrom="column">
-                        <wp:posOffset>292100</wp:posOffset>
-                      </wp:positionH>
-                      <wp:positionV relativeFrom="paragraph">
-                        <wp:posOffset>55880</wp:posOffset>
-                      </wp:positionV>
-                      <wp:extent cx="119270" cy="119270"/>
-                      <wp:effectExtent l="0" t="0" r="14605" b="14605"/>
-                      <wp:wrapNone/>
-                      <wp:docPr id="117" name="Rectangle 117"/>
-                      <wp:cNvGraphicFramePr/>
-                      <a:graphic xmlns:a="http://schemas.openxmlformats.org/drawingml/2006/main">
-                        <a:graphicData uri="http://schemas.microsoft.com/office/word/2010/wordprocessingShape">
-                          <wps:wsp>
-                            <wps:cNvSpPr/>
-                            <wps:spPr>
-                              <a:xfrm>
-                                <a:off x="0" y="0"/>
-                                <a:ext cx="119270" cy="119270"/>
-                              </a:xfrm>
-                              <a:prstGeom prst="rect">
-                                <a:avLst/>
-                              </a:prstGeom>
-                              <a:noFill/>
-                              <a:ln w="9525">
-                                <a:solidFill>
-                                  <a:schemeClr val="tx1"/>
-                                </a:solidFill>
-                              </a:ln>
-                            </wps:spPr>
-                            <wps:style>
-                              <a:lnRef idx="2">
-                                <a:schemeClr val="accent1">
-                                  <a:shade val="50000"/>
-                                </a:schemeClr>
-                              </a:lnRef>
-                              <a:fillRef idx="1">
-                                <a:schemeClr val="accent1"/>
-                              </a:fillRef>
-                              <a:effectRef idx="0">
-                                <a:schemeClr val="accent1"/>
-                              </a:effectRef>
-                              <a:fontRef idx="minor">
-                                <a:schemeClr val="lt1"/>
-                              </a:fontRef>
-                            </wps:style>
-                            <wps:bodyPr rot="0" spcFirstLastPara="0" vertOverflow="overflow" horzOverflow="overflow" vert="horz" wrap="square" lIns="91440" tIns="45720" rIns="91440" bIns="45720" numCol="1" spcCol="0" rtlCol="0" fromWordArt="0" anchor="ctr" anchorCtr="0" forceAA="0" compatLnSpc="1">
-                              <a:prstTxWarp prst="textNoShape">
-                                <a:avLst/>
-                              </a:prstTxWarp>
-                              <a:noAutofit/>
-                            </wps:bodyPr>
-                          </wps:wsp>
-                        </a:graphicData>
-                      </a:graphic>
-                    </wp:anchor>
-                  </w:drawing>
-                </mc:Choice>
-                <mc:Fallback>
-                  <w:pict>
-                    <v:rect w14:anchorId="7F21ED5A" id="Rectangle 117" o:spid="_x0000_s1026" style="position:absolute;margin-left:23pt;margin-top:4.4pt;width:9.4pt;height:9.4pt;z-index:251885568;visibility:visible;mso-wrap-style:square;mso-wrap-distance-left:9pt;mso-wrap-distance-top:0;mso-wrap-distance-right:9pt;mso-wrap-distance-bottom:0;mso-position-horizontal:absolute;mso-position-horizontal-relative:text;mso-position-vertical:absolute;mso-position-vertical-relative:text;v-text-anchor:middle" o:gfxdata="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" filled="f" strokecolor="black [3213]"/>
-                  </w:pict>
-                </mc:Fallback>
-              </mc:AlternateContent>
-            </w:r>
             <w:r>
               <w:rPr>
                 <w:rFonts w:ascii="TH Sarabun New" w:hAnsi="TH Sarabun New" w:cs="TH Sarabun New"/>
@@ -14106,84 +12303,6 @@
             <w:r>
               <w:rPr>
                 <w:rFonts w:ascii="TH Sarabun New" w:hAnsi="TH Sarabun New" w:cs="TH Sarabun New"/>
-                <w:noProof/>
-                <w:sz w:val="30"/>
-                <w:szCs w:val="30"/>
-                <w:lang w:val="en-GB" w:eastAsia="en-GB"/>
-              </w:rPr>
-              <mc:AlternateContent>
-                <mc:Choice Requires="wps">
-                  <w:drawing>
-                    <wp:anchor distT="0" distB="0" distL="114300" distR="114300" simplePos="0" relativeHeight="251895808" behindDoc="0" locked="0" layoutInCell="1" allowOverlap="1" wp14:anchorId="6D66CE0A" wp14:editId="1BFB371E">
-                      <wp:simplePos x="0" y="0"/>
-                      <wp:positionH relativeFrom="column">
-                        <wp:posOffset>709523</wp:posOffset>
-                      </wp:positionH>
-                      <wp:positionV relativeFrom="paragraph">
-                        <wp:posOffset>55712</wp:posOffset>
-                      </wp:positionV>
-                      <wp:extent cx="119270" cy="119270"/>
-                      <wp:effectExtent l="0" t="0" r="14605" b="14605"/>
-                      <wp:wrapNone/>
-                      <wp:docPr id="122" name="Rectangle 122"/>
-                      <wp:cNvGraphicFramePr/>
-                      <a:graphic xmlns:a="http://schemas.openxmlformats.org/drawingml/2006/main">
-                        <a:graphicData uri="http://schemas.microsoft.com/office/word/2010/wordprocessingShape">
-                          <wps:wsp>
-                            <wps:cNvSpPr/>
-                            <wps:spPr>
-                              <a:xfrm>
-                                <a:off x="0" y="0"/>
-                                <a:ext cx="119270" cy="119270"/>
-                              </a:xfrm>
-                              <a:prstGeom prst="rect">
-                                <a:avLst/>
-                              </a:prstGeom>
-                              <a:noFill/>
-                              <a:ln w="9525">
-                                <a:solidFill>
-                                  <a:schemeClr val="tx1"/>
-                                </a:solidFill>
-                              </a:ln>
-                            </wps:spPr>
-                            <wps:style>
-                              <a:lnRef idx="2">
-                                <a:schemeClr val="accent1">
-                                  <a:shade val="50000"/>
-                                </a:schemeClr>
-                              </a:lnRef>
-                              <a:fillRef idx="1">
-                                <a:schemeClr val="accent1"/>
-                              </a:fillRef>
-                              <a:effectRef idx="0">
-                                <a:schemeClr val="accent1"/>
-                              </a:effectRef>
-                              <a:fontRef idx="minor">
-                                <a:schemeClr val="lt1"/>
-                              </a:fontRef>
-                            </wps:style>
-                            <wps:bodyPr rot="0" spcFirstLastPara="0" vertOverflow="overflow" horzOverflow="overflow" vert="horz" wrap="square" lIns="91440" tIns="45720" rIns="91440" bIns="45720" numCol="1" spcCol="0" rtlCol="0" fromWordArt="0" anchor="ctr" anchorCtr="0" forceAA="0" compatLnSpc="1">
-                              <a:prstTxWarp prst="textNoShape">
-                                <a:avLst/>
-                              </a:prstTxWarp>
-                              <a:noAutofit/>
-                            </wps:bodyPr>
-                          </wps:wsp>
-                        </a:graphicData>
-                      </a:graphic>
-                    </wp:anchor>
-                  </w:drawing>
-                </mc:Choice>
-                <mc:Fallback>
-                  <w:pict>
-                    <v:rect w14:anchorId="2B98B011" id="Rectangle 122" o:spid="_x0000_s1026" style="position:absolute;margin-left:55.85pt;margin-top:4.4pt;width:9.4pt;height:9.4pt;z-index:251895808;visibility:visible;mso-wrap-style:square;mso-wrap-distance-left:9pt;mso-wrap-distance-top:0;mso-wrap-distance-right:9pt;mso-wrap-distance-bottom:0;mso-position-horizontal:absolute;mso-position-horizontal-relative:text;mso-position-vertical:absolute;mso-position-vertical-relative:text;v-text-anchor:middle" o:gfxdata="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" filled="f" strokecolor="black [3213]"/>
-                  </w:pict>
-                </mc:Fallback>
-              </mc:AlternateContent>
-            </w:r>
-            <w:r>
-              <w:rPr>
-                <w:rFonts w:ascii="TH Sarabun New" w:hAnsi="TH Sarabun New" w:cs="TH Sarabun New"/>
                 <w:sz w:val="30"/>
                 <w:szCs w:val="30"/>
               </w:rPr>
@@ -14240,84 +12359,6 @@
                 <w:cs/>
               </w:rPr>
             </w:pPr>
-            <w:r>
-              <w:rPr>
-                <w:rFonts w:ascii="TH Sarabun New" w:hAnsi="TH Sarabun New" w:cs="TH Sarabun New"/>
-                <w:noProof/>
-                <w:sz w:val="30"/>
-                <w:szCs w:val="30"/>
-                <w:lang w:val="en-GB" w:eastAsia="en-GB"/>
-              </w:rPr>
-              <mc:AlternateContent>
-                <mc:Choice Requires="wps">
-                  <w:drawing>
-                    <wp:anchor distT="0" distB="0" distL="114300" distR="114300" simplePos="0" relativeHeight="251896832" behindDoc="0" locked="0" layoutInCell="1" allowOverlap="1" wp14:anchorId="0F7E3984" wp14:editId="78713898">
-                      <wp:simplePos x="0" y="0"/>
-                      <wp:positionH relativeFrom="column">
-                        <wp:posOffset>717121</wp:posOffset>
-                      </wp:positionH>
-                      <wp:positionV relativeFrom="paragraph">
-                        <wp:posOffset>57150</wp:posOffset>
-                      </wp:positionV>
-                      <wp:extent cx="119270" cy="119270"/>
-                      <wp:effectExtent l="0" t="0" r="14605" b="14605"/>
-                      <wp:wrapNone/>
-                      <wp:docPr id="123" name="Rectangle 123"/>
-                      <wp:cNvGraphicFramePr/>
-                      <a:graphic xmlns:a="http://schemas.openxmlformats.org/drawingml/2006/main">
-                        <a:graphicData uri="http://schemas.microsoft.com/office/word/2010/wordprocessingShape">
-                          <wps:wsp>
-                            <wps:cNvSpPr/>
-                            <wps:spPr>
-                              <a:xfrm>
-                                <a:off x="0" y="0"/>
-                                <a:ext cx="119270" cy="119270"/>
-                              </a:xfrm>
-                              <a:prstGeom prst="rect">
-                                <a:avLst/>
-                              </a:prstGeom>
-                              <a:noFill/>
-                              <a:ln w="9525">
-                                <a:solidFill>
-                                  <a:schemeClr val="tx1"/>
-                                </a:solidFill>
-                              </a:ln>
-                            </wps:spPr>
-                            <wps:style>
-                              <a:lnRef idx="2">
-                                <a:schemeClr val="accent1">
-                                  <a:shade val="50000"/>
-                                </a:schemeClr>
-                              </a:lnRef>
-                              <a:fillRef idx="1">
-                                <a:schemeClr val="accent1"/>
-                              </a:fillRef>
-                              <a:effectRef idx="0">
-                                <a:schemeClr val="accent1"/>
-                              </a:effectRef>
-                              <a:fontRef idx="minor">
-                                <a:schemeClr val="lt1"/>
-                              </a:fontRef>
-                            </wps:style>
-                            <wps:bodyPr rot="0" spcFirstLastPara="0" vertOverflow="overflow" horzOverflow="overflow" vert="horz" wrap="square" lIns="91440" tIns="45720" rIns="91440" bIns="45720" numCol="1" spcCol="0" rtlCol="0" fromWordArt="0" anchor="ctr" anchorCtr="0" forceAA="0" compatLnSpc="1">
-                              <a:prstTxWarp prst="textNoShape">
-                                <a:avLst/>
-                              </a:prstTxWarp>
-                              <a:noAutofit/>
-                            </wps:bodyPr>
-                          </wps:wsp>
-                        </a:graphicData>
-                      </a:graphic>
-                    </wp:anchor>
-                  </w:drawing>
-                </mc:Choice>
-                <mc:Fallback>
-                  <w:pict>
-                    <v:rect w14:anchorId="7AB290C1" id="Rectangle 123" o:spid="_x0000_s1026" style="position:absolute;margin-left:56.45pt;margin-top:4.5pt;width:9.4pt;height:9.4pt;z-index:251896832;visibility:visible;mso-wrap-style:square;mso-wrap-distance-left:9pt;mso-wrap-distance-top:0;mso-wrap-distance-right:9pt;mso-wrap-distance-bottom:0;mso-position-horizontal:absolute;mso-position-horizontal-relative:text;mso-position-vertical:absolute;mso-position-vertical-relative:text;v-text-anchor:middle" o:gfxdata="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" filled="f" strokecolor="black [3213]"/>
-                  </w:pict>
-                </mc:Fallback>
-              </mc:AlternateContent>
-            </w:r>
             <w:r>
               <w:rPr>
                 <w:rFonts w:ascii="TH Sarabun New" w:hAnsi="TH Sarabun New" w:cs="TH Sarabun New"/>
@@ -15215,7 +13256,7 @@
       <w:pPr>
         <w:spacing w:after="0" w:line="240" w:lineRule="auto"/>
         <w:rPr>
-          <w:rFonts w:ascii="TH Sarabun New" w:hAnsi="TH Sarabun New" w:cs="TH Sarabun New" w:hint="cs"/>
+          <w:rFonts w:ascii="TH Sarabun New" w:hAnsi="TH Sarabun New" w:cs="TH Sarabun New"/>
           <w:sz w:val="30"/>
           <w:szCs w:val="30"/>
         </w:rPr>

--- a/HRCP-KKU-Academic/src/main/resources/templates/docx/Phase2/p2doc_7.docx
+++ b/HRCP-KKU-Academic/src/main/resources/templates/docx/Phase2/p2doc_7.docx
@@ -663,6 +663,7 @@
           </w:p>
           <w:p>
             <w:pPr>
+              <w:jc w:val="thaiDistribute"/>
               <w:rPr>
                 <w:rFonts w:ascii="TH Sarabun New" w:hAnsi="TH Sarabun New" w:cs="TH Sarabun New"/>
                 <w:sz w:val="30"/>
@@ -803,6 +804,7 @@
           </w:p>
           <w:p>
             <w:pPr>
+              <w:jc w:val="thaiDistribute"/>
               <w:rPr>
                 <w:rFonts w:ascii="TH Sarabun New" w:hAnsi="TH Sarabun New" w:cs="TH Sarabun New"/>
                 <w:sz w:val="30"/>
@@ -891,6 +893,7 @@
           </w:p>
           <w:p>
             <w:pPr>
+              <w:jc w:val="thaiDistribute"/>
               <w:rPr>
                 <w:rFonts w:ascii="TH Sarabun New" w:hAnsi="TH Sarabun New" w:cs="TH Sarabun New"/>
                 <w:sz w:val="30"/>
@@ -977,6 +980,7 @@
           </w:p>
           <w:p>
             <w:pPr>
+              <w:jc w:val="thaiDistribute"/>
               <w:rPr>
                 <w:rFonts w:ascii="TH Sarabun New" w:hAnsi="TH Sarabun New" w:cs="TH Sarabun New"/>
                 <w:sz w:val="30"/>
@@ -1905,6 +1909,7 @@
           </w:p>
           <w:p>
             <w:pPr>
+              <w:jc w:val="thaiDistribute"/>
               <w:rPr>
                 <w:rFonts w:ascii="TH Sarabun New" w:hAnsi="TH Sarabun New" w:cs="TH Sarabun New"/>
                 <w:sz w:val="30"/>
@@ -2628,6 +2633,7 @@
             <w:pPr>
               <w:pStyle w:val="Heading5"/>
               <w:ind w:firstLine="0"/>
+              <w:jc w:val="thaiDistribute"/>
               <w:rPr>
                 <w:rFonts w:ascii="TH Sarabun New" w:hAnsi="TH Sarabun New" w:cs="TH Sarabun New"/>
                 <w:u w:val="none"/>
@@ -2928,6 +2934,7 @@
           </w:p>
           <w:p>
             <w:pPr>
+              <w:jc w:val="thaiDistribute"/>
               <w:rPr>
                 <w:rFonts w:ascii="TH Sarabun New" w:hAnsi="TH Sarabun New" w:cs="TH Sarabun New"/>
                 <w:sz w:val="28"/>
@@ -3198,6 +3205,7 @@
           </w:p>
           <w:p>
             <w:pPr>
+              <w:jc w:val="thaiDistribute"/>
               <w:rPr>
                 <w:rFonts w:ascii="TH Sarabun New" w:hAnsi="TH Sarabun New" w:cs="TH Sarabun New"/>
                 <w:sz w:val="28"/>
@@ -3752,6 +3760,7 @@
           </w:tcPr>
           <w:p>
             <w:pPr>
+              <w:jc w:val="thaiDistribute"/>
               <w:rPr>
                 <w:rFonts w:ascii="TH Sarabun New" w:hAnsi="TH Sarabun New" w:cs="TH Sarabun New"/>
                 <w:b/>
@@ -4130,6 +4139,7 @@
           </w:p>
           <w:p>
             <w:pPr>
+              <w:jc w:val="thaiDistribute"/>
               <w:rPr>
                 <w:rFonts w:ascii="TH Sarabun New" w:hAnsi="TH Sarabun New" w:cs="TH Sarabun New"/>
                 <w:sz w:val="30"/>
@@ -4463,6 +4473,7 @@
           </w:p>
           <w:p>
             <w:pPr>
+              <w:jc w:val="thaiDistribute"/>
               <w:rPr>
                 <w:rFonts w:ascii="TH Sarabun New" w:hAnsi="TH Sarabun New" w:cs="TH Sarabun New"/>
                 <w:sz w:val="30"/>
@@ -5205,6 +5216,7 @@
           </w:tcPr>
           <w:p>
             <w:pPr>
+              <w:jc w:val="thaiDistribute"/>
               <w:rPr>
                 <w:rFonts w:ascii="TH Sarabun New" w:hAnsi="TH Sarabun New" w:cs="TH Sarabun New"/>
                 <w:b/>
@@ -5920,6 +5932,7 @@
           </w:p>
           <w:p>
             <w:pPr>
+              <w:jc w:val="thaiDistribute"/>
               <w:rPr>
                 <w:rFonts w:ascii="TH Sarabun New" w:hAnsi="TH Sarabun New" w:cs="TH Sarabun New"/>
                 <w:sz w:val="30"/>
@@ -6198,6 +6211,7 @@
           </w:p>
           <w:p>
             <w:pPr>
+              <w:jc w:val="thaiDistribute"/>
               <w:rPr>
                 <w:rFonts w:ascii="TH Sarabun New" w:hAnsi="TH Sarabun New" w:cs="TH Sarabun New"/>
                 <w:b/>
@@ -6584,6 +6598,7 @@
           </w:p>
           <w:p>
             <w:pPr>
+              <w:jc w:val="thaiDistribute"/>
               <w:rPr>
                 <w:rFonts w:ascii="TH Sarabun New" w:hAnsi="TH Sarabun New" w:cs="TH Sarabun New"/>
                 <w:sz w:val="30"/>
@@ -6660,6 +6675,7 @@
           </w:p>
           <w:p>
             <w:pPr>
+              <w:jc w:val="thaiDistribute"/>
               <w:rPr>
                 <w:rFonts w:ascii="TH Sarabun New" w:hAnsi="TH Sarabun New" w:cs="TH Sarabun New"/>
                 <w:sz w:val="30"/>
@@ -6907,6 +6923,7 @@
           </w:p>
           <w:p>
             <w:pPr>
+              <w:jc w:val="thaiDistribute"/>
               <w:rPr>
                 <w:rFonts w:ascii="TH Sarabun New" w:hAnsi="TH Sarabun New" w:cs="TH Sarabun New"/>
                 <w:sz w:val="30"/>
@@ -7489,6 +7506,7 @@
           </w:tcPr>
           <w:p>
             <w:pPr>
+              <w:jc w:val="thaiDistribute"/>
               <w:rPr>
                 <w:rFonts w:ascii="TH Sarabun New" w:hAnsi="TH Sarabun New" w:cs="TH Sarabun New"/>
                 <w:b/>
@@ -7933,6 +7951,7 @@
           </w:p>
           <w:p>
             <w:pPr>
+              <w:jc w:val="thaiDistribute"/>
               <w:rPr>
                 <w:rFonts w:ascii="TH Sarabun New" w:hAnsi="TH Sarabun New" w:cs="TH Sarabun New"/>
                 <w:sz w:val="30"/>
@@ -8018,6 +8037,7 @@
           </w:p>
           <w:p>
             <w:pPr>
+              <w:jc w:val="thaiDistribute"/>
               <w:rPr>
                 <w:rFonts w:ascii="TH Sarabun New" w:hAnsi="TH Sarabun New" w:cs="TH Sarabun New"/>
                 <w:sz w:val="30"/>
@@ -8355,6 +8375,7 @@
           </w:p>
           <w:p>
             <w:pPr>
+              <w:jc w:val="thaiDistribute"/>
               <w:rPr>
                 <w:rFonts w:ascii="TH Sarabun New" w:hAnsi="TH Sarabun New" w:cs="TH Sarabun New"/>
                 <w:b/>
@@ -8679,6 +8700,7 @@
           </w:p>
           <w:p>
             <w:pPr>
+              <w:jc w:val="thaiDistribute"/>
               <w:rPr>
                 <w:rFonts w:ascii="TH Sarabun New" w:hAnsi="TH Sarabun New" w:cs="TH Sarabun New"/>
                 <w:sz w:val="30"/>
@@ -9009,6 +9031,7 @@
           </w:p>
           <w:p>
             <w:pPr>
+              <w:jc w:val="thaiDistribute"/>
               <w:rPr>
                 <w:rFonts w:ascii="TH Sarabun New" w:hAnsi="TH Sarabun New" w:cs="TH Sarabun New"/>
                 <w:b/>
@@ -9297,6 +9320,7 @@
           </w:p>
           <w:p>
             <w:pPr>
+              <w:jc w:val="thaiDistribute"/>
               <w:rPr>
                 <w:rFonts w:ascii="TH Sarabun New" w:hAnsi="TH Sarabun New" w:cs="TH Sarabun New"/>
                 <w:b/>
@@ -9472,6 +9496,7 @@
           </w:tcPr>
           <w:p>
             <w:pPr>
+              <w:jc w:val="thaiDistribute"/>
               <w:rPr>
                 <w:rFonts w:ascii="TH Sarabun New" w:hAnsi="TH Sarabun New" w:cs="TH Sarabun New"/>
                 <w:sz w:val="30"/>
@@ -9641,6 +9666,7 @@
           </w:p>
           <w:p>
             <w:pPr>
+              <w:jc w:val="thaiDistribute"/>
               <w:rPr>
                 <w:rFonts w:ascii="TH Sarabun New" w:hAnsi="TH Sarabun New" w:cs="TH Sarabun New"/>
                 <w:sz w:val="30"/>
@@ -9818,6 +9844,7 @@
           </w:tcPr>
           <w:p>
             <w:pPr>
+              <w:jc w:val="thaiDistribute"/>
               <w:rPr>
                 <w:rFonts w:ascii="TH Sarabun New" w:hAnsi="TH Sarabun New" w:cs="TH Sarabun New"/>
                 <w:b/>
@@ -10104,6 +10131,7 @@
           </w:p>
           <w:p>
             <w:pPr>
+              <w:jc w:val="thaiDistribute"/>
               <w:rPr>
                 <w:rFonts w:ascii="TH Sarabun New" w:hAnsi="TH Sarabun New" w:cs="TH Sarabun New"/>
                 <w:sz w:val="30"/>
@@ -10405,6 +10433,7 @@
           </w:p>
           <w:p>
             <w:pPr>
+              <w:jc w:val="thaiDistribute"/>
               <w:rPr>
                 <w:rFonts w:ascii="TH Sarabun New" w:hAnsi="TH Sarabun New" w:cs="TH Sarabun New"/>
                 <w:sz w:val="30"/>
@@ -10872,6 +10901,7 @@
           </w:tcPr>
           <w:p>
             <w:pPr>
+              <w:jc w:val="thaiDistribute"/>
               <w:rPr>
                 <w:rFonts w:ascii="TH Sarabun New" w:hAnsi="TH Sarabun New" w:cs="TH Sarabun New"/>
                 <w:b/>
@@ -11859,6 +11889,7 @@
           </w:p>
           <w:p>
             <w:pPr>
+              <w:jc w:val="thaiDistribute"/>
               <w:rPr>
                 <w:rFonts w:ascii="TH Sarabun New" w:hAnsi="TH Sarabun New" w:cs="TH Sarabun New"/>
                 <w:sz w:val="30"/>
@@ -12037,6 +12068,7 @@
           </w:tcPr>
           <w:p>
             <w:pPr>
+              <w:jc w:val="thaiDistribute"/>
               <w:rPr>
                 <w:rFonts w:ascii="TH Sarabun New" w:hAnsi="TH Sarabun New" w:cs="TH Sarabun New"/>
                 <w:b/>
@@ -12352,6 +12384,7 @@
           </w:p>
           <w:p>
             <w:pPr>
+              <w:jc w:val="thaiDistribute"/>
               <w:rPr>
                 <w:rFonts w:ascii="TH Sarabun New" w:hAnsi="TH Sarabun New" w:cs="TH Sarabun New"/>
                 <w:sz w:val="30"/>
@@ -12552,6 +12585,7 @@
           </w:p>
           <w:p>
             <w:pPr>
+              <w:jc w:val="thaiDistribute"/>
               <w:rPr>
                 <w:rFonts w:ascii="TH Sarabun New" w:hAnsi="TH Sarabun New" w:cs="TH Sarabun New"/>
                 <w:sz w:val="30"/>
